--- a/JAVA_practical/Practical's.docx
+++ b/JAVA_practical/Practical's.docx
@@ -1,6 +1,6 @@
 
 <file path=word/document.xml><?xml version="1.0" encoding="utf-8"?>
-<w:document xmlns:wpc="http://schemas.microsoft.com/office/word/2010/wordprocessingCanvas" xmlns:cx="http://schemas.microsoft.com/office/drawing/2014/chartex" xmlns:cx1="http://schemas.microsoft.com/office/drawing/2015/9/8/chartex" xmlns:cx2="http://schemas.microsoft.com/office/drawing/2015/10/21/chartex" xmlns:cx3="http://schemas.microsoft.com/office/drawing/2016/5/9/chartex" xmlns:cx4="http://schemas.microsoft.com/office/drawing/2016/5/10/chartex" xmlns:cx5="http://schemas.microsoft.com/office/drawing/2016/5/11/chartex" xmlns:cx6="http://schemas.microsoft.com/office/drawing/2016/5/12/chartex" xmlns:cx7="http://schemas.microsoft.com/office/drawing/2016/5/13/chartex" xmlns:cx8="http://schemas.microsoft.com/office/drawing/2016/5/14/chartex" xmlns:mc="http://schemas.openxmlformats.org/markup-compatibility/2006" xmlns:aink="http://schemas.microsoft.com/office/drawing/2016/ink" xmlns:am3d="http://schemas.microsoft.com/office/drawing/2017/model3d" xmlns:o="urn:schemas-microsoft-com:office:office" xmlns:r="http://schemas.openxmlformats.org/officeDocument/2006/relationships" xmlns:m="http://schemas.openxmlformats.org/officeDocument/2006/math" xmlns:v="urn:schemas-microsoft-com:vml" xmlns:wp14="http://schemas.microsoft.com/office/word/2010/wordprocessingDrawing" xmlns:wp="http://schemas.openxmlformats.org/drawingml/2006/wordprocessingDrawing" xmlns:w10="urn:schemas-microsoft-com:office:word" xmlns:w="http://schemas.openxmlformats.org/wordprocessingml/2006/main" xmlns:w14="http://schemas.microsoft.com/office/word/2010/wordml" xmlns:w15="http://schemas.microsoft.com/office/word/2012/wordml" xmlns:w16cid="http://schemas.microsoft.com/office/word/2016/wordml/cid" xmlns:w16se="http://schemas.microsoft.com/office/word/2015/wordml/symex" xmlns:wpg="http://schemas.microsoft.com/office/word/2010/wordprocessingGroup" xmlns:wpi="http://schemas.microsoft.com/office/word/2010/wordprocessingInk" xmlns:wne="http://schemas.microsoft.com/office/word/2006/wordml" xmlns:wps="http://schemas.microsoft.com/office/word/2010/wordprocessingShape" mc:Ignorable="w14 w15 w16se w16cid wp14">
+<w:document xmlns:wpc="http://schemas.microsoft.com/office/word/2010/wordprocessingCanvas" xmlns:cx="http://schemas.microsoft.com/office/drawing/2014/chartex" xmlns:cx1="http://schemas.microsoft.com/office/drawing/2015/9/8/chartex" xmlns:cx2="http://schemas.microsoft.com/office/drawing/2015/10/21/chartex" xmlns:cx3="http://schemas.microsoft.com/office/drawing/2016/5/9/chartex" xmlns:cx4="http://schemas.microsoft.com/office/drawing/2016/5/10/chartex" xmlns:cx5="http://schemas.microsoft.com/office/drawing/2016/5/11/chartex" xmlns:cx6="http://schemas.microsoft.com/office/drawing/2016/5/12/chartex" xmlns:cx7="http://schemas.microsoft.com/office/drawing/2016/5/13/chartex" xmlns:cx8="http://schemas.microsoft.com/office/drawing/2016/5/14/chartex" xmlns:mc="http://schemas.openxmlformats.org/markup-compatibility/2006" xmlns:o="urn:schemas-microsoft-com:office:office" xmlns:r="http://schemas.openxmlformats.org/officeDocument/2006/relationships" xmlns:m="http://schemas.openxmlformats.org/officeDocument/2006/math" xmlns:v="urn:schemas-microsoft-com:vml" xmlns:wp14="http://schemas.microsoft.com/office/word/2010/wordprocessingDrawing" xmlns:wp="http://schemas.openxmlformats.org/drawingml/2006/wordprocessingDrawing" xmlns:w="http://schemas.openxmlformats.org/wordprocessingml/2006/main" xmlns:w14="http://schemas.microsoft.com/office/word/2010/wordml" xmlns:w10="urn:schemas-microsoft-com:office:word" xmlns:w15="http://schemas.microsoft.com/office/word/2012/wordml" xmlns:wpg="http://schemas.microsoft.com/office/word/2010/wordprocessingGroup" xmlns:wpi="http://schemas.microsoft.com/office/word/2010/wordprocessingInk" xmlns:wne="http://schemas.microsoft.com/office/word/2006/wordml" xmlns:wps="http://schemas.microsoft.com/office/word/2010/wordprocessingShape" xmlns:wpsCustomData="http://www.wps.cn/officeDocument/2013/wpsCustomData" mc:Ignorable="w14 w15 wp14">
   <w:body>
     <w:p>
       <w:pPr>
@@ -45,7 +45,7 @@
     </w:p>
     <w:p>
       <w:pPr>
-        <w:pStyle w:val="ListParagraph"/>
+        <w:pStyle w:val="7"/>
         <w:numPr>
           <w:ilvl w:val="0"/>
           <w:numId w:val="1"/>
@@ -57,11 +57,10 @@
       </w:pPr>
       <w:r>
         <w:rPr>
-          <w:noProof/>
           <w:lang w:val="en-US"/>
         </w:rPr>
         <w:drawing>
-          <wp:anchor distT="0" distB="0" distL="114300" distR="114300" simplePos="0" relativeHeight="251658240" behindDoc="0" locked="0" layoutInCell="1" allowOverlap="1" wp14:anchorId="29304F14" wp14:editId="3D566D89">
+          <wp:anchor distT="0" distB="0" distL="114300" distR="114300" simplePos="0" relativeHeight="251659264" behindDoc="0" locked="0" layoutInCell="1" allowOverlap="1">
             <wp:simplePos x="0" y="0"/>
             <wp:positionH relativeFrom="column">
               <wp:posOffset>457200</wp:posOffset>
@@ -80,11 +79,13 @@
               <a:graphicData uri="http://schemas.openxmlformats.org/drawingml/2006/picture">
                 <pic:pic xmlns:pic="http://schemas.openxmlformats.org/drawingml/2006/picture">
                   <pic:nvPicPr>
-                    <pic:cNvPr id="1" name=""/>
-                    <pic:cNvPicPr/>
+                    <pic:cNvPr id="1" name="Picture 1"/>
+                    <pic:cNvPicPr>
+                      <a:picLocks noChangeAspect="1"/>
+                    </pic:cNvPicPr>
                   </pic:nvPicPr>
                   <pic:blipFill>
-                    <a:blip r:embed="rId7">
+                    <a:blip r:embed="rId8">
                       <a:extLst>
                         <a:ext uri="{28A0092B-C50C-407E-A947-70E740481C1C}">
                           <a14:useLocalDpi xmlns:a14="http://schemas.microsoft.com/office/drawing/2010/main" val="0"/>
@@ -112,12 +113,11 @@
       </w:r>
       <w:r>
         <w:rPr>
-          <w:noProof/>
           <w:sz w:val="28"/>
           <w:lang w:val="en-US"/>
         </w:rPr>
         <w:drawing>
-          <wp:anchor distT="0" distB="0" distL="114300" distR="114300" simplePos="0" relativeHeight="251659264" behindDoc="0" locked="0" layoutInCell="1" allowOverlap="1" wp14:anchorId="37B4EE3F" wp14:editId="3324B9AF">
+          <wp:anchor distT="0" distB="0" distL="114300" distR="114300" simplePos="0" relativeHeight="251660288" behindDoc="0" locked="0" layoutInCell="1" allowOverlap="1">
             <wp:simplePos x="0" y="0"/>
             <wp:positionH relativeFrom="margin">
               <wp:align>right</wp:align>
@@ -136,11 +136,13 @@
               <a:graphicData uri="http://schemas.openxmlformats.org/drawingml/2006/picture">
                 <pic:pic xmlns:pic="http://schemas.openxmlformats.org/drawingml/2006/picture">
                   <pic:nvPicPr>
-                    <pic:cNvPr id="1" name=""/>
-                    <pic:cNvPicPr/>
+                    <pic:cNvPr id="2" name="Picture 2"/>
+                    <pic:cNvPicPr>
+                      <a:picLocks noChangeAspect="1"/>
+                    </pic:cNvPicPr>
                   </pic:nvPicPr>
                   <pic:blipFill>
-                    <a:blip r:embed="rId8">
+                    <a:blip r:embed="rId9">
                       <a:extLst>
                         <a:ext uri="{28A0092B-C50C-407E-A947-70E740481C1C}">
                           <a14:useLocalDpi xmlns:a14="http://schemas.microsoft.com/office/drawing/2010/main" val="0"/>
@@ -174,15 +176,12 @@
         <w:t>Default Constructor:</w:t>
       </w:r>
       <w:r>
-        <w:rPr>
-          <w:noProof/>
-        </w:rPr>
         <w:t xml:space="preserve"> </w:t>
       </w:r>
     </w:p>
     <w:p>
       <w:pPr>
-        <w:pStyle w:val="ListParagraph"/>
+        <w:pStyle w:val="7"/>
         <w:numPr>
           <w:ilvl w:val="0"/>
           <w:numId w:val="1"/>
@@ -194,12 +193,11 @@
       </w:pPr>
       <w:r>
         <w:rPr>
-          <w:noProof/>
           <w:sz w:val="28"/>
           <w:lang w:val="en-US"/>
         </w:rPr>
         <w:drawing>
-          <wp:anchor distT="0" distB="0" distL="114300" distR="114300" simplePos="0" relativeHeight="251660288" behindDoc="0" locked="0" layoutInCell="1" allowOverlap="1" wp14:anchorId="011CB1F4" wp14:editId="44E39B9B">
+          <wp:anchor distT="0" distB="0" distL="114300" distR="114300" simplePos="0" relativeHeight="251661312" behindDoc="0" locked="0" layoutInCell="1" allowOverlap="1">
             <wp:simplePos x="0" y="0"/>
             <wp:positionH relativeFrom="column">
               <wp:posOffset>449580</wp:posOffset>
@@ -218,11 +216,13 @@
               <a:graphicData uri="http://schemas.openxmlformats.org/drawingml/2006/picture">
                 <pic:pic xmlns:pic="http://schemas.openxmlformats.org/drawingml/2006/picture">
                   <pic:nvPicPr>
-                    <pic:cNvPr id="1" name=""/>
-                    <pic:cNvPicPr/>
+                    <pic:cNvPr id="4" name="Picture 4"/>
+                    <pic:cNvPicPr>
+                      <a:picLocks noChangeAspect="1"/>
+                    </pic:cNvPicPr>
                   </pic:nvPicPr>
                   <pic:blipFill>
-                    <a:blip r:embed="rId9">
+                    <a:blip r:embed="rId10">
                       <a:extLst>
                         <a:ext uri="{28A0092B-C50C-407E-A947-70E740481C1C}">
                           <a14:useLocalDpi xmlns:a14="http://schemas.microsoft.com/office/drawing/2010/main" val="0"/>
@@ -248,39 +248,29 @@
           </wp:anchor>
         </w:drawing>
       </w:r>
-      <w:proofErr w:type="spellStart"/>
-      <w:r>
-        <w:rPr>
-          <w:sz w:val="28"/>
-          <w:lang w:val="en-US"/>
-        </w:rPr>
-        <w:t>Parameterised</w:t>
-      </w:r>
-      <w:proofErr w:type="spellEnd"/>
-      <w:r>
-        <w:rPr>
-          <w:sz w:val="28"/>
-          <w:lang w:val="en-US"/>
-        </w:rPr>
-        <w:t xml:space="preserve"> Constructor:</w:t>
-      </w:r>
-    </w:p>
-    <w:p>
-      <w:pPr>
-        <w:pStyle w:val="ListParagraph"/>
-        <w:rPr>
-          <w:sz w:val="28"/>
-          <w:lang w:val="en-US"/>
-        </w:rPr>
-      </w:pPr>
-      <w:r>
-        <w:rPr>
-          <w:noProof/>
+      <w:r>
+        <w:rPr>
+          <w:sz w:val="28"/>
+          <w:lang w:val="en-US"/>
+        </w:rPr>
+        <w:t>Parameterised Constructor:</w:t>
+      </w:r>
+    </w:p>
+    <w:p>
+      <w:pPr>
+        <w:pStyle w:val="7"/>
+        <w:rPr>
+          <w:sz w:val="28"/>
+          <w:lang w:val="en-US"/>
+        </w:rPr>
+      </w:pPr>
+      <w:r>
+        <w:rPr>
           <w:sz w:val="28"/>
           <w:lang w:val="en-US"/>
         </w:rPr>
         <w:drawing>
-          <wp:anchor distT="0" distB="0" distL="114300" distR="114300" simplePos="0" relativeHeight="251661312" behindDoc="0" locked="0" layoutInCell="1" allowOverlap="1" wp14:anchorId="0C47CAE3" wp14:editId="393F166B">
+          <wp:anchor distT="0" distB="0" distL="114300" distR="114300" simplePos="0" relativeHeight="251662336" behindDoc="0" locked="0" layoutInCell="1" allowOverlap="1">
             <wp:simplePos x="0" y="0"/>
             <wp:positionH relativeFrom="column">
               <wp:posOffset>457200</wp:posOffset>
@@ -299,11 +289,13 @@
               <a:graphicData uri="http://schemas.openxmlformats.org/drawingml/2006/picture">
                 <pic:pic xmlns:pic="http://schemas.openxmlformats.org/drawingml/2006/picture">
                   <pic:nvPicPr>
-                    <pic:cNvPr id="1" name=""/>
-                    <pic:cNvPicPr/>
+                    <pic:cNvPr id="3" name="Picture 3"/>
+                    <pic:cNvPicPr>
+                      <a:picLocks noChangeAspect="1"/>
+                    </pic:cNvPicPr>
                   </pic:nvPicPr>
                   <pic:blipFill>
-                    <a:blip r:embed="rId10">
+                    <a:blip r:embed="rId11">
                       <a:extLst>
                         <a:ext uri="{28A0092B-C50C-407E-A947-70E740481C1C}">
                           <a14:useLocalDpi xmlns:a14="http://schemas.microsoft.com/office/drawing/2010/main" val="0"/>
@@ -347,7 +339,7 @@
     </w:p>
     <w:p>
       <w:pPr>
-        <w:pStyle w:val="ListParagraph"/>
+        <w:pStyle w:val="7"/>
         <w:numPr>
           <w:ilvl w:val="0"/>
           <w:numId w:val="1"/>
@@ -359,13 +351,11 @@
       </w:pPr>
       <w:r>
         <w:rPr>
-          <w:noProof/>
-          <w:sz w:val="28"/>
-          <w:lang w:val="en-US"/>
-        </w:rPr>
-        <w:lastRenderedPageBreak/>
+          <w:sz w:val="28"/>
+          <w:lang w:val="en-US"/>
+        </w:rPr>
         <w:drawing>
-          <wp:anchor distT="0" distB="0" distL="114300" distR="114300" simplePos="0" relativeHeight="251663360" behindDoc="0" locked="0" layoutInCell="1" allowOverlap="1" wp14:anchorId="1AED0D3B" wp14:editId="1321573E">
+          <wp:anchor distT="0" distB="0" distL="114300" distR="114300" simplePos="0" relativeHeight="251664384" behindDoc="0" locked="0" layoutInCell="1" allowOverlap="1">
             <wp:simplePos x="0" y="0"/>
             <wp:positionH relativeFrom="column">
               <wp:posOffset>441960</wp:posOffset>
@@ -384,11 +374,13 @@
               <a:graphicData uri="http://schemas.openxmlformats.org/drawingml/2006/picture">
                 <pic:pic xmlns:pic="http://schemas.openxmlformats.org/drawingml/2006/picture">
                   <pic:nvPicPr>
-                    <pic:cNvPr id="1" name=""/>
-                    <pic:cNvPicPr/>
+                    <pic:cNvPr id="7" name="Picture 7"/>
+                    <pic:cNvPicPr>
+                      <a:picLocks noChangeAspect="1"/>
+                    </pic:cNvPicPr>
                   </pic:nvPicPr>
                   <pic:blipFill>
-                    <a:blip r:embed="rId11">
+                    <a:blip r:embed="rId12">
                       <a:extLst>
                         <a:ext uri="{28A0092B-C50C-407E-A947-70E740481C1C}">
                           <a14:useLocalDpi xmlns:a14="http://schemas.microsoft.com/office/drawing/2010/main" val="0"/>
@@ -411,23 +403,16 @@
                 </pic:pic>
               </a:graphicData>
             </a:graphic>
-            <wp14:sizeRelH relativeFrom="margin">
-              <wp14:pctWidth>0</wp14:pctWidth>
-            </wp14:sizeRelH>
-            <wp14:sizeRelV relativeFrom="margin">
-              <wp14:pctHeight>0</wp14:pctHeight>
-            </wp14:sizeRelV>
           </wp:anchor>
         </w:drawing>
       </w:r>
       <w:r>
         <w:rPr>
-          <w:noProof/>
           <w:sz w:val="28"/>
           <w:lang w:val="en-US"/>
         </w:rPr>
         <w:drawing>
-          <wp:anchor distT="0" distB="0" distL="114300" distR="114300" simplePos="0" relativeHeight="251662336" behindDoc="0" locked="0" layoutInCell="1" allowOverlap="1" wp14:anchorId="16A6DA4A" wp14:editId="1A110B59">
+          <wp:anchor distT="0" distB="0" distL="114300" distR="114300" simplePos="0" relativeHeight="251663360" behindDoc="0" locked="0" layoutInCell="1" allowOverlap="1">
             <wp:simplePos x="0" y="0"/>
             <wp:positionH relativeFrom="column">
               <wp:posOffset>411480</wp:posOffset>
@@ -446,11 +431,13 @@
               <a:graphicData uri="http://schemas.openxmlformats.org/drawingml/2006/picture">
                 <pic:pic xmlns:pic="http://schemas.openxmlformats.org/drawingml/2006/picture">
                   <pic:nvPicPr>
-                    <pic:cNvPr id="1" name=""/>
-                    <pic:cNvPicPr/>
+                    <pic:cNvPr id="5" name="Picture 5"/>
+                    <pic:cNvPicPr>
+                      <a:picLocks noChangeAspect="1"/>
+                    </pic:cNvPicPr>
                   </pic:nvPicPr>
                   <pic:blipFill>
-                    <a:blip r:embed="rId12">
+                    <a:blip r:embed="rId13">
                       <a:extLst>
                         <a:ext uri="{28A0092B-C50C-407E-A947-70E740481C1C}">
                           <a14:useLocalDpi xmlns:a14="http://schemas.microsoft.com/office/drawing/2010/main" val="0"/>
@@ -473,12 +460,6 @@
                 </pic:pic>
               </a:graphicData>
             </a:graphic>
-            <wp14:sizeRelH relativeFrom="margin">
-              <wp14:pctWidth>0</wp14:pctWidth>
-            </wp14:sizeRelH>
-            <wp14:sizeRelV relativeFrom="margin">
-              <wp14:pctHeight>0</wp14:pctHeight>
-            </wp14:sizeRelV>
           </wp:anchor>
         </w:drawing>
       </w:r>
@@ -492,7 +473,7 @@
     </w:p>
     <w:p>
       <w:pPr>
-        <w:pStyle w:val="ListParagraph"/>
+        <w:pStyle w:val="7"/>
         <w:numPr>
           <w:ilvl w:val="0"/>
           <w:numId w:val="1"/>
@@ -512,21 +493,20 @@
     </w:p>
     <w:p>
       <w:pPr>
-        <w:pStyle w:val="ListParagraph"/>
-        <w:rPr>
-          <w:sz w:val="28"/>
-          <w:lang w:val="en-US"/>
-        </w:rPr>
-      </w:pPr>
-      <w:r>
-        <w:rPr>
-          <w:noProof/>
+        <w:pStyle w:val="7"/>
+        <w:rPr>
+          <w:sz w:val="28"/>
+          <w:lang w:val="en-US"/>
+        </w:rPr>
+      </w:pPr>
+      <w:r>
+        <w:rPr>
           <w:sz w:val="28"/>
           <w:lang w:val="en-US"/>
         </w:rPr>
         <w:drawing>
-          <wp:inline distT="0" distB="0" distL="0" distR="0" wp14:anchorId="4C5F69B4" wp14:editId="0366F397">
-            <wp:extent cx="3983527" cy="2827020"/>
+          <wp:inline distT="0" distB="0" distL="0" distR="0">
+            <wp:extent cx="3983355" cy="2827020"/>
             <wp:effectExtent l="0" t="0" r="0" b="0"/>
             <wp:docPr id="8" name="Picture 8"/>
             <wp:cNvGraphicFramePr>
@@ -536,11 +516,13 @@
               <a:graphicData uri="http://schemas.openxmlformats.org/drawingml/2006/picture">
                 <pic:pic xmlns:pic="http://schemas.openxmlformats.org/drawingml/2006/picture">
                   <pic:nvPicPr>
-                    <pic:cNvPr id="1" name=""/>
-                    <pic:cNvPicPr/>
+                    <pic:cNvPr id="8" name="Picture 8"/>
+                    <pic:cNvPicPr>
+                      <a:picLocks noChangeAspect="1"/>
+                    </pic:cNvPicPr>
                   </pic:nvPicPr>
                   <pic:blipFill>
-                    <a:blip r:embed="rId13"/>
+                    <a:blip r:embed="rId14"/>
                     <a:stretch>
                       <a:fillRect/>
                     </a:stretch>
@@ -563,21 +545,20 @@
     </w:p>
     <w:p>
       <w:pPr>
-        <w:pStyle w:val="ListParagraph"/>
-        <w:rPr>
-          <w:sz w:val="28"/>
-          <w:lang w:val="en-US"/>
-        </w:rPr>
-      </w:pPr>
-      <w:r>
-        <w:rPr>
-          <w:noProof/>
+        <w:pStyle w:val="7"/>
+        <w:rPr>
+          <w:sz w:val="28"/>
+          <w:lang w:val="en-US"/>
+        </w:rPr>
+      </w:pPr>
+      <w:r>
+        <w:rPr>
           <w:sz w:val="28"/>
           <w:lang w:val="en-US"/>
         </w:rPr>
         <w:drawing>
-          <wp:inline distT="0" distB="0" distL="0" distR="0" wp14:anchorId="1F9B8920" wp14:editId="2CE85CFA">
-            <wp:extent cx="1971950" cy="495369"/>
+          <wp:inline distT="0" distB="0" distL="0" distR="0">
+            <wp:extent cx="1971675" cy="495300"/>
             <wp:effectExtent l="0" t="0" r="9525" b="0"/>
             <wp:docPr id="9" name="Picture 9"/>
             <wp:cNvGraphicFramePr>
@@ -587,11 +568,13 @@
               <a:graphicData uri="http://schemas.openxmlformats.org/drawingml/2006/picture">
                 <pic:pic xmlns:pic="http://schemas.openxmlformats.org/drawingml/2006/picture">
                   <pic:nvPicPr>
-                    <pic:cNvPr id="1" name=""/>
-                    <pic:cNvPicPr/>
+                    <pic:cNvPr id="9" name="Picture 9"/>
+                    <pic:cNvPicPr>
+                      <a:picLocks noChangeAspect="1"/>
+                    </pic:cNvPicPr>
                   </pic:nvPicPr>
                   <pic:blipFill>
-                    <a:blip r:embed="rId14"/>
+                    <a:blip r:embed="rId15"/>
                     <a:stretch>
                       <a:fillRect/>
                     </a:stretch>
@@ -629,7 +612,7 @@
     </w:p>
     <w:p>
       <w:pPr>
-        <w:pStyle w:val="ListParagraph"/>
+        <w:pStyle w:val="7"/>
         <w:numPr>
           <w:ilvl w:val="0"/>
           <w:numId w:val="1"/>
@@ -644,27 +627,25 @@
           <w:sz w:val="28"/>
           <w:lang w:val="en-US"/>
         </w:rPr>
-        <w:lastRenderedPageBreak/>
         <w:t>Static Keyword:</w:t>
       </w:r>
     </w:p>
     <w:p>
       <w:pPr>
-        <w:pStyle w:val="ListParagraph"/>
-        <w:rPr>
-          <w:sz w:val="28"/>
-          <w:lang w:val="en-US"/>
-        </w:rPr>
-      </w:pPr>
-      <w:r>
-        <w:rPr>
-          <w:noProof/>
+        <w:pStyle w:val="7"/>
+        <w:rPr>
+          <w:sz w:val="28"/>
+          <w:lang w:val="en-US"/>
+        </w:rPr>
+      </w:pPr>
+      <w:r>
+        <w:rPr>
           <w:sz w:val="28"/>
           <w:lang w:val="en-US"/>
         </w:rPr>
         <w:drawing>
-          <wp:inline distT="0" distB="0" distL="0" distR="0" wp14:anchorId="6943C02E" wp14:editId="67308AFC">
-            <wp:extent cx="4353533" cy="1714739"/>
+          <wp:inline distT="0" distB="0" distL="0" distR="0">
+            <wp:extent cx="4352925" cy="1714500"/>
             <wp:effectExtent l="0" t="0" r="9525" b="0"/>
             <wp:docPr id="10" name="Picture 10"/>
             <wp:cNvGraphicFramePr>
@@ -674,11 +655,13 @@
               <a:graphicData uri="http://schemas.openxmlformats.org/drawingml/2006/picture">
                 <pic:pic xmlns:pic="http://schemas.openxmlformats.org/drawingml/2006/picture">
                   <pic:nvPicPr>
-                    <pic:cNvPr id="1" name=""/>
-                    <pic:cNvPicPr/>
+                    <pic:cNvPr id="10" name="Picture 10"/>
+                    <pic:cNvPicPr>
+                      <a:picLocks noChangeAspect="1"/>
+                    </pic:cNvPicPr>
                   </pic:nvPicPr>
                   <pic:blipFill>
-                    <a:blip r:embed="rId15"/>
+                    <a:blip r:embed="rId16"/>
                     <a:stretch>
                       <a:fillRect/>
                     </a:stretch>
@@ -701,21 +684,20 @@
     </w:p>
     <w:p>
       <w:pPr>
-        <w:pStyle w:val="ListParagraph"/>
-        <w:rPr>
-          <w:sz w:val="28"/>
-          <w:lang w:val="en-US"/>
-        </w:rPr>
-      </w:pPr>
-      <w:r>
-        <w:rPr>
-          <w:noProof/>
+        <w:pStyle w:val="7"/>
+        <w:rPr>
+          <w:sz w:val="28"/>
+          <w:lang w:val="en-US"/>
+        </w:rPr>
+      </w:pPr>
+      <w:r>
+        <w:rPr>
           <w:sz w:val="28"/>
           <w:lang w:val="en-US"/>
         </w:rPr>
         <w:drawing>
-          <wp:inline distT="0" distB="0" distL="0" distR="0" wp14:anchorId="4C50E36D" wp14:editId="5631AC6E">
-            <wp:extent cx="1981477" cy="657317"/>
+          <wp:inline distT="0" distB="0" distL="0" distR="0">
+            <wp:extent cx="1981200" cy="657225"/>
             <wp:effectExtent l="0" t="0" r="0" b="9525"/>
             <wp:docPr id="11" name="Picture 11"/>
             <wp:cNvGraphicFramePr>
@@ -725,11 +707,13 @@
               <a:graphicData uri="http://schemas.openxmlformats.org/drawingml/2006/picture">
                 <pic:pic xmlns:pic="http://schemas.openxmlformats.org/drawingml/2006/picture">
                   <pic:nvPicPr>
-                    <pic:cNvPr id="1" name=""/>
-                    <pic:cNvPicPr/>
+                    <pic:cNvPr id="11" name="Picture 11"/>
+                    <pic:cNvPicPr>
+                      <a:picLocks noChangeAspect="1"/>
+                    </pic:cNvPicPr>
                   </pic:nvPicPr>
                   <pic:blipFill>
-                    <a:blip r:embed="rId16"/>
+                    <a:blip r:embed="rId17"/>
                     <a:stretch>
                       <a:fillRect/>
                     </a:stretch>
@@ -804,13 +788,12 @@
       </w:pPr>
       <w:r>
         <w:rPr>
-          <w:noProof/>
           <w:sz w:val="28"/>
           <w:lang w:val="en-US"/>
         </w:rPr>
         <w:drawing>
-          <wp:inline distT="0" distB="0" distL="0" distR="0" wp14:anchorId="4AB0DE03" wp14:editId="7E420210">
-            <wp:extent cx="4108606" cy="3406140"/>
+          <wp:inline distT="0" distB="0" distL="0" distR="0">
+            <wp:extent cx="4108450" cy="3406140"/>
             <wp:effectExtent l="0" t="0" r="6350" b="3810"/>
             <wp:docPr id="12" name="Picture 12"/>
             <wp:cNvGraphicFramePr>
@@ -820,11 +803,13 @@
               <a:graphicData uri="http://schemas.openxmlformats.org/drawingml/2006/picture">
                 <pic:pic xmlns:pic="http://schemas.openxmlformats.org/drawingml/2006/picture">
                   <pic:nvPicPr>
-                    <pic:cNvPr id="1" name=""/>
-                    <pic:cNvPicPr/>
+                    <pic:cNvPr id="12" name="Picture 12"/>
+                    <pic:cNvPicPr>
+                      <a:picLocks noChangeAspect="1"/>
+                    </pic:cNvPicPr>
                   </pic:nvPicPr>
                   <pic:blipFill>
-                    <a:blip r:embed="rId17"/>
+                    <a:blip r:embed="rId18"/>
                     <a:stretch>
                       <a:fillRect/>
                     </a:stretch>
@@ -854,13 +839,12 @@
       </w:pPr>
       <w:r>
         <w:rPr>
-          <w:noProof/>
           <w:sz w:val="28"/>
           <w:lang w:val="en-US"/>
         </w:rPr>
         <w:drawing>
-          <wp:inline distT="0" distB="0" distL="0" distR="0" wp14:anchorId="45560C02" wp14:editId="11178DA8">
-            <wp:extent cx="2038635" cy="743054"/>
+          <wp:inline distT="0" distB="0" distL="0" distR="0">
+            <wp:extent cx="2038350" cy="742950"/>
             <wp:effectExtent l="0" t="0" r="0" b="0"/>
             <wp:docPr id="13" name="Picture 13"/>
             <wp:cNvGraphicFramePr>
@@ -870,11 +854,13 @@
               <a:graphicData uri="http://schemas.openxmlformats.org/drawingml/2006/picture">
                 <pic:pic xmlns:pic="http://schemas.openxmlformats.org/drawingml/2006/picture">
                   <pic:nvPicPr>
-                    <pic:cNvPr id="1" name=""/>
-                    <pic:cNvPicPr/>
+                    <pic:cNvPr id="13" name="Picture 13"/>
+                    <pic:cNvPicPr>
+                      <a:picLocks noChangeAspect="1"/>
+                    </pic:cNvPicPr>
                   </pic:nvPicPr>
                   <pic:blipFill>
-                    <a:blip r:embed="rId18"/>
+                    <a:blip r:embed="rId19"/>
                     <a:stretch>
                       <a:fillRect/>
                     </a:stretch>
@@ -922,7 +908,6 @@
           <w:sz w:val="28"/>
           <w:lang w:val="en-US"/>
         </w:rPr>
-        <w:lastRenderedPageBreak/>
         <w:t>2. Multilevel Inheritance:</w:t>
       </w:r>
     </w:p>
@@ -935,12 +920,11 @@
       </w:pPr>
       <w:r>
         <w:rPr>
-          <w:noProof/>
           <w:sz w:val="28"/>
           <w:lang w:val="en-US"/>
         </w:rPr>
         <w:drawing>
-          <wp:anchor distT="0" distB="0" distL="114300" distR="114300" simplePos="0" relativeHeight="251664384" behindDoc="0" locked="0" layoutInCell="1" allowOverlap="1" wp14:anchorId="76587378" wp14:editId="3A52AB32">
+          <wp:anchor distT="0" distB="0" distL="114300" distR="114300" simplePos="0" relativeHeight="251665408" behindDoc="0" locked="0" layoutInCell="1" allowOverlap="1">
             <wp:simplePos x="0" y="0"/>
             <wp:positionH relativeFrom="column">
               <wp:posOffset>3947160</wp:posOffset>
@@ -948,7 +932,7 @@
             <wp:positionV relativeFrom="paragraph">
               <wp:posOffset>2041525</wp:posOffset>
             </wp:positionV>
-            <wp:extent cx="1686160" cy="666843"/>
+            <wp:extent cx="1685925" cy="666750"/>
             <wp:effectExtent l="0" t="0" r="9525" b="0"/>
             <wp:wrapNone/>
             <wp:docPr id="15" name="Picture 15"/>
@@ -959,11 +943,13 @@
               <a:graphicData uri="http://schemas.openxmlformats.org/drawingml/2006/picture">
                 <pic:pic xmlns:pic="http://schemas.openxmlformats.org/drawingml/2006/picture">
                   <pic:nvPicPr>
-                    <pic:cNvPr id="1" name=""/>
-                    <pic:cNvPicPr/>
+                    <pic:cNvPr id="15" name="Picture 15"/>
+                    <pic:cNvPicPr>
+                      <a:picLocks noChangeAspect="1"/>
+                    </pic:cNvPicPr>
                   </pic:nvPicPr>
                   <pic:blipFill>
-                    <a:blip r:embed="rId19">
+                    <a:blip r:embed="rId20">
                       <a:extLst>
                         <a:ext uri="{28A0092B-C50C-407E-A947-70E740481C1C}">
                           <a14:useLocalDpi xmlns:a14="http://schemas.microsoft.com/office/drawing/2010/main" val="0"/>
@@ -991,13 +977,12 @@
       </w:r>
       <w:r>
         <w:rPr>
-          <w:noProof/>
           <w:sz w:val="28"/>
           <w:lang w:val="en-US"/>
         </w:rPr>
         <w:drawing>
-          <wp:inline distT="0" distB="0" distL="0" distR="0" wp14:anchorId="7014AF7B" wp14:editId="649D01BC">
-            <wp:extent cx="3710940" cy="4295146"/>
+          <wp:inline distT="0" distB="0" distL="0" distR="0">
+            <wp:extent cx="3710940" cy="4295140"/>
             <wp:effectExtent l="0" t="0" r="3810" b="0"/>
             <wp:docPr id="14" name="Picture 14"/>
             <wp:cNvGraphicFramePr>
@@ -1007,11 +992,13 @@
               <a:graphicData uri="http://schemas.openxmlformats.org/drawingml/2006/picture">
                 <pic:pic xmlns:pic="http://schemas.openxmlformats.org/drawingml/2006/picture">
                   <pic:nvPicPr>
-                    <pic:cNvPr id="1" name=""/>
-                    <pic:cNvPicPr/>
+                    <pic:cNvPr id="14" name="Picture 14"/>
+                    <pic:cNvPicPr>
+                      <a:picLocks noChangeAspect="1"/>
+                    </pic:cNvPicPr>
                   </pic:nvPicPr>
                   <pic:blipFill>
-                    <a:blip r:embed="rId20"/>
+                    <a:blip r:embed="rId21"/>
                     <a:stretch>
                       <a:fillRect/>
                     </a:stretch>
@@ -1044,37 +1031,27 @@
           <w:sz w:val="28"/>
           <w:lang w:val="en-US"/>
         </w:rPr>
-        <w:t>3. Method Overriding</w:t>
-      </w:r>
-      <w:r>
-        <w:rPr>
-          <w:sz w:val="28"/>
-          <w:lang w:val="en-US"/>
-        </w:rPr>
-        <w:t>:</w:t>
-      </w:r>
-    </w:p>
-    <w:p>
-      <w:pPr>
-        <w:rPr>
-          <w:sz w:val="28"/>
-          <w:lang w:val="en-US"/>
-        </w:rPr>
-      </w:pPr>
-    </w:p>
-    <w:p>
-      <w:pPr>
-        <w:rPr>
-          <w:sz w:val="28"/>
-          <w:lang w:val="en-US"/>
-        </w:rPr>
-      </w:pPr>
-      <w:r>
-        <w:rPr>
-          <w:noProof/>
-        </w:rPr>
+        <w:t>3. Method Overriding:</w:t>
+      </w:r>
+    </w:p>
+    <w:p>
+      <w:pPr>
+        <w:rPr>
+          <w:sz w:val="28"/>
+          <w:lang w:val="en-US"/>
+        </w:rPr>
+      </w:pPr>
+    </w:p>
+    <w:p>
+      <w:pPr>
+        <w:rPr>
+          <w:sz w:val="28"/>
+          <w:lang w:val="en-US"/>
+        </w:rPr>
+      </w:pPr>
+      <w:r>
         <w:drawing>
-          <wp:anchor distT="0" distB="0" distL="114300" distR="114300" simplePos="0" relativeHeight="251665408" behindDoc="0" locked="0" layoutInCell="1" allowOverlap="1" wp14:anchorId="3FDBC856" wp14:editId="6DA15D83">
+          <wp:anchor distT="0" distB="0" distL="114300" distR="114300" simplePos="0" relativeHeight="251666432" behindDoc="0" locked="0" layoutInCell="1" allowOverlap="1">
             <wp:simplePos x="0" y="0"/>
             <wp:positionH relativeFrom="margin">
               <wp:align>left</wp:align>
@@ -1093,11 +1070,13 @@
               <a:graphicData uri="http://schemas.openxmlformats.org/drawingml/2006/picture">
                 <pic:pic xmlns:pic="http://schemas.openxmlformats.org/drawingml/2006/picture">
                   <pic:nvPicPr>
-                    <pic:cNvPr id="1" name=""/>
-                    <pic:cNvPicPr/>
+                    <pic:cNvPr id="16" name="Picture 16"/>
+                    <pic:cNvPicPr>
+                      <a:picLocks noChangeAspect="1"/>
+                    </pic:cNvPicPr>
                   </pic:nvPicPr>
                   <pic:blipFill>
-                    <a:blip r:embed="rId21">
+                    <a:blip r:embed="rId22">
                       <a:extLst>
                         <a:ext uri="{28A0092B-C50C-407E-A947-70E740481C1C}">
                           <a14:useLocalDpi xmlns:a14="http://schemas.microsoft.com/office/drawing/2010/main" val="0"/>
@@ -1172,12 +1151,9 @@
         </w:rPr>
       </w:pPr>
       <w:r>
-        <w:rPr>
-          <w:noProof/>
-        </w:rPr>
         <w:drawing>
-          <wp:inline distT="0" distB="0" distL="0" distR="0" wp14:anchorId="68B89AEB" wp14:editId="0D1C13B3">
-            <wp:extent cx="1580952" cy="723810"/>
+          <wp:inline distT="0" distB="0" distL="0" distR="0">
+            <wp:extent cx="1580515" cy="723265"/>
             <wp:effectExtent l="0" t="0" r="635" b="635"/>
             <wp:docPr id="17" name="Picture 17"/>
             <wp:cNvGraphicFramePr>
@@ -1187,11 +1163,13 @@
               <a:graphicData uri="http://schemas.openxmlformats.org/drawingml/2006/picture">
                 <pic:pic xmlns:pic="http://schemas.openxmlformats.org/drawingml/2006/picture">
                   <pic:nvPicPr>
-                    <pic:cNvPr id="1" name=""/>
-                    <pic:cNvPicPr/>
+                    <pic:cNvPr id="17" name="Picture 17"/>
+                    <pic:cNvPicPr>
+                      <a:picLocks noChangeAspect="1"/>
+                    </pic:cNvPicPr>
                   </pic:nvPicPr>
                   <pic:blipFill>
-                    <a:blip r:embed="rId22"/>
+                    <a:blip r:embed="rId23"/>
                     <a:stretch>
                       <a:fillRect/>
                     </a:stretch>
@@ -1232,7 +1210,6 @@
           <w:sz w:val="28"/>
           <w:lang w:val="en-US"/>
         </w:rPr>
-        <w:lastRenderedPageBreak/>
         <w:t xml:space="preserve">c) </w:t>
       </w:r>
       <w:r>
@@ -1241,15 +1218,7 @@
           <w:sz w:val="28"/>
           <w:lang w:val="en-US"/>
         </w:rPr>
-        <w:t>Aim</w:t>
-      </w:r>
-      <w:r>
-        <w:rPr>
-          <w:b/>
-          <w:sz w:val="28"/>
-          <w:lang w:val="en-US"/>
-        </w:rPr>
-        <w:t xml:space="preserve">: </w:t>
+        <w:t xml:space="preserve">Aim: </w:t>
       </w:r>
       <w:r>
         <w:rPr>
@@ -1268,12 +1237,11 @@
       </w:pPr>
       <w:r>
         <w:rPr>
-          <w:noProof/>
           <w:sz w:val="28"/>
           <w:lang w:val="en-US"/>
         </w:rPr>
         <w:drawing>
-          <wp:anchor distT="0" distB="0" distL="114300" distR="114300" simplePos="0" relativeHeight="251666432" behindDoc="0" locked="0" layoutInCell="1" allowOverlap="1" wp14:anchorId="03F028D7" wp14:editId="2F5B77A1">
+          <wp:anchor distT="0" distB="0" distL="114300" distR="114300" simplePos="0" relativeHeight="251667456" behindDoc="0" locked="0" layoutInCell="1" allowOverlap="1">
             <wp:simplePos x="0" y="0"/>
             <wp:positionH relativeFrom="column">
               <wp:posOffset>3901440</wp:posOffset>
@@ -1281,7 +1249,7 @@
             <wp:positionV relativeFrom="paragraph">
               <wp:posOffset>2675890</wp:posOffset>
             </wp:positionV>
-            <wp:extent cx="781159" cy="752580"/>
+            <wp:extent cx="781050" cy="752475"/>
             <wp:effectExtent l="0" t="0" r="0" b="9525"/>
             <wp:wrapNone/>
             <wp:docPr id="19" name="Picture 19"/>
@@ -1292,11 +1260,13 @@
               <a:graphicData uri="http://schemas.openxmlformats.org/drawingml/2006/picture">
                 <pic:pic xmlns:pic="http://schemas.openxmlformats.org/drawingml/2006/picture">
                   <pic:nvPicPr>
-                    <pic:cNvPr id="1" name=""/>
-                    <pic:cNvPicPr/>
+                    <pic:cNvPr id="19" name="Picture 19"/>
+                    <pic:cNvPicPr>
+                      <a:picLocks noChangeAspect="1"/>
+                    </pic:cNvPicPr>
                   </pic:nvPicPr>
                   <pic:blipFill>
-                    <a:blip r:embed="rId23">
+                    <a:blip r:embed="rId24">
                       <a:extLst>
                         <a:ext uri="{28A0092B-C50C-407E-A947-70E740481C1C}">
                           <a14:useLocalDpi xmlns:a14="http://schemas.microsoft.com/office/drawing/2010/main" val="0"/>
@@ -1324,13 +1294,12 @@
       </w:r>
       <w:r>
         <w:rPr>
-          <w:noProof/>
           <w:sz w:val="28"/>
           <w:lang w:val="en-US"/>
         </w:rPr>
         <w:drawing>
-          <wp:inline distT="0" distB="0" distL="0" distR="0" wp14:anchorId="3915FCCD" wp14:editId="1B902535">
-            <wp:extent cx="3634740" cy="3678011"/>
+          <wp:inline distT="0" distB="0" distL="0" distR="0">
+            <wp:extent cx="3634740" cy="3677920"/>
             <wp:effectExtent l="0" t="0" r="3810" b="0"/>
             <wp:docPr id="18" name="Picture 18"/>
             <wp:cNvGraphicFramePr>
@@ -1340,11 +1309,13 @@
               <a:graphicData uri="http://schemas.openxmlformats.org/drawingml/2006/picture">
                 <pic:pic xmlns:pic="http://schemas.openxmlformats.org/drawingml/2006/picture">
                   <pic:nvPicPr>
-                    <pic:cNvPr id="1" name=""/>
-                    <pic:cNvPicPr/>
+                    <pic:cNvPr id="18" name="Picture 18"/>
+                    <pic:cNvPicPr>
+                      <a:picLocks noChangeAspect="1"/>
+                    </pic:cNvPicPr>
                   </pic:nvPicPr>
                   <pic:blipFill>
-                    <a:blip r:embed="rId24"/>
+                    <a:blip r:embed="rId25"/>
                     <a:stretch>
                       <a:fillRect/>
                     </a:stretch>
@@ -1389,12 +1360,11 @@
       </w:pPr>
       <w:r>
         <w:rPr>
-          <w:noProof/>
           <w:sz w:val="28"/>
           <w:lang w:val="en-US"/>
         </w:rPr>
         <w:drawing>
-          <wp:anchor distT="0" distB="0" distL="114300" distR="114300" simplePos="0" relativeHeight="251667456" behindDoc="0" locked="0" layoutInCell="1" allowOverlap="1" wp14:anchorId="2F3C157D" wp14:editId="2F113A5F">
+          <wp:anchor distT="0" distB="0" distL="114300" distR="114300" simplePos="0" relativeHeight="251668480" behindDoc="0" locked="0" layoutInCell="1" allowOverlap="1">
             <wp:simplePos x="0" y="0"/>
             <wp:positionH relativeFrom="column">
               <wp:posOffset>4351020</wp:posOffset>
@@ -1402,7 +1372,7 @@
             <wp:positionV relativeFrom="paragraph">
               <wp:posOffset>3564890</wp:posOffset>
             </wp:positionV>
-            <wp:extent cx="543001" cy="476316"/>
+            <wp:extent cx="542925" cy="476250"/>
             <wp:effectExtent l="0" t="0" r="9525" b="0"/>
             <wp:wrapNone/>
             <wp:docPr id="21" name="Picture 21"/>
@@ -1413,11 +1383,13 @@
               <a:graphicData uri="http://schemas.openxmlformats.org/drawingml/2006/picture">
                 <pic:pic xmlns:pic="http://schemas.openxmlformats.org/drawingml/2006/picture">
                   <pic:nvPicPr>
-                    <pic:cNvPr id="1" name=""/>
-                    <pic:cNvPicPr/>
+                    <pic:cNvPr id="21" name="Picture 21"/>
+                    <pic:cNvPicPr>
+                      <a:picLocks noChangeAspect="1"/>
+                    </pic:cNvPicPr>
                   </pic:nvPicPr>
                   <pic:blipFill>
-                    <a:blip r:embed="rId25">
+                    <a:blip r:embed="rId26">
                       <a:extLst>
                         <a:ext uri="{28A0092B-C50C-407E-A947-70E740481C1C}">
                           <a14:useLocalDpi xmlns:a14="http://schemas.microsoft.com/office/drawing/2010/main" val="0"/>
@@ -1445,13 +1417,12 @@
       </w:r>
       <w:r>
         <w:rPr>
-          <w:noProof/>
           <w:sz w:val="28"/>
           <w:lang w:val="en-US"/>
         </w:rPr>
         <w:drawing>
-          <wp:inline distT="0" distB="0" distL="0" distR="0" wp14:anchorId="630925D1" wp14:editId="70FCA3F5">
-            <wp:extent cx="4145280" cy="4117725"/>
+          <wp:inline distT="0" distB="0" distL="0" distR="0">
+            <wp:extent cx="4145280" cy="4117340"/>
             <wp:effectExtent l="0" t="0" r="7620" b="0"/>
             <wp:docPr id="20" name="Picture 20"/>
             <wp:cNvGraphicFramePr>
@@ -1461,11 +1432,13 @@
               <a:graphicData uri="http://schemas.openxmlformats.org/drawingml/2006/picture">
                 <pic:pic xmlns:pic="http://schemas.openxmlformats.org/drawingml/2006/picture">
                   <pic:nvPicPr>
-                    <pic:cNvPr id="1" name=""/>
-                    <pic:cNvPicPr/>
+                    <pic:cNvPr id="20" name="Picture 20"/>
+                    <pic:cNvPicPr>
+                      <a:picLocks noChangeAspect="1"/>
+                    </pic:cNvPicPr>
                   </pic:nvPicPr>
                   <pic:blipFill>
-                    <a:blip r:embed="rId26"/>
+                    <a:blip r:embed="rId27"/>
                     <a:stretch>
                       <a:fillRect/>
                     </a:stretch>
@@ -1498,7 +1471,6 @@
           <w:sz w:val="28"/>
           <w:lang w:val="en-US"/>
         </w:rPr>
-        <w:lastRenderedPageBreak/>
         <w:t>e) Abstract class and Method:</w:t>
       </w:r>
     </w:p>
@@ -1511,13 +1483,12 @@
       </w:pPr>
       <w:r>
         <w:rPr>
-          <w:noProof/>
           <w:sz w:val="28"/>
           <w:lang w:val="en-US"/>
         </w:rPr>
         <w:drawing>
-          <wp:inline distT="0" distB="0" distL="0" distR="0" wp14:anchorId="200A8601" wp14:editId="4EC39E3E">
-            <wp:extent cx="4672010" cy="6042660"/>
+          <wp:inline distT="0" distB="0" distL="0" distR="0">
+            <wp:extent cx="4671695" cy="6042660"/>
             <wp:effectExtent l="0" t="0" r="0" b="0"/>
             <wp:docPr id="22" name="Picture 22"/>
             <wp:cNvGraphicFramePr>
@@ -1527,11 +1498,13 @@
               <a:graphicData uri="http://schemas.openxmlformats.org/drawingml/2006/picture">
                 <pic:pic xmlns:pic="http://schemas.openxmlformats.org/drawingml/2006/picture">
                   <pic:nvPicPr>
-                    <pic:cNvPr id="1" name=""/>
-                    <pic:cNvPicPr/>
+                    <pic:cNvPr id="22" name="Picture 22"/>
+                    <pic:cNvPicPr>
+                      <a:picLocks noChangeAspect="1"/>
+                    </pic:cNvPicPr>
                   </pic:nvPicPr>
                   <pic:blipFill>
-                    <a:blip r:embed="rId27"/>
+                    <a:blip r:embed="rId28"/>
                     <a:stretch>
                       <a:fillRect/>
                     </a:stretch>
@@ -1561,13 +1534,12 @@
       </w:pPr>
       <w:r>
         <w:rPr>
-          <w:noProof/>
           <w:sz w:val="28"/>
           <w:lang w:val="en-US"/>
         </w:rPr>
         <w:drawing>
-          <wp:inline distT="0" distB="0" distL="0" distR="0" wp14:anchorId="419A8E1C" wp14:editId="614A9CFD">
-            <wp:extent cx="2419688" cy="1362265"/>
+          <wp:inline distT="0" distB="0" distL="0" distR="0">
+            <wp:extent cx="2419350" cy="1362075"/>
             <wp:effectExtent l="0" t="0" r="0" b="9525"/>
             <wp:docPr id="23" name="Picture 23"/>
             <wp:cNvGraphicFramePr>
@@ -1577,11 +1549,13 @@
               <a:graphicData uri="http://schemas.openxmlformats.org/drawingml/2006/picture">
                 <pic:pic xmlns:pic="http://schemas.openxmlformats.org/drawingml/2006/picture">
                   <pic:nvPicPr>
-                    <pic:cNvPr id="1" name=""/>
-                    <pic:cNvPicPr/>
+                    <pic:cNvPr id="23" name="Picture 23"/>
+                    <pic:cNvPicPr>
+                      <a:picLocks noChangeAspect="1"/>
+                    </pic:cNvPicPr>
                   </pic:nvPicPr>
                   <pic:blipFill>
-                    <a:blip r:embed="rId28"/>
+                    <a:blip r:embed="rId29"/>
                     <a:stretch>
                       <a:fillRect/>
                     </a:stretch>
@@ -1653,20 +1627,12 @@
           <w:sz w:val="40"/>
           <w:lang w:val="en-US"/>
         </w:rPr>
-        <w:t xml:space="preserve">Practical No: </w:t>
-      </w:r>
-      <w:r>
-        <w:rPr>
-          <w:b/>
-          <w:sz w:val="40"/>
-          <w:lang w:val="en-US"/>
-        </w:rPr>
-        <w:t>2</w:t>
-      </w:r>
-    </w:p>
-    <w:p>
-      <w:pPr>
-        <w:pStyle w:val="ListParagraph"/>
+        <w:t>Practical No: 2</w:t>
+      </w:r>
+    </w:p>
+    <w:p>
+      <w:pPr>
+        <w:pStyle w:val="7"/>
         <w:numPr>
           <w:ilvl w:val="0"/>
           <w:numId w:val="2"/>
@@ -1689,33 +1655,15 @@
           <w:sz w:val="28"/>
           <w:lang w:val="en-US"/>
         </w:rPr>
-        <w:t>: Write a program to implement predefined packages (</w:t>
-      </w:r>
-      <w:proofErr w:type="spellStart"/>
-      <w:proofErr w:type="gramStart"/>
-      <w:r>
-        <w:rPr>
-          <w:sz w:val="28"/>
-          <w:lang w:val="en-US"/>
-        </w:rPr>
-        <w:t>java.util</w:t>
-      </w:r>
-      <w:proofErr w:type="spellEnd"/>
-      <w:proofErr w:type="gramEnd"/>
-      <w:r>
-        <w:rPr>
-          <w:sz w:val="28"/>
-          <w:lang w:val="en-US"/>
-        </w:rPr>
-        <w:t>, java.io, etc.).</w:t>
-      </w:r>
-    </w:p>
-    <w:p>
-      <w:pPr>
-        <w:pStyle w:val="ListParagraph"/>
+        <w:t>: Write a program to implement predefined packages (java.util, java.io, etc.).</w:t>
+      </w:r>
+    </w:p>
+    <w:p>
+      <w:pPr>
+        <w:pStyle w:val="7"/>
         <w:numPr>
           <w:ilvl w:val="0"/>
-          <w:numId w:val="4"/>
+          <w:numId w:val="3"/>
         </w:numPr>
         <w:rPr>
           <w:sz w:val="28"/>
@@ -1727,37 +1675,12 @@
           <w:sz w:val="28"/>
           <w:lang w:val="en-US"/>
         </w:rPr>
-        <w:t xml:space="preserve">Using </w:t>
-      </w:r>
-      <w:proofErr w:type="spellStart"/>
-      <w:proofErr w:type="gramStart"/>
-      <w:r>
-        <w:rPr>
-          <w:sz w:val="28"/>
-          <w:lang w:val="en-US"/>
-        </w:rPr>
-        <w:t>java.util</w:t>
-      </w:r>
-      <w:proofErr w:type="gramEnd"/>
-      <w:r>
-        <w:rPr>
-          <w:sz w:val="28"/>
-          <w:lang w:val="en-US"/>
-        </w:rPr>
-        <w:t>.Scanner</w:t>
-      </w:r>
-      <w:proofErr w:type="spellEnd"/>
-      <w:r>
-        <w:rPr>
-          <w:sz w:val="28"/>
-          <w:lang w:val="en-US"/>
-        </w:rPr>
-        <w:t xml:space="preserve"> for input:-</w:t>
-      </w:r>
-    </w:p>
-    <w:p>
-      <w:pPr>
-        <w:pStyle w:val="ListParagraph"/>
+        <w:t>Using java.util.Scanner for input:-</w:t>
+      </w:r>
+    </w:p>
+    <w:p>
+      <w:pPr>
+        <w:pStyle w:val="7"/>
         <w:ind w:left="1080"/>
         <w:rPr>
           <w:sz w:val="28"/>
@@ -1770,8 +1693,8 @@
           <w:lang w:val="en-US"/>
         </w:rPr>
         <w:drawing>
-          <wp:inline distT="0" distB="0" distL="0" distR="0" wp14:anchorId="373C57C0" wp14:editId="1DB39135">
-            <wp:extent cx="4127500" cy="1895997"/>
+          <wp:inline distT="0" distB="0" distL="0" distR="0">
+            <wp:extent cx="4127500" cy="1895475"/>
             <wp:effectExtent l="0" t="0" r="6350" b="9525"/>
             <wp:docPr id="6" name="Picture 6"/>
             <wp:cNvGraphicFramePr>
@@ -1781,11 +1704,13 @@
               <a:graphicData uri="http://schemas.openxmlformats.org/drawingml/2006/picture">
                 <pic:pic xmlns:pic="http://schemas.openxmlformats.org/drawingml/2006/picture">
                   <pic:nvPicPr>
-                    <pic:cNvPr id="1" name=""/>
-                    <pic:cNvPicPr/>
+                    <pic:cNvPr id="6" name="Picture 6"/>
+                    <pic:cNvPicPr>
+                      <a:picLocks noChangeAspect="1"/>
+                    </pic:cNvPicPr>
                   </pic:nvPicPr>
                   <pic:blipFill>
-                    <a:blip r:embed="rId29"/>
+                    <a:blip r:embed="rId30"/>
                     <a:stretch>
                       <a:fillRect/>
                     </a:stretch>
@@ -1808,7 +1733,7 @@
     </w:p>
     <w:p>
       <w:pPr>
-        <w:pStyle w:val="ListParagraph"/>
+        <w:pStyle w:val="7"/>
         <w:ind w:left="1080"/>
         <w:rPr>
           <w:sz w:val="28"/>
@@ -1821,8 +1746,8 @@
           <w:lang w:val="en-US"/>
         </w:rPr>
         <w:drawing>
-          <wp:inline distT="0" distB="0" distL="0" distR="0" wp14:anchorId="20AF6777" wp14:editId="15DF1330">
-            <wp:extent cx="2219635" cy="619211"/>
+          <wp:inline distT="0" distB="0" distL="0" distR="0">
+            <wp:extent cx="2219325" cy="619125"/>
             <wp:effectExtent l="0" t="0" r="9525" b="9525"/>
             <wp:docPr id="24" name="Picture 24"/>
             <wp:cNvGraphicFramePr>
@@ -1832,11 +1757,13 @@
               <a:graphicData uri="http://schemas.openxmlformats.org/drawingml/2006/picture">
                 <pic:pic xmlns:pic="http://schemas.openxmlformats.org/drawingml/2006/picture">
                   <pic:nvPicPr>
-                    <pic:cNvPr id="1" name=""/>
-                    <pic:cNvPicPr/>
+                    <pic:cNvPr id="24" name="Picture 24"/>
+                    <pic:cNvPicPr>
+                      <a:picLocks noChangeAspect="1"/>
+                    </pic:cNvPicPr>
                   </pic:nvPicPr>
                   <pic:blipFill>
-                    <a:blip r:embed="rId30"/>
+                    <a:blip r:embed="rId31"/>
                     <a:stretch>
                       <a:fillRect/>
                     </a:stretch>
@@ -1859,10 +1786,10 @@
     </w:p>
     <w:p>
       <w:pPr>
-        <w:pStyle w:val="ListParagraph"/>
+        <w:pStyle w:val="7"/>
         <w:numPr>
           <w:ilvl w:val="0"/>
-          <w:numId w:val="4"/>
+          <w:numId w:val="3"/>
         </w:numPr>
         <w:rPr>
           <w:sz w:val="28"/>
@@ -1874,37 +1801,12 @@
           <w:sz w:val="28"/>
           <w:lang w:val="en-US"/>
         </w:rPr>
-        <w:t xml:space="preserve">Using </w:t>
-      </w:r>
-      <w:proofErr w:type="spellStart"/>
-      <w:proofErr w:type="gramStart"/>
-      <w:r>
-        <w:rPr>
-          <w:sz w:val="28"/>
-          <w:lang w:val="en-US"/>
-        </w:rPr>
-        <w:t>java.lang</w:t>
-      </w:r>
-      <w:proofErr w:type="gramEnd"/>
-      <w:r>
-        <w:rPr>
-          <w:sz w:val="28"/>
-          <w:lang w:val="en-US"/>
-        </w:rPr>
-        <w:t>.Math</w:t>
-      </w:r>
-      <w:proofErr w:type="spellEnd"/>
-      <w:r>
-        <w:rPr>
-          <w:sz w:val="28"/>
-          <w:lang w:val="en-US"/>
-        </w:rPr>
-        <w:t xml:space="preserve"> for Calculation:-</w:t>
-      </w:r>
-    </w:p>
-    <w:p>
-      <w:pPr>
-        <w:pStyle w:val="ListParagraph"/>
+        <w:t>Using java.lang.Math for Calculation:-</w:t>
+      </w:r>
+    </w:p>
+    <w:p>
+      <w:pPr>
+        <w:pStyle w:val="7"/>
         <w:ind w:left="1080"/>
         <w:rPr>
           <w:sz w:val="28"/>
@@ -1917,8 +1819,8 @@
           <w:lang w:val="en-US"/>
         </w:rPr>
         <w:drawing>
-          <wp:inline distT="0" distB="0" distL="0" distR="0" wp14:anchorId="0D3F61D6" wp14:editId="06387271">
-            <wp:extent cx="4718050" cy="2149855"/>
+          <wp:inline distT="0" distB="0" distL="0" distR="0">
+            <wp:extent cx="4718050" cy="2149475"/>
             <wp:effectExtent l="0" t="0" r="6350" b="3175"/>
             <wp:docPr id="26" name="Picture 26"/>
             <wp:cNvGraphicFramePr>
@@ -1928,11 +1830,13 @@
               <a:graphicData uri="http://schemas.openxmlformats.org/drawingml/2006/picture">
                 <pic:pic xmlns:pic="http://schemas.openxmlformats.org/drawingml/2006/picture">
                   <pic:nvPicPr>
-                    <pic:cNvPr id="1" name=""/>
-                    <pic:cNvPicPr/>
+                    <pic:cNvPr id="26" name="Picture 26"/>
+                    <pic:cNvPicPr>
+                      <a:picLocks noChangeAspect="1"/>
+                    </pic:cNvPicPr>
                   </pic:nvPicPr>
                   <pic:blipFill>
-                    <a:blip r:embed="rId31"/>
+                    <a:blip r:embed="rId32"/>
                     <a:stretch>
                       <a:fillRect/>
                     </a:stretch>
@@ -1955,7 +1859,7 @@
     </w:p>
     <w:p>
       <w:pPr>
-        <w:pStyle w:val="ListParagraph"/>
+        <w:pStyle w:val="7"/>
         <w:ind w:left="1080"/>
         <w:rPr>
           <w:sz w:val="28"/>
@@ -1968,8 +1872,8 @@
           <w:lang w:val="en-US"/>
         </w:rPr>
         <w:drawing>
-          <wp:inline distT="0" distB="0" distL="0" distR="0" wp14:anchorId="665B77AF" wp14:editId="12703851">
-            <wp:extent cx="3486637" cy="1086002"/>
+          <wp:inline distT="0" distB="0" distL="0" distR="0">
+            <wp:extent cx="3486150" cy="1085850"/>
             <wp:effectExtent l="0" t="0" r="0" b="0"/>
             <wp:docPr id="27" name="Picture 27"/>
             <wp:cNvGraphicFramePr>
@@ -1979,11 +1883,13 @@
               <a:graphicData uri="http://schemas.openxmlformats.org/drawingml/2006/picture">
                 <pic:pic xmlns:pic="http://schemas.openxmlformats.org/drawingml/2006/picture">
                   <pic:nvPicPr>
-                    <pic:cNvPr id="1" name=""/>
-                    <pic:cNvPicPr/>
+                    <pic:cNvPr id="27" name="Picture 27"/>
+                    <pic:cNvPicPr>
+                      <a:picLocks noChangeAspect="1"/>
+                    </pic:cNvPicPr>
                   </pic:nvPicPr>
                   <pic:blipFill>
-                    <a:blip r:embed="rId32"/>
+                    <a:blip r:embed="rId33"/>
                     <a:stretch>
                       <a:fillRect/>
                     </a:stretch>
@@ -2006,10 +1912,10 @@
     </w:p>
     <w:p>
       <w:pPr>
-        <w:pStyle w:val="ListParagraph"/>
+        <w:pStyle w:val="7"/>
         <w:numPr>
           <w:ilvl w:val="0"/>
-          <w:numId w:val="4"/>
+          <w:numId w:val="3"/>
         </w:numPr>
         <w:rPr>
           <w:sz w:val="28"/>
@@ -2021,40 +1927,7 @@
           <w:sz w:val="28"/>
           <w:lang w:val="en-US"/>
         </w:rPr>
-        <w:lastRenderedPageBreak/>
-        <w:t xml:space="preserve">Using </w:t>
-      </w:r>
-      <w:proofErr w:type="spellStart"/>
-      <w:proofErr w:type="gramStart"/>
-      <w:r>
-        <w:rPr>
-          <w:sz w:val="28"/>
-          <w:lang w:val="en-US"/>
-        </w:rPr>
-        <w:t>java.time</w:t>
-      </w:r>
-      <w:proofErr w:type="gramEnd"/>
-      <w:r>
-        <w:rPr>
-          <w:sz w:val="28"/>
-          <w:lang w:val="en-US"/>
-        </w:rPr>
-        <w:t>.LocalDate</w:t>
-      </w:r>
-      <w:proofErr w:type="spellEnd"/>
-      <w:r>
-        <w:rPr>
-          <w:sz w:val="28"/>
-          <w:lang w:val="en-US"/>
-        </w:rPr>
-        <w:t xml:space="preserve"> for time:-</w:t>
-      </w:r>
-      <w:r>
-        <w:rPr>
-          <w:sz w:val="28"/>
-          <w:lang w:val="en-US"/>
-        </w:rPr>
-        <w:t xml:space="preserve"> </w:t>
+        <w:t xml:space="preserve">Using java.time.LocalDate for time:- </w:t>
       </w:r>
       <w:r>
         <w:rPr>
@@ -2062,7 +1935,7 @@
           <w:lang w:val="en-US"/>
         </w:rPr>
         <w:drawing>
-          <wp:inline distT="0" distB="0" distL="0" distR="0" wp14:anchorId="4A396DBA" wp14:editId="18334E71">
+          <wp:inline distT="0" distB="0" distL="0" distR="0">
             <wp:extent cx="4019550" cy="1607820"/>
             <wp:effectExtent l="0" t="0" r="0" b="0"/>
             <wp:docPr id="28" name="Picture 28"/>
@@ -2073,11 +1946,13 @@
               <a:graphicData uri="http://schemas.openxmlformats.org/drawingml/2006/picture">
                 <pic:pic xmlns:pic="http://schemas.openxmlformats.org/drawingml/2006/picture">
                   <pic:nvPicPr>
-                    <pic:cNvPr id="1" name=""/>
-                    <pic:cNvPicPr/>
+                    <pic:cNvPr id="28" name="Picture 28"/>
+                    <pic:cNvPicPr>
+                      <a:picLocks noChangeAspect="1"/>
+                    </pic:cNvPicPr>
                   </pic:nvPicPr>
                   <pic:blipFill>
-                    <a:blip r:embed="rId33">
+                    <a:blip r:embed="rId34">
                       <a:extLst>
                         <a:ext uri="{28A0092B-C50C-407E-A947-70E740481C1C}">
                           <a14:useLocalDpi xmlns:a14="http://schemas.microsoft.com/office/drawing/2010/main" val="0"/>
@@ -2106,7 +1981,7 @@
     </w:p>
     <w:p>
       <w:pPr>
-        <w:pStyle w:val="ListParagraph"/>
+        <w:pStyle w:val="7"/>
         <w:ind w:left="1080"/>
         <w:rPr>
           <w:sz w:val="28"/>
@@ -2119,8 +1994,8 @@
           <w:lang w:val="en-US"/>
         </w:rPr>
         <w:drawing>
-          <wp:inline distT="0" distB="0" distL="0" distR="0" wp14:anchorId="7BFAD796" wp14:editId="0B50F69F">
-            <wp:extent cx="2012950" cy="464527"/>
+          <wp:inline distT="0" distB="0" distL="0" distR="0">
+            <wp:extent cx="2012950" cy="464185"/>
             <wp:effectExtent l="0" t="0" r="6350" b="0"/>
             <wp:docPr id="29" name="Picture 29"/>
             <wp:cNvGraphicFramePr>
@@ -2130,11 +2005,13 @@
               <a:graphicData uri="http://schemas.openxmlformats.org/drawingml/2006/picture">
                 <pic:pic xmlns:pic="http://schemas.openxmlformats.org/drawingml/2006/picture">
                   <pic:nvPicPr>
-                    <pic:cNvPr id="1" name=""/>
-                    <pic:cNvPicPr/>
+                    <pic:cNvPr id="29" name="Picture 29"/>
+                    <pic:cNvPicPr>
+                      <a:picLocks noChangeAspect="1"/>
+                    </pic:cNvPicPr>
                   </pic:nvPicPr>
                   <pic:blipFill>
-                    <a:blip r:embed="rId34"/>
+                    <a:blip r:embed="rId35"/>
                     <a:stretch>
                       <a:fillRect/>
                     </a:stretch>
@@ -2157,10 +2034,10 @@
     </w:p>
     <w:p>
       <w:pPr>
-        <w:pStyle w:val="ListParagraph"/>
+        <w:pStyle w:val="7"/>
         <w:numPr>
           <w:ilvl w:val="0"/>
-          <w:numId w:val="4"/>
+          <w:numId w:val="3"/>
         </w:numPr>
         <w:rPr>
           <w:sz w:val="28"/>
@@ -2172,30 +2049,12 @@
           <w:sz w:val="28"/>
           <w:lang w:val="en-US"/>
         </w:rPr>
-        <w:t xml:space="preserve">Using </w:t>
-      </w:r>
-      <w:proofErr w:type="spellStart"/>
-      <w:proofErr w:type="gramStart"/>
-      <w:r>
-        <w:rPr>
-          <w:sz w:val="28"/>
-          <w:lang w:val="en-US"/>
-        </w:rPr>
-        <w:t>java.io.File</w:t>
-      </w:r>
-      <w:proofErr w:type="spellEnd"/>
-      <w:proofErr w:type="gramEnd"/>
-      <w:r>
-        <w:rPr>
-          <w:sz w:val="28"/>
-          <w:lang w:val="en-US"/>
-        </w:rPr>
-        <w:t xml:space="preserve">:- </w:t>
-      </w:r>
-    </w:p>
-    <w:p>
-      <w:pPr>
-        <w:pStyle w:val="ListParagraph"/>
+        <w:t xml:space="preserve">Using java.io.File:- </w:t>
+      </w:r>
+    </w:p>
+    <w:p>
+      <w:pPr>
+        <w:pStyle w:val="7"/>
         <w:ind w:left="1080"/>
         <w:rPr>
           <w:sz w:val="28"/>
@@ -2203,12 +2062,9 @@
         </w:rPr>
       </w:pPr>
       <w:r>
-        <w:rPr>
-          <w:noProof/>
-        </w:rPr>
         <w:drawing>
-          <wp:inline distT="0" distB="0" distL="0" distR="0" wp14:anchorId="56CF293A" wp14:editId="0454A2A3">
-            <wp:extent cx="4267200" cy="1914561"/>
+          <wp:inline distT="0" distB="0" distL="0" distR="0">
+            <wp:extent cx="4267200" cy="1914525"/>
             <wp:effectExtent l="0" t="0" r="0" b="9525"/>
             <wp:docPr id="30" name="Picture 30"/>
             <wp:cNvGraphicFramePr>
@@ -2218,11 +2074,13 @@
               <a:graphicData uri="http://schemas.openxmlformats.org/drawingml/2006/picture">
                 <pic:pic xmlns:pic="http://schemas.openxmlformats.org/drawingml/2006/picture">
                   <pic:nvPicPr>
-                    <pic:cNvPr id="1" name=""/>
-                    <pic:cNvPicPr/>
+                    <pic:cNvPr id="30" name="Picture 30"/>
+                    <pic:cNvPicPr>
+                      <a:picLocks noChangeAspect="1"/>
+                    </pic:cNvPicPr>
                   </pic:nvPicPr>
                   <pic:blipFill>
-                    <a:blip r:embed="rId35"/>
+                    <a:blip r:embed="rId36"/>
                     <a:stretch>
                       <a:fillRect/>
                     </a:stretch>
@@ -2245,7 +2103,7 @@
     </w:p>
     <w:p>
       <w:pPr>
-        <w:pStyle w:val="ListParagraph"/>
+        <w:pStyle w:val="7"/>
         <w:ind w:left="1080"/>
         <w:rPr>
           <w:sz w:val="28"/>
@@ -2253,12 +2111,9 @@
         </w:rPr>
       </w:pPr>
       <w:r>
-        <w:rPr>
-          <w:noProof/>
-        </w:rPr>
         <w:drawing>
-          <wp:inline distT="0" distB="0" distL="0" distR="0" wp14:anchorId="5D42B5E9" wp14:editId="6349955E">
-            <wp:extent cx="1276190" cy="466667"/>
+          <wp:inline distT="0" distB="0" distL="0" distR="0">
+            <wp:extent cx="1275715" cy="466090"/>
             <wp:effectExtent l="0" t="0" r="635" b="0"/>
             <wp:docPr id="31" name="Picture 31"/>
             <wp:cNvGraphicFramePr>
@@ -2268,11 +2123,13 @@
               <a:graphicData uri="http://schemas.openxmlformats.org/drawingml/2006/picture">
                 <pic:pic xmlns:pic="http://schemas.openxmlformats.org/drawingml/2006/picture">
                   <pic:nvPicPr>
-                    <pic:cNvPr id="1" name=""/>
-                    <pic:cNvPicPr/>
+                    <pic:cNvPr id="31" name="Picture 31"/>
+                    <pic:cNvPicPr>
+                      <a:picLocks noChangeAspect="1"/>
+                    </pic:cNvPicPr>
                   </pic:nvPicPr>
                   <pic:blipFill>
-                    <a:blip r:embed="rId36"/>
+                    <a:blip r:embed="rId37"/>
                     <a:stretch>
                       <a:fillRect/>
                     </a:stretch>
@@ -2295,10 +2152,10 @@
     </w:p>
     <w:p>
       <w:pPr>
-        <w:pStyle w:val="ListParagraph"/>
+        <w:pStyle w:val="7"/>
         <w:numPr>
           <w:ilvl w:val="0"/>
-          <w:numId w:val="4"/>
+          <w:numId w:val="3"/>
         </w:numPr>
         <w:rPr>
           <w:sz w:val="28"/>
@@ -2312,20 +2169,35 @@
         </w:rPr>
         <w:t xml:space="preserve">Using java.net.URL for </w:t>
       </w:r>
-      <w:hyperlink r:id="rId37" w:history="1">
-        <w:r>
-          <w:rPr>
-            <w:rStyle w:val="Hyperlink"/>
-            <w:sz w:val="28"/>
-            <w:lang w:val="en-US"/>
-          </w:rPr>
-          <w:t>URL:-</w:t>
-        </w:r>
-      </w:hyperlink>
-    </w:p>
-    <w:p>
-      <w:pPr>
-        <w:pStyle w:val="ListParagraph"/>
+      <w:r>
+        <w:fldChar w:fldCharType="begin"/>
+      </w:r>
+      <w:r>
+        <w:instrText xml:space="preserve"> HYPERLINK "URL:-" </w:instrText>
+      </w:r>
+      <w:r>
+        <w:fldChar w:fldCharType="separate"/>
+      </w:r>
+      <w:r>
+        <w:rPr>
+          <w:rStyle w:val="6"/>
+          <w:sz w:val="28"/>
+          <w:lang w:val="en-US"/>
+        </w:rPr>
+        <w:t>URL:-</w:t>
+      </w:r>
+      <w:r>
+        <w:rPr>
+          <w:rStyle w:val="6"/>
+          <w:sz w:val="28"/>
+          <w:lang w:val="en-US"/>
+        </w:rPr>
+        <w:fldChar w:fldCharType="end"/>
+      </w:r>
+    </w:p>
+    <w:p>
+      <w:pPr>
+        <w:pStyle w:val="7"/>
         <w:ind w:left="1080"/>
         <w:rPr>
           <w:sz w:val="28"/>
@@ -2338,8 +2210,8 @@
           <w:lang w:val="en-US"/>
         </w:rPr>
         <w:drawing>
-          <wp:inline distT="0" distB="0" distL="0" distR="0" wp14:anchorId="4B107582" wp14:editId="689F9A38">
-            <wp:extent cx="3952875" cy="1847794"/>
+          <wp:inline distT="0" distB="0" distL="0" distR="0">
+            <wp:extent cx="3952875" cy="1847215"/>
             <wp:effectExtent l="0" t="0" r="0" b="635"/>
             <wp:docPr id="32" name="Picture 32"/>
             <wp:cNvGraphicFramePr>
@@ -2349,8 +2221,10 @@
               <a:graphicData uri="http://schemas.openxmlformats.org/drawingml/2006/picture">
                 <pic:pic xmlns:pic="http://schemas.openxmlformats.org/drawingml/2006/picture">
                   <pic:nvPicPr>
-                    <pic:cNvPr id="1" name=""/>
-                    <pic:cNvPicPr/>
+                    <pic:cNvPr id="32" name="Picture 32"/>
+                    <pic:cNvPicPr>
+                      <a:picLocks noChangeAspect="1"/>
+                    </pic:cNvPicPr>
                   </pic:nvPicPr>
                   <pic:blipFill>
                     <a:blip r:embed="rId38"/>
@@ -2376,7 +2250,7 @@
     </w:p>
     <w:p>
       <w:pPr>
-        <w:pStyle w:val="ListParagraph"/>
+        <w:pStyle w:val="7"/>
         <w:ind w:left="1080"/>
         <w:rPr>
           <w:sz w:val="28"/>
@@ -2389,8 +2263,8 @@
           <w:lang w:val="en-US"/>
         </w:rPr>
         <w:drawing>
-          <wp:inline distT="0" distB="0" distL="0" distR="0" wp14:anchorId="647A969C" wp14:editId="7D3EB951">
-            <wp:extent cx="1060450" cy="469729"/>
+          <wp:inline distT="0" distB="0" distL="0" distR="0">
+            <wp:extent cx="1060450" cy="469265"/>
             <wp:effectExtent l="0" t="0" r="6350" b="6985"/>
             <wp:docPr id="33" name="Picture 33"/>
             <wp:cNvGraphicFramePr>
@@ -2400,8 +2274,10 @@
               <a:graphicData uri="http://schemas.openxmlformats.org/drawingml/2006/picture">
                 <pic:pic xmlns:pic="http://schemas.openxmlformats.org/drawingml/2006/picture">
                   <pic:nvPicPr>
-                    <pic:cNvPr id="1" name=""/>
-                    <pic:cNvPicPr/>
+                    <pic:cNvPr id="33" name="Picture 33"/>
+                    <pic:cNvPicPr>
+                      <a:picLocks noChangeAspect="1"/>
+                    </pic:cNvPicPr>
                   </pic:nvPicPr>
                   <pic:blipFill>
                     <a:blip r:embed="rId39"/>
@@ -2444,10 +2320,10 @@
     </w:p>
     <w:p>
       <w:pPr>
-        <w:pStyle w:val="ListParagraph"/>
+        <w:pStyle w:val="7"/>
         <w:numPr>
           <w:ilvl w:val="0"/>
-          <w:numId w:val="4"/>
+          <w:numId w:val="3"/>
         </w:numPr>
         <w:rPr>
           <w:sz w:val="28"/>
@@ -2459,31 +2335,12 @@
           <w:sz w:val="28"/>
           <w:lang w:val="en-US"/>
         </w:rPr>
-        <w:lastRenderedPageBreak/>
-        <w:t xml:space="preserve">Using </w:t>
-      </w:r>
-      <w:proofErr w:type="spellStart"/>
-      <w:proofErr w:type="gramStart"/>
-      <w:r>
-        <w:rPr>
-          <w:sz w:val="28"/>
-          <w:lang w:val="en-US"/>
-        </w:rPr>
-        <w:t>java.security</w:t>
-      </w:r>
-      <w:proofErr w:type="spellEnd"/>
-      <w:proofErr w:type="gramEnd"/>
-      <w:r>
-        <w:rPr>
-          <w:sz w:val="28"/>
-          <w:lang w:val="en-US"/>
-        </w:rPr>
-        <w:t>;-</w:t>
-      </w:r>
-    </w:p>
-    <w:p>
-      <w:pPr>
-        <w:pStyle w:val="ListParagraph"/>
+        <w:t>Using java.security;-</w:t>
+      </w:r>
+    </w:p>
+    <w:p>
+      <w:pPr>
+        <w:pStyle w:val="7"/>
         <w:ind w:left="1080"/>
         <w:rPr>
           <w:sz w:val="28"/>
@@ -2496,8 +2353,8 @@
           <w:lang w:val="en-US"/>
         </w:rPr>
         <w:drawing>
-          <wp:inline distT="0" distB="0" distL="0" distR="0" wp14:anchorId="1F05CB72" wp14:editId="22B58B5C">
-            <wp:extent cx="4597399" cy="2554948"/>
+          <wp:inline distT="0" distB="0" distL="0" distR="0">
+            <wp:extent cx="4596765" cy="2554605"/>
             <wp:effectExtent l="0" t="0" r="0" b="0"/>
             <wp:docPr id="34" name="Picture 34"/>
             <wp:cNvGraphicFramePr>
@@ -2507,8 +2364,10 @@
               <a:graphicData uri="http://schemas.openxmlformats.org/drawingml/2006/picture">
                 <pic:pic xmlns:pic="http://schemas.openxmlformats.org/drawingml/2006/picture">
                   <pic:nvPicPr>
-                    <pic:cNvPr id="1" name=""/>
-                    <pic:cNvPicPr/>
+                    <pic:cNvPr id="34" name="Picture 34"/>
+                    <pic:cNvPicPr>
+                      <a:picLocks noChangeAspect="1"/>
+                    </pic:cNvPicPr>
                   </pic:nvPicPr>
                   <pic:blipFill>
                     <a:blip r:embed="rId40"/>
@@ -2534,7 +2393,7 @@
     </w:p>
     <w:p>
       <w:pPr>
-        <w:pStyle w:val="ListParagraph"/>
+        <w:pStyle w:val="7"/>
         <w:ind w:left="1080"/>
         <w:rPr>
           <w:sz w:val="28"/>
@@ -2547,8 +2406,8 @@
           <w:lang w:val="en-US"/>
         </w:rPr>
         <w:drawing>
-          <wp:inline distT="0" distB="0" distL="0" distR="0" wp14:anchorId="5CF7DC0B" wp14:editId="21CA90D8">
-            <wp:extent cx="4860927" cy="372747"/>
+          <wp:inline distT="0" distB="0" distL="0" distR="0">
+            <wp:extent cx="4860925" cy="372745"/>
             <wp:effectExtent l="0" t="0" r="0" b="8255"/>
             <wp:docPr id="35" name="Picture 35"/>
             <wp:cNvGraphicFramePr>
@@ -2558,8 +2417,10 @@
               <a:graphicData uri="http://schemas.openxmlformats.org/drawingml/2006/picture">
                 <pic:pic xmlns:pic="http://schemas.openxmlformats.org/drawingml/2006/picture">
                   <pic:nvPicPr>
-                    <pic:cNvPr id="1" name=""/>
-                    <pic:cNvPicPr/>
+                    <pic:cNvPr id="35" name="Picture 35"/>
+                    <pic:cNvPicPr>
+                      <a:picLocks noChangeAspect="1"/>
+                    </pic:cNvPicPr>
                   </pic:nvPicPr>
                   <pic:blipFill>
                     <a:blip r:embed="rId41"/>
@@ -2585,7 +2446,7 @@
     </w:p>
     <w:p>
       <w:pPr>
-        <w:pStyle w:val="ListParagraph"/>
+        <w:pStyle w:val="7"/>
         <w:numPr>
           <w:ilvl w:val="0"/>
           <w:numId w:val="2"/>
@@ -2600,31 +2461,15 @@
           <w:sz w:val="28"/>
           <w:lang w:val="en-US"/>
         </w:rPr>
-        <w:t xml:space="preserve">Write a Program to create and use a user </w:t>
-      </w:r>
-      <w:proofErr w:type="gramStart"/>
-      <w:r>
-        <w:rPr>
-          <w:sz w:val="28"/>
-          <w:lang w:val="en-US"/>
-        </w:rPr>
-        <w:t>defined packages</w:t>
-      </w:r>
-      <w:proofErr w:type="gramEnd"/>
-      <w:r>
-        <w:rPr>
-          <w:sz w:val="28"/>
-          <w:lang w:val="en-US"/>
-        </w:rPr>
-        <w:t>.</w:t>
-      </w:r>
-    </w:p>
-    <w:p>
-      <w:pPr>
-        <w:pStyle w:val="ListParagraph"/>
+        <w:t>Write a Program to create and use a user defined packages.</w:t>
+      </w:r>
+    </w:p>
+    <w:p>
+      <w:pPr>
+        <w:pStyle w:val="7"/>
         <w:numPr>
           <w:ilvl w:val="0"/>
-          <w:numId w:val="5"/>
+          <w:numId w:val="4"/>
         </w:numPr>
         <w:rPr>
           <w:sz w:val="28"/>
@@ -2641,7 +2486,7 @@
     </w:p>
     <w:p>
       <w:pPr>
-        <w:pStyle w:val="ListParagraph"/>
+        <w:pStyle w:val="7"/>
         <w:ind w:left="1080"/>
         <w:rPr>
           <w:sz w:val="28"/>
@@ -2654,8 +2499,8 @@
           <w:lang w:val="en-US"/>
         </w:rPr>
         <w:drawing>
-          <wp:inline distT="0" distB="0" distL="0" distR="0" wp14:anchorId="5D98D65A" wp14:editId="729D3EDB">
-            <wp:extent cx="2813050" cy="1629566"/>
+          <wp:inline distT="0" distB="0" distL="0" distR="0">
+            <wp:extent cx="2813050" cy="1629410"/>
             <wp:effectExtent l="0" t="0" r="6350" b="8890"/>
             <wp:docPr id="36" name="Picture 36"/>
             <wp:cNvGraphicFramePr>
@@ -2665,8 +2510,10 @@
               <a:graphicData uri="http://schemas.openxmlformats.org/drawingml/2006/picture">
                 <pic:pic xmlns:pic="http://schemas.openxmlformats.org/drawingml/2006/picture">
                   <pic:nvPicPr>
-                    <pic:cNvPr id="1" name=""/>
-                    <pic:cNvPicPr/>
+                    <pic:cNvPr id="36" name="Picture 36"/>
+                    <pic:cNvPicPr>
+                      <a:picLocks noChangeAspect="1"/>
+                    </pic:cNvPicPr>
                   </pic:nvPicPr>
                   <pic:blipFill>
                     <a:blip r:embed="rId42"/>
@@ -2692,10 +2539,10 @@
     </w:p>
     <w:p>
       <w:pPr>
-        <w:pStyle w:val="ListParagraph"/>
+        <w:pStyle w:val="7"/>
         <w:numPr>
           <w:ilvl w:val="0"/>
-          <w:numId w:val="5"/>
+          <w:numId w:val="4"/>
         </w:numPr>
         <w:rPr>
           <w:sz w:val="28"/>
@@ -2712,7 +2559,7 @@
     </w:p>
     <w:p>
       <w:pPr>
-        <w:pStyle w:val="ListParagraph"/>
+        <w:pStyle w:val="7"/>
         <w:ind w:left="1080"/>
         <w:rPr>
           <w:sz w:val="28"/>
@@ -2725,8 +2572,8 @@
           <w:lang w:val="en-US"/>
         </w:rPr>
         <w:drawing>
-          <wp:inline distT="0" distB="0" distL="0" distR="0" wp14:anchorId="3B843065" wp14:editId="4561FC03">
-            <wp:extent cx="4248150" cy="1228929"/>
+          <wp:inline distT="0" distB="0" distL="0" distR="0">
+            <wp:extent cx="4248150" cy="1228725"/>
             <wp:effectExtent l="0" t="0" r="0" b="9525"/>
             <wp:docPr id="37" name="Picture 37"/>
             <wp:cNvGraphicFramePr>
@@ -2736,8 +2583,10 @@
               <a:graphicData uri="http://schemas.openxmlformats.org/drawingml/2006/picture">
                 <pic:pic xmlns:pic="http://schemas.openxmlformats.org/drawingml/2006/picture">
                   <pic:nvPicPr>
-                    <pic:cNvPr id="1" name=""/>
-                    <pic:cNvPicPr/>
+                    <pic:cNvPr id="37" name="Picture 37"/>
+                    <pic:cNvPicPr>
+                      <a:picLocks noChangeAspect="1"/>
+                    </pic:cNvPicPr>
                   </pic:nvPicPr>
                   <pic:blipFill>
                     <a:blip r:embed="rId43"/>
@@ -2763,7 +2612,7 @@
     </w:p>
     <w:p>
       <w:pPr>
-        <w:pStyle w:val="ListParagraph"/>
+        <w:pStyle w:val="7"/>
         <w:ind w:left="1080"/>
         <w:rPr>
           <w:sz w:val="28"/>
@@ -2776,8 +2625,8 @@
           <w:lang w:val="en-US"/>
         </w:rPr>
         <w:drawing>
-          <wp:inline distT="0" distB="0" distL="0" distR="0" wp14:anchorId="21166FBE" wp14:editId="74C99201">
-            <wp:extent cx="1362265" cy="447737"/>
+          <wp:inline distT="0" distB="0" distL="0" distR="0">
+            <wp:extent cx="1362075" cy="447675"/>
             <wp:effectExtent l="0" t="0" r="9525" b="9525"/>
             <wp:docPr id="38" name="Picture 38"/>
             <wp:cNvGraphicFramePr>
@@ -2787,8 +2636,10 @@
               <a:graphicData uri="http://schemas.openxmlformats.org/drawingml/2006/picture">
                 <pic:pic xmlns:pic="http://schemas.openxmlformats.org/drawingml/2006/picture">
                   <pic:nvPicPr>
-                    <pic:cNvPr id="1" name=""/>
-                    <pic:cNvPicPr/>
+                    <pic:cNvPr id="38" name="Picture 38"/>
+                    <pic:cNvPicPr>
+                      <a:picLocks noChangeAspect="1"/>
+                    </pic:cNvPicPr>
                   </pic:nvPicPr>
                   <pic:blipFill>
                     <a:blip r:embed="rId44"/>
@@ -2814,7 +2665,7 @@
     </w:p>
     <w:p>
       <w:pPr>
-        <w:pStyle w:val="ListParagraph"/>
+        <w:pStyle w:val="7"/>
         <w:ind w:left="1080"/>
         <w:rPr>
           <w:sz w:val="28"/>
@@ -2824,7 +2675,7 @@
     </w:p>
     <w:p>
       <w:pPr>
-        <w:pStyle w:val="ListParagraph"/>
+        <w:pStyle w:val="7"/>
         <w:ind w:left="1080"/>
         <w:rPr>
           <w:sz w:val="28"/>
@@ -2834,7 +2685,7 @@
     </w:p>
     <w:p>
       <w:pPr>
-        <w:pStyle w:val="ListParagraph"/>
+        <w:pStyle w:val="7"/>
         <w:ind w:left="1080"/>
         <w:rPr>
           <w:sz w:val="28"/>
@@ -2844,7 +2695,7 @@
     </w:p>
     <w:p>
       <w:pPr>
-        <w:pStyle w:val="ListParagraph"/>
+        <w:pStyle w:val="7"/>
         <w:ind w:left="1080"/>
         <w:rPr>
           <w:sz w:val="28"/>
@@ -2854,7 +2705,7 @@
     </w:p>
     <w:p>
       <w:pPr>
-        <w:pStyle w:val="ListParagraph"/>
+        <w:pStyle w:val="7"/>
         <w:ind w:left="1080"/>
         <w:rPr>
           <w:sz w:val="28"/>
@@ -2864,7 +2715,7 @@
     </w:p>
     <w:p>
       <w:pPr>
-        <w:pStyle w:val="ListParagraph"/>
+        <w:pStyle w:val="7"/>
         <w:ind w:left="1080"/>
         <w:rPr>
           <w:sz w:val="28"/>
@@ -2874,7 +2725,7 @@
     </w:p>
     <w:p>
       <w:pPr>
-        <w:pStyle w:val="ListParagraph"/>
+        <w:pStyle w:val="7"/>
         <w:ind w:left="1080"/>
         <w:rPr>
           <w:sz w:val="28"/>
@@ -2884,7 +2735,7 @@
     </w:p>
     <w:p>
       <w:pPr>
-        <w:pStyle w:val="ListParagraph"/>
+        <w:pStyle w:val="7"/>
         <w:numPr>
           <w:ilvl w:val="0"/>
           <w:numId w:val="2"/>
@@ -2900,7 +2751,6 @@
           <w:sz w:val="28"/>
           <w:lang w:val="en-US"/>
         </w:rPr>
-        <w:lastRenderedPageBreak/>
         <w:t>Aim</w:t>
       </w:r>
       <w:r>
@@ -2913,10 +2763,10 @@
     </w:p>
     <w:p>
       <w:pPr>
-        <w:pStyle w:val="ListParagraph"/>
+        <w:pStyle w:val="7"/>
         <w:numPr>
           <w:ilvl w:val="0"/>
-          <w:numId w:val="7"/>
+          <w:numId w:val="5"/>
         </w:numPr>
         <w:rPr>
           <w:sz w:val="28"/>
@@ -2933,7 +2783,7 @@
     </w:p>
     <w:p>
       <w:pPr>
-        <w:pStyle w:val="ListParagraph"/>
+        <w:pStyle w:val="7"/>
         <w:ind w:left="1080"/>
         <w:rPr>
           <w:sz w:val="28"/>
@@ -2953,8 +2803,8 @@
           <w:lang w:val="en-US"/>
         </w:rPr>
         <w:drawing>
-          <wp:inline distT="0" distB="0" distL="0" distR="0" wp14:anchorId="6E906816" wp14:editId="0079EFC8">
-            <wp:extent cx="3327400" cy="1971485"/>
+          <wp:inline distT="0" distB="0" distL="0" distR="0">
+            <wp:extent cx="3327400" cy="1971040"/>
             <wp:effectExtent l="0" t="0" r="6350" b="0"/>
             <wp:docPr id="39" name="Picture 39"/>
             <wp:cNvGraphicFramePr>
@@ -2964,8 +2814,10 @@
               <a:graphicData uri="http://schemas.openxmlformats.org/drawingml/2006/picture">
                 <pic:pic xmlns:pic="http://schemas.openxmlformats.org/drawingml/2006/picture">
                   <pic:nvPicPr>
-                    <pic:cNvPr id="1" name=""/>
-                    <pic:cNvPicPr/>
+                    <pic:cNvPr id="39" name="Picture 39"/>
+                    <pic:cNvPicPr>
+                      <a:picLocks noChangeAspect="1"/>
+                    </pic:cNvPicPr>
                   </pic:nvPicPr>
                   <pic:blipFill>
                     <a:blip r:embed="rId45"/>
@@ -2991,7 +2843,7 @@
     </w:p>
     <w:p>
       <w:pPr>
-        <w:pStyle w:val="ListParagraph"/>
+        <w:pStyle w:val="7"/>
         <w:ind w:left="1080"/>
         <w:rPr>
           <w:sz w:val="28"/>
@@ -3004,7 +2856,7 @@
           <w:lang w:val="en-US"/>
         </w:rPr>
         <w:drawing>
-          <wp:inline distT="0" distB="0" distL="0" distR="0" wp14:anchorId="79FA0596" wp14:editId="7440AF60">
+          <wp:inline distT="0" distB="0" distL="0" distR="0">
             <wp:extent cx="990600" cy="404495"/>
             <wp:effectExtent l="0" t="0" r="0" b="0"/>
             <wp:docPr id="40" name="Picture 40"/>
@@ -3015,8 +2867,10 @@
               <a:graphicData uri="http://schemas.openxmlformats.org/drawingml/2006/picture">
                 <pic:pic xmlns:pic="http://schemas.openxmlformats.org/drawingml/2006/picture">
                   <pic:nvPicPr>
-                    <pic:cNvPr id="1" name=""/>
-                    <pic:cNvPicPr/>
+                    <pic:cNvPr id="40" name="Picture 40"/>
+                    <pic:cNvPicPr>
+                      <a:picLocks noChangeAspect="1"/>
+                    </pic:cNvPicPr>
                   </pic:nvPicPr>
                   <pic:blipFill>
                     <a:blip r:embed="rId46"/>
@@ -3042,10 +2896,10 @@
     </w:p>
     <w:p>
       <w:pPr>
-        <w:pStyle w:val="ListParagraph"/>
+        <w:pStyle w:val="7"/>
         <w:numPr>
           <w:ilvl w:val="0"/>
-          <w:numId w:val="7"/>
+          <w:numId w:val="5"/>
         </w:numPr>
         <w:rPr>
           <w:sz w:val="28"/>
@@ -3062,7 +2916,7 @@
     </w:p>
     <w:p>
       <w:pPr>
-        <w:pStyle w:val="ListParagraph"/>
+        <w:pStyle w:val="7"/>
         <w:ind w:left="1080"/>
         <w:rPr>
           <w:sz w:val="28"/>
@@ -3075,8 +2929,8 @@
           <w:lang w:val="en-US"/>
         </w:rPr>
         <w:drawing>
-          <wp:inline distT="0" distB="0" distL="0" distR="0" wp14:anchorId="2E1EBB9A" wp14:editId="7DD8A683">
-            <wp:extent cx="3130550" cy="1950447"/>
+          <wp:inline distT="0" distB="0" distL="0" distR="0">
+            <wp:extent cx="3130550" cy="1950085"/>
             <wp:effectExtent l="0" t="0" r="0" b="0"/>
             <wp:docPr id="41" name="Picture 41"/>
             <wp:cNvGraphicFramePr>
@@ -3086,8 +2940,10 @@
               <a:graphicData uri="http://schemas.openxmlformats.org/drawingml/2006/picture">
                 <pic:pic xmlns:pic="http://schemas.openxmlformats.org/drawingml/2006/picture">
                   <pic:nvPicPr>
-                    <pic:cNvPr id="1" name=""/>
-                    <pic:cNvPicPr/>
+                    <pic:cNvPr id="41" name="Picture 41"/>
+                    <pic:cNvPicPr>
+                      <a:picLocks noChangeAspect="1"/>
+                    </pic:cNvPicPr>
                   </pic:nvPicPr>
                   <pic:blipFill>
                     <a:blip r:embed="rId47"/>
@@ -3113,7 +2969,7 @@
     </w:p>
     <w:p>
       <w:pPr>
-        <w:pStyle w:val="ListParagraph"/>
+        <w:pStyle w:val="7"/>
         <w:ind w:left="1080"/>
         <w:rPr>
           <w:sz w:val="28"/>
@@ -3126,8 +2982,8 @@
           <w:lang w:val="en-US"/>
         </w:rPr>
         <w:drawing>
-          <wp:inline distT="0" distB="0" distL="0" distR="0" wp14:anchorId="20C632F5" wp14:editId="6E9D984C">
-            <wp:extent cx="1143160" cy="352474"/>
+          <wp:inline distT="0" distB="0" distL="0" distR="0">
+            <wp:extent cx="1143000" cy="352425"/>
             <wp:effectExtent l="0" t="0" r="0" b="9525"/>
             <wp:docPr id="42" name="Picture 42"/>
             <wp:cNvGraphicFramePr>
@@ -3137,8 +2993,10 @@
               <a:graphicData uri="http://schemas.openxmlformats.org/drawingml/2006/picture">
                 <pic:pic xmlns:pic="http://schemas.openxmlformats.org/drawingml/2006/picture">
                   <pic:nvPicPr>
-                    <pic:cNvPr id="1" name=""/>
-                    <pic:cNvPicPr/>
+                    <pic:cNvPr id="42" name="Picture 42"/>
+                    <pic:cNvPicPr>
+                      <a:picLocks noChangeAspect="1"/>
+                    </pic:cNvPicPr>
                   </pic:nvPicPr>
                   <pic:blipFill>
                     <a:blip r:embed="rId48"/>
@@ -3171,10 +3029,10 @@
     </w:p>
     <w:p>
       <w:pPr>
-        <w:pStyle w:val="ListParagraph"/>
+        <w:pStyle w:val="7"/>
         <w:numPr>
           <w:ilvl w:val="0"/>
-          <w:numId w:val="7"/>
+          <w:numId w:val="5"/>
         </w:numPr>
         <w:rPr>
           <w:sz w:val="28"/>
@@ -3191,7 +3049,7 @@
     </w:p>
     <w:p>
       <w:pPr>
-        <w:pStyle w:val="ListParagraph"/>
+        <w:pStyle w:val="7"/>
         <w:ind w:left="1080"/>
         <w:rPr>
           <w:sz w:val="28"/>
@@ -3204,8 +3062,8 @@
           <w:lang w:val="en-US"/>
         </w:rPr>
         <w:drawing>
-          <wp:inline distT="0" distB="0" distL="0" distR="0" wp14:anchorId="6897FC04" wp14:editId="01066665">
-            <wp:extent cx="3117850" cy="1566961"/>
+          <wp:inline distT="0" distB="0" distL="0" distR="0">
+            <wp:extent cx="3117850" cy="1566545"/>
             <wp:effectExtent l="0" t="0" r="6350" b="0"/>
             <wp:docPr id="43" name="Picture 43"/>
             <wp:cNvGraphicFramePr>
@@ -3215,8 +3073,10 @@
               <a:graphicData uri="http://schemas.openxmlformats.org/drawingml/2006/picture">
                 <pic:pic xmlns:pic="http://schemas.openxmlformats.org/drawingml/2006/picture">
                   <pic:nvPicPr>
-                    <pic:cNvPr id="1" name=""/>
-                    <pic:cNvPicPr/>
+                    <pic:cNvPr id="43" name="Picture 43"/>
+                    <pic:cNvPicPr>
+                      <a:picLocks noChangeAspect="1"/>
+                    </pic:cNvPicPr>
                   </pic:nvPicPr>
                   <pic:blipFill>
                     <a:blip r:embed="rId49"/>
@@ -3242,7 +3102,7 @@
     </w:p>
     <w:p>
       <w:pPr>
-        <w:pStyle w:val="ListParagraph"/>
+        <w:pStyle w:val="7"/>
         <w:ind w:left="1080"/>
         <w:rPr>
           <w:sz w:val="28"/>
@@ -3255,8 +3115,8 @@
           <w:lang w:val="en-US"/>
         </w:rPr>
         <w:drawing>
-          <wp:inline distT="0" distB="0" distL="0" distR="0" wp14:anchorId="31D42696" wp14:editId="32D90376">
-            <wp:extent cx="1209844" cy="400106"/>
+          <wp:inline distT="0" distB="0" distL="0" distR="0">
+            <wp:extent cx="1209675" cy="400050"/>
             <wp:effectExtent l="0" t="0" r="9525" b="0"/>
             <wp:docPr id="44" name="Picture 44"/>
             <wp:cNvGraphicFramePr>
@@ -3266,8 +3126,10 @@
               <a:graphicData uri="http://schemas.openxmlformats.org/drawingml/2006/picture">
                 <pic:pic xmlns:pic="http://schemas.openxmlformats.org/drawingml/2006/picture">
                   <pic:nvPicPr>
-                    <pic:cNvPr id="1" name=""/>
-                    <pic:cNvPicPr/>
+                    <pic:cNvPr id="44" name="Picture 44"/>
+                    <pic:cNvPicPr>
+                      <a:picLocks noChangeAspect="1"/>
+                    </pic:cNvPicPr>
                   </pic:nvPicPr>
                   <pic:blipFill>
                     <a:blip r:embed="rId50"/>
@@ -3290,37 +3152,885 @@
           </wp:inline>
         </w:drawing>
       </w:r>
+    </w:p>
+    <w:p>
+      <w:pPr>
+        <w:rPr>
+          <w:sz w:val="28"/>
+          <w:lang w:val="en-US"/>
+        </w:rPr>
+      </w:pPr>
+      <w:r>
+        <w:rPr>
+          <w:sz w:val="28"/>
+          <w:lang w:val="en-US"/>
+        </w:rPr>
+        <w:br w:type="page"/>
+      </w:r>
+    </w:p>
+    <w:p>
+      <w:pPr>
+        <w:jc w:val="center"/>
+        <w:rPr>
+          <w:rFonts w:hint="default"/>
+          <w:b/>
+          <w:sz w:val="40"/>
+          <w:lang w:val="en-US"/>
+        </w:rPr>
+      </w:pPr>
+      <w:r>
+        <w:rPr>
+          <w:b/>
+          <w:sz w:val="40"/>
+          <w:lang w:val="en-US"/>
+        </w:rPr>
+        <w:t xml:space="preserve">Practical No: </w:t>
+      </w:r>
+      <w:r>
+        <w:rPr>
+          <w:rFonts w:hint="default"/>
+          <w:b/>
+          <w:sz w:val="40"/>
+          <w:lang w:val="en-US"/>
+        </w:rPr>
+        <w:t>3</w:t>
+      </w:r>
+    </w:p>
+    <w:p>
+      <w:pPr>
+        <w:pStyle w:val="7"/>
+        <w:ind w:left="0" w:leftChars="0" w:firstLine="280" w:firstLineChars="100"/>
+        <w:jc w:val="both"/>
+        <w:rPr>
+          <w:rFonts w:hint="default"/>
+          <w:sz w:val="28"/>
+          <w:lang w:val="en-US"/>
+        </w:rPr>
+      </w:pPr>
+      <w:r>
+        <w:rPr>
+          <w:rFonts w:hint="default"/>
+          <w:b/>
+          <w:bCs/>
+          <w:sz w:val="28"/>
+          <w:lang w:val="en-US"/>
+        </w:rPr>
+        <w:t>Aim</w:t>
+      </w:r>
+      <w:r>
+        <w:rPr>
+          <w:rFonts w:hint="default"/>
+          <w:sz w:val="28"/>
+          <w:lang w:val="en-US"/>
+        </w:rPr>
+        <w:t>: Write a program to demonstrate pre-defined Exception using try-catch finally.</w:t>
+      </w:r>
+    </w:p>
+    <w:p>
+      <w:pPr>
+        <w:pStyle w:val="7"/>
+        <w:numPr>
+          <w:ilvl w:val="0"/>
+          <w:numId w:val="6"/>
+        </w:numPr>
+        <w:ind w:left="0" w:leftChars="0" w:firstLine="280" w:firstLineChars="100"/>
+        <w:jc w:val="both"/>
+        <w:rPr>
+          <w:rFonts w:hint="default"/>
+          <w:sz w:val="28"/>
+          <w:lang w:val="en-US"/>
+        </w:rPr>
+      </w:pPr>
+      <w:r>
+        <w:rPr>
+          <w:rFonts w:hint="default"/>
+          <w:sz w:val="28"/>
+          <w:lang w:val="en-US"/>
+        </w:rPr>
+        <w:t>Arithmetic Exception:</w:t>
+      </w:r>
+    </w:p>
+    <w:p>
+      <w:pPr>
+        <w:pStyle w:val="7"/>
+        <w:numPr>
+          <w:ilvl w:val="0"/>
+          <w:numId w:val="0"/>
+        </w:numPr>
+        <w:ind w:leftChars="100" w:firstLine="718" w:firstLineChars="0"/>
+        <w:jc w:val="both"/>
+      </w:pPr>
+      <w:r>
+        <w:drawing>
+          <wp:inline distT="0" distB="0" distL="114300" distR="114300">
+            <wp:extent cx="4653915" cy="3005455"/>
+            <wp:effectExtent l="0" t="0" r="13335" b="4445"/>
+            <wp:docPr id="25" name="Picture 1"/>
+            <wp:cNvGraphicFramePr>
+              <a:graphicFrameLocks xmlns:a="http://schemas.openxmlformats.org/drawingml/2006/main" noChangeAspect="1"/>
+            </wp:cNvGraphicFramePr>
+            <a:graphic xmlns:a="http://schemas.openxmlformats.org/drawingml/2006/main">
+              <a:graphicData uri="http://schemas.openxmlformats.org/drawingml/2006/picture">
+                <pic:pic xmlns:pic="http://schemas.openxmlformats.org/drawingml/2006/picture">
+                  <pic:nvPicPr>
+                    <pic:cNvPr id="25" name="Picture 1"/>
+                    <pic:cNvPicPr>
+                      <a:picLocks noChangeAspect="1"/>
+                    </pic:cNvPicPr>
+                  </pic:nvPicPr>
+                  <pic:blipFill>
+                    <a:blip r:embed="rId51"/>
+                    <a:stretch>
+                      <a:fillRect/>
+                    </a:stretch>
+                  </pic:blipFill>
+                  <pic:spPr>
+                    <a:xfrm>
+                      <a:off x="0" y="0"/>
+                      <a:ext cx="4653915" cy="3005455"/>
+                    </a:xfrm>
+                    <a:prstGeom prst="rect">
+                      <a:avLst/>
+                    </a:prstGeom>
+                    <a:noFill/>
+                    <a:ln>
+                      <a:noFill/>
+                    </a:ln>
+                  </pic:spPr>
+                </pic:pic>
+              </a:graphicData>
+            </a:graphic>
+          </wp:inline>
+        </w:drawing>
+      </w:r>
+    </w:p>
+    <w:p>
+      <w:pPr>
+        <w:pStyle w:val="7"/>
+        <w:numPr>
+          <w:ilvl w:val="0"/>
+          <w:numId w:val="0"/>
+        </w:numPr>
+        <w:ind w:leftChars="100" w:firstLine="718" w:firstLineChars="0"/>
+        <w:jc w:val="both"/>
+      </w:pPr>
+      <w:r>
+        <w:drawing>
+          <wp:inline distT="0" distB="0" distL="114300" distR="114300">
+            <wp:extent cx="2533650" cy="514350"/>
+            <wp:effectExtent l="0" t="0" r="0" b="0"/>
+            <wp:docPr id="46" name="Picture 3"/>
+            <wp:cNvGraphicFramePr>
+              <a:graphicFrameLocks xmlns:a="http://schemas.openxmlformats.org/drawingml/2006/main" noChangeAspect="1"/>
+            </wp:cNvGraphicFramePr>
+            <a:graphic xmlns:a="http://schemas.openxmlformats.org/drawingml/2006/main">
+              <a:graphicData uri="http://schemas.openxmlformats.org/drawingml/2006/picture">
+                <pic:pic xmlns:pic="http://schemas.openxmlformats.org/drawingml/2006/picture">
+                  <pic:nvPicPr>
+                    <pic:cNvPr id="46" name="Picture 3"/>
+                    <pic:cNvPicPr>
+                      <a:picLocks noChangeAspect="1"/>
+                    </pic:cNvPicPr>
+                  </pic:nvPicPr>
+                  <pic:blipFill>
+                    <a:blip r:embed="rId52"/>
+                    <a:stretch>
+                      <a:fillRect/>
+                    </a:stretch>
+                  </pic:blipFill>
+                  <pic:spPr>
+                    <a:xfrm>
+                      <a:off x="0" y="0"/>
+                      <a:ext cx="2533650" cy="514350"/>
+                    </a:xfrm>
+                    <a:prstGeom prst="rect">
+                      <a:avLst/>
+                    </a:prstGeom>
+                    <a:noFill/>
+                    <a:ln>
+                      <a:noFill/>
+                    </a:ln>
+                  </pic:spPr>
+                </pic:pic>
+              </a:graphicData>
+            </a:graphic>
+          </wp:inline>
+        </w:drawing>
+      </w:r>
+    </w:p>
+    <w:p>
+      <w:pPr>
+        <w:pStyle w:val="7"/>
+        <w:numPr>
+          <w:ilvl w:val="0"/>
+          <w:numId w:val="0"/>
+        </w:numPr>
+        <w:ind w:leftChars="100"/>
+        <w:jc w:val="both"/>
+        <w:rPr>
+          <w:rFonts w:hint="default"/>
+          <w:lang w:val="en-US"/>
+        </w:rPr>
+      </w:pPr>
+    </w:p>
+    <w:p>
+      <w:pPr>
+        <w:pStyle w:val="7"/>
+        <w:numPr>
+          <w:numId w:val="0"/>
+        </w:numPr>
+        <w:ind w:leftChars="100"/>
+        <w:jc w:val="both"/>
+        <w:rPr>
+          <w:rFonts w:hint="default"/>
+          <w:lang w:val="en-US"/>
+        </w:rPr>
+      </w:pPr>
+    </w:p>
+    <w:p>
+      <w:pPr>
+        <w:pStyle w:val="7"/>
+        <w:numPr>
+          <w:ilvl w:val="0"/>
+          <w:numId w:val="6"/>
+        </w:numPr>
+        <w:ind w:left="0" w:leftChars="0" w:firstLine="280" w:firstLineChars="100"/>
+        <w:jc w:val="both"/>
+        <w:rPr>
+          <w:rFonts w:hint="default"/>
+          <w:sz w:val="28"/>
+          <w:lang w:val="en-US"/>
+        </w:rPr>
+      </w:pPr>
+      <w:r>
+        <w:rPr>
+          <w:rFonts w:hint="default"/>
+          <w:sz w:val="28"/>
+          <w:lang w:val="en-US"/>
+        </w:rPr>
+        <w:t>Null Pointer Exception:</w:t>
+      </w:r>
+    </w:p>
+    <w:p>
+      <w:pPr>
+        <w:pStyle w:val="7"/>
+        <w:numPr>
+          <w:numId w:val="0"/>
+        </w:numPr>
+        <w:ind w:leftChars="100"/>
+        <w:jc w:val="both"/>
+      </w:pPr>
+      <w:r>
+        <w:rPr>
+          <w:rFonts w:hint="default"/>
+          <w:sz w:val="28"/>
+          <w:lang w:val="en-US"/>
+        </w:rPr>
+        <w:t xml:space="preserve">   </w:t>
+      </w:r>
+      <w:r>
+        <w:rPr>
+          <w:rFonts w:hint="default"/>
+          <w:sz w:val="28"/>
+          <w:lang w:val="en-US"/>
+        </w:rPr>
+        <w:tab/>
+      </w:r>
+      <w:r>
+        <w:drawing>
+          <wp:inline distT="0" distB="0" distL="114300" distR="114300">
+            <wp:extent cx="4207510" cy="2212340"/>
+            <wp:effectExtent l="0" t="0" r="2540" b="16510"/>
+            <wp:docPr id="45" name="Picture 1"/>
+            <wp:cNvGraphicFramePr>
+              <a:graphicFrameLocks xmlns:a="http://schemas.openxmlformats.org/drawingml/2006/main" noChangeAspect="1"/>
+            </wp:cNvGraphicFramePr>
+            <a:graphic xmlns:a="http://schemas.openxmlformats.org/drawingml/2006/main">
+              <a:graphicData uri="http://schemas.openxmlformats.org/drawingml/2006/picture">
+                <pic:pic xmlns:pic="http://schemas.openxmlformats.org/drawingml/2006/picture">
+                  <pic:nvPicPr>
+                    <pic:cNvPr id="45" name="Picture 1"/>
+                    <pic:cNvPicPr>
+                      <a:picLocks noChangeAspect="1"/>
+                    </pic:cNvPicPr>
+                  </pic:nvPicPr>
+                  <pic:blipFill>
+                    <a:blip r:embed="rId53"/>
+                    <a:stretch>
+                      <a:fillRect/>
+                    </a:stretch>
+                  </pic:blipFill>
+                  <pic:spPr>
+                    <a:xfrm>
+                      <a:off x="0" y="0"/>
+                      <a:ext cx="4207510" cy="2212340"/>
+                    </a:xfrm>
+                    <a:prstGeom prst="rect">
+                      <a:avLst/>
+                    </a:prstGeom>
+                    <a:noFill/>
+                    <a:ln>
+                      <a:noFill/>
+                    </a:ln>
+                  </pic:spPr>
+                </pic:pic>
+              </a:graphicData>
+            </a:graphic>
+          </wp:inline>
+        </w:drawing>
+      </w:r>
+    </w:p>
+    <w:p>
+      <w:pPr>
+        <w:pStyle w:val="7"/>
+        <w:numPr>
+          <w:numId w:val="0"/>
+        </w:numPr>
+        <w:ind w:leftChars="100" w:firstLine="718" w:firstLineChars="0"/>
+        <w:jc w:val="both"/>
+      </w:pPr>
+      <w:r>
+        <w:drawing>
+          <wp:inline distT="0" distB="0" distL="114300" distR="114300">
+            <wp:extent cx="1447800" cy="552450"/>
+            <wp:effectExtent l="0" t="0" r="0" b="0"/>
+            <wp:docPr id="47" name="Picture 2"/>
+            <wp:cNvGraphicFramePr>
+              <a:graphicFrameLocks xmlns:a="http://schemas.openxmlformats.org/drawingml/2006/main" noChangeAspect="1"/>
+            </wp:cNvGraphicFramePr>
+            <a:graphic xmlns:a="http://schemas.openxmlformats.org/drawingml/2006/main">
+              <a:graphicData uri="http://schemas.openxmlformats.org/drawingml/2006/picture">
+                <pic:pic xmlns:pic="http://schemas.openxmlformats.org/drawingml/2006/picture">
+                  <pic:nvPicPr>
+                    <pic:cNvPr id="47" name="Picture 2"/>
+                    <pic:cNvPicPr>
+                      <a:picLocks noChangeAspect="1"/>
+                    </pic:cNvPicPr>
+                  </pic:nvPicPr>
+                  <pic:blipFill>
+                    <a:blip r:embed="rId54"/>
+                    <a:stretch>
+                      <a:fillRect/>
+                    </a:stretch>
+                  </pic:blipFill>
+                  <pic:spPr>
+                    <a:xfrm>
+                      <a:off x="0" y="0"/>
+                      <a:ext cx="1447800" cy="552450"/>
+                    </a:xfrm>
+                    <a:prstGeom prst="rect">
+                      <a:avLst/>
+                    </a:prstGeom>
+                    <a:noFill/>
+                    <a:ln>
+                      <a:noFill/>
+                    </a:ln>
+                  </pic:spPr>
+                </pic:pic>
+              </a:graphicData>
+            </a:graphic>
+          </wp:inline>
+        </w:drawing>
+      </w:r>
+    </w:p>
+    <w:p>
+      <w:pPr>
+        <w:rPr>
+          <w:rFonts w:hint="default"/>
+          <w:lang w:val="en-US"/>
+        </w:rPr>
+      </w:pPr>
+      <w:r>
+        <w:rPr>
+          <w:rFonts w:hint="default"/>
+          <w:lang w:val="en-US"/>
+        </w:rPr>
+        <w:br w:type="page"/>
+      </w:r>
+    </w:p>
+    <w:p>
+      <w:pPr>
+        <w:pStyle w:val="7"/>
+        <w:numPr>
+          <w:ilvl w:val="0"/>
+          <w:numId w:val="6"/>
+        </w:numPr>
+        <w:ind w:left="0" w:leftChars="0" w:firstLine="280" w:firstLineChars="100"/>
+        <w:jc w:val="both"/>
+        <w:rPr>
+          <w:rFonts w:hint="default"/>
+          <w:sz w:val="28"/>
+          <w:szCs w:val="28"/>
+          <w:lang w:val="en-US"/>
+        </w:rPr>
+      </w:pPr>
+      <w:r>
+        <w:rPr>
+          <w:rFonts w:hint="default"/>
+          <w:sz w:val="28"/>
+          <w:szCs w:val="28"/>
+          <w:lang w:val="en-US"/>
+        </w:rPr>
+        <w:t>Array Index Out of Bound Exception:</w:t>
+      </w:r>
+    </w:p>
+    <w:p>
+      <w:pPr>
+        <w:pStyle w:val="7"/>
+        <w:numPr>
+          <w:numId w:val="0"/>
+        </w:numPr>
+        <w:ind w:leftChars="100"/>
+        <w:jc w:val="both"/>
+      </w:pPr>
+      <w:r>
+        <w:rPr>
+          <w:rFonts w:hint="default"/>
+          <w:sz w:val="28"/>
+          <w:szCs w:val="28"/>
+          <w:lang w:val="en-US"/>
+        </w:rPr>
+        <w:t xml:space="preserve">  </w:t>
+      </w:r>
+      <w:r>
+        <w:rPr>
+          <w:rFonts w:hint="default"/>
+          <w:sz w:val="28"/>
+          <w:szCs w:val="28"/>
+          <w:lang w:val="en-US"/>
+        </w:rPr>
+        <w:tab/>
+      </w:r>
+      <w:r>
+        <w:drawing>
+          <wp:inline distT="0" distB="0" distL="114300" distR="114300">
+            <wp:extent cx="4727575" cy="2364105"/>
+            <wp:effectExtent l="0" t="0" r="15875" b="17145"/>
+            <wp:docPr id="48" name="Picture 3"/>
+            <wp:cNvGraphicFramePr>
+              <a:graphicFrameLocks xmlns:a="http://schemas.openxmlformats.org/drawingml/2006/main" noChangeAspect="1"/>
+            </wp:cNvGraphicFramePr>
+            <a:graphic xmlns:a="http://schemas.openxmlformats.org/drawingml/2006/main">
+              <a:graphicData uri="http://schemas.openxmlformats.org/drawingml/2006/picture">
+                <pic:pic xmlns:pic="http://schemas.openxmlformats.org/drawingml/2006/picture">
+                  <pic:nvPicPr>
+                    <pic:cNvPr id="48" name="Picture 3"/>
+                    <pic:cNvPicPr>
+                      <a:picLocks noChangeAspect="1"/>
+                    </pic:cNvPicPr>
+                  </pic:nvPicPr>
+                  <pic:blipFill>
+                    <a:blip r:embed="rId55"/>
+                    <a:stretch>
+                      <a:fillRect/>
+                    </a:stretch>
+                  </pic:blipFill>
+                  <pic:spPr>
+                    <a:xfrm>
+                      <a:off x="0" y="0"/>
+                      <a:ext cx="4727575" cy="2364105"/>
+                    </a:xfrm>
+                    <a:prstGeom prst="rect">
+                      <a:avLst/>
+                    </a:prstGeom>
+                    <a:noFill/>
+                    <a:ln>
+                      <a:noFill/>
+                    </a:ln>
+                  </pic:spPr>
+                </pic:pic>
+              </a:graphicData>
+            </a:graphic>
+          </wp:inline>
+        </w:drawing>
+      </w:r>
+    </w:p>
+    <w:p>
+      <w:pPr>
+        <w:pStyle w:val="7"/>
+        <w:numPr>
+          <w:numId w:val="0"/>
+        </w:numPr>
+        <w:ind w:leftChars="100" w:firstLine="718" w:firstLineChars="0"/>
+        <w:jc w:val="both"/>
+      </w:pPr>
+      <w:r>
+        <w:drawing>
+          <wp:inline distT="0" distB="0" distL="114300" distR="114300">
+            <wp:extent cx="1790700" cy="504825"/>
+            <wp:effectExtent l="0" t="0" r="0" b="9525"/>
+            <wp:docPr id="49" name="Picture 4"/>
+            <wp:cNvGraphicFramePr>
+              <a:graphicFrameLocks xmlns:a="http://schemas.openxmlformats.org/drawingml/2006/main" noChangeAspect="1"/>
+            </wp:cNvGraphicFramePr>
+            <a:graphic xmlns:a="http://schemas.openxmlformats.org/drawingml/2006/main">
+              <a:graphicData uri="http://schemas.openxmlformats.org/drawingml/2006/picture">
+                <pic:pic xmlns:pic="http://schemas.openxmlformats.org/drawingml/2006/picture">
+                  <pic:nvPicPr>
+                    <pic:cNvPr id="49" name="Picture 4"/>
+                    <pic:cNvPicPr>
+                      <a:picLocks noChangeAspect="1"/>
+                    </pic:cNvPicPr>
+                  </pic:nvPicPr>
+                  <pic:blipFill>
+                    <a:blip r:embed="rId56"/>
+                    <a:stretch>
+                      <a:fillRect/>
+                    </a:stretch>
+                  </pic:blipFill>
+                  <pic:spPr>
+                    <a:xfrm>
+                      <a:off x="0" y="0"/>
+                      <a:ext cx="1790700" cy="504825"/>
+                    </a:xfrm>
+                    <a:prstGeom prst="rect">
+                      <a:avLst/>
+                    </a:prstGeom>
+                    <a:noFill/>
+                    <a:ln>
+                      <a:noFill/>
+                    </a:ln>
+                  </pic:spPr>
+                </pic:pic>
+              </a:graphicData>
+            </a:graphic>
+          </wp:inline>
+        </w:drawing>
+      </w:r>
+    </w:p>
+    <w:p>
+      <w:pPr>
+        <w:pStyle w:val="7"/>
+        <w:numPr>
+          <w:ilvl w:val="0"/>
+          <w:numId w:val="6"/>
+        </w:numPr>
+        <w:ind w:left="0" w:leftChars="0" w:firstLine="280" w:firstLineChars="100"/>
+        <w:jc w:val="both"/>
+        <w:rPr>
+          <w:rFonts w:hint="default"/>
+          <w:sz w:val="28"/>
+          <w:szCs w:val="28"/>
+          <w:lang w:val="en-US"/>
+        </w:rPr>
+      </w:pPr>
+      <w:r>
+        <w:rPr>
+          <w:rFonts w:hint="default"/>
+          <w:sz w:val="28"/>
+          <w:szCs w:val="28"/>
+          <w:lang w:val="en-US"/>
+        </w:rPr>
+        <w:t>Number Formatting:</w:t>
+      </w:r>
+    </w:p>
+    <w:p>
+      <w:pPr>
+        <w:pStyle w:val="7"/>
+        <w:numPr>
+          <w:numId w:val="0"/>
+        </w:numPr>
+        <w:ind w:leftChars="100" w:firstLine="718" w:firstLineChars="0"/>
+        <w:jc w:val="both"/>
+      </w:pPr>
+      <w:r>
+        <w:drawing>
+          <wp:inline distT="0" distB="0" distL="114300" distR="114300">
+            <wp:extent cx="4701540" cy="2087880"/>
+            <wp:effectExtent l="0" t="0" r="3810" b="7620"/>
+            <wp:docPr id="50" name="Picture 5"/>
+            <wp:cNvGraphicFramePr>
+              <a:graphicFrameLocks xmlns:a="http://schemas.openxmlformats.org/drawingml/2006/main" noChangeAspect="1"/>
+            </wp:cNvGraphicFramePr>
+            <a:graphic xmlns:a="http://schemas.openxmlformats.org/drawingml/2006/main">
+              <a:graphicData uri="http://schemas.openxmlformats.org/drawingml/2006/picture">
+                <pic:pic xmlns:pic="http://schemas.openxmlformats.org/drawingml/2006/picture">
+                  <pic:nvPicPr>
+                    <pic:cNvPr id="50" name="Picture 5"/>
+                    <pic:cNvPicPr>
+                      <a:picLocks noChangeAspect="1"/>
+                    </pic:cNvPicPr>
+                  </pic:nvPicPr>
+                  <pic:blipFill>
+                    <a:blip r:embed="rId57"/>
+                    <a:stretch>
+                      <a:fillRect/>
+                    </a:stretch>
+                  </pic:blipFill>
+                  <pic:spPr>
+                    <a:xfrm>
+                      <a:off x="0" y="0"/>
+                      <a:ext cx="4701540" cy="2087880"/>
+                    </a:xfrm>
+                    <a:prstGeom prst="rect">
+                      <a:avLst/>
+                    </a:prstGeom>
+                    <a:noFill/>
+                    <a:ln>
+                      <a:noFill/>
+                    </a:ln>
+                  </pic:spPr>
+                </pic:pic>
+              </a:graphicData>
+            </a:graphic>
+          </wp:inline>
+        </w:drawing>
+      </w:r>
+    </w:p>
+    <w:p>
+      <w:pPr>
+        <w:pStyle w:val="7"/>
+        <w:numPr>
+          <w:numId w:val="0"/>
+        </w:numPr>
+        <w:ind w:leftChars="100" w:firstLine="718" w:firstLineChars="0"/>
+        <w:jc w:val="both"/>
+        <w:rPr>
+          <w:rFonts w:hint="default"/>
+          <w:lang w:val="en-US"/>
+        </w:rPr>
+      </w:pPr>
+      <w:r>
+        <w:drawing>
+          <wp:inline distT="0" distB="0" distL="114300" distR="114300">
+            <wp:extent cx="1952625" cy="485775"/>
+            <wp:effectExtent l="0" t="0" r="9525" b="9525"/>
+            <wp:docPr id="51" name="Picture 6"/>
+            <wp:cNvGraphicFramePr>
+              <a:graphicFrameLocks xmlns:a="http://schemas.openxmlformats.org/drawingml/2006/main" noChangeAspect="1"/>
+            </wp:cNvGraphicFramePr>
+            <a:graphic xmlns:a="http://schemas.openxmlformats.org/drawingml/2006/main">
+              <a:graphicData uri="http://schemas.openxmlformats.org/drawingml/2006/picture">
+                <pic:pic xmlns:pic="http://schemas.openxmlformats.org/drawingml/2006/picture">
+                  <pic:nvPicPr>
+                    <pic:cNvPr id="51" name="Picture 6"/>
+                    <pic:cNvPicPr>
+                      <a:picLocks noChangeAspect="1"/>
+                    </pic:cNvPicPr>
+                  </pic:nvPicPr>
+                  <pic:blipFill>
+                    <a:blip r:embed="rId58"/>
+                    <a:stretch>
+                      <a:fillRect/>
+                    </a:stretch>
+                  </pic:blipFill>
+                  <pic:spPr>
+                    <a:xfrm>
+                      <a:off x="0" y="0"/>
+                      <a:ext cx="1952625" cy="485775"/>
+                    </a:xfrm>
+                    <a:prstGeom prst="rect">
+                      <a:avLst/>
+                    </a:prstGeom>
+                    <a:noFill/>
+                    <a:ln>
+                      <a:noFill/>
+                    </a:ln>
+                  </pic:spPr>
+                </pic:pic>
+              </a:graphicData>
+            </a:graphic>
+          </wp:inline>
+        </w:drawing>
+      </w:r>
+    </w:p>
+    <w:p>
+      <w:pPr>
+        <w:pStyle w:val="7"/>
+        <w:numPr>
+          <w:ilvl w:val="0"/>
+          <w:numId w:val="7"/>
+        </w:numPr>
+        <w:spacing w:after="160" w:line="259" w:lineRule="auto"/>
+        <w:ind w:leftChars="100"/>
+        <w:contextualSpacing/>
+        <w:jc w:val="both"/>
+        <w:rPr>
+          <w:rFonts w:hint="default"/>
+          <w:sz w:val="28"/>
+          <w:lang w:val="en-US"/>
+        </w:rPr>
+      </w:pPr>
+      <w:r>
+        <w:rPr>
+          <w:rFonts w:hint="default"/>
+          <w:sz w:val="28"/>
+          <w:lang w:val="en-US"/>
+        </w:rPr>
+        <w:t>Write a program to use Throw and Throws keywords:</w:t>
+      </w:r>
+    </w:p>
+    <w:p>
+      <w:pPr>
+        <w:pStyle w:val="7"/>
+        <w:numPr>
+          <w:numId w:val="0"/>
+        </w:numPr>
+        <w:spacing w:after="160" w:line="259" w:lineRule="auto"/>
+        <w:ind w:firstLine="720" w:firstLineChars="0"/>
+        <w:contextualSpacing/>
+        <w:jc w:val="both"/>
+      </w:pPr>
+      <w:r>
+        <w:drawing>
+          <wp:inline distT="0" distB="0" distL="114300" distR="114300">
+            <wp:extent cx="5476240" cy="1501140"/>
+            <wp:effectExtent l="0" t="0" r="10160" b="3810"/>
+            <wp:docPr id="52" name="Picture 7"/>
+            <wp:cNvGraphicFramePr>
+              <a:graphicFrameLocks xmlns:a="http://schemas.openxmlformats.org/drawingml/2006/main" noChangeAspect="1"/>
+            </wp:cNvGraphicFramePr>
+            <a:graphic xmlns:a="http://schemas.openxmlformats.org/drawingml/2006/main">
+              <a:graphicData uri="http://schemas.openxmlformats.org/drawingml/2006/picture">
+                <pic:pic xmlns:pic="http://schemas.openxmlformats.org/drawingml/2006/picture">
+                  <pic:nvPicPr>
+                    <pic:cNvPr id="52" name="Picture 7"/>
+                    <pic:cNvPicPr>
+                      <a:picLocks noChangeAspect="1"/>
+                    </pic:cNvPicPr>
+                  </pic:nvPicPr>
+                  <pic:blipFill>
+                    <a:blip r:embed="rId59"/>
+                    <a:stretch>
+                      <a:fillRect/>
+                    </a:stretch>
+                  </pic:blipFill>
+                  <pic:spPr>
+                    <a:xfrm>
+                      <a:off x="0" y="0"/>
+                      <a:ext cx="5476240" cy="1501140"/>
+                    </a:xfrm>
+                    <a:prstGeom prst="rect">
+                      <a:avLst/>
+                    </a:prstGeom>
+                    <a:noFill/>
+                    <a:ln>
+                      <a:noFill/>
+                    </a:ln>
+                  </pic:spPr>
+                </pic:pic>
+              </a:graphicData>
+            </a:graphic>
+          </wp:inline>
+        </w:drawing>
+      </w:r>
+    </w:p>
+    <w:p>
+      <w:pPr>
+        <w:pStyle w:val="7"/>
+        <w:numPr>
+          <w:numId w:val="0"/>
+        </w:numPr>
+        <w:spacing w:after="160" w:line="259" w:lineRule="auto"/>
+        <w:ind w:firstLine="720" w:firstLineChars="0"/>
+        <w:contextualSpacing/>
+        <w:jc w:val="both"/>
+      </w:pPr>
+      <w:r>
+        <w:drawing>
+          <wp:inline distT="0" distB="0" distL="114300" distR="114300">
+            <wp:extent cx="5986145" cy="515620"/>
+            <wp:effectExtent l="0" t="0" r="14605" b="17780"/>
+            <wp:docPr id="53" name="Picture 8"/>
+            <wp:cNvGraphicFramePr>
+              <a:graphicFrameLocks xmlns:a="http://schemas.openxmlformats.org/drawingml/2006/main" noChangeAspect="1"/>
+            </wp:cNvGraphicFramePr>
+            <a:graphic xmlns:a="http://schemas.openxmlformats.org/drawingml/2006/main">
+              <a:graphicData uri="http://schemas.openxmlformats.org/drawingml/2006/picture">
+                <pic:pic xmlns:pic="http://schemas.openxmlformats.org/drawingml/2006/picture">
+                  <pic:nvPicPr>
+                    <pic:cNvPr id="53" name="Picture 8"/>
+                    <pic:cNvPicPr>
+                      <a:picLocks noChangeAspect="1"/>
+                    </pic:cNvPicPr>
+                  </pic:nvPicPr>
+                  <pic:blipFill>
+                    <a:blip r:embed="rId60"/>
+                    <a:stretch>
+                      <a:fillRect/>
+                    </a:stretch>
+                  </pic:blipFill>
+                  <pic:spPr>
+                    <a:xfrm>
+                      <a:off x="0" y="0"/>
+                      <a:ext cx="5986145" cy="515620"/>
+                    </a:xfrm>
+                    <a:prstGeom prst="rect">
+                      <a:avLst/>
+                    </a:prstGeom>
+                    <a:noFill/>
+                    <a:ln>
+                      <a:noFill/>
+                    </a:ln>
+                  </pic:spPr>
+                </pic:pic>
+              </a:graphicData>
+            </a:graphic>
+          </wp:inline>
+        </w:drawing>
+      </w:r>
+    </w:p>
+    <w:p>
+      <w:pPr>
+        <w:rPr>
+          <w:rFonts w:hint="default"/>
+          <w:lang w:val="en-US"/>
+        </w:rPr>
+      </w:pPr>
+      <w:r>
+        <w:rPr>
+          <w:rFonts w:hint="default"/>
+          <w:lang w:val="en-US"/>
+        </w:rPr>
+        <w:br w:type="page"/>
+      </w:r>
+    </w:p>
+    <w:p>
+      <w:pPr>
+        <w:pStyle w:val="7"/>
+        <w:numPr>
+          <w:numId w:val="0"/>
+        </w:numPr>
+        <w:spacing w:after="160" w:line="259" w:lineRule="auto"/>
+        <w:ind w:firstLine="720" w:firstLineChars="0"/>
+        <w:contextualSpacing/>
+        <w:jc w:val="both"/>
+        <w:rPr>
+          <w:rFonts w:hint="default"/>
+          <w:lang w:val="en-US"/>
+        </w:rPr>
+      </w:pPr>
       <w:bookmarkStart w:id="0" w:name="_GoBack"/>
       <w:bookmarkEnd w:id="0"/>
     </w:p>
     <w:sectPr>
-      <w:headerReference w:type="default" r:id="rId51"/>
-      <w:footerReference w:type="default" r:id="rId52"/>
+      <w:headerReference r:id="rId5" w:type="default"/>
+      <w:footerReference r:id="rId6" w:type="default"/>
       <w:pgSz w:w="11906" w:h="16838"/>
       <w:pgMar w:top="720" w:right="720" w:bottom="720" w:left="720" w:header="708" w:footer="708" w:gutter="0"/>
-      <w:cols w:space="708"/>
-      <w:docGrid w:linePitch="360"/>
+      <w:cols w:space="708" w:num="1"/>
+      <w:docGrid w:linePitch="360" w:charSpace="0"/>
     </w:sectPr>
   </w:body>
 </w:document>
 </file>
 
 <file path=word/endnotes.xml><?xml version="1.0" encoding="utf-8"?>
-<w:endnotes xmlns:wpc="http://schemas.microsoft.com/office/word/2010/wordprocessingCanvas" xmlns:cx="http://schemas.microsoft.com/office/drawing/2014/chartex" xmlns:cx1="http://schemas.microsoft.com/office/drawing/2015/9/8/chartex" xmlns:cx2="http://schemas.microsoft.com/office/drawing/2015/10/21/chartex" xmlns:cx3="http://schemas.microsoft.com/office/drawing/2016/5/9/chartex" xmlns:cx4="http://schemas.microsoft.com/office/drawing/2016/5/10/chartex" xmlns:cx5="http://schemas.microsoft.com/office/drawing/2016/5/11/chartex" xmlns:cx6="http://schemas.microsoft.com/office/drawing/2016/5/12/chartex" xmlns:cx7="http://schemas.microsoft.com/office/drawing/2016/5/13/chartex" xmlns:cx8="http://schemas.microsoft.com/office/drawing/2016/5/14/chartex" xmlns:mc="http://schemas.openxmlformats.org/markup-compatibility/2006" xmlns:aink="http://schemas.microsoft.com/office/drawing/2016/ink" xmlns:am3d="http://schemas.microsoft.com/office/drawing/2017/model3d" xmlns:o="urn:schemas-microsoft-com:office:office" xmlns:r="http://schemas.openxmlformats.org/officeDocument/2006/relationships" xmlns:m="http://schemas.openxmlformats.org/officeDocument/2006/math" xmlns:v="urn:schemas-microsoft-com:vml" xmlns:wp14="http://schemas.microsoft.com/office/word/2010/wordprocessingDrawing" xmlns:wp="http://schemas.openxmlformats.org/drawingml/2006/wordprocessingDrawing" xmlns:w10="urn:schemas-microsoft-com:office:word" xmlns:w="http://schemas.openxmlformats.org/wordprocessingml/2006/main" xmlns:w14="http://schemas.microsoft.com/office/word/2010/wordml" xmlns:w15="http://schemas.microsoft.com/office/word/2012/wordml" xmlns:w16cid="http://schemas.microsoft.com/office/word/2016/wordml/cid" xmlns:w16se="http://schemas.microsoft.com/office/word/2015/wordml/symex" xmlns:wpg="http://schemas.microsoft.com/office/word/2010/wordprocessingGroup" xmlns:wpi="http://schemas.microsoft.com/office/word/2010/wordprocessingInk" xmlns:wne="http://schemas.microsoft.com/office/word/2006/wordml" xmlns:wps="http://schemas.microsoft.com/office/word/2010/wordprocessingShape" mc:Ignorable="w14 w15 w16se w16cid wp14">
-  <w:endnote w:type="separator" w:id="-1">
-    <w:p>
-      <w:pPr>
-        <w:spacing w:after="0" w:line="240" w:lineRule="auto"/>
+<w:endnotes xmlns:wpc="http://schemas.microsoft.com/office/word/2010/wordprocessingCanvas" xmlns:mc="http://schemas.openxmlformats.org/markup-compatibility/2006" xmlns:o="urn:schemas-microsoft-com:office:office" xmlns:r="http://schemas.openxmlformats.org/officeDocument/2006/relationships" xmlns:m="http://schemas.openxmlformats.org/officeDocument/2006/math" xmlns:v="urn:schemas-microsoft-com:vml" xmlns:wp14="http://schemas.microsoft.com/office/word/2010/wordprocessingDrawing" xmlns:wp="http://schemas.openxmlformats.org/drawingml/2006/wordprocessingDrawing" xmlns:w="http://schemas.openxmlformats.org/wordprocessingml/2006/main" xmlns:w14="http://schemas.microsoft.com/office/word/2010/wordml" xmlns:w15="http://schemas.microsoft.com/office/word/2012/wordml" xmlns:w10="urn:schemas-microsoft-com:office:word" xmlns:wpg="http://schemas.microsoft.com/office/word/2010/wordprocessingGroup" xmlns:wpi="http://schemas.microsoft.com/office/word/2010/wordprocessingInk" xmlns:wne="http://schemas.microsoft.com/office/word/2006/wordml" xmlns:wps="http://schemas.microsoft.com/office/word/2010/wordprocessingShape" xmlns:wpsCustomData="http://www.wps.cn/officeDocument/2013/wpsCustomData" mc:Ignorable="w14 w15 wp14">
+  <w:endnote w:type="separator" w:id="0">
+    <w:p>
+      <w:pPr>
+        <w:spacing w:line="240" w:lineRule="auto"/>
       </w:pPr>
       <w:r>
         <w:separator/>
       </w:r>
     </w:p>
   </w:endnote>
-  <w:endnote w:type="continuationSeparator" w:id="0">
-    <w:p>
-      <w:pPr>
-        <w:spacing w:after="0" w:line="240" w:lineRule="auto"/>
+  <w:endnote w:type="continuationSeparator" w:id="1">
+    <w:p>
+      <w:pPr>
+        <w:spacing w:line="240" w:lineRule="auto"/>
       </w:pPr>
       <w:r>
         <w:continuationSeparator/>
@@ -3331,36 +4041,49 @@
 </file>
 
 <file path=word/footer1.xml><?xml version="1.0" encoding="utf-8"?>
-<w:ftr xmlns:wpc="http://schemas.microsoft.com/office/word/2010/wordprocessingCanvas" xmlns:cx="http://schemas.microsoft.com/office/drawing/2014/chartex" xmlns:cx1="http://schemas.microsoft.com/office/drawing/2015/9/8/chartex" xmlns:cx2="http://schemas.microsoft.com/office/drawing/2015/10/21/chartex" xmlns:cx3="http://schemas.microsoft.com/office/drawing/2016/5/9/chartex" xmlns:cx4="http://schemas.microsoft.com/office/drawing/2016/5/10/chartex" xmlns:cx5="http://schemas.microsoft.com/office/drawing/2016/5/11/chartex" xmlns:cx6="http://schemas.microsoft.com/office/drawing/2016/5/12/chartex" xmlns:cx7="http://schemas.microsoft.com/office/drawing/2016/5/13/chartex" xmlns:cx8="http://schemas.microsoft.com/office/drawing/2016/5/14/chartex" xmlns:mc="http://schemas.openxmlformats.org/markup-compatibility/2006" xmlns:aink="http://schemas.microsoft.com/office/drawing/2016/ink" xmlns:am3d="http://schemas.microsoft.com/office/drawing/2017/model3d" xmlns:o="urn:schemas-microsoft-com:office:office" xmlns:r="http://schemas.openxmlformats.org/officeDocument/2006/relationships" xmlns:m="http://schemas.openxmlformats.org/officeDocument/2006/math" xmlns:v="urn:schemas-microsoft-com:vml" xmlns:wp14="http://schemas.microsoft.com/office/word/2010/wordprocessingDrawing" xmlns:wp="http://schemas.openxmlformats.org/drawingml/2006/wordprocessingDrawing" xmlns:w10="urn:schemas-microsoft-com:office:word" xmlns:w="http://schemas.openxmlformats.org/wordprocessingml/2006/main" xmlns:w14="http://schemas.microsoft.com/office/word/2010/wordml" xmlns:w15="http://schemas.microsoft.com/office/word/2012/wordml" xmlns:w16cid="http://schemas.microsoft.com/office/word/2016/wordml/cid" xmlns:w16se="http://schemas.microsoft.com/office/word/2015/wordml/symex" xmlns:wpg="http://schemas.microsoft.com/office/word/2010/wordprocessingGroup" xmlns:wpi="http://schemas.microsoft.com/office/word/2010/wordprocessingInk" xmlns:wne="http://schemas.microsoft.com/office/word/2006/wordml" xmlns:wps="http://schemas.microsoft.com/office/word/2010/wordprocessingShape" mc:Ignorable="w14 w15 w16se w16cid wp14">
+<w:ftr xmlns:wpc="http://schemas.microsoft.com/office/word/2010/wordprocessingCanvas" xmlns:mc="http://schemas.openxmlformats.org/markup-compatibility/2006" xmlns:o="urn:schemas-microsoft-com:office:office" xmlns:r="http://schemas.openxmlformats.org/officeDocument/2006/relationships" xmlns:m="http://schemas.openxmlformats.org/officeDocument/2006/math" xmlns:v="urn:schemas-microsoft-com:vml" xmlns:wp14="http://schemas.microsoft.com/office/word/2010/wordprocessingDrawing" xmlns:wp="http://schemas.openxmlformats.org/drawingml/2006/wordprocessingDrawing" xmlns:w10="urn:schemas-microsoft-com:office:word" xmlns:w="http://schemas.openxmlformats.org/wordprocessingml/2006/main" xmlns:w14="http://schemas.microsoft.com/office/word/2010/wordml" xmlns:w15="http://schemas.microsoft.com/office/word/2012/wordml" xmlns:wpg="http://schemas.microsoft.com/office/word/2010/wordprocessingGroup" xmlns:wpi="http://schemas.microsoft.com/office/word/2010/wordprocessingInk" xmlns:wne="http://schemas.microsoft.com/office/word/2006/wordml" xmlns:wps="http://schemas.microsoft.com/office/word/2010/wordprocessingShape" xmlns:wpsCustomData="http://www.wps.cn/officeDocument/2013/wpsCustomData" mc:Ignorable="w14 w15 wp14">
   <w:p>
     <w:pPr>
-      <w:pStyle w:val="Footer"/>
+      <w:pStyle w:val="4"/>
       <w:rPr>
         <w:color w:val="4472C4" w:themeColor="accent1"/>
+        <w14:textFill>
+          <w14:solidFill>
+            <w14:schemeClr w14:val="accent1"/>
+          </w14:solidFill>
+        </w14:textFill>
       </w:rPr>
     </w:pPr>
   </w:p>
   <w:p>
     <w:pPr>
-      <w:pStyle w:val="Footer"/>
+      <w:pStyle w:val="4"/>
       <w:jc w:val="center"/>
       <w:rPr>
-        <w:rFonts w:asciiTheme="majorHAnsi" w:eastAsiaTheme="majorEastAsia" w:hAnsiTheme="majorHAnsi" w:cstheme="majorBidi"/>
-        <w:noProof/>
+        <w:rFonts w:asciiTheme="majorHAnsi" w:hAnsiTheme="majorHAnsi" w:eastAsiaTheme="majorEastAsia" w:cstheme="majorBidi"/>
         <w:color w:val="000000" w:themeColor="text1"/>
         <w:sz w:val="24"/>
         <w:szCs w:val="20"/>
+        <w14:textFill>
+          <w14:solidFill>
+            <w14:schemeClr w14:val="tx1"/>
+          </w14:solidFill>
+        </w14:textFill>
       </w:rPr>
     </w:pPr>
     <w:r>
       <w:rPr>
-        <w:noProof/>
         <w:color w:val="4472C4" w:themeColor="accent1"/>
+        <w14:textFill>
+          <w14:solidFill>
+            <w14:schemeClr w14:val="accent1"/>
+          </w14:solidFill>
+        </w14:textFill>
       </w:rPr>
       <mc:AlternateContent>
         <mc:Choice Requires="wps">
           <w:drawing>
-            <wp:anchor distT="0" distB="0" distL="114300" distR="114300" simplePos="0" relativeHeight="251659264" behindDoc="0" locked="0" layoutInCell="1" allowOverlap="1" wp14:anchorId="2CCE8ED1" wp14:editId="0B49A6B8">
+            <wp:anchor distT="0" distB="0" distL="114300" distR="114300" simplePos="0" relativeHeight="251660288" behindDoc="0" locked="0" layoutInCell="1" allowOverlap="1">
               <wp:simplePos x="0" y="0"/>
               <wp:positionH relativeFrom="page">
                 <wp:align>center</wp:align>
@@ -3411,9 +4134,6 @@
                       </a:fontRef>
                     </wps:style>
                     <wps:bodyPr rot="0" spcFirstLastPara="0" vertOverflow="overflow" horzOverflow="overflow" vert="horz" wrap="square" lIns="91440" tIns="45720" rIns="91440" bIns="45720" numCol="1" spcCol="0" rtlCol="0" fromWordArt="0" anchor="ctr" anchorCtr="0" forceAA="0" compatLnSpc="1">
-                      <a:prstTxWarp prst="textNoShape">
-                        <a:avLst/>
-                      </a:prstTxWarp>
                       <a:noAutofit/>
                     </wps:bodyPr>
                   </wps:wsp>
@@ -3430,8 +4150,11 @@
         </mc:Choice>
         <mc:Fallback>
           <w:pict>
-            <v:rect w14:anchorId="00A2446D" id="Rectangle 452" o:spid="_x0000_s1026" style="position:absolute;margin-left:0;margin-top:0;width:579.9pt;height:750.3pt;z-index:251659264;visibility:visible;mso-wrap-style:square;mso-width-percent:950;mso-height-percent:950;mso-wrap-distance-left:9pt;mso-wrap-distance-top:0;mso-wrap-distance-right:9pt;mso-wrap-distance-bottom:0;mso-position-horizontal:center;mso-position-horizontal-relative:page;mso-position-vertical:center;mso-position-vertical-relative:page;mso-width-percent:950;mso-height-percent:950;mso-width-relative:page;mso-height-relative:page;v-text-anchor:middle" o:gfxdata="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" filled="f" strokecolor="#747070 [1614]" strokeweight="1.25pt">
-              <w10:wrap anchorx="page" anchory="page"/>
+            <v:rect id="_x0000_s1026" o:spid="_x0000_s1026" o:spt="1" style="position:absolute;left:0pt;height:750.3pt;width:579.9pt;mso-position-horizontal:center;mso-position-horizontal-relative:page;mso-position-vertical:center;mso-position-vertical-relative:page;z-index:251660288;v-text-anchor:middle;mso-width-relative:page;mso-height-relative:page;mso-width-percent:950;mso-height-percent:950;" filled="f" stroked="t" coordsize="21600,21600" o:gfxdata="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">
+              <v:fill on="f" focussize="0,0"/>
+              <v:stroke weight="1.25pt" color="#767171 [1614]" miterlimit="8" joinstyle="miter"/>
+              <v:imagedata o:title=""/>
+              <o:lock v:ext="edit" aspectratio="f"/>
             </v:rect>
           </w:pict>
         </mc:Fallback>
@@ -3439,10 +4162,15 @@
     </w:r>
     <w:r>
       <w:rPr>
-        <w:rFonts w:asciiTheme="majorHAnsi" w:eastAsiaTheme="majorEastAsia" w:hAnsiTheme="majorHAnsi" w:cstheme="majorBidi"/>
+        <w:rFonts w:asciiTheme="majorHAnsi" w:hAnsiTheme="majorHAnsi" w:eastAsiaTheme="majorEastAsia" w:cstheme="majorBidi"/>
         <w:color w:val="000000" w:themeColor="text1"/>
         <w:sz w:val="24"/>
         <w:szCs w:val="20"/>
+        <w14:textFill>
+          <w14:solidFill>
+            <w14:schemeClr w14:val="tx1"/>
+          </w14:solidFill>
+        </w14:textFill>
       </w:rPr>
       <w:t xml:space="preserve">pg. </w:t>
     </w:r>
@@ -3452,6 +4180,11 @@
         <w:color w:val="000000" w:themeColor="text1"/>
         <w:sz w:val="24"/>
         <w:szCs w:val="20"/>
+        <w14:textFill>
+          <w14:solidFill>
+            <w14:schemeClr w14:val="tx1"/>
+          </w14:solidFill>
+        </w14:textFill>
       </w:rPr>
       <w:fldChar w:fldCharType="begin"/>
     </w:r>
@@ -3460,6 +4193,11 @@
         <w:color w:val="000000" w:themeColor="text1"/>
         <w:sz w:val="24"/>
         <w:szCs w:val="20"/>
+        <w14:textFill>
+          <w14:solidFill>
+            <w14:schemeClr w14:val="tx1"/>
+          </w14:solidFill>
+        </w14:textFill>
       </w:rPr>
       <w:instrText xml:space="preserve"> PAGE    \* MERGEFORMAT </w:instrText>
     </w:r>
@@ -3469,26 +4207,39 @@
         <w:color w:val="000000" w:themeColor="text1"/>
         <w:sz w:val="24"/>
         <w:szCs w:val="20"/>
+        <w14:textFill>
+          <w14:solidFill>
+            <w14:schemeClr w14:val="tx1"/>
+          </w14:solidFill>
+        </w14:textFill>
       </w:rPr>
       <w:fldChar w:fldCharType="separate"/>
     </w:r>
     <w:r>
       <w:rPr>
-        <w:rFonts w:asciiTheme="majorHAnsi" w:eastAsiaTheme="majorEastAsia" w:hAnsiTheme="majorHAnsi" w:cstheme="majorBidi"/>
-        <w:noProof/>
+        <w:rFonts w:asciiTheme="majorHAnsi" w:hAnsiTheme="majorHAnsi" w:eastAsiaTheme="majorEastAsia" w:cstheme="majorBidi"/>
         <w:color w:val="000000" w:themeColor="text1"/>
         <w:sz w:val="24"/>
         <w:szCs w:val="20"/>
+        <w14:textFill>
+          <w14:solidFill>
+            <w14:schemeClr w14:val="tx1"/>
+          </w14:solidFill>
+        </w14:textFill>
       </w:rPr>
       <w:t>2</w:t>
     </w:r>
     <w:r>
       <w:rPr>
-        <w:rFonts w:asciiTheme="majorHAnsi" w:eastAsiaTheme="majorEastAsia" w:hAnsiTheme="majorHAnsi" w:cstheme="majorBidi"/>
-        <w:noProof/>
+        <w:rFonts w:asciiTheme="majorHAnsi" w:hAnsiTheme="majorHAnsi" w:eastAsiaTheme="majorEastAsia" w:cstheme="majorBidi"/>
         <w:color w:val="000000" w:themeColor="text1"/>
         <w:sz w:val="24"/>
         <w:szCs w:val="20"/>
+        <w14:textFill>
+          <w14:solidFill>
+            <w14:schemeClr w14:val="tx1"/>
+          </w14:solidFill>
+        </w14:textFill>
       </w:rPr>
       <w:fldChar w:fldCharType="end"/>
     </w:r>
@@ -3497,21 +4248,21 @@
 </file>
 
 <file path=word/footnotes.xml><?xml version="1.0" encoding="utf-8"?>
-<w:footnotes xmlns:wpc="http://schemas.microsoft.com/office/word/2010/wordprocessingCanvas" xmlns:cx="http://schemas.microsoft.com/office/drawing/2014/chartex" xmlns:cx1="http://schemas.microsoft.com/office/drawing/2015/9/8/chartex" xmlns:cx2="http://schemas.microsoft.com/office/drawing/2015/10/21/chartex" xmlns:cx3="http://schemas.microsoft.com/office/drawing/2016/5/9/chartex" xmlns:cx4="http://schemas.microsoft.com/office/drawing/2016/5/10/chartex" xmlns:cx5="http://schemas.microsoft.com/office/drawing/2016/5/11/chartex" xmlns:cx6="http://schemas.microsoft.com/office/drawing/2016/5/12/chartex" xmlns:cx7="http://schemas.microsoft.com/office/drawing/2016/5/13/chartex" xmlns:cx8="http://schemas.microsoft.com/office/drawing/2016/5/14/chartex" xmlns:mc="http://schemas.openxmlformats.org/markup-compatibility/2006" xmlns:aink="http://schemas.microsoft.com/office/drawing/2016/ink" xmlns:am3d="http://schemas.microsoft.com/office/drawing/2017/model3d" xmlns:o="urn:schemas-microsoft-com:office:office" xmlns:r="http://schemas.openxmlformats.org/officeDocument/2006/relationships" xmlns:m="http://schemas.openxmlformats.org/officeDocument/2006/math" xmlns:v="urn:schemas-microsoft-com:vml" xmlns:wp14="http://schemas.microsoft.com/office/word/2010/wordprocessingDrawing" xmlns:wp="http://schemas.openxmlformats.org/drawingml/2006/wordprocessingDrawing" xmlns:w10="urn:schemas-microsoft-com:office:word" xmlns:w="http://schemas.openxmlformats.org/wordprocessingml/2006/main" xmlns:w14="http://schemas.microsoft.com/office/word/2010/wordml" xmlns:w15="http://schemas.microsoft.com/office/word/2012/wordml" xmlns:w16cid="http://schemas.microsoft.com/office/word/2016/wordml/cid" xmlns:w16se="http://schemas.microsoft.com/office/word/2015/wordml/symex" xmlns:wpg="http://schemas.microsoft.com/office/word/2010/wordprocessingGroup" xmlns:wpi="http://schemas.microsoft.com/office/word/2010/wordprocessingInk" xmlns:wne="http://schemas.microsoft.com/office/word/2006/wordml" xmlns:wps="http://schemas.microsoft.com/office/word/2010/wordprocessingShape" mc:Ignorable="w14 w15 w16se w16cid wp14">
-  <w:footnote w:type="separator" w:id="-1">
-    <w:p>
-      <w:pPr>
-        <w:spacing w:after="0" w:line="240" w:lineRule="auto"/>
+<w:footnotes xmlns:wpc="http://schemas.microsoft.com/office/word/2010/wordprocessingCanvas" xmlns:mc="http://schemas.openxmlformats.org/markup-compatibility/2006" xmlns:o="urn:schemas-microsoft-com:office:office" xmlns:r="http://schemas.openxmlformats.org/officeDocument/2006/relationships" xmlns:m="http://schemas.openxmlformats.org/officeDocument/2006/math" xmlns:v="urn:schemas-microsoft-com:vml" xmlns:wp14="http://schemas.microsoft.com/office/word/2010/wordprocessingDrawing" xmlns:wp="http://schemas.openxmlformats.org/drawingml/2006/wordprocessingDrawing" xmlns:w="http://schemas.openxmlformats.org/wordprocessingml/2006/main" xmlns:w14="http://schemas.microsoft.com/office/word/2010/wordml" xmlns:w15="http://schemas.microsoft.com/office/word/2012/wordml" xmlns:w10="urn:schemas-microsoft-com:office:word" xmlns:wpg="http://schemas.microsoft.com/office/word/2010/wordprocessingGroup" xmlns:wpi="http://schemas.microsoft.com/office/word/2010/wordprocessingInk" xmlns:wne="http://schemas.microsoft.com/office/word/2006/wordml" xmlns:wps="http://schemas.microsoft.com/office/word/2010/wordprocessingShape" xmlns:wpsCustomData="http://www.wps.cn/officeDocument/2013/wpsCustomData" mc:Ignorable="w14 w15 wp14">
+  <w:footnote w:type="separator" w:id="0">
+    <w:p>
+      <w:pPr>
+        <w:spacing w:before="0" w:after="0" w:line="259" w:lineRule="auto"/>
       </w:pPr>
       <w:r>
         <w:separator/>
       </w:r>
     </w:p>
   </w:footnote>
-  <w:footnote w:type="continuationSeparator" w:id="0">
-    <w:p>
-      <w:pPr>
-        <w:spacing w:after="0" w:line="240" w:lineRule="auto"/>
+  <w:footnote w:type="continuationSeparator" w:id="1">
+    <w:p>
+      <w:pPr>
+        <w:spacing w:before="0" w:after="0" w:line="259" w:lineRule="auto"/>
       </w:pPr>
       <w:r>
         <w:continuationSeparator/>
@@ -3522,10 +4273,11 @@
 </file>
 
 <file path=word/header1.xml><?xml version="1.0" encoding="utf-8"?>
-<w:hdr xmlns:wpc="http://schemas.microsoft.com/office/word/2010/wordprocessingCanvas" xmlns:cx="http://schemas.microsoft.com/office/drawing/2014/chartex" xmlns:cx1="http://schemas.microsoft.com/office/drawing/2015/9/8/chartex" xmlns:cx2="http://schemas.microsoft.com/office/drawing/2015/10/21/chartex" xmlns:cx3="http://schemas.microsoft.com/office/drawing/2016/5/9/chartex" xmlns:cx4="http://schemas.microsoft.com/office/drawing/2016/5/10/chartex" xmlns:cx5="http://schemas.microsoft.com/office/drawing/2016/5/11/chartex" xmlns:cx6="http://schemas.microsoft.com/office/drawing/2016/5/12/chartex" xmlns:cx7="http://schemas.microsoft.com/office/drawing/2016/5/13/chartex" xmlns:cx8="http://schemas.microsoft.com/office/drawing/2016/5/14/chartex" xmlns:mc="http://schemas.openxmlformats.org/markup-compatibility/2006" xmlns:aink="http://schemas.microsoft.com/office/drawing/2016/ink" xmlns:am3d="http://schemas.microsoft.com/office/drawing/2017/model3d" xmlns:o="urn:schemas-microsoft-com:office:office" xmlns:r="http://schemas.openxmlformats.org/officeDocument/2006/relationships" xmlns:m="http://schemas.openxmlformats.org/officeDocument/2006/math" xmlns:v="urn:schemas-microsoft-com:vml" xmlns:wp14="http://schemas.microsoft.com/office/word/2010/wordprocessingDrawing" xmlns:wp="http://schemas.openxmlformats.org/drawingml/2006/wordprocessingDrawing" xmlns:w10="urn:schemas-microsoft-com:office:word" xmlns:w="http://schemas.openxmlformats.org/wordprocessingml/2006/main" xmlns:w14="http://schemas.microsoft.com/office/word/2010/wordml" xmlns:w15="http://schemas.microsoft.com/office/word/2012/wordml" xmlns:w16cid="http://schemas.microsoft.com/office/word/2016/wordml/cid" xmlns:w16se="http://schemas.microsoft.com/office/word/2015/wordml/symex" xmlns:wpg="http://schemas.microsoft.com/office/word/2010/wordprocessingGroup" xmlns:wpi="http://schemas.microsoft.com/office/word/2010/wordprocessingInk" xmlns:wne="http://schemas.microsoft.com/office/word/2006/wordml" xmlns:wps="http://schemas.microsoft.com/office/word/2010/wordprocessingShape" mc:Ignorable="w14 w15 w16se w16cid wp14">
+<w:hdr xmlns:wpc="http://schemas.microsoft.com/office/word/2010/wordprocessingCanvas" xmlns:mc="http://schemas.openxmlformats.org/markup-compatibility/2006" xmlns:o="urn:schemas-microsoft-com:office:office" xmlns:r="http://schemas.openxmlformats.org/officeDocument/2006/relationships" xmlns:m="http://schemas.openxmlformats.org/officeDocument/2006/math" xmlns:v="urn:schemas-microsoft-com:vml" xmlns:wp14="http://schemas.microsoft.com/office/word/2010/wordprocessingDrawing" xmlns:wp="http://schemas.openxmlformats.org/drawingml/2006/wordprocessingDrawing" xmlns:w10="urn:schemas-microsoft-com:office:word" xmlns:w="http://schemas.openxmlformats.org/wordprocessingml/2006/main" xmlns:w14="http://schemas.microsoft.com/office/word/2010/wordml" xmlns:w15="http://schemas.microsoft.com/office/word/2012/wordml" xmlns:wpg="http://schemas.microsoft.com/office/word/2010/wordprocessingGroup" xmlns:wpi="http://schemas.microsoft.com/office/word/2010/wordprocessingInk" xmlns:wne="http://schemas.microsoft.com/office/word/2006/wordml" xmlns:wps="http://schemas.microsoft.com/office/word/2010/wordprocessingShape" xmlns:wpsCustomData="http://www.wps.cn/officeDocument/2013/wpsCustomData" mc:Ignorable="w14 w15 wp14">
   <w:p>
     <w:pPr>
-      <w:pStyle w:val="Header"/>
+      <w:pStyle w:val="5"/>
+      <w:wordWrap/>
       <w:jc w:val="right"/>
       <w:rPr>
         <w:lang w:val="en-US"/>
@@ -3535,59 +4287,296 @@
       <w:rPr>
         <w:lang w:val="en-US"/>
       </w:rPr>
-      <w:t>(Adnan Shaikh)</w:t>
+      <w:t>(</w:t>
     </w:r>
-  </w:p>
-  <w:p>
-    <w:pPr>
-      <w:pStyle w:val="Header"/>
-      <w:jc w:val="center"/>
+    <w:r>
       <w:rPr>
+        <w:rFonts w:hint="default"/>
         <w:lang w:val="en-US"/>
       </w:rPr>
-    </w:pPr>
-    <w:r>
-      <w:rPr>
-        <w:lang w:val="en-US"/>
-      </w:rPr>
-      <w:tab/>
-      <w:t xml:space="preserve">                                                                                                                                           </w:t>
+      <w:t>JAVA PRACTICAL)</w:t>
     </w:r>
     <w:r>
       <w:rPr>
         <w:lang w:val="en-US"/>
       </w:rPr>
-      <w:t xml:space="preserve">                                       </w:t>
-    </w:r>
-    <w:r>
-      <w:rPr>
-        <w:lang w:val="en-US"/>
-      </w:rPr>
-      <w:t xml:space="preserve"> </w:t>
-    </w:r>
-    <w:r>
-      <w:rPr>
-        <w:lang w:val="en-US"/>
-      </w:rPr>
-      <w:t xml:space="preserve">   </w:t>
-    </w:r>
-    <w:r>
-      <w:rPr>
-        <w:lang w:val="en-US"/>
-      </w:rPr>
-      <w:t xml:space="preserve"> Practical’s</w:t>
+      <w:t xml:space="preserve">                                                                                                                                                                            </w:t>
     </w:r>
   </w:p>
 </w:hdr>
 </file>
 
 <file path=word/numbering.xml><?xml version="1.0" encoding="utf-8"?>
-<w:numbering xmlns:wpc="http://schemas.microsoft.com/office/word/2010/wordprocessingCanvas" xmlns:cx="http://schemas.microsoft.com/office/drawing/2014/chartex" xmlns:cx1="http://schemas.microsoft.com/office/drawing/2015/9/8/chartex" xmlns:cx2="http://schemas.microsoft.com/office/drawing/2015/10/21/chartex" xmlns:cx3="http://schemas.microsoft.com/office/drawing/2016/5/9/chartex" xmlns:cx4="http://schemas.microsoft.com/office/drawing/2016/5/10/chartex" xmlns:cx5="http://schemas.microsoft.com/office/drawing/2016/5/11/chartex" xmlns:cx6="http://schemas.microsoft.com/office/drawing/2016/5/12/chartex" xmlns:cx7="http://schemas.microsoft.com/office/drawing/2016/5/13/chartex" xmlns:cx8="http://schemas.microsoft.com/office/drawing/2016/5/14/chartex" xmlns:mc="http://schemas.openxmlformats.org/markup-compatibility/2006" xmlns:aink="http://schemas.microsoft.com/office/drawing/2016/ink" xmlns:am3d="http://schemas.microsoft.com/office/drawing/2017/model3d" xmlns:o="urn:schemas-microsoft-com:office:office" xmlns:r="http://schemas.openxmlformats.org/officeDocument/2006/relationships" xmlns:m="http://schemas.openxmlformats.org/officeDocument/2006/math" xmlns:v="urn:schemas-microsoft-com:vml" xmlns:wp14="http://schemas.microsoft.com/office/word/2010/wordprocessingDrawing" xmlns:wp="http://schemas.openxmlformats.org/drawingml/2006/wordprocessingDrawing" xmlns:w10="urn:schemas-microsoft-com:office:word" xmlns:w="http://schemas.openxmlformats.org/wordprocessingml/2006/main" xmlns:w14="http://schemas.microsoft.com/office/word/2010/wordml" xmlns:w15="http://schemas.microsoft.com/office/word/2012/wordml" xmlns:w16cid="http://schemas.microsoft.com/office/word/2016/wordml/cid" xmlns:w16se="http://schemas.microsoft.com/office/word/2015/wordml/symex" xmlns:wpg="http://schemas.microsoft.com/office/word/2010/wordprocessingGroup" xmlns:wpi="http://schemas.microsoft.com/office/word/2010/wordprocessingInk" xmlns:wne="http://schemas.microsoft.com/office/word/2006/wordml" xmlns:wps="http://schemas.microsoft.com/office/word/2010/wordprocessingShape" mc:Ignorable="w14 w15 w16se w16cid wp14">
-  <w:abstractNum w:abstractNumId="0" w15:restartNumberingAfterBreak="0">
-    <w:nsid w:val="0D1052E2"/>
-    <w:multiLevelType w:val="hybridMultilevel"/>
-    <w:tmpl w:val="780CF4EE"/>
-    <w:lvl w:ilvl="0" w:tplc="F52E9E04">
+<w:numbering xmlns:wpc="http://schemas.microsoft.com/office/word/2010/wordprocessingCanvas" xmlns:mc="http://schemas.openxmlformats.org/markup-compatibility/2006" xmlns:o="urn:schemas-microsoft-com:office:office" xmlns:r="http://schemas.openxmlformats.org/officeDocument/2006/relationships" xmlns:m="http://schemas.openxmlformats.org/officeDocument/2006/math" xmlns:v="urn:schemas-microsoft-com:vml" xmlns:wp14="http://schemas.microsoft.com/office/word/2010/wordprocessingDrawing" xmlns:wp="http://schemas.openxmlformats.org/drawingml/2006/wordprocessingDrawing" xmlns:w10="urn:schemas-microsoft-com:office:word" xmlns:w="http://schemas.openxmlformats.org/wordprocessingml/2006/main" xmlns:w14="http://schemas.microsoft.com/office/word/2010/wordml" xmlns:wpg="http://schemas.microsoft.com/office/word/2010/wordprocessingGroup" xmlns:wpi="http://schemas.microsoft.com/office/word/2010/wordprocessingInk" xmlns:wne="http://schemas.microsoft.com/office/word/2006/wordml" xmlns:wps="http://schemas.microsoft.com/office/word/2010/wordprocessingShape" xmlns:wpsCustomData="http://www.wps.cn/officeDocument/2013/wpsCustomData" mc:Ignorable="w14 wp14">
+  <w:abstractNum w:abstractNumId="0">
+    <w:nsid w:val="B2802FAE"/>
+    <w:multiLevelType w:val="multilevel"/>
+    <w:tmpl w:val="B2802FAE"/>
+    <w:lvl w:ilvl="0" w:tentative="0">
+      <w:start w:val="2"/>
+      <w:numFmt w:val="upperLetter"/>
+      <w:suff w:val="space"/>
+      <w:lvlText w:val="%1)"/>
+      <w:lvlJc w:val="left"/>
+    </w:lvl>
+    <w:lvl w:ilvl="1" w:tentative="0">
+      <w:start w:val="1"/>
+      <w:numFmt w:val="lowerLetter"/>
+      <w:lvlText w:val="%2)"/>
+      <w:lvlJc w:val="left"/>
+      <w:pPr>
+        <w:tabs>
+          <w:tab w:val="left" w:pos="840"/>
+        </w:tabs>
+        <w:ind w:left="840" w:leftChars="0" w:hanging="420" w:firstLineChars="0"/>
+      </w:pPr>
+      <w:rPr>
+        <w:rFonts w:hint="default"/>
+      </w:rPr>
+    </w:lvl>
+    <w:lvl w:ilvl="2" w:tentative="0">
+      <w:start w:val="1"/>
+      <w:numFmt w:val="lowerRoman"/>
+      <w:lvlText w:val="%3."/>
+      <w:lvlJc w:val="left"/>
+      <w:pPr>
+        <w:tabs>
+          <w:tab w:val="left" w:pos="1260"/>
+        </w:tabs>
+        <w:ind w:left="1260" w:leftChars="0" w:hanging="420" w:firstLineChars="0"/>
+      </w:pPr>
+      <w:rPr>
+        <w:rFonts w:hint="default"/>
+      </w:rPr>
+    </w:lvl>
+    <w:lvl w:ilvl="3" w:tentative="0">
+      <w:start w:val="1"/>
+      <w:numFmt w:val="decimal"/>
+      <w:lvlText w:val="%4."/>
+      <w:lvlJc w:val="left"/>
+      <w:pPr>
+        <w:tabs>
+          <w:tab w:val="left" w:pos="1680"/>
+        </w:tabs>
+        <w:ind w:left="1680" w:leftChars="0" w:hanging="420" w:firstLineChars="0"/>
+      </w:pPr>
+      <w:rPr>
+        <w:rFonts w:hint="default"/>
+      </w:rPr>
+    </w:lvl>
+    <w:lvl w:ilvl="4" w:tentative="0">
+      <w:start w:val="1"/>
+      <w:numFmt w:val="lowerLetter"/>
+      <w:lvlText w:val="%5)"/>
+      <w:lvlJc w:val="left"/>
+      <w:pPr>
+        <w:tabs>
+          <w:tab w:val="left" w:pos="2100"/>
+        </w:tabs>
+        <w:ind w:left="2100" w:leftChars="0" w:hanging="420" w:firstLineChars="0"/>
+      </w:pPr>
+      <w:rPr>
+        <w:rFonts w:hint="default"/>
+      </w:rPr>
+    </w:lvl>
+    <w:lvl w:ilvl="5" w:tentative="0">
+      <w:start w:val="1"/>
+      <w:numFmt w:val="lowerRoman"/>
+      <w:lvlText w:val="%6."/>
+      <w:lvlJc w:val="left"/>
+      <w:pPr>
+        <w:tabs>
+          <w:tab w:val="left" w:pos="2520"/>
+        </w:tabs>
+        <w:ind w:left="2520" w:leftChars="0" w:hanging="420" w:firstLineChars="0"/>
+      </w:pPr>
+      <w:rPr>
+        <w:rFonts w:hint="default"/>
+      </w:rPr>
+    </w:lvl>
+    <w:lvl w:ilvl="6" w:tentative="0">
+      <w:start w:val="1"/>
+      <w:numFmt w:val="decimal"/>
+      <w:lvlText w:val="%7."/>
+      <w:lvlJc w:val="left"/>
+      <w:pPr>
+        <w:tabs>
+          <w:tab w:val="left" w:pos="2940"/>
+        </w:tabs>
+        <w:ind w:left="2940" w:leftChars="0" w:hanging="420" w:firstLineChars="0"/>
+      </w:pPr>
+      <w:rPr>
+        <w:rFonts w:hint="default"/>
+      </w:rPr>
+    </w:lvl>
+    <w:lvl w:ilvl="7" w:tentative="0">
+      <w:start w:val="1"/>
+      <w:numFmt w:val="lowerLetter"/>
+      <w:lvlText w:val="%8)"/>
+      <w:lvlJc w:val="left"/>
+      <w:pPr>
+        <w:tabs>
+          <w:tab w:val="left" w:pos="3360"/>
+        </w:tabs>
+        <w:ind w:left="3360" w:leftChars="0" w:hanging="420" w:firstLineChars="0"/>
+      </w:pPr>
+      <w:rPr>
+        <w:rFonts w:hint="default"/>
+      </w:rPr>
+    </w:lvl>
+    <w:lvl w:ilvl="8" w:tentative="0">
+      <w:start w:val="1"/>
+      <w:numFmt w:val="lowerRoman"/>
+      <w:lvlText w:val="%9."/>
+      <w:lvlJc w:val="left"/>
+      <w:pPr>
+        <w:tabs>
+          <w:tab w:val="left" w:pos="3780"/>
+        </w:tabs>
+        <w:ind w:left="3780" w:leftChars="0" w:hanging="420" w:firstLineChars="0"/>
+      </w:pPr>
+      <w:rPr>
+        <w:rFonts w:hint="default"/>
+      </w:rPr>
+    </w:lvl>
+  </w:abstractNum>
+  <w:abstractNum w:abstractNumId="1">
+    <w:nsid w:val="D0825706"/>
+    <w:multiLevelType w:val="multilevel"/>
+    <w:tmpl w:val="D0825706"/>
+    <w:lvl w:ilvl="0" w:tentative="0">
+      <w:start w:val="1"/>
+      <w:numFmt w:val="decimal"/>
+      <w:suff w:val="space"/>
+      <w:lvlText w:val="%1."/>
+      <w:lvlJc w:val="left"/>
+    </w:lvl>
+    <w:lvl w:ilvl="1" w:tentative="0">
+      <w:start w:val="1"/>
+      <w:numFmt w:val="lowerLetter"/>
+      <w:lvlText w:val="%2)"/>
+      <w:lvlJc w:val="left"/>
+      <w:pPr>
+        <w:tabs>
+          <w:tab w:val="left" w:pos="840"/>
+        </w:tabs>
+        <w:ind w:left="840" w:leftChars="0" w:hanging="420" w:firstLineChars="0"/>
+      </w:pPr>
+      <w:rPr>
+        <w:rFonts w:hint="default"/>
+      </w:rPr>
+    </w:lvl>
+    <w:lvl w:ilvl="2" w:tentative="0">
+      <w:start w:val="1"/>
+      <w:numFmt w:val="lowerRoman"/>
+      <w:lvlText w:val="%3."/>
+      <w:lvlJc w:val="left"/>
+      <w:pPr>
+        <w:tabs>
+          <w:tab w:val="left" w:pos="1260"/>
+        </w:tabs>
+        <w:ind w:left="1260" w:leftChars="0" w:hanging="420" w:firstLineChars="0"/>
+      </w:pPr>
+      <w:rPr>
+        <w:rFonts w:hint="default"/>
+      </w:rPr>
+    </w:lvl>
+    <w:lvl w:ilvl="3" w:tentative="0">
+      <w:start w:val="1"/>
+      <w:numFmt w:val="decimal"/>
+      <w:lvlText w:val="%4."/>
+      <w:lvlJc w:val="left"/>
+      <w:pPr>
+        <w:tabs>
+          <w:tab w:val="left" w:pos="1680"/>
+        </w:tabs>
+        <w:ind w:left="1680" w:leftChars="0" w:hanging="420" w:firstLineChars="0"/>
+      </w:pPr>
+      <w:rPr>
+        <w:rFonts w:hint="default"/>
+      </w:rPr>
+    </w:lvl>
+    <w:lvl w:ilvl="4" w:tentative="0">
+      <w:start w:val="1"/>
+      <w:numFmt w:val="lowerLetter"/>
+      <w:lvlText w:val="%5)"/>
+      <w:lvlJc w:val="left"/>
+      <w:pPr>
+        <w:tabs>
+          <w:tab w:val="left" w:pos="2100"/>
+        </w:tabs>
+        <w:ind w:left="2100" w:leftChars="0" w:hanging="420" w:firstLineChars="0"/>
+      </w:pPr>
+      <w:rPr>
+        <w:rFonts w:hint="default"/>
+      </w:rPr>
+    </w:lvl>
+    <w:lvl w:ilvl="5" w:tentative="0">
+      <w:start w:val="1"/>
+      <w:numFmt w:val="lowerRoman"/>
+      <w:lvlText w:val="%6."/>
+      <w:lvlJc w:val="left"/>
+      <w:pPr>
+        <w:tabs>
+          <w:tab w:val="left" w:pos="2520"/>
+        </w:tabs>
+        <w:ind w:left="2520" w:leftChars="0" w:hanging="420" w:firstLineChars="0"/>
+      </w:pPr>
+      <w:rPr>
+        <w:rFonts w:hint="default"/>
+      </w:rPr>
+    </w:lvl>
+    <w:lvl w:ilvl="6" w:tentative="0">
+      <w:start w:val="1"/>
+      <w:numFmt w:val="decimal"/>
+      <w:lvlText w:val="%7."/>
+      <w:lvlJc w:val="left"/>
+      <w:pPr>
+        <w:tabs>
+          <w:tab w:val="left" w:pos="2940"/>
+        </w:tabs>
+        <w:ind w:left="2940" w:leftChars="0" w:hanging="420" w:firstLineChars="0"/>
+      </w:pPr>
+      <w:rPr>
+        <w:rFonts w:hint="default"/>
+      </w:rPr>
+    </w:lvl>
+    <w:lvl w:ilvl="7" w:tentative="0">
+      <w:start w:val="1"/>
+      <w:numFmt w:val="lowerLetter"/>
+      <w:lvlText w:val="%8)"/>
+      <w:lvlJc w:val="left"/>
+      <w:pPr>
+        <w:tabs>
+          <w:tab w:val="left" w:pos="3360"/>
+        </w:tabs>
+        <w:ind w:left="3360" w:leftChars="0" w:hanging="420" w:firstLineChars="0"/>
+      </w:pPr>
+      <w:rPr>
+        <w:rFonts w:hint="default"/>
+      </w:rPr>
+    </w:lvl>
+    <w:lvl w:ilvl="8" w:tentative="0">
+      <w:start w:val="1"/>
+      <w:numFmt w:val="lowerRoman"/>
+      <w:lvlText w:val="%9."/>
+      <w:lvlJc w:val="left"/>
+      <w:pPr>
+        <w:tabs>
+          <w:tab w:val="left" w:pos="3780"/>
+        </w:tabs>
+        <w:ind w:left="3780" w:leftChars="0" w:hanging="420" w:firstLineChars="0"/>
+      </w:pPr>
+      <w:rPr>
+        <w:rFonts w:hint="default"/>
+      </w:rPr>
+    </w:lvl>
+  </w:abstractNum>
+  <w:abstractNum w:abstractNumId="2">
+    <w:nsid w:val="1B51172D"/>
+    <w:multiLevelType w:val="multilevel"/>
+    <w:tmpl w:val="1B51172D"/>
+    <w:lvl w:ilvl="0" w:tentative="0">
       <w:start w:val="1"/>
       <w:numFmt w:val="decimal"/>
       <w:lvlText w:val="%1."/>
@@ -3597,10 +4586,9 @@
       </w:pPr>
       <w:rPr>
         <w:rFonts w:hint="default"/>
-        <w:b/>
       </w:rPr>
     </w:lvl>
-    <w:lvl w:ilvl="1" w:tplc="40090019" w:tentative="1">
+    <w:lvl w:ilvl="1" w:tentative="0">
       <w:start w:val="1"/>
       <w:numFmt w:val="lowerLetter"/>
       <w:lvlText w:val="%2."/>
@@ -3609,7 +4597,7 @@
         <w:ind w:left="1800" w:hanging="360"/>
       </w:pPr>
     </w:lvl>
-    <w:lvl w:ilvl="2" w:tplc="4009001B" w:tentative="1">
+    <w:lvl w:ilvl="2" w:tentative="0">
       <w:start w:val="1"/>
       <w:numFmt w:val="lowerRoman"/>
       <w:lvlText w:val="%3."/>
@@ -3618,7 +4606,7 @@
         <w:ind w:left="2520" w:hanging="180"/>
       </w:pPr>
     </w:lvl>
-    <w:lvl w:ilvl="3" w:tplc="4009000F" w:tentative="1">
+    <w:lvl w:ilvl="3" w:tentative="0">
       <w:start w:val="1"/>
       <w:numFmt w:val="decimal"/>
       <w:lvlText w:val="%4."/>
@@ -3627,7 +4615,7 @@
         <w:ind w:left="3240" w:hanging="360"/>
       </w:pPr>
     </w:lvl>
-    <w:lvl w:ilvl="4" w:tplc="40090019" w:tentative="1">
+    <w:lvl w:ilvl="4" w:tentative="0">
       <w:start w:val="1"/>
       <w:numFmt w:val="lowerLetter"/>
       <w:lvlText w:val="%5."/>
@@ -3636,7 +4624,7 @@
         <w:ind w:left="3960" w:hanging="360"/>
       </w:pPr>
     </w:lvl>
-    <w:lvl w:ilvl="5" w:tplc="4009001B" w:tentative="1">
+    <w:lvl w:ilvl="5" w:tentative="0">
       <w:start w:val="1"/>
       <w:numFmt w:val="lowerRoman"/>
       <w:lvlText w:val="%6."/>
@@ -3645,7 +4633,7 @@
         <w:ind w:left="4680" w:hanging="180"/>
       </w:pPr>
     </w:lvl>
-    <w:lvl w:ilvl="6" w:tplc="4009000F" w:tentative="1">
+    <w:lvl w:ilvl="6" w:tentative="0">
       <w:start w:val="1"/>
       <w:numFmt w:val="decimal"/>
       <w:lvlText w:val="%7."/>
@@ -3654,7 +4642,7 @@
         <w:ind w:left="5400" w:hanging="360"/>
       </w:pPr>
     </w:lvl>
-    <w:lvl w:ilvl="7" w:tplc="40090019" w:tentative="1">
+    <w:lvl w:ilvl="7" w:tentative="0">
       <w:start w:val="1"/>
       <w:numFmt w:val="lowerLetter"/>
       <w:lvlText w:val="%8."/>
@@ -3663,7 +4651,7 @@
         <w:ind w:left="6120" w:hanging="360"/>
       </w:pPr>
     </w:lvl>
-    <w:lvl w:ilvl="8" w:tplc="4009001B" w:tentative="1">
+    <w:lvl w:ilvl="8" w:tentative="0">
       <w:start w:val="1"/>
       <w:numFmt w:val="lowerRoman"/>
       <w:lvlText w:val="%9."/>
@@ -3673,11 +4661,11 @@
       </w:pPr>
     </w:lvl>
   </w:abstractNum>
-  <w:abstractNum w:abstractNumId="1" w15:restartNumberingAfterBreak="0">
-    <w:nsid w:val="1B51172D"/>
-    <w:multiLevelType w:val="hybridMultilevel"/>
-    <w:tmpl w:val="B3E86354"/>
-    <w:lvl w:ilvl="0" w:tplc="4BE86388">
+  <w:abstractNum w:abstractNumId="3">
+    <w:nsid w:val="20620D70"/>
+    <w:multiLevelType w:val="multilevel"/>
+    <w:tmpl w:val="20620D70"/>
+    <w:lvl w:ilvl="0" w:tentative="0">
       <w:start w:val="1"/>
       <w:numFmt w:val="decimal"/>
       <w:lvlText w:val="%1."/>
@@ -3689,7 +4677,7 @@
         <w:rFonts w:hint="default"/>
       </w:rPr>
     </w:lvl>
-    <w:lvl w:ilvl="1" w:tplc="40090019" w:tentative="1">
+    <w:lvl w:ilvl="1" w:tentative="0">
       <w:start w:val="1"/>
       <w:numFmt w:val="lowerLetter"/>
       <w:lvlText w:val="%2."/>
@@ -3698,7 +4686,7 @@
         <w:ind w:left="1800" w:hanging="360"/>
       </w:pPr>
     </w:lvl>
-    <w:lvl w:ilvl="2" w:tplc="4009001B" w:tentative="1">
+    <w:lvl w:ilvl="2" w:tentative="0">
       <w:start w:val="1"/>
       <w:numFmt w:val="lowerRoman"/>
       <w:lvlText w:val="%3."/>
@@ -3707,7 +4695,7 @@
         <w:ind w:left="2520" w:hanging="180"/>
       </w:pPr>
     </w:lvl>
-    <w:lvl w:ilvl="3" w:tplc="4009000F" w:tentative="1">
+    <w:lvl w:ilvl="3" w:tentative="0">
       <w:start w:val="1"/>
       <w:numFmt w:val="decimal"/>
       <w:lvlText w:val="%4."/>
@@ -3716,7 +4704,7 @@
         <w:ind w:left="3240" w:hanging="360"/>
       </w:pPr>
     </w:lvl>
-    <w:lvl w:ilvl="4" w:tplc="40090019" w:tentative="1">
+    <w:lvl w:ilvl="4" w:tentative="0">
       <w:start w:val="1"/>
       <w:numFmt w:val="lowerLetter"/>
       <w:lvlText w:val="%5."/>
@@ -3725,7 +4713,7 @@
         <w:ind w:left="3960" w:hanging="360"/>
       </w:pPr>
     </w:lvl>
-    <w:lvl w:ilvl="5" w:tplc="4009001B" w:tentative="1">
+    <w:lvl w:ilvl="5" w:tentative="0">
       <w:start w:val="1"/>
       <w:numFmt w:val="lowerRoman"/>
       <w:lvlText w:val="%6."/>
@@ -3734,7 +4722,7 @@
         <w:ind w:left="4680" w:hanging="180"/>
       </w:pPr>
     </w:lvl>
-    <w:lvl w:ilvl="6" w:tplc="4009000F" w:tentative="1">
+    <w:lvl w:ilvl="6" w:tentative="0">
       <w:start w:val="1"/>
       <w:numFmt w:val="decimal"/>
       <w:lvlText w:val="%7."/>
@@ -3743,7 +4731,7 @@
         <w:ind w:left="5400" w:hanging="360"/>
       </w:pPr>
     </w:lvl>
-    <w:lvl w:ilvl="7" w:tplc="40090019" w:tentative="1">
+    <w:lvl w:ilvl="7" w:tentative="0">
       <w:start w:val="1"/>
       <w:numFmt w:val="lowerLetter"/>
       <w:lvlText w:val="%8."/>
@@ -3752,7 +4740,7 @@
         <w:ind w:left="6120" w:hanging="360"/>
       </w:pPr>
     </w:lvl>
-    <w:lvl w:ilvl="8" w:tplc="4009001B" w:tentative="1">
+    <w:lvl w:ilvl="8" w:tentative="0">
       <w:start w:val="1"/>
       <w:numFmt w:val="lowerRoman"/>
       <w:lvlText w:val="%9."/>
@@ -3762,11 +4750,11 @@
       </w:pPr>
     </w:lvl>
   </w:abstractNum>
-  <w:abstractNum w:abstractNumId="2" w15:restartNumberingAfterBreak="0">
-    <w:nsid w:val="20620D70"/>
-    <w:multiLevelType w:val="hybridMultilevel"/>
-    <w:tmpl w:val="E1C0072A"/>
-    <w:lvl w:ilvl="0" w:tplc="4009000F">
+  <w:abstractNum w:abstractNumId="4">
+    <w:nsid w:val="27615FB4"/>
+    <w:multiLevelType w:val="multilevel"/>
+    <w:tmpl w:val="27615FB4"/>
+    <w:lvl w:ilvl="0" w:tentative="0">
       <w:start w:val="1"/>
       <w:numFmt w:val="decimal"/>
       <w:lvlText w:val="%1."/>
@@ -3778,7 +4766,7 @@
         <w:rFonts w:hint="default"/>
       </w:rPr>
     </w:lvl>
-    <w:lvl w:ilvl="1" w:tplc="40090019" w:tentative="1">
+    <w:lvl w:ilvl="1" w:tentative="0">
       <w:start w:val="1"/>
       <w:numFmt w:val="lowerLetter"/>
       <w:lvlText w:val="%2."/>
@@ -3787,7 +4775,7 @@
         <w:ind w:left="1800" w:hanging="360"/>
       </w:pPr>
     </w:lvl>
-    <w:lvl w:ilvl="2" w:tplc="4009001B" w:tentative="1">
+    <w:lvl w:ilvl="2" w:tentative="0">
       <w:start w:val="1"/>
       <w:numFmt w:val="lowerRoman"/>
       <w:lvlText w:val="%3."/>
@@ -3796,7 +4784,7 @@
         <w:ind w:left="2520" w:hanging="180"/>
       </w:pPr>
     </w:lvl>
-    <w:lvl w:ilvl="3" w:tplc="4009000F" w:tentative="1">
+    <w:lvl w:ilvl="3" w:tentative="0">
       <w:start w:val="1"/>
       <w:numFmt w:val="decimal"/>
       <w:lvlText w:val="%4."/>
@@ -3805,7 +4793,7 @@
         <w:ind w:left="3240" w:hanging="360"/>
       </w:pPr>
     </w:lvl>
-    <w:lvl w:ilvl="4" w:tplc="40090019" w:tentative="1">
+    <w:lvl w:ilvl="4" w:tentative="0">
       <w:start w:val="1"/>
       <w:numFmt w:val="lowerLetter"/>
       <w:lvlText w:val="%5."/>
@@ -3814,7 +4802,7 @@
         <w:ind w:left="3960" w:hanging="360"/>
       </w:pPr>
     </w:lvl>
-    <w:lvl w:ilvl="5" w:tplc="4009001B" w:tentative="1">
+    <w:lvl w:ilvl="5" w:tentative="0">
       <w:start w:val="1"/>
       <w:numFmt w:val="lowerRoman"/>
       <w:lvlText w:val="%6."/>
@@ -3823,7 +4811,7 @@
         <w:ind w:left="4680" w:hanging="180"/>
       </w:pPr>
     </w:lvl>
-    <w:lvl w:ilvl="6" w:tplc="4009000F" w:tentative="1">
+    <w:lvl w:ilvl="6" w:tentative="0">
       <w:start w:val="1"/>
       <w:numFmt w:val="decimal"/>
       <w:lvlText w:val="%7."/>
@@ -3832,7 +4820,7 @@
         <w:ind w:left="5400" w:hanging="360"/>
       </w:pPr>
     </w:lvl>
-    <w:lvl w:ilvl="7" w:tplc="40090019" w:tentative="1">
+    <w:lvl w:ilvl="7" w:tentative="0">
       <w:start w:val="1"/>
       <w:numFmt w:val="lowerLetter"/>
       <w:lvlText w:val="%8."/>
@@ -3841,7 +4829,7 @@
         <w:ind w:left="6120" w:hanging="360"/>
       </w:pPr>
     </w:lvl>
-    <w:lvl w:ilvl="8" w:tplc="4009001B" w:tentative="1">
+    <w:lvl w:ilvl="8" w:tentative="0">
       <w:start w:val="1"/>
       <w:numFmt w:val="lowerRoman"/>
       <w:lvlText w:val="%9."/>
@@ -3851,354 +4839,175 @@
       </w:pPr>
     </w:lvl>
   </w:abstractNum>
-  <w:abstractNum w:abstractNumId="3" w15:restartNumberingAfterBreak="0">
-    <w:nsid w:val="27615FB4"/>
-    <w:multiLevelType w:val="hybridMultilevel"/>
-    <w:tmpl w:val="AAFAEDC6"/>
-    <w:lvl w:ilvl="0" w:tplc="4009000F">
+  <w:abstractNum w:abstractNumId="5">
+    <w:nsid w:val="4E060361"/>
+    <w:multiLevelType w:val="multilevel"/>
+    <w:tmpl w:val="4E060361"/>
+    <w:lvl w:ilvl="0" w:tentative="0">
       <w:start w:val="1"/>
       <w:numFmt w:val="decimal"/>
       <w:lvlText w:val="%1."/>
       <w:lvlJc w:val="left"/>
       <w:pPr>
-        <w:ind w:left="1080" w:hanging="360"/>
+        <w:ind w:left="720" w:hanging="360"/>
       </w:pPr>
       <w:rPr>
         <w:rFonts w:hint="default"/>
       </w:rPr>
     </w:lvl>
-    <w:lvl w:ilvl="1" w:tplc="40090019" w:tentative="1">
+    <w:lvl w:ilvl="1" w:tentative="0">
       <w:start w:val="1"/>
       <w:numFmt w:val="lowerLetter"/>
       <w:lvlText w:val="%2."/>
       <w:lvlJc w:val="left"/>
       <w:pPr>
-        <w:ind w:left="1800" w:hanging="360"/>
-      </w:pPr>
-    </w:lvl>
-    <w:lvl w:ilvl="2" w:tplc="4009001B" w:tentative="1">
+        <w:ind w:left="1440" w:hanging="360"/>
+      </w:pPr>
+    </w:lvl>
+    <w:lvl w:ilvl="2" w:tentative="0">
       <w:start w:val="1"/>
       <w:numFmt w:val="lowerRoman"/>
       <w:lvlText w:val="%3."/>
       <w:lvlJc w:val="right"/>
       <w:pPr>
-        <w:ind w:left="2520" w:hanging="180"/>
-      </w:pPr>
-    </w:lvl>
-    <w:lvl w:ilvl="3" w:tplc="4009000F" w:tentative="1">
+        <w:ind w:left="2160" w:hanging="180"/>
+      </w:pPr>
+    </w:lvl>
+    <w:lvl w:ilvl="3" w:tentative="0">
       <w:start w:val="1"/>
       <w:numFmt w:val="decimal"/>
       <w:lvlText w:val="%4."/>
       <w:lvlJc w:val="left"/>
       <w:pPr>
-        <w:ind w:left="3240" w:hanging="360"/>
-      </w:pPr>
-    </w:lvl>
-    <w:lvl w:ilvl="4" w:tplc="40090019" w:tentative="1">
+        <w:ind w:left="2880" w:hanging="360"/>
+      </w:pPr>
+    </w:lvl>
+    <w:lvl w:ilvl="4" w:tentative="0">
       <w:start w:val="1"/>
       <w:numFmt w:val="lowerLetter"/>
       <w:lvlText w:val="%5."/>
       <w:lvlJc w:val="left"/>
       <w:pPr>
-        <w:ind w:left="3960" w:hanging="360"/>
-      </w:pPr>
-    </w:lvl>
-    <w:lvl w:ilvl="5" w:tplc="4009001B" w:tentative="1">
+        <w:ind w:left="3600" w:hanging="360"/>
+      </w:pPr>
+    </w:lvl>
+    <w:lvl w:ilvl="5" w:tentative="0">
       <w:start w:val="1"/>
       <w:numFmt w:val="lowerRoman"/>
       <w:lvlText w:val="%6."/>
       <w:lvlJc w:val="right"/>
       <w:pPr>
-        <w:ind w:left="4680" w:hanging="180"/>
-      </w:pPr>
-    </w:lvl>
-    <w:lvl w:ilvl="6" w:tplc="4009000F" w:tentative="1">
+        <w:ind w:left="4320" w:hanging="180"/>
+      </w:pPr>
+    </w:lvl>
+    <w:lvl w:ilvl="6" w:tentative="0">
       <w:start w:val="1"/>
       <w:numFmt w:val="decimal"/>
       <w:lvlText w:val="%7."/>
       <w:lvlJc w:val="left"/>
       <w:pPr>
-        <w:ind w:left="5400" w:hanging="360"/>
-      </w:pPr>
-    </w:lvl>
-    <w:lvl w:ilvl="7" w:tplc="40090019" w:tentative="1">
+        <w:ind w:left="5040" w:hanging="360"/>
+      </w:pPr>
+    </w:lvl>
+    <w:lvl w:ilvl="7" w:tentative="0">
       <w:start w:val="1"/>
       <w:numFmt w:val="lowerLetter"/>
       <w:lvlText w:val="%8."/>
       <w:lvlJc w:val="left"/>
       <w:pPr>
-        <w:ind w:left="6120" w:hanging="360"/>
-      </w:pPr>
-    </w:lvl>
-    <w:lvl w:ilvl="8" w:tplc="4009001B" w:tentative="1">
+        <w:ind w:left="5760" w:hanging="360"/>
+      </w:pPr>
+    </w:lvl>
+    <w:lvl w:ilvl="8" w:tentative="0">
       <w:start w:val="1"/>
       <w:numFmt w:val="lowerRoman"/>
       <w:lvlText w:val="%9."/>
       <w:lvlJc w:val="right"/>
       <w:pPr>
-        <w:ind w:left="6840" w:hanging="180"/>
+        <w:ind w:left="6480" w:hanging="180"/>
       </w:pPr>
     </w:lvl>
   </w:abstractNum>
-  <w:abstractNum w:abstractNumId="4" w15:restartNumberingAfterBreak="0">
-    <w:nsid w:val="3B9917D8"/>
-    <w:multiLevelType w:val="hybridMultilevel"/>
-    <w:tmpl w:val="5D8884B2"/>
-    <w:lvl w:ilvl="0" w:tplc="7C320C6E">
-      <w:start w:val="1"/>
-      <w:numFmt w:val="decimal"/>
-      <w:lvlText w:val="%1."/>
+  <w:abstractNum w:abstractNumId="6">
+    <w:nsid w:val="75DC4A5E"/>
+    <w:multiLevelType w:val="multilevel"/>
+    <w:tmpl w:val="75DC4A5E"/>
+    <w:lvl w:ilvl="0" w:tentative="0">
+      <w:start w:val="1"/>
+      <w:numFmt w:val="upperLetter"/>
+      <w:lvlText w:val="%1)"/>
       <w:lvlJc w:val="left"/>
       <w:pPr>
-        <w:ind w:left="1080" w:hanging="360"/>
+        <w:ind w:left="720" w:hanging="360"/>
       </w:pPr>
       <w:rPr>
         <w:rFonts w:hint="default"/>
-        <w:b/>
       </w:rPr>
     </w:lvl>
-    <w:lvl w:ilvl="1" w:tplc="40090019" w:tentative="1">
+    <w:lvl w:ilvl="1" w:tentative="0">
       <w:start w:val="1"/>
       <w:numFmt w:val="lowerLetter"/>
       <w:lvlText w:val="%2."/>
       <w:lvlJc w:val="left"/>
       <w:pPr>
-        <w:ind w:left="1800" w:hanging="360"/>
-      </w:pPr>
-    </w:lvl>
-    <w:lvl w:ilvl="2" w:tplc="4009001B" w:tentative="1">
+        <w:ind w:left="1440" w:hanging="360"/>
+      </w:pPr>
+    </w:lvl>
+    <w:lvl w:ilvl="2" w:tentative="0">
       <w:start w:val="1"/>
       <w:numFmt w:val="lowerRoman"/>
       <w:lvlText w:val="%3."/>
       <w:lvlJc w:val="right"/>
       <w:pPr>
-        <w:ind w:left="2520" w:hanging="180"/>
-      </w:pPr>
-    </w:lvl>
-    <w:lvl w:ilvl="3" w:tplc="4009000F" w:tentative="1">
+        <w:ind w:left="2160" w:hanging="180"/>
+      </w:pPr>
+    </w:lvl>
+    <w:lvl w:ilvl="3" w:tentative="0">
       <w:start w:val="1"/>
       <w:numFmt w:val="decimal"/>
       <w:lvlText w:val="%4."/>
       <w:lvlJc w:val="left"/>
       <w:pPr>
-        <w:ind w:left="3240" w:hanging="360"/>
-      </w:pPr>
-    </w:lvl>
-    <w:lvl w:ilvl="4" w:tplc="40090019" w:tentative="1">
+        <w:ind w:left="2880" w:hanging="360"/>
+      </w:pPr>
+    </w:lvl>
+    <w:lvl w:ilvl="4" w:tentative="0">
       <w:start w:val="1"/>
       <w:numFmt w:val="lowerLetter"/>
       <w:lvlText w:val="%5."/>
       <w:lvlJc w:val="left"/>
       <w:pPr>
-        <w:ind w:left="3960" w:hanging="360"/>
-      </w:pPr>
-    </w:lvl>
-    <w:lvl w:ilvl="5" w:tplc="4009001B" w:tentative="1">
+        <w:ind w:left="3600" w:hanging="360"/>
+      </w:pPr>
+    </w:lvl>
+    <w:lvl w:ilvl="5" w:tentative="0">
       <w:start w:val="1"/>
       <w:numFmt w:val="lowerRoman"/>
       <w:lvlText w:val="%6."/>
       <w:lvlJc w:val="right"/>
       <w:pPr>
-        <w:ind w:left="4680" w:hanging="180"/>
-      </w:pPr>
-    </w:lvl>
-    <w:lvl w:ilvl="6" w:tplc="4009000F" w:tentative="1">
+        <w:ind w:left="4320" w:hanging="180"/>
+      </w:pPr>
+    </w:lvl>
+    <w:lvl w:ilvl="6" w:tentative="0">
       <w:start w:val="1"/>
       <w:numFmt w:val="decimal"/>
       <w:lvlText w:val="%7."/>
       <w:lvlJc w:val="left"/>
       <w:pPr>
-        <w:ind w:left="5400" w:hanging="360"/>
-      </w:pPr>
-    </w:lvl>
-    <w:lvl w:ilvl="7" w:tplc="40090019" w:tentative="1">
+        <w:ind w:left="5040" w:hanging="360"/>
+      </w:pPr>
+    </w:lvl>
+    <w:lvl w:ilvl="7" w:tentative="0">
       <w:start w:val="1"/>
       <w:numFmt w:val="lowerLetter"/>
       <w:lvlText w:val="%8."/>
       <w:lvlJc w:val="left"/>
       <w:pPr>
-        <w:ind w:left="6120" w:hanging="360"/>
-      </w:pPr>
-    </w:lvl>
-    <w:lvl w:ilvl="8" w:tplc="4009001B" w:tentative="1">
-      <w:start w:val="1"/>
-      <w:numFmt w:val="lowerRoman"/>
-      <w:lvlText w:val="%9."/>
-      <w:lvlJc w:val="right"/>
-      <w:pPr>
-        <w:ind w:left="6840" w:hanging="180"/>
-      </w:pPr>
-    </w:lvl>
-  </w:abstractNum>
-  <w:abstractNum w:abstractNumId="5" w15:restartNumberingAfterBreak="0">
-    <w:nsid w:val="4E060361"/>
-    <w:multiLevelType w:val="hybridMultilevel"/>
-    <w:tmpl w:val="C658D710"/>
-    <w:lvl w:ilvl="0" w:tplc="4009000F">
-      <w:start w:val="1"/>
-      <w:numFmt w:val="decimal"/>
-      <w:lvlText w:val="%1."/>
-      <w:lvlJc w:val="left"/>
-      <w:pPr>
-        <w:ind w:left="720" w:hanging="360"/>
-      </w:pPr>
-      <w:rPr>
-        <w:rFonts w:hint="default"/>
-      </w:rPr>
-    </w:lvl>
-    <w:lvl w:ilvl="1" w:tplc="40090019" w:tentative="1">
-      <w:start w:val="1"/>
-      <w:numFmt w:val="lowerLetter"/>
-      <w:lvlText w:val="%2."/>
-      <w:lvlJc w:val="left"/>
-      <w:pPr>
-        <w:ind w:left="1440" w:hanging="360"/>
-      </w:pPr>
-    </w:lvl>
-    <w:lvl w:ilvl="2" w:tplc="4009001B" w:tentative="1">
-      <w:start w:val="1"/>
-      <w:numFmt w:val="lowerRoman"/>
-      <w:lvlText w:val="%3."/>
-      <w:lvlJc w:val="right"/>
-      <w:pPr>
-        <w:ind w:left="2160" w:hanging="180"/>
-      </w:pPr>
-    </w:lvl>
-    <w:lvl w:ilvl="3" w:tplc="4009000F" w:tentative="1">
-      <w:start w:val="1"/>
-      <w:numFmt w:val="decimal"/>
-      <w:lvlText w:val="%4."/>
-      <w:lvlJc w:val="left"/>
-      <w:pPr>
-        <w:ind w:left="2880" w:hanging="360"/>
-      </w:pPr>
-    </w:lvl>
-    <w:lvl w:ilvl="4" w:tplc="40090019" w:tentative="1">
-      <w:start w:val="1"/>
-      <w:numFmt w:val="lowerLetter"/>
-      <w:lvlText w:val="%5."/>
-      <w:lvlJc w:val="left"/>
-      <w:pPr>
-        <w:ind w:left="3600" w:hanging="360"/>
-      </w:pPr>
-    </w:lvl>
-    <w:lvl w:ilvl="5" w:tplc="4009001B" w:tentative="1">
-      <w:start w:val="1"/>
-      <w:numFmt w:val="lowerRoman"/>
-      <w:lvlText w:val="%6."/>
-      <w:lvlJc w:val="right"/>
-      <w:pPr>
-        <w:ind w:left="4320" w:hanging="180"/>
-      </w:pPr>
-    </w:lvl>
-    <w:lvl w:ilvl="6" w:tplc="4009000F" w:tentative="1">
-      <w:start w:val="1"/>
-      <w:numFmt w:val="decimal"/>
-      <w:lvlText w:val="%7."/>
-      <w:lvlJc w:val="left"/>
-      <w:pPr>
-        <w:ind w:left="5040" w:hanging="360"/>
-      </w:pPr>
-    </w:lvl>
-    <w:lvl w:ilvl="7" w:tplc="40090019" w:tentative="1">
-      <w:start w:val="1"/>
-      <w:numFmt w:val="lowerLetter"/>
-      <w:lvlText w:val="%8."/>
-      <w:lvlJc w:val="left"/>
-      <w:pPr>
         <w:ind w:left="5760" w:hanging="360"/>
       </w:pPr>
     </w:lvl>
-    <w:lvl w:ilvl="8" w:tplc="4009001B" w:tentative="1">
-      <w:start w:val="1"/>
-      <w:numFmt w:val="lowerRoman"/>
-      <w:lvlText w:val="%9."/>
-      <w:lvlJc w:val="right"/>
-      <w:pPr>
-        <w:ind w:left="6480" w:hanging="180"/>
-      </w:pPr>
-    </w:lvl>
-  </w:abstractNum>
-  <w:abstractNum w:abstractNumId="6" w15:restartNumberingAfterBreak="0">
-    <w:nsid w:val="75DC4A5E"/>
-    <w:multiLevelType w:val="hybridMultilevel"/>
-    <w:tmpl w:val="C4323984"/>
-    <w:lvl w:ilvl="0" w:tplc="DE3A049A">
-      <w:start w:val="1"/>
-      <w:numFmt w:val="upperLetter"/>
-      <w:lvlText w:val="%1)"/>
-      <w:lvlJc w:val="left"/>
-      <w:pPr>
-        <w:ind w:left="720" w:hanging="360"/>
-      </w:pPr>
-      <w:rPr>
-        <w:rFonts w:hint="default"/>
-      </w:rPr>
-    </w:lvl>
-    <w:lvl w:ilvl="1" w:tplc="40090019" w:tentative="1">
-      <w:start w:val="1"/>
-      <w:numFmt w:val="lowerLetter"/>
-      <w:lvlText w:val="%2."/>
-      <w:lvlJc w:val="left"/>
-      <w:pPr>
-        <w:ind w:left="1440" w:hanging="360"/>
-      </w:pPr>
-    </w:lvl>
-    <w:lvl w:ilvl="2" w:tplc="4009001B" w:tentative="1">
-      <w:start w:val="1"/>
-      <w:numFmt w:val="lowerRoman"/>
-      <w:lvlText w:val="%3."/>
-      <w:lvlJc w:val="right"/>
-      <w:pPr>
-        <w:ind w:left="2160" w:hanging="180"/>
-      </w:pPr>
-    </w:lvl>
-    <w:lvl w:ilvl="3" w:tplc="4009000F" w:tentative="1">
-      <w:start w:val="1"/>
-      <w:numFmt w:val="decimal"/>
-      <w:lvlText w:val="%4."/>
-      <w:lvlJc w:val="left"/>
-      <w:pPr>
-        <w:ind w:left="2880" w:hanging="360"/>
-      </w:pPr>
-    </w:lvl>
-    <w:lvl w:ilvl="4" w:tplc="40090019" w:tentative="1">
-      <w:start w:val="1"/>
-      <w:numFmt w:val="lowerLetter"/>
-      <w:lvlText w:val="%5."/>
-      <w:lvlJc w:val="left"/>
-      <w:pPr>
-        <w:ind w:left="3600" w:hanging="360"/>
-      </w:pPr>
-    </w:lvl>
-    <w:lvl w:ilvl="5" w:tplc="4009001B" w:tentative="1">
-      <w:start w:val="1"/>
-      <w:numFmt w:val="lowerRoman"/>
-      <w:lvlText w:val="%6."/>
-      <w:lvlJc w:val="right"/>
-      <w:pPr>
-        <w:ind w:left="4320" w:hanging="180"/>
-      </w:pPr>
-    </w:lvl>
-    <w:lvl w:ilvl="6" w:tplc="4009000F" w:tentative="1">
-      <w:start w:val="1"/>
-      <w:numFmt w:val="decimal"/>
-      <w:lvlText w:val="%7."/>
-      <w:lvlJc w:val="left"/>
-      <w:pPr>
-        <w:ind w:left="5040" w:hanging="360"/>
-      </w:pPr>
-    </w:lvl>
-    <w:lvl w:ilvl="7" w:tplc="40090019" w:tentative="1">
-      <w:start w:val="1"/>
-      <w:numFmt w:val="lowerLetter"/>
-      <w:lvlText w:val="%8."/>
-      <w:lvlJc w:val="left"/>
-      <w:pPr>
-        <w:ind w:left="5760" w:hanging="360"/>
-      </w:pPr>
-    </w:lvl>
-    <w:lvl w:ilvl="8" w:tplc="4009001B" w:tentative="1">
+    <w:lvl w:ilvl="8" w:tentative="0">
       <w:start w:val="1"/>
       <w:numFmt w:val="lowerRoman"/>
       <w:lvlText w:val="%9."/>
@@ -4215,435 +5024,311 @@
     <w:abstractNumId w:val="6"/>
   </w:num>
   <w:num w:numId="3">
-    <w:abstractNumId w:val="0"/>
+    <w:abstractNumId w:val="3"/>
   </w:num>
   <w:num w:numId="4">
     <w:abstractNumId w:val="2"/>
   </w:num>
   <w:num w:numId="5">
+    <w:abstractNumId w:val="4"/>
+  </w:num>
+  <w:num w:numId="6">
     <w:abstractNumId w:val="1"/>
   </w:num>
-  <w:num w:numId="6">
-    <w:abstractNumId w:val="4"/>
-  </w:num>
   <w:num w:numId="7">
-    <w:abstractNumId w:val="3"/>
+    <w:abstractNumId w:val="0"/>
   </w:num>
 </w:numbering>
 </file>
 
 <file path=word/styles.xml><?xml version="1.0" encoding="utf-8"?>
-<w:styles xmlns:mc="http://schemas.openxmlformats.org/markup-compatibility/2006" xmlns:r="http://schemas.openxmlformats.org/officeDocument/2006/relationships" xmlns:w="http://schemas.openxmlformats.org/wordprocessingml/2006/main" xmlns:w14="http://schemas.microsoft.com/office/word/2010/wordml" xmlns:w15="http://schemas.microsoft.com/office/word/2012/wordml" xmlns:w16cid="http://schemas.microsoft.com/office/word/2016/wordml/cid" xmlns:w16se="http://schemas.microsoft.com/office/word/2015/wordml/symex" mc:Ignorable="w14 w15 w16se w16cid">
+<w:styles xmlns:mc="http://schemas.openxmlformats.org/markup-compatibility/2006" xmlns:o="urn:schemas-microsoft-com:office:office" xmlns:r="http://schemas.openxmlformats.org/officeDocument/2006/relationships" xmlns:m="http://schemas.openxmlformats.org/officeDocument/2006/math" xmlns:v="urn:schemas-microsoft-com:vml" xmlns:w="http://schemas.openxmlformats.org/wordprocessingml/2006/main" xmlns:w14="http://schemas.microsoft.com/office/word/2010/wordml" xmlns:w10="urn:schemas-microsoft-com:office:word" xmlns:sl="http://schemas.openxmlformats.org/schemaLibrary/2006/main" xmlns:wpsCustomData="http://www.wps.cn/officeDocument/2013/wpsCustomData" mc:Ignorable="w14">
   <w:docDefaults>
     <w:rPrDefault>
       <w:rPr>
-        <w:rFonts w:asciiTheme="minorHAnsi" w:eastAsiaTheme="minorHAnsi" w:hAnsiTheme="minorHAnsi" w:cstheme="minorBidi"/>
-        <w:sz w:val="22"/>
-        <w:szCs w:val="22"/>
-        <w:lang w:val="en-IN" w:eastAsia="en-US" w:bidi="ar-SA"/>
+        <w:rFonts w:asciiTheme="minorHAnsi" w:hAnsiTheme="minorHAnsi" w:eastAsiaTheme="minorHAnsi" w:cstheme="minorBidi"/>
       </w:rPr>
     </w:rPrDefault>
-    <w:pPrDefault>
-      <w:pPr>
-        <w:spacing w:after="160" w:line="259" w:lineRule="auto"/>
-      </w:pPr>
-    </w:pPrDefault>
+    <w:pPrDefault/>
   </w:docDefaults>
-  <w:latentStyles w:defLockedState="0" w:defUIPriority="99" w:defSemiHidden="0" w:defUnhideWhenUsed="0" w:defQFormat="0" w:count="375">
-    <w:lsdException w:name="Normal" w:uiPriority="0" w:qFormat="1"/>
-    <w:lsdException w:name="heading 1" w:uiPriority="9" w:qFormat="1"/>
-    <w:lsdException w:name="heading 2" w:semiHidden="1" w:uiPriority="9" w:unhideWhenUsed="1" w:qFormat="1"/>
-    <w:lsdException w:name="heading 3" w:semiHidden="1" w:uiPriority="9" w:unhideWhenUsed="1" w:qFormat="1"/>
-    <w:lsdException w:name="heading 4" w:semiHidden="1" w:uiPriority="9" w:unhideWhenUsed="1" w:qFormat="1"/>
-    <w:lsdException w:name="heading 5" w:semiHidden="1" w:uiPriority="9" w:unhideWhenUsed="1" w:qFormat="1"/>
-    <w:lsdException w:name="heading 6" w:semiHidden="1" w:uiPriority="9" w:unhideWhenUsed="1" w:qFormat="1"/>
-    <w:lsdException w:name="heading 7" w:semiHidden="1" w:uiPriority="9" w:unhideWhenUsed="1" w:qFormat="1"/>
-    <w:lsdException w:name="heading 8" w:semiHidden="1" w:uiPriority="9" w:unhideWhenUsed="1" w:qFormat="1"/>
-    <w:lsdException w:name="heading 9" w:semiHidden="1" w:uiPriority="9" w:unhideWhenUsed="1" w:qFormat="1"/>
-    <w:lsdException w:name="index 1" w:semiHidden="1" w:unhideWhenUsed="1"/>
-    <w:lsdException w:name="index 2" w:semiHidden="1" w:unhideWhenUsed="1"/>
-    <w:lsdException w:name="index 3" w:semiHidden="1" w:unhideWhenUsed="1"/>
-    <w:lsdException w:name="index 4" w:semiHidden="1" w:unhideWhenUsed="1"/>
-    <w:lsdException w:name="index 5" w:semiHidden="1" w:unhideWhenUsed="1"/>
-    <w:lsdException w:name="index 6" w:semiHidden="1" w:unhideWhenUsed="1"/>
-    <w:lsdException w:name="index 7" w:semiHidden="1" w:unhideWhenUsed="1"/>
-    <w:lsdException w:name="index 8" w:semiHidden="1" w:unhideWhenUsed="1"/>
-    <w:lsdException w:name="index 9" w:semiHidden="1" w:unhideWhenUsed="1"/>
-    <w:lsdException w:name="toc 1" w:semiHidden="1" w:uiPriority="39" w:unhideWhenUsed="1"/>
-    <w:lsdException w:name="toc 2" w:semiHidden="1" w:uiPriority="39" w:unhideWhenUsed="1"/>
-    <w:lsdException w:name="toc 3" w:semiHidden="1" w:uiPriority="39" w:unhideWhenUsed="1"/>
-    <w:lsdException w:name="toc 4" w:semiHidden="1" w:uiPriority="39" w:unhideWhenUsed="1"/>
-    <w:lsdException w:name="toc 5" w:semiHidden="1" w:uiPriority="39" w:unhideWhenUsed="1"/>
-    <w:lsdException w:name="toc 6" w:semiHidden="1" w:uiPriority="39" w:unhideWhenUsed="1"/>
-    <w:lsdException w:name="toc 7" w:semiHidden="1" w:uiPriority="39" w:unhideWhenUsed="1"/>
-    <w:lsdException w:name="toc 8" w:semiHidden="1" w:uiPriority="39" w:unhideWhenUsed="1"/>
-    <w:lsdException w:name="toc 9" w:semiHidden="1" w:uiPriority="39" w:unhideWhenUsed="1"/>
-    <w:lsdException w:name="Normal Indent" w:semiHidden="1" w:unhideWhenUsed="1"/>
-    <w:lsdException w:name="footnote text" w:semiHidden="1" w:unhideWhenUsed="1"/>
-    <w:lsdException w:name="annotation text" w:semiHidden="1" w:unhideWhenUsed="1"/>
-    <w:lsdException w:name="header" w:semiHidden="1" w:unhideWhenUsed="1"/>
-    <w:lsdException w:name="footer" w:semiHidden="1" w:unhideWhenUsed="1"/>
-    <w:lsdException w:name="index heading" w:semiHidden="1" w:unhideWhenUsed="1"/>
-    <w:lsdException w:name="caption" w:semiHidden="1" w:uiPriority="35" w:unhideWhenUsed="1" w:qFormat="1"/>
-    <w:lsdException w:name="table of figures" w:semiHidden="1" w:unhideWhenUsed="1"/>
-    <w:lsdException w:name="envelope address" w:semiHidden="1" w:unhideWhenUsed="1"/>
-    <w:lsdException w:name="envelope return" w:semiHidden="1" w:unhideWhenUsed="1"/>
-    <w:lsdException w:name="footnote reference" w:semiHidden="1" w:unhideWhenUsed="1"/>
-    <w:lsdException w:name="annotation reference" w:semiHidden="1" w:unhideWhenUsed="1"/>
-    <w:lsdException w:name="line number" w:semiHidden="1" w:unhideWhenUsed="1"/>
-    <w:lsdException w:name="page number" w:semiHidden="1" w:unhideWhenUsed="1"/>
-    <w:lsdException w:name="endnote reference" w:semiHidden="1" w:unhideWhenUsed="1"/>
-    <w:lsdException w:name="endnote text" w:semiHidden="1" w:unhideWhenUsed="1"/>
-    <w:lsdException w:name="table of authorities" w:semiHidden="1" w:unhideWhenUsed="1"/>
-    <w:lsdException w:name="macro" w:semiHidden="1" w:unhideWhenUsed="1"/>
-    <w:lsdException w:name="toa heading" w:semiHidden="1" w:unhideWhenUsed="1"/>
-    <w:lsdException w:name="List" w:semiHidden="1" w:unhideWhenUsed="1"/>
-    <w:lsdException w:name="List Bullet" w:semiHidden="1" w:unhideWhenUsed="1"/>
-    <w:lsdException w:name="List Number" w:semiHidden="1" w:unhideWhenUsed="1"/>
-    <w:lsdException w:name="List 2" w:semiHidden="1" w:unhideWhenUsed="1"/>
-    <w:lsdException w:name="List 3" w:semiHidden="1" w:unhideWhenUsed="1"/>
-    <w:lsdException w:name="List 4" w:semiHidden="1" w:unhideWhenUsed="1"/>
-    <w:lsdException w:name="List 5" w:semiHidden="1" w:unhideWhenUsed="1"/>
-    <w:lsdException w:name="List Bullet 2" w:semiHidden="1" w:unhideWhenUsed="1"/>
-    <w:lsdException w:name="List Bullet 3" w:semiHidden="1" w:unhideWhenUsed="1"/>
-    <w:lsdException w:name="List Bullet 4" w:semiHidden="1" w:unhideWhenUsed="1"/>
-    <w:lsdException w:name="List Bullet 5" w:semiHidden="1" w:unhideWhenUsed="1"/>
-    <w:lsdException w:name="List Number 2" w:semiHidden="1" w:unhideWhenUsed="1"/>
-    <w:lsdException w:name="List Number 3" w:semiHidden="1" w:unhideWhenUsed="1"/>
-    <w:lsdException w:name="List Number 4" w:semiHidden="1" w:unhideWhenUsed="1"/>
-    <w:lsdException w:name="List Number 5" w:semiHidden="1" w:unhideWhenUsed="1"/>
-    <w:lsdException w:name="Title" w:uiPriority="10" w:qFormat="1"/>
-    <w:lsdException w:name="Closing" w:semiHidden="1" w:unhideWhenUsed="1"/>
-    <w:lsdException w:name="Signature" w:semiHidden="1" w:unhideWhenUsed="1"/>
-    <w:lsdException w:name="Default Paragraph Font" w:semiHidden="1" w:uiPriority="1" w:unhideWhenUsed="1"/>
-    <w:lsdException w:name="Body Text" w:semiHidden="1" w:unhideWhenUsed="1"/>
-    <w:lsdException w:name="Body Text Indent" w:semiHidden="1" w:unhideWhenUsed="1"/>
-    <w:lsdException w:name="List Continue" w:semiHidden="1" w:unhideWhenUsed="1"/>
-    <w:lsdException w:name="List Continue 2" w:semiHidden="1" w:unhideWhenUsed="1"/>
-    <w:lsdException w:name="List Continue 3" w:semiHidden="1" w:unhideWhenUsed="1"/>
-    <w:lsdException w:name="List Continue 4" w:semiHidden="1" w:unhideWhenUsed="1"/>
-    <w:lsdException w:name="List Continue 5" w:semiHidden="1" w:unhideWhenUsed="1"/>
-    <w:lsdException w:name="Message Header" w:semiHidden="1" w:unhideWhenUsed="1"/>
-    <w:lsdException w:name="Subtitle" w:uiPriority="11" w:qFormat="1"/>
-    <w:lsdException w:name="Salutation" w:semiHidden="1" w:unhideWhenUsed="1"/>
-    <w:lsdException w:name="Date" w:semiHidden="1" w:unhideWhenUsed="1"/>
-    <w:lsdException w:name="Body Text First Indent" w:semiHidden="1" w:unhideWhenUsed="1"/>
-    <w:lsdException w:name="Body Text First Indent 2" w:semiHidden="1" w:unhideWhenUsed="1"/>
-    <w:lsdException w:name="Note Heading" w:semiHidden="1" w:unhideWhenUsed="1"/>
-    <w:lsdException w:name="Body Text 2" w:semiHidden="1" w:unhideWhenUsed="1"/>
-    <w:lsdException w:name="Body Text 3" w:semiHidden="1" w:unhideWhenUsed="1"/>
-    <w:lsdException w:name="Body Text Indent 2" w:semiHidden="1" w:unhideWhenUsed="1"/>
-    <w:lsdException w:name="Body Text Indent 3" w:semiHidden="1" w:unhideWhenUsed="1"/>
-    <w:lsdException w:name="Block Text" w:semiHidden="1" w:unhideWhenUsed="1"/>
-    <w:lsdException w:name="Hyperlink" w:semiHidden="1" w:unhideWhenUsed="1"/>
-    <w:lsdException w:name="FollowedHyperlink" w:semiHidden="1" w:unhideWhenUsed="1"/>
-    <w:lsdException w:name="Strong" w:uiPriority="22" w:qFormat="1"/>
-    <w:lsdException w:name="Emphasis" w:uiPriority="20" w:qFormat="1"/>
-    <w:lsdException w:name="Document Map" w:semiHidden="1" w:unhideWhenUsed="1"/>
-    <w:lsdException w:name="Plain Text" w:semiHidden="1" w:unhideWhenUsed="1"/>
-    <w:lsdException w:name="E-mail Signature" w:semiHidden="1" w:unhideWhenUsed="1"/>
-    <w:lsdException w:name="HTML Top of Form" w:semiHidden="1" w:unhideWhenUsed="1"/>
-    <w:lsdException w:name="HTML Bottom of Form" w:semiHidden="1" w:unhideWhenUsed="1"/>
-    <w:lsdException w:name="Normal (Web)" w:semiHidden="1" w:unhideWhenUsed="1"/>
-    <w:lsdException w:name="HTML Acronym" w:semiHidden="1" w:unhideWhenUsed="1"/>
-    <w:lsdException w:name="HTML Address" w:semiHidden="1" w:unhideWhenUsed="1"/>
-    <w:lsdException w:name="HTML Cite" w:semiHidden="1" w:unhideWhenUsed="1"/>
-    <w:lsdException w:name="HTML Code" w:semiHidden="1" w:unhideWhenUsed="1"/>
-    <w:lsdException w:name="HTML Definition" w:semiHidden="1" w:unhideWhenUsed="1"/>
-    <w:lsdException w:name="HTML Keyboard" w:semiHidden="1" w:unhideWhenUsed="1"/>
-    <w:lsdException w:name="HTML Preformatted" w:semiHidden="1" w:unhideWhenUsed="1"/>
-    <w:lsdException w:name="HTML Sample" w:semiHidden="1" w:unhideWhenUsed="1"/>
-    <w:lsdException w:name="HTML Typewriter" w:semiHidden="1" w:unhideWhenUsed="1"/>
-    <w:lsdException w:name="HTML Variable" w:semiHidden="1" w:unhideWhenUsed="1"/>
-    <w:lsdException w:name="Normal Table" w:semiHidden="1" w:unhideWhenUsed="1"/>
-    <w:lsdException w:name="annotation subject" w:semiHidden="1" w:unhideWhenUsed="1"/>
-    <w:lsdException w:name="No List" w:semiHidden="1" w:unhideWhenUsed="1"/>
-    <w:lsdException w:name="Outline List 1" w:semiHidden="1" w:unhideWhenUsed="1"/>
-    <w:lsdException w:name="Outline List 2" w:semiHidden="1" w:unhideWhenUsed="1"/>
-    <w:lsdException w:name="Outline List 3" w:semiHidden="1" w:unhideWhenUsed="1"/>
-    <w:lsdException w:name="Table Simple 1" w:semiHidden="1" w:unhideWhenUsed="1"/>
-    <w:lsdException w:name="Table Simple 2" w:semiHidden="1" w:unhideWhenUsed="1"/>
-    <w:lsdException w:name="Table Simple 3" w:semiHidden="1" w:unhideWhenUsed="1"/>
-    <w:lsdException w:name="Table Classic 1" w:semiHidden="1" w:unhideWhenUsed="1"/>
-    <w:lsdException w:name="Table Classic 2" w:semiHidden="1" w:unhideWhenUsed="1"/>
-    <w:lsdException w:name="Table Classic 3" w:semiHidden="1" w:unhideWhenUsed="1"/>
-    <w:lsdException w:name="Table Classic 4" w:semiHidden="1" w:unhideWhenUsed="1"/>
-    <w:lsdException w:name="Table Colorful 1" w:semiHidden="1" w:unhideWhenUsed="1"/>
-    <w:lsdException w:name="Table Colorful 2" w:semiHidden="1" w:unhideWhenUsed="1"/>
-    <w:lsdException w:name="Table Colorful 3" w:semiHidden="1" w:unhideWhenUsed="1"/>
-    <w:lsdException w:name="Table Columns 1" w:semiHidden="1" w:unhideWhenUsed="1"/>
-    <w:lsdException w:name="Table Columns 2" w:semiHidden="1" w:unhideWhenUsed="1"/>
-    <w:lsdException w:name="Table Columns 3" w:semiHidden="1" w:unhideWhenUsed="1"/>
-    <w:lsdException w:name="Table Columns 4" w:semiHidden="1" w:unhideWhenUsed="1"/>
-    <w:lsdException w:name="Table Columns 5" w:semiHidden="1" w:unhideWhenUsed="1"/>
-    <w:lsdException w:name="Table Grid 1" w:semiHidden="1" w:unhideWhenUsed="1"/>
-    <w:lsdException w:name="Table Grid 2" w:semiHidden="1" w:unhideWhenUsed="1"/>
-    <w:lsdException w:name="Table Grid 3" w:semiHidden="1" w:unhideWhenUsed="1"/>
-    <w:lsdException w:name="Table Grid 4" w:semiHidden="1" w:unhideWhenUsed="1"/>
-    <w:lsdException w:name="Table Grid 5" w:semiHidden="1" w:unhideWhenUsed="1"/>
-    <w:lsdException w:name="Table Grid 6" w:semiHidden="1" w:unhideWhenUsed="1"/>
-    <w:lsdException w:name="Table Grid 7" w:semiHidden="1" w:unhideWhenUsed="1"/>
-    <w:lsdException w:name="Table Grid 8" w:semiHidden="1" w:unhideWhenUsed="1"/>
-    <w:lsdException w:name="Table List 1" w:semiHidden="1" w:unhideWhenUsed="1"/>
-    <w:lsdException w:name="Table List 2" w:semiHidden="1" w:unhideWhenUsed="1"/>
-    <w:lsdException w:name="Table List 3" w:semiHidden="1" w:unhideWhenUsed="1"/>
-    <w:lsdException w:name="Table List 4" w:semiHidden="1" w:unhideWhenUsed="1"/>
-    <w:lsdException w:name="Table List 5" w:semiHidden="1" w:unhideWhenUsed="1"/>
-    <w:lsdException w:name="Table List 6" w:semiHidden="1" w:unhideWhenUsed="1"/>
-    <w:lsdException w:name="Table List 7" w:semiHidden="1" w:unhideWhenUsed="1"/>
-    <w:lsdException w:name="Table List 8" w:semiHidden="1" w:unhideWhenUsed="1"/>
-    <w:lsdException w:name="Table 3D effects 1" w:semiHidden="1" w:unhideWhenUsed="1"/>
-    <w:lsdException w:name="Table 3D effects 2" w:semiHidden="1" w:unhideWhenUsed="1"/>
-    <w:lsdException w:name="Table 3D effects 3" w:semiHidden="1" w:unhideWhenUsed="1"/>
-    <w:lsdException w:name="Table Contemporary" w:semiHidden="1" w:unhideWhenUsed="1"/>
-    <w:lsdException w:name="Table Elegant" w:semiHidden="1" w:unhideWhenUsed="1"/>
-    <w:lsdException w:name="Table Professional" w:semiHidden="1" w:unhideWhenUsed="1"/>
-    <w:lsdException w:name="Table Subtle 1" w:semiHidden="1" w:unhideWhenUsed="1"/>
-    <w:lsdException w:name="Table Subtle 2" w:semiHidden="1" w:unhideWhenUsed="1"/>
-    <w:lsdException w:name="Table Web 1" w:semiHidden="1" w:unhideWhenUsed="1"/>
-    <w:lsdException w:name="Table Web 2" w:semiHidden="1" w:unhideWhenUsed="1"/>
-    <w:lsdException w:name="Table Web 3" w:semiHidden="1" w:unhideWhenUsed="1"/>
-    <w:lsdException w:name="Balloon Text" w:semiHidden="1" w:unhideWhenUsed="1"/>
-    <w:lsdException w:name="Table Grid" w:uiPriority="39"/>
-    <w:lsdException w:name="Table Theme" w:semiHidden="1" w:unhideWhenUsed="1"/>
-    <w:lsdException w:name="Placeholder Text" w:semiHidden="1"/>
-    <w:lsdException w:name="No Spacing" w:uiPriority="1" w:qFormat="1"/>
-    <w:lsdException w:name="Light Shading" w:uiPriority="60"/>
-    <w:lsdException w:name="Light List" w:uiPriority="61"/>
-    <w:lsdException w:name="Light Grid" w:uiPriority="62"/>
-    <w:lsdException w:name="Medium Shading 1" w:uiPriority="63"/>
-    <w:lsdException w:name="Medium Shading 2" w:uiPriority="64"/>
-    <w:lsdException w:name="Medium List 1" w:uiPriority="65"/>
-    <w:lsdException w:name="Medium List 2" w:uiPriority="66"/>
-    <w:lsdException w:name="Medium Grid 1" w:uiPriority="67"/>
-    <w:lsdException w:name="Medium Grid 2" w:uiPriority="68"/>
-    <w:lsdException w:name="Medium Grid 3" w:uiPriority="69"/>
-    <w:lsdException w:name="Dark List" w:uiPriority="70"/>
-    <w:lsdException w:name="Colorful Shading" w:uiPriority="71"/>
-    <w:lsdException w:name="Colorful List" w:uiPriority="72"/>
-    <w:lsdException w:name="Colorful Grid" w:uiPriority="73"/>
-    <w:lsdException w:name="Light Shading Accent 1" w:uiPriority="60"/>
-    <w:lsdException w:name="Light List Accent 1" w:uiPriority="61"/>
-    <w:lsdException w:name="Light Grid Accent 1" w:uiPriority="62"/>
-    <w:lsdException w:name="Medium Shading 1 Accent 1" w:uiPriority="63"/>
-    <w:lsdException w:name="Medium Shading 2 Accent 1" w:uiPriority="64"/>
-    <w:lsdException w:name="Medium List 1 Accent 1" w:uiPriority="65"/>
-    <w:lsdException w:name="Revision" w:semiHidden="1"/>
-    <w:lsdException w:name="List Paragraph" w:uiPriority="34" w:qFormat="1"/>
-    <w:lsdException w:name="Quote" w:uiPriority="29" w:qFormat="1"/>
-    <w:lsdException w:name="Intense Quote" w:uiPriority="30" w:qFormat="1"/>
-    <w:lsdException w:name="Medium List 2 Accent 1" w:uiPriority="66"/>
-    <w:lsdException w:name="Medium Grid 1 Accent 1" w:uiPriority="67"/>
-    <w:lsdException w:name="Medium Grid 2 Accent 1" w:uiPriority="68"/>
-    <w:lsdException w:name="Medium Grid 3 Accent 1" w:uiPriority="69"/>
-    <w:lsdException w:name="Dark List Accent 1" w:uiPriority="70"/>
-    <w:lsdException w:name="Colorful Shading Accent 1" w:uiPriority="71"/>
-    <w:lsdException w:name="Colorful List Accent 1" w:uiPriority="72"/>
-    <w:lsdException w:name="Colorful Grid Accent 1" w:uiPriority="73"/>
-    <w:lsdException w:name="Light Shading Accent 2" w:uiPriority="60"/>
-    <w:lsdException w:name="Light List Accent 2" w:uiPriority="61"/>
-    <w:lsdException w:name="Light Grid Accent 2" w:uiPriority="62"/>
-    <w:lsdException w:name="Medium Shading 1 Accent 2" w:uiPriority="63"/>
-    <w:lsdException w:name="Medium Shading 2 Accent 2" w:uiPriority="64"/>
-    <w:lsdException w:name="Medium List 1 Accent 2" w:uiPriority="65"/>
-    <w:lsdException w:name="Medium List 2 Accent 2" w:uiPriority="66"/>
-    <w:lsdException w:name="Medium Grid 1 Accent 2" w:uiPriority="67"/>
-    <w:lsdException w:name="Medium Grid 2 Accent 2" w:uiPriority="68"/>
-    <w:lsdException w:name="Medium Grid 3 Accent 2" w:uiPriority="69"/>
-    <w:lsdException w:name="Dark List Accent 2" w:uiPriority="70"/>
-    <w:lsdException w:name="Colorful Shading Accent 2" w:uiPriority="71"/>
-    <w:lsdException w:name="Colorful List Accent 2" w:uiPriority="72"/>
-    <w:lsdException w:name="Colorful Grid Accent 2" w:uiPriority="73"/>
-    <w:lsdException w:name="Light Shading Accent 3" w:uiPriority="60"/>
-    <w:lsdException w:name="Light List Accent 3" w:uiPriority="61"/>
-    <w:lsdException w:name="Light Grid Accent 3" w:uiPriority="62"/>
-    <w:lsdException w:name="Medium Shading 1 Accent 3" w:uiPriority="63"/>
-    <w:lsdException w:name="Medium Shading 2 Accent 3" w:uiPriority="64"/>
-    <w:lsdException w:name="Medium List 1 Accent 3" w:uiPriority="65"/>
-    <w:lsdException w:name="Medium List 2 Accent 3" w:uiPriority="66"/>
-    <w:lsdException w:name="Medium Grid 1 Accent 3" w:uiPriority="67"/>
-    <w:lsdException w:name="Medium Grid 2 Accent 3" w:uiPriority="68"/>
-    <w:lsdException w:name="Medium Grid 3 Accent 3" w:uiPriority="69"/>
-    <w:lsdException w:name="Dark List Accent 3" w:uiPriority="70"/>
-    <w:lsdException w:name="Colorful Shading Accent 3" w:uiPriority="71"/>
-    <w:lsdException w:name="Colorful List Accent 3" w:uiPriority="72"/>
-    <w:lsdException w:name="Colorful Grid Accent 3" w:uiPriority="73"/>
-    <w:lsdException w:name="Light Shading Accent 4" w:uiPriority="60"/>
-    <w:lsdException w:name="Light List Accent 4" w:uiPriority="61"/>
-    <w:lsdException w:name="Light Grid Accent 4" w:uiPriority="62"/>
-    <w:lsdException w:name="Medium Shading 1 Accent 4" w:uiPriority="63"/>
-    <w:lsdException w:name="Medium Shading 2 Accent 4" w:uiPriority="64"/>
-    <w:lsdException w:name="Medium List 1 Accent 4" w:uiPriority="65"/>
-    <w:lsdException w:name="Medium List 2 Accent 4" w:uiPriority="66"/>
-    <w:lsdException w:name="Medium Grid 1 Accent 4" w:uiPriority="67"/>
-    <w:lsdException w:name="Medium Grid 2 Accent 4" w:uiPriority="68"/>
-    <w:lsdException w:name="Medium Grid 3 Accent 4" w:uiPriority="69"/>
-    <w:lsdException w:name="Dark List Accent 4" w:uiPriority="70"/>
-    <w:lsdException w:name="Colorful Shading Accent 4" w:uiPriority="71"/>
-    <w:lsdException w:name="Colorful List Accent 4" w:uiPriority="72"/>
-    <w:lsdException w:name="Colorful Grid Accent 4" w:uiPriority="73"/>
-    <w:lsdException w:name="Light Shading Accent 5" w:uiPriority="60"/>
-    <w:lsdException w:name="Light List Accent 5" w:uiPriority="61"/>
-    <w:lsdException w:name="Light Grid Accent 5" w:uiPriority="62"/>
-    <w:lsdException w:name="Medium Shading 1 Accent 5" w:uiPriority="63"/>
-    <w:lsdException w:name="Medium Shading 2 Accent 5" w:uiPriority="64"/>
-    <w:lsdException w:name="Medium List 1 Accent 5" w:uiPriority="65"/>
-    <w:lsdException w:name="Medium List 2 Accent 5" w:uiPriority="66"/>
-    <w:lsdException w:name="Medium Grid 1 Accent 5" w:uiPriority="67"/>
-    <w:lsdException w:name="Medium Grid 2 Accent 5" w:uiPriority="68"/>
-    <w:lsdException w:name="Medium Grid 3 Accent 5" w:uiPriority="69"/>
-    <w:lsdException w:name="Dark List Accent 5" w:uiPriority="70"/>
-    <w:lsdException w:name="Colorful Shading Accent 5" w:uiPriority="71"/>
-    <w:lsdException w:name="Colorful List Accent 5" w:uiPriority="72"/>
-    <w:lsdException w:name="Colorful Grid Accent 5" w:uiPriority="73"/>
-    <w:lsdException w:name="Light Shading Accent 6" w:uiPriority="60"/>
-    <w:lsdException w:name="Light List Accent 6" w:uiPriority="61"/>
-    <w:lsdException w:name="Light Grid Accent 6" w:uiPriority="62"/>
-    <w:lsdException w:name="Medium Shading 1 Accent 6" w:uiPriority="63"/>
-    <w:lsdException w:name="Medium Shading 2 Accent 6" w:uiPriority="64"/>
-    <w:lsdException w:name="Medium List 1 Accent 6" w:uiPriority="65"/>
-    <w:lsdException w:name="Medium List 2 Accent 6" w:uiPriority="66"/>
-    <w:lsdException w:name="Medium Grid 1 Accent 6" w:uiPriority="67"/>
-    <w:lsdException w:name="Medium Grid 2 Accent 6" w:uiPriority="68"/>
-    <w:lsdException w:name="Medium Grid 3 Accent 6" w:uiPriority="69"/>
-    <w:lsdException w:name="Dark List Accent 6" w:uiPriority="70"/>
-    <w:lsdException w:name="Colorful Shading Accent 6" w:uiPriority="71"/>
-    <w:lsdException w:name="Colorful List Accent 6" w:uiPriority="72"/>
-    <w:lsdException w:name="Colorful Grid Accent 6" w:uiPriority="73"/>
-    <w:lsdException w:name="Subtle Emphasis" w:uiPriority="19" w:qFormat="1"/>
-    <w:lsdException w:name="Intense Emphasis" w:uiPriority="21" w:qFormat="1"/>
-    <w:lsdException w:name="Subtle Reference" w:uiPriority="31" w:qFormat="1"/>
-    <w:lsdException w:name="Intense Reference" w:uiPriority="32" w:qFormat="1"/>
-    <w:lsdException w:name="Book Title" w:uiPriority="33" w:qFormat="1"/>
-    <w:lsdException w:name="Bibliography" w:semiHidden="1" w:uiPriority="37" w:unhideWhenUsed="1"/>
-    <w:lsdException w:name="TOC Heading" w:semiHidden="1" w:uiPriority="39" w:unhideWhenUsed="1" w:qFormat="1"/>
-    <w:lsdException w:name="Plain Table 1" w:uiPriority="41"/>
-    <w:lsdException w:name="Plain Table 2" w:uiPriority="42"/>
-    <w:lsdException w:name="Plain Table 3" w:uiPriority="43"/>
-    <w:lsdException w:name="Plain Table 4" w:uiPriority="44"/>
-    <w:lsdException w:name="Plain Table 5" w:uiPriority="45"/>
-    <w:lsdException w:name="Grid Table Light" w:uiPriority="40"/>
-    <w:lsdException w:name="Grid Table 1 Light" w:uiPriority="46"/>
-    <w:lsdException w:name="Grid Table 2" w:uiPriority="47"/>
-    <w:lsdException w:name="Grid Table 3" w:uiPriority="48"/>
-    <w:lsdException w:name="Grid Table 4" w:uiPriority="49"/>
-    <w:lsdException w:name="Grid Table 5 Dark" w:uiPriority="50"/>
-    <w:lsdException w:name="Grid Table 6 Colorful" w:uiPriority="51"/>
-    <w:lsdException w:name="Grid Table 7 Colorful" w:uiPriority="52"/>
-    <w:lsdException w:name="Grid Table 1 Light Accent 1" w:uiPriority="46"/>
-    <w:lsdException w:name="Grid Table 2 Accent 1" w:uiPriority="47"/>
-    <w:lsdException w:name="Grid Table 3 Accent 1" w:uiPriority="48"/>
-    <w:lsdException w:name="Grid Table 4 Accent 1" w:uiPriority="49"/>
-    <w:lsdException w:name="Grid Table 5 Dark Accent 1" w:uiPriority="50"/>
-    <w:lsdException w:name="Grid Table 6 Colorful Accent 1" w:uiPriority="51"/>
-    <w:lsdException w:name="Grid Table 7 Colorful Accent 1" w:uiPriority="52"/>
-    <w:lsdException w:name="Grid Table 1 Light Accent 2" w:uiPriority="46"/>
-    <w:lsdException w:name="Grid Table 2 Accent 2" w:uiPriority="47"/>
-    <w:lsdException w:name="Grid Table 3 Accent 2" w:uiPriority="48"/>
-    <w:lsdException w:name="Grid Table 4 Accent 2" w:uiPriority="49"/>
-    <w:lsdException w:name="Grid Table 5 Dark Accent 2" w:uiPriority="50"/>
-    <w:lsdException w:name="Grid Table 6 Colorful Accent 2" w:uiPriority="51"/>
-    <w:lsdException w:name="Grid Table 7 Colorful Accent 2" w:uiPriority="52"/>
-    <w:lsdException w:name="Grid Table 1 Light Accent 3" w:uiPriority="46"/>
-    <w:lsdException w:name="Grid Table 2 Accent 3" w:uiPriority="47"/>
-    <w:lsdException w:name="Grid Table 3 Accent 3" w:uiPriority="48"/>
-    <w:lsdException w:name="Grid Table 4 Accent 3" w:uiPriority="49"/>
-    <w:lsdException w:name="Grid Table 5 Dark Accent 3" w:uiPriority="50"/>
-    <w:lsdException w:name="Grid Table 6 Colorful Accent 3" w:uiPriority="51"/>
-    <w:lsdException w:name="Grid Table 7 Colorful Accent 3" w:uiPriority="52"/>
-    <w:lsdException w:name="Grid Table 1 Light Accent 4" w:uiPriority="46"/>
-    <w:lsdException w:name="Grid Table 2 Accent 4" w:uiPriority="47"/>
-    <w:lsdException w:name="Grid Table 3 Accent 4" w:uiPriority="48"/>
-    <w:lsdException w:name="Grid Table 4 Accent 4" w:uiPriority="49"/>
-    <w:lsdException w:name="Grid Table 5 Dark Accent 4" w:uiPriority="50"/>
-    <w:lsdException w:name="Grid Table 6 Colorful Accent 4" w:uiPriority="51"/>
-    <w:lsdException w:name="Grid Table 7 Colorful Accent 4" w:uiPriority="52"/>
-    <w:lsdException w:name="Grid Table 1 Light Accent 5" w:uiPriority="46"/>
-    <w:lsdException w:name="Grid Table 2 Accent 5" w:uiPriority="47"/>
-    <w:lsdException w:name="Grid Table 3 Accent 5" w:uiPriority="48"/>
-    <w:lsdException w:name="Grid Table 4 Accent 5" w:uiPriority="49"/>
-    <w:lsdException w:name="Grid Table 5 Dark Accent 5" w:uiPriority="50"/>
-    <w:lsdException w:name="Grid Table 6 Colorful Accent 5" w:uiPriority="51"/>
-    <w:lsdException w:name="Grid Table 7 Colorful Accent 5" w:uiPriority="52"/>
-    <w:lsdException w:name="Grid Table 1 Light Accent 6" w:uiPriority="46"/>
-    <w:lsdException w:name="Grid Table 2 Accent 6" w:uiPriority="47"/>
-    <w:lsdException w:name="Grid Table 3 Accent 6" w:uiPriority="48"/>
-    <w:lsdException w:name="Grid Table 4 Accent 6" w:uiPriority="49"/>
-    <w:lsdException w:name="Grid Table 5 Dark Accent 6" w:uiPriority="50"/>
-    <w:lsdException w:name="Grid Table 6 Colorful Accent 6" w:uiPriority="51"/>
-    <w:lsdException w:name="Grid Table 7 Colorful Accent 6" w:uiPriority="52"/>
-    <w:lsdException w:name="List Table 1 Light" w:uiPriority="46"/>
-    <w:lsdException w:name="List Table 2" w:uiPriority="47"/>
-    <w:lsdException w:name="List Table 3" w:uiPriority="48"/>
-    <w:lsdException w:name="List Table 4" w:uiPriority="49"/>
-    <w:lsdException w:name="List Table 5 Dark" w:uiPriority="50"/>
-    <w:lsdException w:name="List Table 6 Colorful" w:uiPriority="51"/>
-    <w:lsdException w:name="List Table 7 Colorful" w:uiPriority="52"/>
-    <w:lsdException w:name="List Table 1 Light Accent 1" w:uiPriority="46"/>
-    <w:lsdException w:name="List Table 2 Accent 1" w:uiPriority="47"/>
-    <w:lsdException w:name="List Table 3 Accent 1" w:uiPriority="48"/>
-    <w:lsdException w:name="List Table 4 Accent 1" w:uiPriority="49"/>
-    <w:lsdException w:name="List Table 5 Dark Accent 1" w:uiPriority="50"/>
-    <w:lsdException w:name="List Table 6 Colorful Accent 1" w:uiPriority="51"/>
-    <w:lsdException w:name="List Table 7 Colorful Accent 1" w:uiPriority="52"/>
-    <w:lsdException w:name="List Table 1 Light Accent 2" w:uiPriority="46"/>
-    <w:lsdException w:name="List Table 2 Accent 2" w:uiPriority="47"/>
-    <w:lsdException w:name="List Table 3 Accent 2" w:uiPriority="48"/>
-    <w:lsdException w:name="List Table 4 Accent 2" w:uiPriority="49"/>
-    <w:lsdException w:name="List Table 5 Dark Accent 2" w:uiPriority="50"/>
-    <w:lsdException w:name="List Table 6 Colorful Accent 2" w:uiPriority="51"/>
-    <w:lsdException w:name="List Table 7 Colorful Accent 2" w:uiPriority="52"/>
-    <w:lsdException w:name="List Table 1 Light Accent 3" w:uiPriority="46"/>
-    <w:lsdException w:name="List Table 2 Accent 3" w:uiPriority="47"/>
-    <w:lsdException w:name="List Table 3 Accent 3" w:uiPriority="48"/>
-    <w:lsdException w:name="List Table 4 Accent 3" w:uiPriority="49"/>
-    <w:lsdException w:name="List Table 5 Dark Accent 3" w:uiPriority="50"/>
-    <w:lsdException w:name="List Table 6 Colorful Accent 3" w:uiPriority="51"/>
-    <w:lsdException w:name="List Table 7 Colorful Accent 3" w:uiPriority="52"/>
-    <w:lsdException w:name="List Table 1 Light Accent 4" w:uiPriority="46"/>
-    <w:lsdException w:name="List Table 2 Accent 4" w:uiPriority="47"/>
-    <w:lsdException w:name="List Table 3 Accent 4" w:uiPriority="48"/>
-    <w:lsdException w:name="List Table 4 Accent 4" w:uiPriority="49"/>
-    <w:lsdException w:name="List Table 5 Dark Accent 4" w:uiPriority="50"/>
-    <w:lsdException w:name="List Table 6 Colorful Accent 4" w:uiPriority="51"/>
-    <w:lsdException w:name="List Table 7 Colorful Accent 4" w:uiPriority="52"/>
-    <w:lsdException w:name="List Table 1 Light Accent 5" w:uiPriority="46"/>
-    <w:lsdException w:name="List Table 2 Accent 5" w:uiPriority="47"/>
-    <w:lsdException w:name="List Table 3 Accent 5" w:uiPriority="48"/>
-    <w:lsdException w:name="List Table 4 Accent 5" w:uiPriority="49"/>
-    <w:lsdException w:name="List Table 5 Dark Accent 5" w:uiPriority="50"/>
-    <w:lsdException w:name="List Table 6 Colorful Accent 5" w:uiPriority="51"/>
-    <w:lsdException w:name="List Table 7 Colorful Accent 5" w:uiPriority="52"/>
-    <w:lsdException w:name="List Table 1 Light Accent 6" w:uiPriority="46"/>
-    <w:lsdException w:name="List Table 2 Accent 6" w:uiPriority="47"/>
-    <w:lsdException w:name="List Table 3 Accent 6" w:uiPriority="48"/>
-    <w:lsdException w:name="List Table 4 Accent 6" w:uiPriority="49"/>
-    <w:lsdException w:name="List Table 5 Dark Accent 6" w:uiPriority="50"/>
-    <w:lsdException w:name="List Table 6 Colorful Accent 6" w:uiPriority="51"/>
-    <w:lsdException w:name="List Table 7 Colorful Accent 6" w:uiPriority="52"/>
-    <w:lsdException w:name="Mention" w:semiHidden="1" w:unhideWhenUsed="1"/>
-    <w:lsdException w:name="Smart Hyperlink" w:semiHidden="1" w:unhideWhenUsed="1"/>
-    <w:lsdException w:name="Hashtag" w:semiHidden="1" w:unhideWhenUsed="1"/>
-    <w:lsdException w:name="Unresolved Mention" w:semiHidden="1" w:unhideWhenUsed="1"/>
+  <w:latentStyles w:count="260" w:defQFormat="0" w:defUnhideWhenUsed="1" w:defSemiHidden="1" w:defUIPriority="99" w:defLockedState="0">
+    <w:lsdException w:qFormat="1" w:unhideWhenUsed="0" w:uiPriority="0" w:semiHidden="0" w:name="Normal"/>
+    <w:lsdException w:qFormat="1" w:unhideWhenUsed="0" w:uiPriority="9" w:semiHidden="0" w:name="heading 1"/>
+    <w:lsdException w:qFormat="1" w:uiPriority="9" w:name="heading 2"/>
+    <w:lsdException w:qFormat="1" w:uiPriority="9" w:name="heading 3"/>
+    <w:lsdException w:qFormat="1" w:uiPriority="9" w:name="heading 4"/>
+    <w:lsdException w:qFormat="1" w:uiPriority="9" w:name="heading 5"/>
+    <w:lsdException w:qFormat="1" w:uiPriority="9" w:name="heading 6"/>
+    <w:lsdException w:qFormat="1" w:uiPriority="9" w:name="heading 7"/>
+    <w:lsdException w:qFormat="1" w:uiPriority="9" w:name="heading 8"/>
+    <w:lsdException w:qFormat="1" w:uiPriority="9" w:name="heading 9"/>
+    <w:lsdException w:uiPriority="99" w:name="index 1"/>
+    <w:lsdException w:uiPriority="99" w:name="index 2"/>
+    <w:lsdException w:uiPriority="99" w:name="index 3"/>
+    <w:lsdException w:uiPriority="99" w:name="index 4"/>
+    <w:lsdException w:uiPriority="99" w:name="index 5"/>
+    <w:lsdException w:uiPriority="99" w:name="index 6"/>
+    <w:lsdException w:uiPriority="99" w:name="index 7"/>
+    <w:lsdException w:uiPriority="99" w:name="index 8"/>
+    <w:lsdException w:uiPriority="99" w:name="index 9"/>
+    <w:lsdException w:uiPriority="39" w:name="toc 1"/>
+    <w:lsdException w:uiPriority="39" w:name="toc 2"/>
+    <w:lsdException w:uiPriority="39" w:name="toc 3"/>
+    <w:lsdException w:uiPriority="39" w:name="toc 4"/>
+    <w:lsdException w:uiPriority="39" w:name="toc 5"/>
+    <w:lsdException w:uiPriority="39" w:name="toc 6"/>
+    <w:lsdException w:uiPriority="39" w:name="toc 7"/>
+    <w:lsdException w:uiPriority="39" w:name="toc 8"/>
+    <w:lsdException w:uiPriority="39" w:name="toc 9"/>
+    <w:lsdException w:uiPriority="99" w:name="Normal Indent"/>
+    <w:lsdException w:uiPriority="99" w:name="footnote text"/>
+    <w:lsdException w:uiPriority="99" w:name="annotation text"/>
+    <w:lsdException w:uiPriority="99" w:semiHidden="0" w:name="header"/>
+    <w:lsdException w:uiPriority="99" w:semiHidden="0" w:name="footer"/>
+    <w:lsdException w:uiPriority="99" w:name="index heading"/>
+    <w:lsdException w:qFormat="1" w:uiPriority="35" w:name="caption"/>
+    <w:lsdException w:uiPriority="99" w:name="table of figures"/>
+    <w:lsdException w:uiPriority="99" w:name="envelope address"/>
+    <w:lsdException w:uiPriority="99" w:name="envelope return"/>
+    <w:lsdException w:uiPriority="99" w:name="footnote reference"/>
+    <w:lsdException w:uiPriority="99" w:name="annotation reference"/>
+    <w:lsdException w:uiPriority="99" w:name="line number"/>
+    <w:lsdException w:uiPriority="99" w:name="page number"/>
+    <w:lsdException w:uiPriority="99" w:name="endnote reference"/>
+    <w:lsdException w:uiPriority="99" w:name="endnote text"/>
+    <w:lsdException w:uiPriority="99" w:name="table of authorities"/>
+    <w:lsdException w:uiPriority="99" w:name="macro"/>
+    <w:lsdException w:uiPriority="99" w:name="toa heading"/>
+    <w:lsdException w:uiPriority="99" w:name="List"/>
+    <w:lsdException w:uiPriority="99" w:name="List Bullet"/>
+    <w:lsdException w:uiPriority="99" w:name="List Number"/>
+    <w:lsdException w:uiPriority="99" w:name="List 2"/>
+    <w:lsdException w:uiPriority="99" w:name="List 3"/>
+    <w:lsdException w:uiPriority="99" w:name="List 4"/>
+    <w:lsdException w:uiPriority="99" w:name="List 5"/>
+    <w:lsdException w:uiPriority="99" w:name="List Bullet 2"/>
+    <w:lsdException w:uiPriority="99" w:name="List Bullet 3"/>
+    <w:lsdException w:uiPriority="99" w:name="List Bullet 4"/>
+    <w:lsdException w:uiPriority="99" w:name="List Bullet 5"/>
+    <w:lsdException w:uiPriority="99" w:name="List Number 2"/>
+    <w:lsdException w:uiPriority="99" w:name="List Number 3"/>
+    <w:lsdException w:uiPriority="99" w:name="List Number 4"/>
+    <w:lsdException w:uiPriority="99" w:name="List Number 5"/>
+    <w:lsdException w:qFormat="1" w:unhideWhenUsed="0" w:uiPriority="10" w:semiHidden="0" w:name="Title"/>
+    <w:lsdException w:uiPriority="99" w:name="Closing"/>
+    <w:lsdException w:uiPriority="99" w:name="Signature"/>
+    <w:lsdException w:uiPriority="1" w:name="Default Paragraph Font"/>
+    <w:lsdException w:uiPriority="99" w:name="Body Text"/>
+    <w:lsdException w:uiPriority="99" w:name="Body Text Indent"/>
+    <w:lsdException w:uiPriority="99" w:name="List Continue"/>
+    <w:lsdException w:uiPriority="99" w:name="List Continue 2"/>
+    <w:lsdException w:uiPriority="99" w:name="List Continue 3"/>
+    <w:lsdException w:uiPriority="99" w:name="List Continue 4"/>
+    <w:lsdException w:uiPriority="99" w:name="List Continue 5"/>
+    <w:lsdException w:uiPriority="99" w:name="Message Header"/>
+    <w:lsdException w:qFormat="1" w:unhideWhenUsed="0" w:uiPriority="11" w:semiHidden="0" w:name="Subtitle"/>
+    <w:lsdException w:uiPriority="99" w:name="Salutation"/>
+    <w:lsdException w:uiPriority="99" w:name="Date"/>
+    <w:lsdException w:uiPriority="99" w:name="Body Text First Indent"/>
+    <w:lsdException w:uiPriority="99" w:name="Body Text First Indent 2"/>
+    <w:lsdException w:uiPriority="99" w:name="Note Heading"/>
+    <w:lsdException w:uiPriority="99" w:name="Body Text 2"/>
+    <w:lsdException w:uiPriority="99" w:name="Body Text 3"/>
+    <w:lsdException w:uiPriority="99" w:name="Body Text Indent 2"/>
+    <w:lsdException w:uiPriority="99" w:name="Body Text Indent 3"/>
+    <w:lsdException w:uiPriority="99" w:name="Block Text"/>
+    <w:lsdException w:qFormat="1" w:uiPriority="99" w:semiHidden="0" w:name="Hyperlink"/>
+    <w:lsdException w:uiPriority="99" w:name="FollowedHyperlink"/>
+    <w:lsdException w:qFormat="1" w:unhideWhenUsed="0" w:uiPriority="22" w:semiHidden="0" w:name="Strong"/>
+    <w:lsdException w:qFormat="1" w:unhideWhenUsed="0" w:uiPriority="20" w:semiHidden="0" w:name="Emphasis"/>
+    <w:lsdException w:uiPriority="99" w:name="Document Map"/>
+    <w:lsdException w:uiPriority="99" w:name="Plain Text"/>
+    <w:lsdException w:uiPriority="99" w:name="E-mail Signature"/>
+    <w:lsdException w:uiPriority="99" w:name="Normal (Web)"/>
+    <w:lsdException w:uiPriority="99" w:name="HTML Acronym"/>
+    <w:lsdException w:uiPriority="99" w:name="HTML Address"/>
+    <w:lsdException w:uiPriority="99" w:name="HTML Cite"/>
+    <w:lsdException w:uiPriority="99" w:name="HTML Code"/>
+    <w:lsdException w:uiPriority="99" w:name="HTML Definition"/>
+    <w:lsdException w:uiPriority="99" w:name="HTML Keyboard"/>
+    <w:lsdException w:uiPriority="99" w:name="HTML Preformatted"/>
+    <w:lsdException w:uiPriority="99" w:name="HTML Sample"/>
+    <w:lsdException w:uiPriority="99" w:name="HTML Typewriter"/>
+    <w:lsdException w:uiPriority="99" w:name="HTML Variable"/>
+    <w:lsdException w:qFormat="1" w:uiPriority="99" w:name="Normal Table"/>
+    <w:lsdException w:uiPriority="99" w:name="annotation subject"/>
+    <w:lsdException w:uiPriority="99" w:name="Table Simple 1"/>
+    <w:lsdException w:uiPriority="99" w:name="Table Simple 2"/>
+    <w:lsdException w:uiPriority="99" w:name="Table Simple 3"/>
+    <w:lsdException w:uiPriority="99" w:name="Table Classic 1"/>
+    <w:lsdException w:uiPriority="99" w:name="Table Classic 2"/>
+    <w:lsdException w:uiPriority="99" w:name="Table Classic 3"/>
+    <w:lsdException w:uiPriority="99" w:name="Table Classic 4"/>
+    <w:lsdException w:uiPriority="99" w:name="Table Colorful 1"/>
+    <w:lsdException w:uiPriority="99" w:name="Table Colorful 2"/>
+    <w:lsdException w:uiPriority="99" w:name="Table Colorful 3"/>
+    <w:lsdException w:uiPriority="99" w:name="Table Columns 1"/>
+    <w:lsdException w:uiPriority="99" w:name="Table Columns 2"/>
+    <w:lsdException w:uiPriority="99" w:name="Table Columns 3"/>
+    <w:lsdException w:uiPriority="99" w:name="Table Columns 4"/>
+    <w:lsdException w:uiPriority="99" w:name="Table Columns 5"/>
+    <w:lsdException w:uiPriority="99" w:name="Table Grid 1"/>
+    <w:lsdException w:uiPriority="99" w:name="Table Grid 2"/>
+    <w:lsdException w:uiPriority="99" w:name="Table Grid 3"/>
+    <w:lsdException w:uiPriority="99" w:name="Table Grid 4"/>
+    <w:lsdException w:uiPriority="99" w:name="Table Grid 5"/>
+    <w:lsdException w:uiPriority="99" w:name="Table Grid 6"/>
+    <w:lsdException w:uiPriority="99" w:name="Table Grid 7"/>
+    <w:lsdException w:uiPriority="99" w:name="Table Grid 8"/>
+    <w:lsdException w:uiPriority="99" w:name="Table List 1"/>
+    <w:lsdException w:uiPriority="99" w:name="Table List 2"/>
+    <w:lsdException w:uiPriority="99" w:name="Table List 3"/>
+    <w:lsdException w:uiPriority="99" w:name="Table List 4"/>
+    <w:lsdException w:uiPriority="99" w:name="Table List 5"/>
+    <w:lsdException w:uiPriority="99" w:name="Table List 6"/>
+    <w:lsdException w:uiPriority="99" w:name="Table List 7"/>
+    <w:lsdException w:uiPriority="99" w:name="Table List 8"/>
+    <w:lsdException w:uiPriority="99" w:name="Table 3D effects 1"/>
+    <w:lsdException w:uiPriority="99" w:name="Table 3D effects 2"/>
+    <w:lsdException w:uiPriority="99" w:name="Table 3D effects 3"/>
+    <w:lsdException w:uiPriority="99" w:name="Table Contemporary"/>
+    <w:lsdException w:uiPriority="99" w:name="Table Elegant"/>
+    <w:lsdException w:uiPriority="99" w:name="Table Professional"/>
+    <w:lsdException w:uiPriority="99" w:name="Table Subtle 1"/>
+    <w:lsdException w:uiPriority="99" w:name="Table Subtle 2"/>
+    <w:lsdException w:uiPriority="99" w:name="Table Web 1"/>
+    <w:lsdException w:uiPriority="99" w:name="Table Web 2"/>
+    <w:lsdException w:uiPriority="99" w:name="Table Web 3"/>
+    <w:lsdException w:uiPriority="99" w:name="Balloon Text"/>
+    <w:lsdException w:unhideWhenUsed="0" w:uiPriority="39" w:semiHidden="0" w:name="Table Grid"/>
+    <w:lsdException w:uiPriority="99" w:name="Table Theme"/>
+    <w:lsdException w:unhideWhenUsed="0" w:uiPriority="60" w:semiHidden="0" w:name="Light Shading"/>
+    <w:lsdException w:unhideWhenUsed="0" w:uiPriority="61" w:semiHidden="0" w:name="Light List"/>
+    <w:lsdException w:unhideWhenUsed="0" w:uiPriority="62" w:semiHidden="0" w:name="Light Grid"/>
+    <w:lsdException w:unhideWhenUsed="0" w:uiPriority="63" w:semiHidden="0" w:name="Medium Shading 1"/>
+    <w:lsdException w:unhideWhenUsed="0" w:uiPriority="64" w:semiHidden="0" w:name="Medium Shading 2"/>
+    <w:lsdException w:unhideWhenUsed="0" w:uiPriority="65" w:semiHidden="0" w:name="Medium List 1"/>
+    <w:lsdException w:unhideWhenUsed="0" w:uiPriority="66" w:semiHidden="0" w:name="Medium List 2"/>
+    <w:lsdException w:unhideWhenUsed="0" w:uiPriority="67" w:semiHidden="0" w:name="Medium Grid 1"/>
+    <w:lsdException w:unhideWhenUsed="0" w:uiPriority="68" w:semiHidden="0" w:name="Medium Grid 2"/>
+    <w:lsdException w:unhideWhenUsed="0" w:uiPriority="69" w:semiHidden="0" w:name="Medium Grid 3"/>
+    <w:lsdException w:unhideWhenUsed="0" w:uiPriority="70" w:semiHidden="0" w:name="Dark List"/>
+    <w:lsdException w:unhideWhenUsed="0" w:uiPriority="71" w:semiHidden="0" w:name="Colorful Shading"/>
+    <w:lsdException w:unhideWhenUsed="0" w:uiPriority="72" w:semiHidden="0" w:name="Colorful List"/>
+    <w:lsdException w:unhideWhenUsed="0" w:uiPriority="73" w:semiHidden="0" w:name="Colorful Grid"/>
+    <w:lsdException w:unhideWhenUsed="0" w:uiPriority="60" w:semiHidden="0" w:name="Light Shading Accent 1"/>
+    <w:lsdException w:unhideWhenUsed="0" w:uiPriority="61" w:semiHidden="0" w:name="Light List Accent 1"/>
+    <w:lsdException w:unhideWhenUsed="0" w:uiPriority="62" w:semiHidden="0" w:name="Light Grid Accent 1"/>
+    <w:lsdException w:unhideWhenUsed="0" w:uiPriority="63" w:semiHidden="0" w:name="Medium Shading 1 Accent 1"/>
+    <w:lsdException w:unhideWhenUsed="0" w:uiPriority="64" w:semiHidden="0" w:name="Medium Shading 2 Accent 1"/>
+    <w:lsdException w:unhideWhenUsed="0" w:uiPriority="65" w:semiHidden="0" w:name="Medium List 1 Accent 1"/>
+    <w:lsdException w:qFormat="1" w:unhideWhenUsed="0" w:uiPriority="34" w:semiHidden="0" w:name="List Paragraph"/>
+    <w:lsdException w:unhideWhenUsed="0" w:uiPriority="66" w:semiHidden="0" w:name="Medium List 2 Accent 1"/>
+    <w:lsdException w:unhideWhenUsed="0" w:uiPriority="67" w:semiHidden="0" w:name="Medium Grid 1 Accent 1"/>
+    <w:lsdException w:unhideWhenUsed="0" w:uiPriority="68" w:semiHidden="0" w:name="Medium Grid 2 Accent 1"/>
+    <w:lsdException w:unhideWhenUsed="0" w:uiPriority="69" w:semiHidden="0" w:name="Medium Grid 3 Accent 1"/>
+    <w:lsdException w:unhideWhenUsed="0" w:uiPriority="70" w:semiHidden="0" w:name="Dark List Accent 1"/>
+    <w:lsdException w:unhideWhenUsed="0" w:uiPriority="71" w:semiHidden="0" w:name="Colorful Shading Accent 1"/>
+    <w:lsdException w:unhideWhenUsed="0" w:uiPriority="72" w:semiHidden="0" w:name="Colorful List Accent 1"/>
+    <w:lsdException w:unhideWhenUsed="0" w:uiPriority="73" w:semiHidden="0" w:name="Colorful Grid Accent 1"/>
+    <w:lsdException w:unhideWhenUsed="0" w:uiPriority="60" w:semiHidden="0" w:name="Light Shading Accent 2"/>
+    <w:lsdException w:unhideWhenUsed="0" w:uiPriority="61" w:semiHidden="0" w:name="Light List Accent 2"/>
+    <w:lsdException w:unhideWhenUsed="0" w:uiPriority="62" w:semiHidden="0" w:name="Light Grid Accent 2"/>
+    <w:lsdException w:unhideWhenUsed="0" w:uiPriority="63" w:semiHidden="0" w:name="Medium Shading 1 Accent 2"/>
+    <w:lsdException w:unhideWhenUsed="0" w:uiPriority="64" w:semiHidden="0" w:name="Medium Shading 2 Accent 2"/>
+    <w:lsdException w:unhideWhenUsed="0" w:uiPriority="65" w:semiHidden="0" w:name="Medium List 1 Accent 2"/>
+    <w:lsdException w:unhideWhenUsed="0" w:uiPriority="66" w:semiHidden="0" w:name="Medium List 2 Accent 2"/>
+    <w:lsdException w:unhideWhenUsed="0" w:uiPriority="67" w:semiHidden="0" w:name="Medium Grid 1 Accent 2"/>
+    <w:lsdException w:unhideWhenUsed="0" w:uiPriority="68" w:semiHidden="0" w:name="Medium Grid 2 Accent 2"/>
+    <w:lsdException w:unhideWhenUsed="0" w:uiPriority="69" w:semiHidden="0" w:name="Medium Grid 3 Accent 2"/>
+    <w:lsdException w:unhideWhenUsed="0" w:uiPriority="70" w:semiHidden="0" w:name="Dark List Accent 2"/>
+    <w:lsdException w:unhideWhenUsed="0" w:uiPriority="71" w:semiHidden="0" w:name="Colorful Shading Accent 2"/>
+    <w:lsdException w:unhideWhenUsed="0" w:uiPriority="72" w:semiHidden="0" w:name="Colorful List Accent 2"/>
+    <w:lsdException w:unhideWhenUsed="0" w:uiPriority="73" w:semiHidden="0" w:name="Colorful Grid Accent 2"/>
+    <w:lsdException w:unhideWhenUsed="0" w:uiPriority="60" w:semiHidden="0" w:name="Light Shading Accent 3"/>
+    <w:lsdException w:unhideWhenUsed="0" w:uiPriority="61" w:semiHidden="0" w:name="Light List Accent 3"/>
+    <w:lsdException w:unhideWhenUsed="0" w:uiPriority="62" w:semiHidden="0" w:name="Light Grid Accent 3"/>
+    <w:lsdException w:unhideWhenUsed="0" w:uiPriority="63" w:semiHidden="0" w:name="Medium Shading 1 Accent 3"/>
+    <w:lsdException w:unhideWhenUsed="0" w:uiPriority="64" w:semiHidden="0" w:name="Medium Shading 2 Accent 3"/>
+    <w:lsdException w:unhideWhenUsed="0" w:uiPriority="65" w:semiHidden="0" w:name="Medium List 1 Accent 3"/>
+    <w:lsdException w:unhideWhenUsed="0" w:uiPriority="66" w:semiHidden="0" w:name="Medium List 2 Accent 3"/>
+    <w:lsdException w:unhideWhenUsed="0" w:uiPriority="67" w:semiHidden="0" w:name="Medium Grid 1 Accent 3"/>
+    <w:lsdException w:unhideWhenUsed="0" w:uiPriority="68" w:semiHidden="0" w:name="Medium Grid 2 Accent 3"/>
+    <w:lsdException w:unhideWhenUsed="0" w:uiPriority="69" w:semiHidden="0" w:name="Medium Grid 3 Accent 3"/>
+    <w:lsdException w:unhideWhenUsed="0" w:uiPriority="70" w:semiHidden="0" w:name="Dark List Accent 3"/>
+    <w:lsdException w:unhideWhenUsed="0" w:uiPriority="71" w:semiHidden="0" w:name="Colorful Shading Accent 3"/>
+    <w:lsdException w:unhideWhenUsed="0" w:uiPriority="72" w:semiHidden="0" w:name="Colorful List Accent 3"/>
+    <w:lsdException w:unhideWhenUsed="0" w:uiPriority="73" w:semiHidden="0" w:name="Colorful Grid Accent 3"/>
+    <w:lsdException w:unhideWhenUsed="0" w:uiPriority="60" w:semiHidden="0" w:name="Light Shading Accent 4"/>
+    <w:lsdException w:unhideWhenUsed="0" w:uiPriority="61" w:semiHidden="0" w:name="Light List Accent 4"/>
+    <w:lsdException w:unhideWhenUsed="0" w:uiPriority="62" w:semiHidden="0" w:name="Light Grid Accent 4"/>
+    <w:lsdException w:unhideWhenUsed="0" w:uiPriority="63" w:semiHidden="0" w:name="Medium Shading 1 Accent 4"/>
+    <w:lsdException w:unhideWhenUsed="0" w:uiPriority="64" w:semiHidden="0" w:name="Medium Shading 2 Accent 4"/>
+    <w:lsdException w:unhideWhenUsed="0" w:uiPriority="65" w:semiHidden="0" w:name="Medium List 1 Accent 4"/>
+    <w:lsdException w:unhideWhenUsed="0" w:uiPriority="66" w:semiHidden="0" w:name="Medium List 2 Accent 4"/>
+    <w:lsdException w:unhideWhenUsed="0" w:uiPriority="67" w:semiHidden="0" w:name="Medium Grid 1 Accent 4"/>
+    <w:lsdException w:unhideWhenUsed="0" w:uiPriority="68" w:semiHidden="0" w:name="Medium Grid 2 Accent 4"/>
+    <w:lsdException w:unhideWhenUsed="0" w:uiPriority="69" w:semiHidden="0" w:name="Medium Grid 3 Accent 4"/>
+    <w:lsdException w:unhideWhenUsed="0" w:uiPriority="70" w:semiHidden="0" w:name="Dark List Accent 4"/>
+    <w:lsdException w:unhideWhenUsed="0" w:uiPriority="71" w:semiHidden="0" w:name="Colorful Shading Accent 4"/>
+    <w:lsdException w:unhideWhenUsed="0" w:uiPriority="72" w:semiHidden="0" w:name="Colorful List Accent 4"/>
+    <w:lsdException w:unhideWhenUsed="0" w:uiPriority="73" w:semiHidden="0" w:name="Colorful Grid Accent 4"/>
+    <w:lsdException w:unhideWhenUsed="0" w:uiPriority="60" w:semiHidden="0" w:name="Light Shading Accent 5"/>
+    <w:lsdException w:unhideWhenUsed="0" w:uiPriority="61" w:semiHidden="0" w:name="Light List Accent 5"/>
+    <w:lsdException w:unhideWhenUsed="0" w:uiPriority="62" w:semiHidden="0" w:name="Light Grid Accent 5"/>
+    <w:lsdException w:unhideWhenUsed="0" w:uiPriority="63" w:semiHidden="0" w:name="Medium Shading 1 Accent 5"/>
+    <w:lsdException w:unhideWhenUsed="0" w:uiPriority="64" w:semiHidden="0" w:name="Medium Shading 2 Accent 5"/>
+    <w:lsdException w:unhideWhenUsed="0" w:uiPriority="65" w:semiHidden="0" w:name="Medium List 1 Accent 5"/>
+    <w:lsdException w:unhideWhenUsed="0" w:uiPriority="66" w:semiHidden="0" w:name="Medium List 2 Accent 5"/>
+    <w:lsdException w:unhideWhenUsed="0" w:uiPriority="67" w:semiHidden="0" w:name="Medium Grid 1 Accent 5"/>
+    <w:lsdException w:unhideWhenUsed="0" w:uiPriority="68" w:semiHidden="0" w:name="Medium Grid 2 Accent 5"/>
+    <w:lsdException w:unhideWhenUsed="0" w:uiPriority="69" w:semiHidden="0" w:name="Medium Grid 3 Accent 5"/>
+    <w:lsdException w:unhideWhenUsed="0" w:uiPriority="70" w:semiHidden="0" w:name="Dark List Accent 5"/>
+    <w:lsdException w:unhideWhenUsed="0" w:uiPriority="71" w:semiHidden="0" w:name="Colorful Shading Accent 5"/>
+    <w:lsdException w:unhideWhenUsed="0" w:uiPriority="72" w:semiHidden="0" w:name="Colorful List Accent 5"/>
+    <w:lsdException w:unhideWhenUsed="0" w:uiPriority="73" w:semiHidden="0" w:name="Colorful Grid Accent 5"/>
+    <w:lsdException w:unhideWhenUsed="0" w:uiPriority="60" w:semiHidden="0" w:name="Light Shading Accent 6"/>
+    <w:lsdException w:unhideWhenUsed="0" w:uiPriority="61" w:semiHidden="0" w:name="Light List Accent 6"/>
+    <w:lsdException w:unhideWhenUsed="0" w:uiPriority="62" w:semiHidden="0" w:name="Light Grid Accent 6"/>
+    <w:lsdException w:unhideWhenUsed="0" w:uiPriority="63" w:semiHidden="0" w:name="Medium Shading 1 Accent 6"/>
+    <w:lsdException w:unhideWhenUsed="0" w:uiPriority="64" w:semiHidden="0" w:name="Medium Shading 2 Accent 6"/>
+    <w:lsdException w:unhideWhenUsed="0" w:uiPriority="65" w:semiHidden="0" w:name="Medium List 1 Accent 6"/>
+    <w:lsdException w:unhideWhenUsed="0" w:uiPriority="66" w:semiHidden="0" w:name="Medium List 2 Accent 6"/>
+    <w:lsdException w:unhideWhenUsed="0" w:uiPriority="67" w:semiHidden="0" w:name="Medium Grid 1 Accent 6"/>
+    <w:lsdException w:unhideWhenUsed="0" w:uiPriority="68" w:semiHidden="0" w:name="Medium Grid 2 Accent 6"/>
+    <w:lsdException w:unhideWhenUsed="0" w:uiPriority="69" w:semiHidden="0" w:name="Medium Grid 3 Accent 6"/>
+    <w:lsdException w:unhideWhenUsed="0" w:uiPriority="70" w:semiHidden="0" w:name="Dark List Accent 6"/>
+    <w:lsdException w:unhideWhenUsed="0" w:uiPriority="71" w:semiHidden="0" w:name="Colorful Shading Accent 6"/>
+    <w:lsdException w:unhideWhenUsed="0" w:uiPriority="72" w:semiHidden="0" w:name="Colorful List Accent 6"/>
+    <w:lsdException w:unhideWhenUsed="0" w:uiPriority="73" w:semiHidden="0" w:name="Colorful Grid Accent 6"/>
   </w:latentStyles>
-  <w:style w:type="paragraph" w:default="1" w:styleId="Normal">
+  <w:style w:type="paragraph" w:default="1" w:styleId="1">
     <w:name w:val="Normal"/>
     <w:qFormat/>
-    <w:rsid w:val="00566BDC"/>
+    <w:uiPriority w:val="0"/>
+    <w:pPr>
+      <w:spacing w:after="160" w:line="259" w:lineRule="auto"/>
+    </w:pPr>
+    <w:rPr>
+      <w:rFonts w:asciiTheme="minorHAnsi" w:hAnsiTheme="minorHAnsi" w:eastAsiaTheme="minorHAnsi" w:cstheme="minorBidi"/>
+      <w:sz w:val="22"/>
+      <w:szCs w:val="22"/>
+      <w:lang w:val="en-IN" w:eastAsia="en-US" w:bidi="ar-SA"/>
+    </w:rPr>
   </w:style>
-  <w:style w:type="character" w:default="1" w:styleId="DefaultParagraphFont">
+  <w:style w:type="character" w:default="1" w:styleId="2">
     <w:name w:val="Default Paragraph Font"/>
-    <w:uiPriority w:val="1"/>
     <w:semiHidden/>
     <w:unhideWhenUsed/>
+    <w:uiPriority w:val="1"/>
   </w:style>
-  <w:style w:type="table" w:default="1" w:styleId="TableNormal">
+  <w:style w:type="table" w:default="1" w:styleId="3">
     <w:name w:val="Normal Table"/>
-    <w:uiPriority w:val="99"/>
     <w:semiHidden/>
     <w:unhideWhenUsed/>
+    <w:qFormat/>
+    <w:uiPriority w:val="99"/>
     <w:tblPr>
-      <w:tblInd w:w="0" w:type="dxa"/>
       <w:tblCellMar>
         <w:top w:w="0" w:type="dxa"/>
         <w:left w:w="108" w:type="dxa"/>
@@ -4652,30 +5337,12 @@
       </w:tblCellMar>
     </w:tblPr>
   </w:style>
-  <w:style w:type="numbering" w:default="1" w:styleId="NoList">
-    <w:name w:val="No List"/>
+  <w:style w:type="paragraph" w:styleId="4">
+    <w:name w:val="footer"/>
+    <w:basedOn w:val="1"/>
+    <w:link w:val="9"/>
+    <w:unhideWhenUsed/>
     <w:uiPriority w:val="99"/>
-    <w:semiHidden/>
-    <w:unhideWhenUsed/>
-  </w:style>
-  <w:style w:type="paragraph" w:styleId="ListParagraph">
-    <w:name w:val="List Paragraph"/>
-    <w:basedOn w:val="Normal"/>
-    <w:uiPriority w:val="34"/>
-    <w:qFormat/>
-    <w:rsid w:val="00947F1E"/>
-    <w:pPr>
-      <w:ind w:left="720"/>
-      <w:contextualSpacing/>
-    </w:pPr>
-  </w:style>
-  <w:style w:type="paragraph" w:styleId="Header">
-    <w:name w:val="header"/>
-    <w:basedOn w:val="Normal"/>
-    <w:link w:val="HeaderChar"/>
-    <w:uiPriority w:val="99"/>
-    <w:unhideWhenUsed/>
-    <w:rsid w:val="00833A0C"/>
     <w:pPr>
       <w:tabs>
         <w:tab w:val="center" w:pos="4513"/>
@@ -4684,20 +5351,12 @@
       <w:spacing w:after="0" w:line="240" w:lineRule="auto"/>
     </w:pPr>
   </w:style>
-  <w:style w:type="character" w:customStyle="1" w:styleId="HeaderChar">
-    <w:name w:val="Header Char"/>
-    <w:basedOn w:val="DefaultParagraphFont"/>
-    <w:link w:val="Header"/>
+  <w:style w:type="paragraph" w:styleId="5">
+    <w:name w:val="header"/>
+    <w:basedOn w:val="1"/>
+    <w:link w:val="8"/>
+    <w:unhideWhenUsed/>
     <w:uiPriority w:val="99"/>
-    <w:rsid w:val="00833A0C"/>
-  </w:style>
-  <w:style w:type="paragraph" w:styleId="Footer">
-    <w:name w:val="footer"/>
-    <w:basedOn w:val="Normal"/>
-    <w:link w:val="FooterChar"/>
-    <w:uiPriority w:val="99"/>
-    <w:unhideWhenUsed/>
-    <w:rsid w:val="00833A0C"/>
     <w:pPr>
       <w:tabs>
         <w:tab w:val="center" w:pos="4513"/>
@@ -4706,31 +5365,52 @@
       <w:spacing w:after="0" w:line="240" w:lineRule="auto"/>
     </w:pPr>
   </w:style>
-  <w:style w:type="character" w:customStyle="1" w:styleId="FooterChar">
-    <w:name w:val="Footer Char"/>
-    <w:basedOn w:val="DefaultParagraphFont"/>
-    <w:link w:val="Footer"/>
+  <w:style w:type="character" w:styleId="6">
+    <w:name w:val="Hyperlink"/>
+    <w:basedOn w:val="2"/>
+    <w:unhideWhenUsed/>
+    <w:qFormat/>
     <w:uiPriority w:val="99"/>
-    <w:rsid w:val="00833A0C"/>
-  </w:style>
-  <w:style w:type="character" w:styleId="Hyperlink">
-    <w:name w:val="Hyperlink"/>
-    <w:basedOn w:val="DefaultParagraphFont"/>
-    <w:uiPriority w:val="99"/>
-    <w:unhideWhenUsed/>
-    <w:rsid w:val="00DC3908"/>
     <w:rPr>
       <w:color w:val="0563C1" w:themeColor="hyperlink"/>
       <w:u w:val="single"/>
+      <w14:textFill>
+        <w14:solidFill>
+          <w14:schemeClr w14:val="hlink"/>
+        </w14:solidFill>
+      </w14:textFill>
     </w:rPr>
   </w:style>
-  <w:style w:type="character" w:styleId="UnresolvedMention">
+  <w:style w:type="paragraph" w:styleId="7">
+    <w:name w:val="List Paragraph"/>
+    <w:basedOn w:val="1"/>
+    <w:qFormat/>
+    <w:uiPriority w:val="34"/>
+    <w:pPr>
+      <w:ind w:left="720"/>
+      <w:contextualSpacing/>
+    </w:pPr>
+  </w:style>
+  <w:style w:type="character" w:customStyle="1" w:styleId="8">
+    <w:name w:val="Header Char"/>
+    <w:basedOn w:val="2"/>
+    <w:link w:val="5"/>
+    <w:qFormat/>
+    <w:uiPriority w:val="99"/>
+  </w:style>
+  <w:style w:type="character" w:customStyle="1" w:styleId="9">
+    <w:name w:val="Footer Char"/>
+    <w:basedOn w:val="2"/>
+    <w:link w:val="4"/>
+    <w:qFormat/>
+    <w:uiPriority w:val="99"/>
+  </w:style>
+  <w:style w:type="character" w:customStyle="1" w:styleId="10">
     <w:name w:val="Unresolved Mention"/>
-    <w:basedOn w:val="DefaultParagraphFont"/>
-    <w:uiPriority w:val="99"/>
+    <w:basedOn w:val="2"/>
     <w:semiHidden/>
     <w:unhideWhenUsed/>
-    <w:rsid w:val="00DC3908"/>
+    <w:uiPriority w:val="99"/>
     <w:rPr>
       <w:color w:val="605E5C"/>
       <w:shd w:val="clear" w:color="auto" w:fill="E1DFDD"/>
@@ -4782,7 +5462,7 @@
     </a:clrScheme>
     <a:fontScheme name="Office">
       <a:majorFont>
-        <a:latin typeface="Calibri Light" panose="020F0302020204030204"/>
+        <a:latin typeface="Calibri Light"/>
         <a:ea typeface=""/>
         <a:cs typeface=""/>
         <a:font script="Jpan" typeface="游ゴシック Light"/>
@@ -4815,26 +5495,9 @@
         <a:font script="Viet" typeface="Times New Roman"/>
         <a:font script="Uigh" typeface="Microsoft Uighur"/>
         <a:font script="Geor" typeface="Sylfaen"/>
-        <a:font script="Armn" typeface="Arial"/>
-        <a:font script="Bugi" typeface="Leelawadee UI"/>
-        <a:font script="Bopo" typeface="Microsoft JhengHei"/>
-        <a:font script="Java" typeface="Javanese Text"/>
-        <a:font script="Lisu" typeface="Segoe UI"/>
-        <a:font script="Mymr" typeface="Myanmar Text"/>
-        <a:font script="Nkoo" typeface="Ebrima"/>
-        <a:font script="Olck" typeface="Nirmala UI"/>
-        <a:font script="Osma" typeface="Ebrima"/>
-        <a:font script="Phag" typeface="Phagspa"/>
-        <a:font script="Syrn" typeface="Estrangelo Edessa"/>
-        <a:font script="Syrj" typeface="Estrangelo Edessa"/>
-        <a:font script="Syre" typeface="Estrangelo Edessa"/>
-        <a:font script="Sora" typeface="Nirmala UI"/>
-        <a:font script="Tale" typeface="Microsoft Tai Le"/>
-        <a:font script="Talu" typeface="Microsoft New Tai Lue"/>
-        <a:font script="Tfng" typeface="Ebrima"/>
       </a:majorFont>
       <a:minorFont>
-        <a:latin typeface="Calibri" panose="020F0502020204030204"/>
+        <a:latin typeface="Calibri"/>
         <a:ea typeface=""/>
         <a:cs typeface=""/>
         <a:font script="Jpan" typeface="游明朝"/>
@@ -4867,23 +5530,6 @@
         <a:font script="Viet" typeface="Arial"/>
         <a:font script="Uigh" typeface="Microsoft Uighur"/>
         <a:font script="Geor" typeface="Sylfaen"/>
-        <a:font script="Armn" typeface="Arial"/>
-        <a:font script="Bugi" typeface="Leelawadee UI"/>
-        <a:font script="Bopo" typeface="Microsoft JhengHei"/>
-        <a:font script="Java" typeface="Javanese Text"/>
-        <a:font script="Lisu" typeface="Segoe UI"/>
-        <a:font script="Mymr" typeface="Myanmar Text"/>
-        <a:font script="Nkoo" typeface="Ebrima"/>
-        <a:font script="Olck" typeface="Nirmala UI"/>
-        <a:font script="Osma" typeface="Ebrima"/>
-        <a:font script="Phag" typeface="Phagspa"/>
-        <a:font script="Syrn" typeface="Estrangelo Edessa"/>
-        <a:font script="Syrj" typeface="Estrangelo Edessa"/>
-        <a:font script="Syre" typeface="Estrangelo Edessa"/>
-        <a:font script="Sora" typeface="Nirmala UI"/>
-        <a:font script="Tale" typeface="Microsoft Tai Le"/>
-        <a:font script="Talu" typeface="Microsoft New Tai Lue"/>
-        <a:font script="Tfng" typeface="Ebrima"/>
       </a:minorFont>
     </a:fontScheme>
     <a:fmtScheme name="Office">
@@ -5025,11 +5671,22 @@
     </a:fmtScheme>
   </a:themeElements>
   <a:objectDefaults/>
-  <a:extraClrSchemeLst/>
-  <a:extLst>
-    <a:ext uri="{05A4C25C-085E-4340-85A3-A5531E510DB2}">
-      <thm15:themeFamily xmlns:thm15="http://schemas.microsoft.com/office/thememl/2012/main" name="Office Theme" id="{62F939B6-93AF-4DB8-9C6B-D6C7DFDC589F}" vid="{4A3C46E8-61CC-4603-A589-7422A47A8E4A}"/>
-    </a:ext>
-  </a:extLst>
 </a:theme>
+</file>
+
+<file path=customXml/item1.xml><?xml version="1.0" encoding="utf-8"?>
+<s:customData xmlns="http://www.wps.cn/officeDocument/2013/wpsCustomData" xmlns:s="http://www.wps.cn/officeDocument/2013/wpsCustomData">
+  <customSectProps/>
+  <customShpExts>
+    <customShpInfo spid="_x0000_s1026" textRotate="1"/>
+  </customShpExts>
+</s:customData>
+</file>
+
+<file path=customXml/itemProps1.xml><?xml version="1.0" encoding="utf-8"?>
+<ds:datastoreItem xmlns:ds="http://schemas.openxmlformats.org/officeDocument/2006/customXml" ds:itemID="{B1977F7D-205B-4081-913C-38D41E755F92}">
+  <ds:schemaRefs>
+    <ds:schemaRef ds:uri="http://www.wps.cn/officeDocument/2013/wpsCustomData"/>
+  </ds:schemaRefs>
+</ds:datastoreItem>
 </file>
--- a/JAVA_practical/Practical's.docx
+++ b/JAVA_practical/Practical's.docx
@@ -3249,6 +3249,8 @@
         </w:rPr>
         <w:t>Arithmetic Exception:</w:t>
       </w:r>
+      <w:bookmarkStart w:id="0" w:name="_GoBack"/>
+      <w:bookmarkEnd w:id="0"/>
     </w:p>
     <w:p>
       <w:pPr>
@@ -3989,19 +3991,910 @@
       <w:pPr>
         <w:pStyle w:val="7"/>
         <w:numPr>
+          <w:ilvl w:val="0"/>
+          <w:numId w:val="7"/>
+        </w:numPr>
+        <w:spacing w:after="160" w:line="259" w:lineRule="auto"/>
+        <w:ind w:left="220" w:leftChars="100" w:firstLine="0" w:firstLineChars="0"/>
+        <w:contextualSpacing/>
+        <w:jc w:val="both"/>
+        <w:rPr>
+          <w:rFonts w:hint="default"/>
+          <w:lang w:val="en-US"/>
+        </w:rPr>
+      </w:pPr>
+      <w:r>
+        <w:rPr>
+          <w:rFonts w:hint="default"/>
+          <w:sz w:val="28"/>
+          <w:szCs w:val="28"/>
+          <w:lang w:val="en-US"/>
+        </w:rPr>
+        <w:t>Write a program to create and start Threads using thread class and Runnable Interface.</w:t>
+      </w:r>
+    </w:p>
+    <w:p>
+      <w:pPr>
+        <w:pStyle w:val="7"/>
+        <w:numPr>
+          <w:ilvl w:val="0"/>
+          <w:numId w:val="8"/>
+        </w:numPr>
+        <w:spacing w:after="160" w:line="259" w:lineRule="auto"/>
+        <w:contextualSpacing/>
+        <w:jc w:val="both"/>
+        <w:rPr>
+          <w:rFonts w:hint="default"/>
+          <w:sz w:val="28"/>
+          <w:szCs w:val="28"/>
+          <w:lang w:val="en-US"/>
+        </w:rPr>
+      </w:pPr>
+      <w:r>
+        <w:rPr>
+          <w:rFonts w:hint="default"/>
+          <w:sz w:val="28"/>
+          <w:szCs w:val="28"/>
+          <w:lang w:val="en-US"/>
+        </w:rPr>
+        <w:t>Thread:</w:t>
+      </w:r>
+    </w:p>
+    <w:p>
+      <w:pPr>
+        <w:pStyle w:val="7"/>
+        <w:numPr>
           <w:numId w:val="0"/>
         </w:numPr>
         <w:spacing w:after="160" w:line="259" w:lineRule="auto"/>
         <w:ind w:firstLine="720" w:firstLineChars="0"/>
         <w:contextualSpacing/>
         <w:jc w:val="both"/>
+      </w:pPr>
+      <w:r>
+        <w:drawing>
+          <wp:inline distT="0" distB="0" distL="114300" distR="114300">
+            <wp:extent cx="5621655" cy="2532380"/>
+            <wp:effectExtent l="0" t="0" r="17145" b="1270"/>
+            <wp:docPr id="54" name="Picture 9"/>
+            <wp:cNvGraphicFramePr>
+              <a:graphicFrameLocks xmlns:a="http://schemas.openxmlformats.org/drawingml/2006/main" noChangeAspect="1"/>
+            </wp:cNvGraphicFramePr>
+            <a:graphic xmlns:a="http://schemas.openxmlformats.org/drawingml/2006/main">
+              <a:graphicData uri="http://schemas.openxmlformats.org/drawingml/2006/picture">
+                <pic:pic xmlns:pic="http://schemas.openxmlformats.org/drawingml/2006/picture">
+                  <pic:nvPicPr>
+                    <pic:cNvPr id="54" name="Picture 9"/>
+                    <pic:cNvPicPr>
+                      <a:picLocks noChangeAspect="1"/>
+                    </pic:cNvPicPr>
+                  </pic:nvPicPr>
+                  <pic:blipFill>
+                    <a:blip r:embed="rId61"/>
+                    <a:stretch>
+                      <a:fillRect/>
+                    </a:stretch>
+                  </pic:blipFill>
+                  <pic:spPr>
+                    <a:xfrm>
+                      <a:off x="0" y="0"/>
+                      <a:ext cx="5621655" cy="2532380"/>
+                    </a:xfrm>
+                    <a:prstGeom prst="rect">
+                      <a:avLst/>
+                    </a:prstGeom>
+                    <a:noFill/>
+                    <a:ln>
+                      <a:noFill/>
+                    </a:ln>
+                  </pic:spPr>
+                </pic:pic>
+              </a:graphicData>
+            </a:graphic>
+          </wp:inline>
+        </w:drawing>
+      </w:r>
+    </w:p>
+    <w:p>
+      <w:pPr>
+        <w:pStyle w:val="7"/>
+        <w:numPr>
+          <w:numId w:val="0"/>
+        </w:numPr>
+        <w:spacing w:after="160" w:line="259" w:lineRule="auto"/>
+        <w:ind w:firstLine="720" w:firstLineChars="0"/>
+        <w:contextualSpacing/>
+        <w:jc w:val="both"/>
+      </w:pPr>
+      <w:r>
+        <w:drawing>
+          <wp:inline distT="0" distB="0" distL="114300" distR="114300">
+            <wp:extent cx="2181225" cy="542925"/>
+            <wp:effectExtent l="0" t="0" r="9525" b="9525"/>
+            <wp:docPr id="55" name="Picture 10"/>
+            <wp:cNvGraphicFramePr>
+              <a:graphicFrameLocks xmlns:a="http://schemas.openxmlformats.org/drawingml/2006/main" noChangeAspect="1"/>
+            </wp:cNvGraphicFramePr>
+            <a:graphic xmlns:a="http://schemas.openxmlformats.org/drawingml/2006/main">
+              <a:graphicData uri="http://schemas.openxmlformats.org/drawingml/2006/picture">
+                <pic:pic xmlns:pic="http://schemas.openxmlformats.org/drawingml/2006/picture">
+                  <pic:nvPicPr>
+                    <pic:cNvPr id="55" name="Picture 10"/>
+                    <pic:cNvPicPr>
+                      <a:picLocks noChangeAspect="1"/>
+                    </pic:cNvPicPr>
+                  </pic:nvPicPr>
+                  <pic:blipFill>
+                    <a:blip r:embed="rId62"/>
+                    <a:stretch>
+                      <a:fillRect/>
+                    </a:stretch>
+                  </pic:blipFill>
+                  <pic:spPr>
+                    <a:xfrm>
+                      <a:off x="0" y="0"/>
+                      <a:ext cx="2181225" cy="542925"/>
+                    </a:xfrm>
+                    <a:prstGeom prst="rect">
+                      <a:avLst/>
+                    </a:prstGeom>
+                    <a:noFill/>
+                    <a:ln>
+                      <a:noFill/>
+                    </a:ln>
+                  </pic:spPr>
+                </pic:pic>
+              </a:graphicData>
+            </a:graphic>
+          </wp:inline>
+        </w:drawing>
+      </w:r>
+    </w:p>
+    <w:p>
+      <w:pPr>
+        <w:pStyle w:val="7"/>
+        <w:numPr>
+          <w:ilvl w:val="0"/>
+          <w:numId w:val="7"/>
+        </w:numPr>
+        <w:spacing w:after="160" w:line="259" w:lineRule="auto"/>
+        <w:ind w:left="220" w:leftChars="100" w:firstLine="0" w:firstLineChars="0"/>
+        <w:contextualSpacing/>
+        <w:jc w:val="both"/>
         <w:rPr>
           <w:rFonts w:hint="default"/>
-          <w:lang w:val="en-US"/>
-        </w:rPr>
-      </w:pPr>
-      <w:bookmarkStart w:id="0" w:name="_GoBack"/>
-      <w:bookmarkEnd w:id="0"/>
+          <w:sz w:val="28"/>
+          <w:szCs w:val="28"/>
+          <w:lang w:val="en-US"/>
+        </w:rPr>
+      </w:pPr>
+      <w:r>
+        <w:rPr>
+          <w:rFonts w:hint="default"/>
+          <w:sz w:val="28"/>
+          <w:szCs w:val="28"/>
+          <w:lang w:val="en-US"/>
+        </w:rPr>
+        <w:t>Write a program to defined user defined exception.</w:t>
+      </w:r>
+    </w:p>
+    <w:p>
+      <w:pPr>
+        <w:pStyle w:val="7"/>
+        <w:numPr>
+          <w:numId w:val="0"/>
+        </w:numPr>
+        <w:spacing w:after="160" w:line="259" w:lineRule="auto"/>
+        <w:ind w:firstLine="720" w:firstLineChars="0"/>
+        <w:contextualSpacing/>
+        <w:jc w:val="both"/>
+      </w:pPr>
+      <w:r>
+        <w:drawing>
+          <wp:inline distT="0" distB="0" distL="114300" distR="114300">
+            <wp:extent cx="5899150" cy="3355975"/>
+            <wp:effectExtent l="0" t="0" r="6350" b="15875"/>
+            <wp:docPr id="56" name="Picture 11"/>
+            <wp:cNvGraphicFramePr>
+              <a:graphicFrameLocks xmlns:a="http://schemas.openxmlformats.org/drawingml/2006/main" noChangeAspect="1"/>
+            </wp:cNvGraphicFramePr>
+            <a:graphic xmlns:a="http://schemas.openxmlformats.org/drawingml/2006/main">
+              <a:graphicData uri="http://schemas.openxmlformats.org/drawingml/2006/picture">
+                <pic:pic xmlns:pic="http://schemas.openxmlformats.org/drawingml/2006/picture">
+                  <pic:nvPicPr>
+                    <pic:cNvPr id="56" name="Picture 11"/>
+                    <pic:cNvPicPr>
+                      <a:picLocks noChangeAspect="1"/>
+                    </pic:cNvPicPr>
+                  </pic:nvPicPr>
+                  <pic:blipFill>
+                    <a:blip r:embed="rId63"/>
+                    <a:stretch>
+                      <a:fillRect/>
+                    </a:stretch>
+                  </pic:blipFill>
+                  <pic:spPr>
+                    <a:xfrm>
+                      <a:off x="0" y="0"/>
+                      <a:ext cx="5899150" cy="3355975"/>
+                    </a:xfrm>
+                    <a:prstGeom prst="rect">
+                      <a:avLst/>
+                    </a:prstGeom>
+                    <a:noFill/>
+                    <a:ln>
+                      <a:noFill/>
+                    </a:ln>
+                  </pic:spPr>
+                </pic:pic>
+              </a:graphicData>
+            </a:graphic>
+          </wp:inline>
+        </w:drawing>
+      </w:r>
+    </w:p>
+    <w:p>
+      <w:pPr>
+        <w:pStyle w:val="7"/>
+        <w:numPr>
+          <w:numId w:val="0"/>
+        </w:numPr>
+        <w:spacing w:after="160" w:line="259" w:lineRule="auto"/>
+        <w:ind w:firstLine="720" w:firstLineChars="0"/>
+        <w:contextualSpacing/>
+        <w:jc w:val="both"/>
+      </w:pPr>
+      <w:r>
+        <w:drawing>
+          <wp:inline distT="0" distB="0" distL="114300" distR="114300">
+            <wp:extent cx="4905375" cy="409575"/>
+            <wp:effectExtent l="0" t="0" r="9525" b="9525"/>
+            <wp:docPr id="57" name="Picture 12"/>
+            <wp:cNvGraphicFramePr>
+              <a:graphicFrameLocks xmlns:a="http://schemas.openxmlformats.org/drawingml/2006/main" noChangeAspect="1"/>
+            </wp:cNvGraphicFramePr>
+            <a:graphic xmlns:a="http://schemas.openxmlformats.org/drawingml/2006/main">
+              <a:graphicData uri="http://schemas.openxmlformats.org/drawingml/2006/picture">
+                <pic:pic xmlns:pic="http://schemas.openxmlformats.org/drawingml/2006/picture">
+                  <pic:nvPicPr>
+                    <pic:cNvPr id="57" name="Picture 12"/>
+                    <pic:cNvPicPr>
+                      <a:picLocks noChangeAspect="1"/>
+                    </pic:cNvPicPr>
+                  </pic:nvPicPr>
+                  <pic:blipFill>
+                    <a:blip r:embed="rId64"/>
+                    <a:stretch>
+                      <a:fillRect/>
+                    </a:stretch>
+                  </pic:blipFill>
+                  <pic:spPr>
+                    <a:xfrm>
+                      <a:off x="0" y="0"/>
+                      <a:ext cx="4905375" cy="409575"/>
+                    </a:xfrm>
+                    <a:prstGeom prst="rect">
+                      <a:avLst/>
+                    </a:prstGeom>
+                    <a:noFill/>
+                    <a:ln>
+                      <a:noFill/>
+                    </a:ln>
+                  </pic:spPr>
+                </pic:pic>
+              </a:graphicData>
+            </a:graphic>
+          </wp:inline>
+        </w:drawing>
+      </w:r>
+    </w:p>
+    <w:p>
+      <w:pPr>
+        <w:pStyle w:val="7"/>
+        <w:numPr>
+          <w:numId w:val="0"/>
+        </w:numPr>
+        <w:spacing w:after="160" w:line="259" w:lineRule="auto"/>
+        <w:ind w:firstLine="720" w:firstLineChars="0"/>
+        <w:contextualSpacing/>
+        <w:jc w:val="both"/>
+      </w:pPr>
+    </w:p>
+    <w:p>
+      <w:pPr>
+        <w:rPr>
+          <w:rFonts w:hint="default"/>
+          <w:lang w:val="en-US"/>
+        </w:rPr>
+      </w:pPr>
+      <w:r>
+        <w:rPr>
+          <w:rFonts w:hint="default"/>
+          <w:lang w:val="en-US"/>
+        </w:rPr>
+        <w:br w:type="page"/>
+      </w:r>
+    </w:p>
+    <w:p>
+      <w:pPr>
+        <w:pStyle w:val="7"/>
+        <w:numPr>
+          <w:numId w:val="0"/>
+        </w:numPr>
+        <w:spacing w:after="160" w:line="259" w:lineRule="auto"/>
+        <w:ind w:firstLine="720" w:firstLineChars="0"/>
+        <w:contextualSpacing/>
+        <w:jc w:val="both"/>
+      </w:pPr>
+      <w:r>
+        <w:drawing>
+          <wp:inline distT="0" distB="0" distL="114300" distR="114300">
+            <wp:extent cx="5982335" cy="3309620"/>
+            <wp:effectExtent l="0" t="0" r="18415" b="5080"/>
+            <wp:docPr id="58" name="Picture 13"/>
+            <wp:cNvGraphicFramePr>
+              <a:graphicFrameLocks xmlns:a="http://schemas.openxmlformats.org/drawingml/2006/main" noChangeAspect="1"/>
+            </wp:cNvGraphicFramePr>
+            <a:graphic xmlns:a="http://schemas.openxmlformats.org/drawingml/2006/main">
+              <a:graphicData uri="http://schemas.openxmlformats.org/drawingml/2006/picture">
+                <pic:pic xmlns:pic="http://schemas.openxmlformats.org/drawingml/2006/picture">
+                  <pic:nvPicPr>
+                    <pic:cNvPr id="58" name="Picture 13"/>
+                    <pic:cNvPicPr>
+                      <a:picLocks noChangeAspect="1"/>
+                    </pic:cNvPicPr>
+                  </pic:nvPicPr>
+                  <pic:blipFill>
+                    <a:blip r:embed="rId65"/>
+                    <a:stretch>
+                      <a:fillRect/>
+                    </a:stretch>
+                  </pic:blipFill>
+                  <pic:spPr>
+                    <a:xfrm>
+                      <a:off x="0" y="0"/>
+                      <a:ext cx="5982335" cy="3309620"/>
+                    </a:xfrm>
+                    <a:prstGeom prst="rect">
+                      <a:avLst/>
+                    </a:prstGeom>
+                    <a:noFill/>
+                    <a:ln>
+                      <a:noFill/>
+                    </a:ln>
+                  </pic:spPr>
+                </pic:pic>
+              </a:graphicData>
+            </a:graphic>
+          </wp:inline>
+        </w:drawing>
+      </w:r>
+    </w:p>
+    <w:p>
+      <w:pPr>
+        <w:pStyle w:val="7"/>
+        <w:numPr>
+          <w:numId w:val="0"/>
+        </w:numPr>
+        <w:spacing w:after="160" w:line="259" w:lineRule="auto"/>
+        <w:ind w:firstLine="720" w:firstLineChars="0"/>
+        <w:contextualSpacing/>
+        <w:jc w:val="both"/>
+      </w:pPr>
+      <w:r>
+        <w:drawing>
+          <wp:inline distT="0" distB="0" distL="114300" distR="114300">
+            <wp:extent cx="4239260" cy="4875530"/>
+            <wp:effectExtent l="0" t="0" r="8890" b="1270"/>
+            <wp:docPr id="59" name="Picture 14"/>
+            <wp:cNvGraphicFramePr>
+              <a:graphicFrameLocks xmlns:a="http://schemas.openxmlformats.org/drawingml/2006/main" noChangeAspect="1"/>
+            </wp:cNvGraphicFramePr>
+            <a:graphic xmlns:a="http://schemas.openxmlformats.org/drawingml/2006/main">
+              <a:graphicData uri="http://schemas.openxmlformats.org/drawingml/2006/picture">
+                <pic:pic xmlns:pic="http://schemas.openxmlformats.org/drawingml/2006/picture">
+                  <pic:nvPicPr>
+                    <pic:cNvPr id="59" name="Picture 14"/>
+                    <pic:cNvPicPr>
+                      <a:picLocks noChangeAspect="1"/>
+                    </pic:cNvPicPr>
+                  </pic:nvPicPr>
+                  <pic:blipFill>
+                    <a:blip r:embed="rId66"/>
+                    <a:stretch>
+                      <a:fillRect/>
+                    </a:stretch>
+                  </pic:blipFill>
+                  <pic:spPr>
+                    <a:xfrm>
+                      <a:off x="0" y="0"/>
+                      <a:ext cx="4239260" cy="4875530"/>
+                    </a:xfrm>
+                    <a:prstGeom prst="rect">
+                      <a:avLst/>
+                    </a:prstGeom>
+                    <a:noFill/>
+                    <a:ln>
+                      <a:noFill/>
+                    </a:ln>
+                  </pic:spPr>
+                </pic:pic>
+              </a:graphicData>
+            </a:graphic>
+          </wp:inline>
+        </w:drawing>
+      </w:r>
+    </w:p>
+    <w:p>
+      <w:pPr>
+        <w:pStyle w:val="7"/>
+        <w:numPr>
+          <w:numId w:val="0"/>
+        </w:numPr>
+        <w:spacing w:after="160" w:line="259" w:lineRule="auto"/>
+        <w:ind w:firstLine="720" w:firstLineChars="0"/>
+        <w:contextualSpacing/>
+        <w:jc w:val="both"/>
+      </w:pPr>
+      <w:r>
+        <w:drawing>
+          <wp:inline distT="0" distB="0" distL="114300" distR="114300">
+            <wp:extent cx="3390900" cy="819150"/>
+            <wp:effectExtent l="0" t="0" r="0" b="0"/>
+            <wp:docPr id="60" name="Picture 15"/>
+            <wp:cNvGraphicFramePr>
+              <a:graphicFrameLocks xmlns:a="http://schemas.openxmlformats.org/drawingml/2006/main" noChangeAspect="1"/>
+            </wp:cNvGraphicFramePr>
+            <a:graphic xmlns:a="http://schemas.openxmlformats.org/drawingml/2006/main">
+              <a:graphicData uri="http://schemas.openxmlformats.org/drawingml/2006/picture">
+                <pic:pic xmlns:pic="http://schemas.openxmlformats.org/drawingml/2006/picture">
+                  <pic:nvPicPr>
+                    <pic:cNvPr id="60" name="Picture 15"/>
+                    <pic:cNvPicPr>
+                      <a:picLocks noChangeAspect="1"/>
+                    </pic:cNvPicPr>
+                  </pic:nvPicPr>
+                  <pic:blipFill>
+                    <a:blip r:embed="rId67"/>
+                    <a:stretch>
+                      <a:fillRect/>
+                    </a:stretch>
+                  </pic:blipFill>
+                  <pic:spPr>
+                    <a:xfrm>
+                      <a:off x="0" y="0"/>
+                      <a:ext cx="3390900" cy="819150"/>
+                    </a:xfrm>
+                    <a:prstGeom prst="rect">
+                      <a:avLst/>
+                    </a:prstGeom>
+                    <a:noFill/>
+                    <a:ln>
+                      <a:noFill/>
+                    </a:ln>
+                  </pic:spPr>
+                </pic:pic>
+              </a:graphicData>
+            </a:graphic>
+          </wp:inline>
+        </w:drawing>
+      </w:r>
+    </w:p>
+    <w:p>
+      <w:pPr>
+        <w:pStyle w:val="7"/>
+        <w:numPr>
+          <w:ilvl w:val="0"/>
+          <w:numId w:val="7"/>
+        </w:numPr>
+        <w:spacing w:after="160" w:line="259" w:lineRule="auto"/>
+        <w:ind w:left="220" w:leftChars="100" w:firstLine="0" w:firstLineChars="0"/>
+        <w:contextualSpacing/>
+        <w:jc w:val="both"/>
+        <w:rPr>
+          <w:rFonts w:hint="default"/>
+          <w:sz w:val="28"/>
+          <w:szCs w:val="28"/>
+          <w:lang w:val="en-US"/>
+        </w:rPr>
+      </w:pPr>
+      <w:r>
+        <w:rPr>
+          <w:rFonts w:hint="default"/>
+          <w:sz w:val="28"/>
+          <w:szCs w:val="28"/>
+          <w:lang w:val="en-US"/>
+        </w:rPr>
+        <w:t>Write a program to demonstrate thread Lifecycle.</w:t>
+      </w:r>
+    </w:p>
+    <w:p>
+      <w:pPr>
+        <w:pStyle w:val="7"/>
+        <w:numPr>
+          <w:numId w:val="0"/>
+        </w:numPr>
+        <w:spacing w:after="160" w:line="259" w:lineRule="auto"/>
+        <w:ind w:left="640" w:leftChars="0"/>
+        <w:contextualSpacing/>
+        <w:jc w:val="both"/>
+      </w:pPr>
+      <w:r>
+        <w:drawing>
+          <wp:inline distT="0" distB="0" distL="114300" distR="114300">
+            <wp:extent cx="5699760" cy="4619625"/>
+            <wp:effectExtent l="0" t="0" r="15240" b="9525"/>
+            <wp:docPr id="61" name="Picture 16"/>
+            <wp:cNvGraphicFramePr>
+              <a:graphicFrameLocks xmlns:a="http://schemas.openxmlformats.org/drawingml/2006/main" noChangeAspect="1"/>
+            </wp:cNvGraphicFramePr>
+            <a:graphic xmlns:a="http://schemas.openxmlformats.org/drawingml/2006/main">
+              <a:graphicData uri="http://schemas.openxmlformats.org/drawingml/2006/picture">
+                <pic:pic xmlns:pic="http://schemas.openxmlformats.org/drawingml/2006/picture">
+                  <pic:nvPicPr>
+                    <pic:cNvPr id="61" name="Picture 16"/>
+                    <pic:cNvPicPr>
+                      <a:picLocks noChangeAspect="1"/>
+                    </pic:cNvPicPr>
+                  </pic:nvPicPr>
+                  <pic:blipFill>
+                    <a:blip r:embed="rId68"/>
+                    <a:stretch>
+                      <a:fillRect/>
+                    </a:stretch>
+                  </pic:blipFill>
+                  <pic:spPr>
+                    <a:xfrm>
+                      <a:off x="0" y="0"/>
+                      <a:ext cx="5699760" cy="4619625"/>
+                    </a:xfrm>
+                    <a:prstGeom prst="rect">
+                      <a:avLst/>
+                    </a:prstGeom>
+                    <a:noFill/>
+                    <a:ln>
+                      <a:noFill/>
+                    </a:ln>
+                  </pic:spPr>
+                </pic:pic>
+              </a:graphicData>
+            </a:graphic>
+          </wp:inline>
+        </w:drawing>
+      </w:r>
+    </w:p>
+    <w:p>
+      <w:pPr>
+        <w:pStyle w:val="7"/>
+        <w:numPr>
+          <w:numId w:val="0"/>
+        </w:numPr>
+        <w:spacing w:after="160" w:line="259" w:lineRule="auto"/>
+        <w:ind w:left="640" w:leftChars="0"/>
+        <w:contextualSpacing/>
+        <w:jc w:val="both"/>
+      </w:pPr>
+      <w:r>
+        <w:drawing>
+          <wp:inline distT="0" distB="0" distL="114300" distR="114300">
+            <wp:extent cx="1506220" cy="1221740"/>
+            <wp:effectExtent l="0" t="0" r="17780" b="16510"/>
+            <wp:docPr id="62" name="Picture 17"/>
+            <wp:cNvGraphicFramePr>
+              <a:graphicFrameLocks xmlns:a="http://schemas.openxmlformats.org/drawingml/2006/main" noChangeAspect="1"/>
+            </wp:cNvGraphicFramePr>
+            <a:graphic xmlns:a="http://schemas.openxmlformats.org/drawingml/2006/main">
+              <a:graphicData uri="http://schemas.openxmlformats.org/drawingml/2006/picture">
+                <pic:pic xmlns:pic="http://schemas.openxmlformats.org/drawingml/2006/picture">
+                  <pic:nvPicPr>
+                    <pic:cNvPr id="62" name="Picture 17"/>
+                    <pic:cNvPicPr>
+                      <a:picLocks noChangeAspect="1"/>
+                    </pic:cNvPicPr>
+                  </pic:nvPicPr>
+                  <pic:blipFill>
+                    <a:blip r:embed="rId69"/>
+                    <a:stretch>
+                      <a:fillRect/>
+                    </a:stretch>
+                  </pic:blipFill>
+                  <pic:spPr>
+                    <a:xfrm>
+                      <a:off x="0" y="0"/>
+                      <a:ext cx="1506220" cy="1221740"/>
+                    </a:xfrm>
+                    <a:prstGeom prst="rect">
+                      <a:avLst/>
+                    </a:prstGeom>
+                    <a:noFill/>
+                    <a:ln>
+                      <a:noFill/>
+                    </a:ln>
+                  </pic:spPr>
+                </pic:pic>
+              </a:graphicData>
+            </a:graphic>
+          </wp:inline>
+        </w:drawing>
+      </w:r>
+    </w:p>
+    <w:p>
+      <w:pPr>
+        <w:pStyle w:val="7"/>
+        <w:numPr>
+          <w:numId w:val="0"/>
+        </w:numPr>
+        <w:spacing w:after="160" w:line="259" w:lineRule="auto"/>
+        <w:ind w:left="640" w:leftChars="0"/>
+        <w:contextualSpacing/>
+        <w:jc w:val="both"/>
+      </w:pPr>
+      <w:r>
+        <w:drawing>
+          <wp:inline distT="0" distB="0" distL="114300" distR="114300">
+            <wp:extent cx="4788535" cy="6586220"/>
+            <wp:effectExtent l="0" t="0" r="12065" b="5080"/>
+            <wp:docPr id="63" name="Picture 18"/>
+            <wp:cNvGraphicFramePr>
+              <a:graphicFrameLocks xmlns:a="http://schemas.openxmlformats.org/drawingml/2006/main" noChangeAspect="1"/>
+            </wp:cNvGraphicFramePr>
+            <a:graphic xmlns:a="http://schemas.openxmlformats.org/drawingml/2006/main">
+              <a:graphicData uri="http://schemas.openxmlformats.org/drawingml/2006/picture">
+                <pic:pic xmlns:pic="http://schemas.openxmlformats.org/drawingml/2006/picture">
+                  <pic:nvPicPr>
+                    <pic:cNvPr id="63" name="Picture 18"/>
+                    <pic:cNvPicPr>
+                      <a:picLocks noChangeAspect="1"/>
+                    </pic:cNvPicPr>
+                  </pic:nvPicPr>
+                  <pic:blipFill>
+                    <a:blip r:embed="rId70"/>
+                    <a:stretch>
+                      <a:fillRect/>
+                    </a:stretch>
+                  </pic:blipFill>
+                  <pic:spPr>
+                    <a:xfrm>
+                      <a:off x="0" y="0"/>
+                      <a:ext cx="4788535" cy="6586220"/>
+                    </a:xfrm>
+                    <a:prstGeom prst="rect">
+                      <a:avLst/>
+                    </a:prstGeom>
+                    <a:noFill/>
+                    <a:ln>
+                      <a:noFill/>
+                    </a:ln>
+                  </pic:spPr>
+                </pic:pic>
+              </a:graphicData>
+            </a:graphic>
+          </wp:inline>
+        </w:drawing>
+      </w:r>
+    </w:p>
+    <w:p>
+      <w:pPr>
+        <w:pStyle w:val="7"/>
+        <w:numPr>
+          <w:numId w:val="0"/>
+        </w:numPr>
+        <w:spacing w:after="160" w:line="259" w:lineRule="auto"/>
+        <w:ind w:left="640" w:leftChars="0"/>
+        <w:contextualSpacing/>
+        <w:jc w:val="both"/>
+      </w:pPr>
+      <w:r>
+        <w:drawing>
+          <wp:inline distT="0" distB="0" distL="114300" distR="114300">
+            <wp:extent cx="2333625" cy="771525"/>
+            <wp:effectExtent l="0" t="0" r="9525" b="9525"/>
+            <wp:docPr id="64" name="Picture 19"/>
+            <wp:cNvGraphicFramePr>
+              <a:graphicFrameLocks xmlns:a="http://schemas.openxmlformats.org/drawingml/2006/main" noChangeAspect="1"/>
+            </wp:cNvGraphicFramePr>
+            <a:graphic xmlns:a="http://schemas.openxmlformats.org/drawingml/2006/main">
+              <a:graphicData uri="http://schemas.openxmlformats.org/drawingml/2006/picture">
+                <pic:pic xmlns:pic="http://schemas.openxmlformats.org/drawingml/2006/picture">
+                  <pic:nvPicPr>
+                    <pic:cNvPr id="64" name="Picture 19"/>
+                    <pic:cNvPicPr>
+                      <a:picLocks noChangeAspect="1"/>
+                    </pic:cNvPicPr>
+                  </pic:nvPicPr>
+                  <pic:blipFill>
+                    <a:blip r:embed="rId71"/>
+                    <a:stretch>
+                      <a:fillRect/>
+                    </a:stretch>
+                  </pic:blipFill>
+                  <pic:spPr>
+                    <a:xfrm>
+                      <a:off x="0" y="0"/>
+                      <a:ext cx="2333625" cy="771525"/>
+                    </a:xfrm>
+                    <a:prstGeom prst="rect">
+                      <a:avLst/>
+                    </a:prstGeom>
+                    <a:noFill/>
+                    <a:ln>
+                      <a:noFill/>
+                    </a:ln>
+                  </pic:spPr>
+                </pic:pic>
+              </a:graphicData>
+            </a:graphic>
+          </wp:inline>
+        </w:drawing>
+      </w:r>
+    </w:p>
+    <w:p>
+      <w:pPr>
+        <w:pStyle w:val="7"/>
+        <w:numPr>
+          <w:numId w:val="0"/>
+        </w:numPr>
+        <w:spacing w:after="160" w:line="259" w:lineRule="auto"/>
+        <w:ind w:left="640" w:leftChars="0"/>
+        <w:contextualSpacing/>
+        <w:jc w:val="both"/>
+      </w:pPr>
+    </w:p>
+    <w:p>
+      <w:pPr>
+        <w:rPr>
+          <w:rFonts w:hint="default"/>
+          <w:lang w:val="en-US"/>
+        </w:rPr>
+      </w:pPr>
+      <w:r>
+        <w:rPr>
+          <w:rFonts w:hint="default"/>
+          <w:lang w:val="en-US"/>
+        </w:rPr>
+        <w:br w:type="page"/>
+      </w:r>
+    </w:p>
+    <w:p>
+      <w:pPr>
+        <w:pStyle w:val="7"/>
+        <w:numPr>
+          <w:numId w:val="0"/>
+        </w:numPr>
+        <w:spacing w:after="160" w:line="259" w:lineRule="auto"/>
+        <w:ind w:left="640" w:leftChars="0"/>
+        <w:contextualSpacing/>
+        <w:jc w:val="both"/>
+      </w:pPr>
+      <w:r>
+        <w:drawing>
+          <wp:inline distT="0" distB="0" distL="114300" distR="114300">
+            <wp:extent cx="5511800" cy="6983095"/>
+            <wp:effectExtent l="0" t="0" r="12700" b="8255"/>
+            <wp:docPr id="65" name="Picture 20"/>
+            <wp:cNvGraphicFramePr>
+              <a:graphicFrameLocks xmlns:a="http://schemas.openxmlformats.org/drawingml/2006/main" noChangeAspect="1"/>
+            </wp:cNvGraphicFramePr>
+            <a:graphic xmlns:a="http://schemas.openxmlformats.org/drawingml/2006/main">
+              <a:graphicData uri="http://schemas.openxmlformats.org/drawingml/2006/picture">
+                <pic:pic xmlns:pic="http://schemas.openxmlformats.org/drawingml/2006/picture">
+                  <pic:nvPicPr>
+                    <pic:cNvPr id="65" name="Picture 20"/>
+                    <pic:cNvPicPr>
+                      <a:picLocks noChangeAspect="1"/>
+                    </pic:cNvPicPr>
+                  </pic:nvPicPr>
+                  <pic:blipFill>
+                    <a:blip r:embed="rId72"/>
+                    <a:stretch>
+                      <a:fillRect/>
+                    </a:stretch>
+                  </pic:blipFill>
+                  <pic:spPr>
+                    <a:xfrm>
+                      <a:off x="0" y="0"/>
+                      <a:ext cx="5511800" cy="6983095"/>
+                    </a:xfrm>
+                    <a:prstGeom prst="rect">
+                      <a:avLst/>
+                    </a:prstGeom>
+                    <a:noFill/>
+                    <a:ln>
+                      <a:noFill/>
+                    </a:ln>
+                  </pic:spPr>
+                </pic:pic>
+              </a:graphicData>
+            </a:graphic>
+          </wp:inline>
+        </w:drawing>
+      </w:r>
+    </w:p>
+    <w:p>
+      <w:pPr>
+        <w:pStyle w:val="7"/>
+        <w:numPr>
+          <w:numId w:val="0"/>
+        </w:numPr>
+        <w:spacing w:after="160" w:line="259" w:lineRule="auto"/>
+        <w:ind w:left="640" w:leftChars="0"/>
+        <w:contextualSpacing/>
+        <w:jc w:val="both"/>
+      </w:pPr>
+      <w:r>
+        <w:drawing>
+          <wp:inline distT="0" distB="0" distL="114300" distR="114300">
+            <wp:extent cx="2625725" cy="1475105"/>
+            <wp:effectExtent l="0" t="0" r="3175" b="10795"/>
+            <wp:docPr id="66" name="Picture 21"/>
+            <wp:cNvGraphicFramePr>
+              <a:graphicFrameLocks xmlns:a="http://schemas.openxmlformats.org/drawingml/2006/main" noChangeAspect="1"/>
+            </wp:cNvGraphicFramePr>
+            <a:graphic xmlns:a="http://schemas.openxmlformats.org/drawingml/2006/main">
+              <a:graphicData uri="http://schemas.openxmlformats.org/drawingml/2006/picture">
+                <pic:pic xmlns:pic="http://schemas.openxmlformats.org/drawingml/2006/picture">
+                  <pic:nvPicPr>
+                    <pic:cNvPr id="66" name="Picture 21"/>
+                    <pic:cNvPicPr>
+                      <a:picLocks noChangeAspect="1"/>
+                    </pic:cNvPicPr>
+                  </pic:nvPicPr>
+                  <pic:blipFill>
+                    <a:blip r:embed="rId73"/>
+                    <a:stretch>
+                      <a:fillRect/>
+                    </a:stretch>
+                  </pic:blipFill>
+                  <pic:spPr>
+                    <a:xfrm>
+                      <a:off x="0" y="0"/>
+                      <a:ext cx="2625725" cy="1475105"/>
+                    </a:xfrm>
+                    <a:prstGeom prst="rect">
+                      <a:avLst/>
+                    </a:prstGeom>
+                    <a:noFill/>
+                    <a:ln>
+                      <a:noFill/>
+                    </a:ln>
+                  </pic:spPr>
+                </pic:pic>
+              </a:graphicData>
+            </a:graphic>
+          </wp:inline>
+        </w:drawing>
+      </w:r>
+    </w:p>
+    <w:p>
+      <w:pPr>
+        <w:rPr>
+          <w:rFonts w:hint="default"/>
+          <w:lang w:val="en-US"/>
+        </w:rPr>
+      </w:pPr>
+      <w:r>
+        <w:rPr>
+          <w:rFonts w:hint="default"/>
+          <w:lang w:val="en-US"/>
+        </w:rPr>
+        <w:br w:type="page"/>
+      </w:r>
+    </w:p>
+    <w:p>
+      <w:pPr>
+        <w:pStyle w:val="7"/>
+        <w:numPr>
+          <w:numId w:val="0"/>
+        </w:numPr>
+        <w:spacing w:after="160" w:line="259" w:lineRule="auto"/>
+        <w:ind w:left="640" w:leftChars="0"/>
+        <w:contextualSpacing/>
+        <w:jc w:val="both"/>
+        <w:rPr>
+          <w:rFonts w:hint="default"/>
+          <w:lang w:val="en-US"/>
+        </w:rPr>
+      </w:pPr>
     </w:p>
     <w:sectPr>
       <w:headerReference r:id="rId5" w:type="default"/>
@@ -4280,6 +5173,7 @@
       <w:wordWrap/>
       <w:jc w:val="right"/>
       <w:rPr>
+        <w:rFonts w:hint="default"/>
         <w:lang w:val="en-US"/>
       </w:rPr>
     </w:pPr>
@@ -4296,6 +5190,16 @@
       </w:rPr>
       <w:t>JAVA PRACTICAL)</w:t>
     </w:r>
+  </w:p>
+  <w:p>
+    <w:pPr>
+      <w:pStyle w:val="5"/>
+      <w:wordWrap/>
+      <w:jc w:val="right"/>
+      <w:rPr>
+        <w:lang w:val="en-US"/>
+      </w:rPr>
+    </w:pPr>
     <w:r>
       <w:rPr>
         <w:lang w:val="en-US"/>
@@ -4318,6 +5222,11 @@
       <w:suff w:val="space"/>
       <w:lvlText w:val="%1)"/>
       <w:lvlJc w:val="left"/>
+      <w:rPr>
+        <w:rFonts w:hint="default"/>
+        <w:sz w:val="28"/>
+        <w:szCs w:val="28"/>
+      </w:rPr>
     </w:lvl>
     <w:lvl w:ilvl="1" w:tentative="0">
       <w:start w:val="1"/>
@@ -4929,6 +5838,18 @@
     </w:lvl>
   </w:abstractNum>
   <w:abstractNum w:abstractNumId="6">
+    <w:nsid w:val="581BB4CE"/>
+    <w:multiLevelType w:val="singleLevel"/>
+    <w:tmpl w:val="581BB4CE"/>
+    <w:lvl w:ilvl="0" w:tentative="0">
+      <w:start w:val="1"/>
+      <w:numFmt w:val="decimal"/>
+      <w:suff w:val="space"/>
+      <w:lvlText w:val="%1."/>
+      <w:lvlJc w:val="left"/>
+    </w:lvl>
+  </w:abstractNum>
+  <w:abstractNum w:abstractNumId="7">
     <w:nsid w:val="75DC4A5E"/>
     <w:multiLevelType w:val="multilevel"/>
     <w:tmpl w:val="75DC4A5E"/>
@@ -5021,7 +5942,7 @@
     <w:abstractNumId w:val="5"/>
   </w:num>
   <w:num w:numId="2">
-    <w:abstractNumId w:val="6"/>
+    <w:abstractNumId w:val="7"/>
   </w:num>
   <w:num w:numId="3">
     <w:abstractNumId w:val="3"/>
@@ -5037,6 +5958,9 @@
   </w:num>
   <w:num w:numId="7">
     <w:abstractNumId w:val="0"/>
+  </w:num>
+  <w:num w:numId="8">
+    <w:abstractNumId w:val="6"/>
   </w:num>
 </w:numbering>
 </file>

--- a/JAVA_practical/Practical's.docx
+++ b/JAVA_practical/Practical's.docx
@@ -28889,6 +28889,7 @@
     <w:p>
       <w:pPr>
         <w:numPr>
+          <w:ilvl w:val="0"/>
           <w:numId w:val="0"/>
         </w:numPr>
         <w:jc w:val="both"/>
@@ -28984,24 +28985,227 @@
     <w:p>
       <w:pPr>
         <w:numPr>
+          <w:ilvl w:val="0"/>
           <w:numId w:val="0"/>
         </w:numPr>
         <w:ind w:leftChars="0"/>
+      </w:pPr>
+      <w:r>
         <w:rPr>
           <w:rFonts w:hint="default"/>
           <w:sz w:val="28"/>
           <w:szCs w:val="28"/>
           <w:lang w:val="en-US"/>
         </w:rPr>
-      </w:pPr>
-      <w:r>
+        <w:t xml:space="preserve"> </w:t>
+      </w:r>
+      <w:r>
+        <w:drawing>
+          <wp:inline distT="0" distB="0" distL="114300" distR="114300">
+            <wp:extent cx="5972175" cy="4886325"/>
+            <wp:effectExtent l="0" t="0" r="9525" b="9525"/>
+            <wp:docPr id="74" name="Picture 1"/>
+            <wp:cNvGraphicFramePr>
+              <a:graphicFrameLocks xmlns:a="http://schemas.openxmlformats.org/drawingml/2006/main" noChangeAspect="1"/>
+            </wp:cNvGraphicFramePr>
+            <a:graphic xmlns:a="http://schemas.openxmlformats.org/drawingml/2006/main">
+              <a:graphicData uri="http://schemas.openxmlformats.org/drawingml/2006/picture">
+                <pic:pic xmlns:pic="http://schemas.openxmlformats.org/drawingml/2006/picture">
+                  <pic:nvPicPr>
+                    <pic:cNvPr id="74" name="Picture 1"/>
+                    <pic:cNvPicPr>
+                      <a:picLocks noChangeAspect="1"/>
+                    </pic:cNvPicPr>
+                  </pic:nvPicPr>
+                  <pic:blipFill>
+                    <a:blip r:embed="rId101"/>
+                    <a:stretch>
+                      <a:fillRect/>
+                    </a:stretch>
+                  </pic:blipFill>
+                  <pic:spPr>
+                    <a:xfrm>
+                      <a:off x="0" y="0"/>
+                      <a:ext cx="5972175" cy="4886325"/>
+                    </a:xfrm>
+                    <a:prstGeom prst="rect">
+                      <a:avLst/>
+                    </a:prstGeom>
+                    <a:noFill/>
+                    <a:ln>
+                      <a:noFill/>
+                    </a:ln>
+                  </pic:spPr>
+                </pic:pic>
+              </a:graphicData>
+            </a:graphic>
+          </wp:inline>
+        </w:drawing>
+      </w:r>
+    </w:p>
+    <w:p>
+      <w:pPr>
+        <w:numPr>
+          <w:ilvl w:val="0"/>
+          <w:numId w:val="0"/>
+        </w:numPr>
+        <w:ind w:leftChars="0"/>
+      </w:pPr>
+      <w:r>
+        <w:drawing>
+          <wp:inline distT="0" distB="0" distL="114300" distR="114300">
+            <wp:extent cx="2647950" cy="1790700"/>
+            <wp:effectExtent l="0" t="0" r="0" b="0"/>
+            <wp:docPr id="95" name="Picture 2"/>
+            <wp:cNvGraphicFramePr>
+              <a:graphicFrameLocks xmlns:a="http://schemas.openxmlformats.org/drawingml/2006/main" noChangeAspect="1"/>
+            </wp:cNvGraphicFramePr>
+            <a:graphic xmlns:a="http://schemas.openxmlformats.org/drawingml/2006/main">
+              <a:graphicData uri="http://schemas.openxmlformats.org/drawingml/2006/picture">
+                <pic:pic xmlns:pic="http://schemas.openxmlformats.org/drawingml/2006/picture">
+                  <pic:nvPicPr>
+                    <pic:cNvPr id="95" name="Picture 2"/>
+                    <pic:cNvPicPr>
+                      <a:picLocks noChangeAspect="1"/>
+                    </pic:cNvPicPr>
+                  </pic:nvPicPr>
+                  <pic:blipFill>
+                    <a:blip r:embed="rId102"/>
+                    <a:stretch>
+                      <a:fillRect/>
+                    </a:stretch>
+                  </pic:blipFill>
+                  <pic:spPr>
+                    <a:xfrm>
+                      <a:off x="0" y="0"/>
+                      <a:ext cx="2647950" cy="1790700"/>
+                    </a:xfrm>
+                    <a:prstGeom prst="rect">
+                      <a:avLst/>
+                    </a:prstGeom>
+                    <a:noFill/>
+                    <a:ln>
+                      <a:noFill/>
+                    </a:ln>
+                  </pic:spPr>
+                </pic:pic>
+              </a:graphicData>
+            </a:graphic>
+          </wp:inline>
+        </w:drawing>
+      </w:r>
+    </w:p>
+    <w:p>
+      <w:r>
+        <w:br w:type="page"/>
+      </w:r>
+    </w:p>
+    <w:p>
+      <w:pPr>
+        <w:numPr>
+          <w:ilvl w:val="0"/>
+          <w:numId w:val="0"/>
+        </w:numPr>
+        <w:ind w:leftChars="0"/>
+      </w:pPr>
+      <w:r>
+        <w:drawing>
+          <wp:inline distT="0" distB="0" distL="114300" distR="114300">
+            <wp:extent cx="5886450" cy="5734050"/>
+            <wp:effectExtent l="0" t="0" r="0" b="0"/>
+            <wp:docPr id="96" name="Picture 3"/>
+            <wp:cNvGraphicFramePr>
+              <a:graphicFrameLocks xmlns:a="http://schemas.openxmlformats.org/drawingml/2006/main" noChangeAspect="1"/>
+            </wp:cNvGraphicFramePr>
+            <a:graphic xmlns:a="http://schemas.openxmlformats.org/drawingml/2006/main">
+              <a:graphicData uri="http://schemas.openxmlformats.org/drawingml/2006/picture">
+                <pic:pic xmlns:pic="http://schemas.openxmlformats.org/drawingml/2006/picture">
+                  <pic:nvPicPr>
+                    <pic:cNvPr id="96" name="Picture 3"/>
+                    <pic:cNvPicPr>
+                      <a:picLocks noChangeAspect="1"/>
+                    </pic:cNvPicPr>
+                  </pic:nvPicPr>
+                  <pic:blipFill>
+                    <a:blip r:embed="rId103"/>
+                    <a:stretch>
+                      <a:fillRect/>
+                    </a:stretch>
+                  </pic:blipFill>
+                  <pic:spPr>
+                    <a:xfrm>
+                      <a:off x="0" y="0"/>
+                      <a:ext cx="5886450" cy="5734050"/>
+                    </a:xfrm>
+                    <a:prstGeom prst="rect">
+                      <a:avLst/>
+                    </a:prstGeom>
+                    <a:noFill/>
+                    <a:ln>
+                      <a:noFill/>
+                    </a:ln>
+                  </pic:spPr>
+                </pic:pic>
+              </a:graphicData>
+            </a:graphic>
+          </wp:inline>
+        </w:drawing>
+      </w:r>
+    </w:p>
+    <w:p>
+      <w:pPr>
+        <w:numPr>
+          <w:ilvl w:val="0"/>
+          <w:numId w:val="0"/>
+        </w:numPr>
+        <w:ind w:leftChars="0"/>
         <w:rPr>
           <w:rFonts w:hint="default"/>
-          <w:sz w:val="28"/>
-          <w:szCs w:val="28"/>
           <w:lang w:val="en-US"/>
         </w:rPr>
-        <w:t xml:space="preserve"> </w:t>
+      </w:pPr>
+      <w:r>
+        <w:drawing>
+          <wp:inline distT="0" distB="0" distL="114300" distR="114300">
+            <wp:extent cx="2733675" cy="1809750"/>
+            <wp:effectExtent l="0" t="0" r="9525" b="0"/>
+            <wp:docPr id="97" name="Picture 4"/>
+            <wp:cNvGraphicFramePr>
+              <a:graphicFrameLocks xmlns:a="http://schemas.openxmlformats.org/drawingml/2006/main" noChangeAspect="1"/>
+            </wp:cNvGraphicFramePr>
+            <a:graphic xmlns:a="http://schemas.openxmlformats.org/drawingml/2006/main">
+              <a:graphicData uri="http://schemas.openxmlformats.org/drawingml/2006/picture">
+                <pic:pic xmlns:pic="http://schemas.openxmlformats.org/drawingml/2006/picture">
+                  <pic:nvPicPr>
+                    <pic:cNvPr id="97" name="Picture 4"/>
+                    <pic:cNvPicPr>
+                      <a:picLocks noChangeAspect="1"/>
+                    </pic:cNvPicPr>
+                  </pic:nvPicPr>
+                  <pic:blipFill>
+                    <a:blip r:embed="rId104"/>
+                    <a:stretch>
+                      <a:fillRect/>
+                    </a:stretch>
+                  </pic:blipFill>
+                  <pic:spPr>
+                    <a:xfrm>
+                      <a:off x="0" y="0"/>
+                      <a:ext cx="2733675" cy="1809750"/>
+                    </a:xfrm>
+                    <a:prstGeom prst="rect">
+                      <a:avLst/>
+                    </a:prstGeom>
+                    <a:noFill/>
+                    <a:ln>
+                      <a:noFill/>
+                    </a:ln>
+                  </pic:spPr>
+                </pic:pic>
+              </a:graphicData>
+            </a:graphic>
+          </wp:inline>
+        </w:drawing>
       </w:r>
       <w:bookmarkStart w:id="0" w:name="_GoBack"/>
       <w:bookmarkEnd w:id="0"/>

--- a/JAVA_practical/Practical's.docx
+++ b/JAVA_practical/Practical's.docx
@@ -29104,6 +29104,47 @@
       <w:pPr>
         <w:numPr>
           <w:ilvl w:val="0"/>
+          <w:numId w:val="11"/>
+        </w:numPr>
+        <w:ind w:left="0" w:leftChars="0" w:firstLine="0" w:firstLineChars="0"/>
+        <w:rPr>
+          <w:rFonts w:hint="default"/>
+          <w:b/>
+          <w:bCs/>
+          <w:sz w:val="28"/>
+          <w:szCs w:val="28"/>
+          <w:lang w:val="en-US"/>
+        </w:rPr>
+      </w:pPr>
+      <w:r>
+        <w:rPr>
+          <w:rFonts w:hint="default"/>
+          <w:b/>
+          <w:bCs/>
+          <w:sz w:val="28"/>
+          <w:szCs w:val="28"/>
+          <w:lang w:val="en-US"/>
+        </w:rPr>
+        <w:t xml:space="preserve">Aim: </w:t>
+      </w:r>
+      <w:r>
+        <w:rPr>
+          <w:rFonts w:hint="default"/>
+          <w:b w:val="0"/>
+          <w:bCs w:val="0"/>
+          <w:sz w:val="28"/>
+          <w:szCs w:val="28"/>
+          <w:lang w:val="en-US"/>
+        </w:rPr>
+        <w:t>Write a program to demonstrate the use of Adapter Classes in Swing</w:t>
+      </w:r>
+      <w:bookmarkStart w:id="0" w:name="_GoBack"/>
+      <w:bookmarkEnd w:id="0"/>
+    </w:p>
+    <w:p>
+      <w:pPr>
+        <w:numPr>
+          <w:ilvl w:val="0"/>
           <w:numId w:val="0"/>
         </w:numPr>
         <w:ind w:leftChars="0"/>
@@ -29207,8 +29248,6 @@
           </wp:inline>
         </w:drawing>
       </w:r>
-      <w:bookmarkStart w:id="0" w:name="_GoBack"/>
-      <w:bookmarkEnd w:id="0"/>
     </w:p>
     <w:sectPr>
       <w:headerReference r:id="rId5" w:type="default"/>

--- a/JAVA_practical/Practical's.docx
+++ b/JAVA_practical/Practical's.docx
@@ -41494,7 +41494,8 @@
       </w:pPr>
       <w:r>
         <w:rPr>
-          <w:lang w:val="en-US"/>
+          <w:noProof/>
+          <w:lang w:eastAsia="en-IN"/>
         </w:rPr>
         <w:lastRenderedPageBreak/>
         <w:drawing>
@@ -42969,6 +42970,8 @@
         </w:rPr>
         <w:t>&gt;</w:t>
       </w:r>
+      <w:bookmarkStart w:id="0" w:name="_GoBack"/>
+      <w:bookmarkEnd w:id="0"/>
     </w:p>
     <w:p>
       <w:pPr>
@@ -52206,6 +52209,30 @@
     </w:p>
     <w:p>
       <w:pPr>
+        <w:spacing w:line="254" w:lineRule="auto"/>
+        <w:ind w:left="720"/>
+        <w:jc w:val="both"/>
+        <w:rPr>
+          <w:b/>
+          <w:bCs/>
+          <w:sz w:val="28"/>
+          <w:szCs w:val="28"/>
+          <w:lang w:val="en-US"/>
+        </w:rPr>
+      </w:pPr>
+      <w:r>
+        <w:rPr>
+          <w:b/>
+          <w:bCs/>
+          <w:sz w:val="28"/>
+          <w:szCs w:val="28"/>
+          <w:lang w:val="en-US"/>
+        </w:rPr>
+        <w:t>http://localhost:8080/ServletLifeCycle/lifecycle</w:t>
+      </w:r>
+    </w:p>
+    <w:p>
+      <w:pPr>
         <w:shd w:val="clear" w:color="auto" w:fill="FFFFFF"/>
         <w:spacing w:after="0" w:line="285" w:lineRule="atLeast"/>
         <w:rPr>
@@ -52226,6 +52253,273 @@
         </w:rPr>
         <w:tab/>
       </w:r>
+      <w:r>
+        <w:rPr>
+          <w:rFonts w:ascii="Consolas" w:eastAsia="Times New Roman" w:hAnsi="Consolas" w:cs="Times New Roman"/>
+          <w:color w:val="202020"/>
+          <w:sz w:val="21"/>
+          <w:szCs w:val="21"/>
+          <w:lang w:eastAsia="en-IN"/>
+        </w:rPr>
+        <w:t xml:space="preserve"> </w:t>
+      </w:r>
+      <w:r>
+        <w:rPr>
+          <w:rFonts w:ascii="Consolas" w:eastAsia="Times New Roman" w:hAnsi="Consolas" w:cs="Times New Roman"/>
+          <w:color w:val="202020"/>
+          <w:sz w:val="21"/>
+          <w:szCs w:val="21"/>
+          <w:lang w:eastAsia="en-IN"/>
+        </w:rPr>
+        <w:drawing>
+          <wp:inline distT="0" distB="0" distL="0" distR="0" wp14:anchorId="40725F66" wp14:editId="7EC2B194">
+            <wp:extent cx="3763108" cy="885438"/>
+            <wp:effectExtent l="19050" t="19050" r="8890" b="10160"/>
+            <wp:docPr id="463" name="Picture 463"/>
+            <wp:cNvGraphicFramePr>
+              <a:graphicFrameLocks xmlns:a="http://schemas.openxmlformats.org/drawingml/2006/main" noChangeAspect="1"/>
+            </wp:cNvGraphicFramePr>
+            <a:graphic xmlns:a="http://schemas.openxmlformats.org/drawingml/2006/main">
+              <a:graphicData uri="http://schemas.openxmlformats.org/drawingml/2006/picture">
+                <pic:pic xmlns:pic="http://schemas.openxmlformats.org/drawingml/2006/picture">
+                  <pic:nvPicPr>
+                    <pic:cNvPr id="0" name=""/>
+                    <pic:cNvPicPr/>
+                  </pic:nvPicPr>
+                  <pic:blipFill>
+                    <a:blip r:embed="rId111"/>
+                    <a:stretch>
+                      <a:fillRect/>
+                    </a:stretch>
+                  </pic:blipFill>
+                  <pic:spPr>
+                    <a:xfrm>
+                      <a:off x="0" y="0"/>
+                      <a:ext cx="3812513" cy="897063"/>
+                    </a:xfrm>
+                    <a:prstGeom prst="rect">
+                      <a:avLst/>
+                    </a:prstGeom>
+                    <a:ln>
+                      <a:solidFill>
+                        <a:schemeClr val="tx1"/>
+                      </a:solidFill>
+                    </a:ln>
+                  </pic:spPr>
+                </pic:pic>
+              </a:graphicData>
+            </a:graphic>
+          </wp:inline>
+        </w:drawing>
+      </w:r>
+    </w:p>
+    <w:p>
+      <w:pPr>
+        <w:shd w:val="clear" w:color="auto" w:fill="FFFFFF"/>
+        <w:spacing w:after="0" w:line="285" w:lineRule="atLeast"/>
+        <w:rPr>
+          <w:rFonts w:ascii="Consolas" w:eastAsia="Times New Roman" w:hAnsi="Consolas" w:cs="Times New Roman"/>
+          <w:color w:val="202020"/>
+          <w:sz w:val="21"/>
+          <w:szCs w:val="21"/>
+          <w:lang w:eastAsia="en-IN"/>
+        </w:rPr>
+      </w:pPr>
+      <w:r>
+        <w:rPr>
+          <w:rFonts w:ascii="Consolas" w:eastAsia="Times New Roman" w:hAnsi="Consolas" w:cs="Times New Roman"/>
+          <w:color w:val="202020"/>
+          <w:sz w:val="21"/>
+          <w:szCs w:val="21"/>
+          <w:lang w:eastAsia="en-IN"/>
+        </w:rPr>
+        <w:tab/>
+      </w:r>
+    </w:p>
+    <w:p>
+      <w:pPr>
+        <w:spacing w:line="254" w:lineRule="auto"/>
+        <w:ind w:left="720"/>
+        <w:jc w:val="both"/>
+        <w:rPr>
+          <w:b/>
+          <w:bCs/>
+          <w:sz w:val="28"/>
+          <w:szCs w:val="28"/>
+          <w:lang w:val="en-US"/>
+        </w:rPr>
+      </w:pPr>
+      <w:r>
+        <w:rPr>
+          <w:b/>
+          <w:bCs/>
+          <w:sz w:val="28"/>
+          <w:szCs w:val="28"/>
+          <w:lang w:val="en-US"/>
+        </w:rPr>
+        <w:t>http://localhost:8080/ServletLifeCycle/</w:t>
+      </w:r>
+    </w:p>
+    <w:p>
+      <w:pPr>
+        <w:spacing w:line="254" w:lineRule="auto"/>
+        <w:ind w:left="720"/>
+        <w:jc w:val="both"/>
+        <w:rPr>
+          <w:b/>
+          <w:bCs/>
+          <w:sz w:val="28"/>
+          <w:szCs w:val="28"/>
+          <w:lang w:val="en-US"/>
+        </w:rPr>
+      </w:pPr>
+      <w:r>
+        <w:rPr>
+          <w:noProof/>
+          <w:lang w:eastAsia="en-IN"/>
+        </w:rPr>
+        <w:drawing>
+          <wp:inline distT="0" distB="0" distL="0" distR="0" wp14:anchorId="3A05A0C2" wp14:editId="04F51024">
+            <wp:extent cx="1800000" cy="885714"/>
+            <wp:effectExtent l="19050" t="19050" r="10160" b="10160"/>
+            <wp:docPr id="464" name="Picture 464"/>
+            <wp:cNvGraphicFramePr>
+              <a:graphicFrameLocks xmlns:a="http://schemas.openxmlformats.org/drawingml/2006/main" noChangeAspect="1"/>
+            </wp:cNvGraphicFramePr>
+            <a:graphic xmlns:a="http://schemas.openxmlformats.org/drawingml/2006/main">
+              <a:graphicData uri="http://schemas.openxmlformats.org/drawingml/2006/picture">
+                <pic:pic xmlns:pic="http://schemas.openxmlformats.org/drawingml/2006/picture">
+                  <pic:nvPicPr>
+                    <pic:cNvPr id="0" name=""/>
+                    <pic:cNvPicPr/>
+                  </pic:nvPicPr>
+                  <pic:blipFill>
+                    <a:blip r:embed="rId112"/>
+                    <a:stretch>
+                      <a:fillRect/>
+                    </a:stretch>
+                  </pic:blipFill>
+                  <pic:spPr>
+                    <a:xfrm>
+                      <a:off x="0" y="0"/>
+                      <a:ext cx="1800000" cy="885714"/>
+                    </a:xfrm>
+                    <a:prstGeom prst="rect">
+                      <a:avLst/>
+                    </a:prstGeom>
+                    <a:ln>
+                      <a:solidFill>
+                        <a:schemeClr val="tx1"/>
+                      </a:solidFill>
+                    </a:ln>
+                  </pic:spPr>
+                </pic:pic>
+              </a:graphicData>
+            </a:graphic>
+          </wp:inline>
+        </w:drawing>
+      </w:r>
+    </w:p>
+    <w:p>
+      <w:pPr>
+        <w:spacing w:line="254" w:lineRule="auto"/>
+        <w:ind w:left="720"/>
+        <w:jc w:val="both"/>
+        <w:rPr>
+          <w:b/>
+          <w:bCs/>
+          <w:sz w:val="28"/>
+          <w:szCs w:val="28"/>
+          <w:lang w:val="en-US"/>
+        </w:rPr>
+      </w:pPr>
+      <w:r>
+        <w:rPr>
+          <w:b/>
+          <w:bCs/>
+          <w:sz w:val="28"/>
+          <w:szCs w:val="28"/>
+          <w:lang w:val="en-US"/>
+        </w:rPr>
+        <w:t>http://localhost:8080/ServletLifeCycle/hello-servlet</w:t>
+      </w:r>
+    </w:p>
+    <w:p>
+      <w:pPr>
+        <w:spacing w:line="254" w:lineRule="auto"/>
+        <w:ind w:left="720"/>
+        <w:jc w:val="both"/>
+        <w:rPr>
+          <w:b/>
+          <w:bCs/>
+          <w:sz w:val="28"/>
+          <w:szCs w:val="28"/>
+          <w:lang w:val="en-US"/>
+        </w:rPr>
+      </w:pPr>
+      <w:r>
+        <w:rPr>
+          <w:b/>
+          <w:bCs/>
+          <w:sz w:val="28"/>
+          <w:szCs w:val="28"/>
+          <w:lang w:val="en-US"/>
+        </w:rPr>
+        <w:drawing>
+          <wp:inline distT="0" distB="0" distL="0" distR="0" wp14:anchorId="62AA018C" wp14:editId="2F0A35F8">
+            <wp:extent cx="1800476" cy="400106"/>
+            <wp:effectExtent l="19050" t="19050" r="9525" b="19050"/>
+            <wp:docPr id="465" name="Picture 465"/>
+            <wp:cNvGraphicFramePr>
+              <a:graphicFrameLocks xmlns:a="http://schemas.openxmlformats.org/drawingml/2006/main" noChangeAspect="1"/>
+            </wp:cNvGraphicFramePr>
+            <a:graphic xmlns:a="http://schemas.openxmlformats.org/drawingml/2006/main">
+              <a:graphicData uri="http://schemas.openxmlformats.org/drawingml/2006/picture">
+                <pic:pic xmlns:pic="http://schemas.openxmlformats.org/drawingml/2006/picture">
+                  <pic:nvPicPr>
+                    <pic:cNvPr id="0" name=""/>
+                    <pic:cNvPicPr/>
+                  </pic:nvPicPr>
+                  <pic:blipFill>
+                    <a:blip r:embed="rId113"/>
+                    <a:stretch>
+                      <a:fillRect/>
+                    </a:stretch>
+                  </pic:blipFill>
+                  <pic:spPr>
+                    <a:xfrm>
+                      <a:off x="0" y="0"/>
+                      <a:ext cx="1800476" cy="400106"/>
+                    </a:xfrm>
+                    <a:prstGeom prst="rect">
+                      <a:avLst/>
+                    </a:prstGeom>
+                    <a:ln>
+                      <a:solidFill>
+                        <a:schemeClr val="tx1"/>
+                      </a:solidFill>
+                    </a:ln>
+                  </pic:spPr>
+                </pic:pic>
+              </a:graphicData>
+            </a:graphic>
+          </wp:inline>
+        </w:drawing>
+      </w:r>
+    </w:p>
+    <w:p>
+      <w:pPr>
+        <w:shd w:val="clear" w:color="auto" w:fill="FFFFFF"/>
+        <w:spacing w:after="0" w:line="285" w:lineRule="atLeast"/>
+        <w:rPr>
+          <w:rFonts w:ascii="Consolas" w:eastAsia="Times New Roman" w:hAnsi="Consolas" w:cs="Times New Roman"/>
+          <w:b/>
+          <w:color w:val="202020"/>
+          <w:sz w:val="21"/>
+          <w:szCs w:val="21"/>
+          <w:lang w:eastAsia="en-IN"/>
+        </w:rPr>
+      </w:pPr>
     </w:p>
     <w:p>
       <w:pPr>
@@ -52391,6 +52685,7 @@
       <w:r>
         <w:rPr>
           <w:rFonts w:ascii="Consolas" w:eastAsia="Times New Roman" w:hAnsi="Consolas" w:cs="Times New Roman"/>
+          <w:noProof/>
           <w:color w:val="202020"/>
           <w:sz w:val="21"/>
           <w:szCs w:val="21"/>
@@ -52420,7 +52715,7 @@
                     <pic:cNvPicPr/>
                   </pic:nvPicPr>
                   <pic:blipFill>
-                    <a:blip r:embed="rId111">
+                    <a:blip r:embed="rId114">
                       <a:extLst>
                         <a:ext uri="{28A0092B-C50C-407E-A947-70E740481C1C}">
                           <a14:useLocalDpi xmlns:a14="http://schemas.microsoft.com/office/drawing/2010/main" val="0"/>
@@ -52531,17 +52826,7 @@
           <w:lang w:val="en-US"/>
         </w:rPr>
         <w:lastRenderedPageBreak/>
-        <w:t>Web.xml</w:t>
-      </w:r>
-      <w:r>
-        <w:rPr>
-          <w:b/>
-          <w:bCs/>
-          <w:sz w:val="28"/>
-          <w:szCs w:val="28"/>
-          <w:lang w:val="en-US"/>
-        </w:rPr>
-        <w:t>:</w:t>
+        <w:t>Web.xml:</w:t>
       </w:r>
     </w:p>
     <w:p>
@@ -52560,6 +52845,7 @@
       <w:r>
         <w:rPr>
           <w:rFonts w:ascii="Consolas" w:eastAsia="Times New Roman" w:hAnsi="Consolas" w:cs="Times New Roman"/>
+          <w:noProof/>
           <w:color w:val="202020"/>
           <w:sz w:val="21"/>
           <w:szCs w:val="21"/>
@@ -52581,7 +52867,7 @@
                     <pic:cNvPicPr/>
                   </pic:nvPicPr>
                   <pic:blipFill>
-                    <a:blip r:embed="rId112"/>
+                    <a:blip r:embed="rId115"/>
                     <a:stretch>
                       <a:fillRect/>
                     </a:stretch>
@@ -52659,9 +52945,10 @@
         <w:rPr>
           <w:b/>
           <w:bCs/>
+          <w:noProof/>
           <w:sz w:val="28"/>
           <w:szCs w:val="28"/>
-          <w:lang w:val="en-US"/>
+          <w:lang w:eastAsia="en-IN"/>
         </w:rPr>
         <w:drawing>
           <wp:inline distT="0" distB="0" distL="0" distR="0" wp14:anchorId="7194B1AA" wp14:editId="7070B679">
@@ -52679,7 +52966,7 @@
                     <pic:cNvPicPr/>
                   </pic:nvPicPr>
                   <pic:blipFill>
-                    <a:blip r:embed="rId113"/>
+                    <a:blip r:embed="rId116"/>
                     <a:stretch>
                       <a:fillRect/>
                     </a:stretch>
@@ -52732,8 +53019,6 @@
           <w:lang w:eastAsia="en-IN"/>
         </w:rPr>
       </w:pPr>
-      <w:bookmarkStart w:id="0" w:name="_GoBack"/>
-      <w:bookmarkEnd w:id="0"/>
     </w:p>
     <w:p>
       <w:pPr>
@@ -52765,7 +53050,7 @@
     </w:p>
     <w:p>
       <w:pPr>
-        <w:spacing w:line="254" w:lineRule="auto"/>
+        <w:spacing w:line="256" w:lineRule="auto"/>
         <w:ind w:left="720"/>
         <w:jc w:val="both"/>
         <w:rPr>
@@ -52777,9 +53062,784 @@
         </w:rPr>
       </w:pPr>
     </w:p>
+    <w:p>
+      <w:pPr>
+        <w:spacing w:line="256" w:lineRule="auto"/>
+        <w:ind w:left="720"/>
+        <w:jc w:val="both"/>
+        <w:rPr>
+          <w:b/>
+          <w:bCs/>
+          <w:sz w:val="28"/>
+          <w:szCs w:val="28"/>
+          <w:lang w:val="en-US"/>
+        </w:rPr>
+      </w:pPr>
+    </w:p>
+    <w:p>
+      <w:pPr>
+        <w:spacing w:line="256" w:lineRule="auto"/>
+        <w:ind w:left="720"/>
+        <w:jc w:val="both"/>
+        <w:rPr>
+          <w:b/>
+          <w:bCs/>
+          <w:sz w:val="28"/>
+          <w:szCs w:val="28"/>
+          <w:lang w:val="en-US"/>
+        </w:rPr>
+      </w:pPr>
+    </w:p>
+    <w:p>
+      <w:pPr>
+        <w:spacing w:line="256" w:lineRule="auto"/>
+        <w:ind w:left="720"/>
+        <w:jc w:val="both"/>
+        <w:rPr>
+          <w:b/>
+          <w:bCs/>
+          <w:sz w:val="28"/>
+          <w:szCs w:val="28"/>
+          <w:lang w:val="en-US"/>
+        </w:rPr>
+      </w:pPr>
+    </w:p>
+    <w:p>
+      <w:pPr>
+        <w:pStyle w:val="ListParagraph"/>
+        <w:numPr>
+          <w:ilvl w:val="0"/>
+          <w:numId w:val="15"/>
+        </w:numPr>
+        <w:shd w:val="clear" w:color="auto" w:fill="FFFFFF"/>
+        <w:spacing w:after="0" w:line="285" w:lineRule="atLeast"/>
+        <w:rPr>
+          <w:rFonts w:ascii="Consolas" w:eastAsia="Times New Roman" w:hAnsi="Consolas" w:cs="Times New Roman"/>
+          <w:color w:val="202020"/>
+          <w:sz w:val="21"/>
+          <w:szCs w:val="21"/>
+          <w:lang w:eastAsia="en-IN"/>
+        </w:rPr>
+      </w:pPr>
+      <w:r>
+        <w:rPr>
+          <w:b/>
+          <w:bCs/>
+          <w:sz w:val="28"/>
+          <w:szCs w:val="28"/>
+          <w:lang w:val="en-US"/>
+        </w:rPr>
+        <w:lastRenderedPageBreak/>
+        <w:t xml:space="preserve">Aim: </w:t>
+      </w:r>
+      <w:r>
+        <w:rPr>
+          <w:sz w:val="28"/>
+          <w:szCs w:val="28"/>
+          <w:lang w:val="en-US"/>
+        </w:rPr>
+        <w:t xml:space="preserve">Demonstrate </w:t>
+      </w:r>
+      <w:proofErr w:type="spellStart"/>
+      <w:r>
+        <w:rPr>
+          <w:b/>
+          <w:sz w:val="28"/>
+          <w:szCs w:val="28"/>
+          <w:lang w:val="en-US"/>
+        </w:rPr>
+        <w:t>RequestDispatcher</w:t>
+      </w:r>
+      <w:proofErr w:type="spellEnd"/>
+      <w:r>
+        <w:rPr>
+          <w:b/>
+          <w:sz w:val="28"/>
+          <w:szCs w:val="28"/>
+          <w:lang w:val="en-US"/>
+        </w:rPr>
+        <w:t xml:space="preserve"> </w:t>
+      </w:r>
+      <w:r>
+        <w:rPr>
+          <w:sz w:val="28"/>
+          <w:szCs w:val="28"/>
+          <w:lang w:val="en-US"/>
+        </w:rPr>
+        <w:t xml:space="preserve">using </w:t>
+      </w:r>
+      <w:proofErr w:type="gramStart"/>
+      <w:r>
+        <w:rPr>
+          <w:sz w:val="28"/>
+          <w:szCs w:val="28"/>
+          <w:lang w:val="en-US"/>
+        </w:rPr>
+        <w:t>forward(</w:t>
+      </w:r>
+      <w:proofErr w:type="gramEnd"/>
+      <w:r>
+        <w:rPr>
+          <w:sz w:val="28"/>
+          <w:szCs w:val="28"/>
+          <w:lang w:val="en-US"/>
+        </w:rPr>
+        <w:t>) and include().</w:t>
+      </w:r>
+    </w:p>
+    <w:p>
+      <w:pPr>
+        <w:pStyle w:val="ListParagraph"/>
+        <w:shd w:val="clear" w:color="auto" w:fill="FFFFFF"/>
+        <w:spacing w:after="0" w:line="285" w:lineRule="atLeast"/>
+        <w:rPr>
+          <w:b/>
+          <w:bCs/>
+          <w:sz w:val="28"/>
+          <w:szCs w:val="28"/>
+          <w:lang w:val="en-US"/>
+        </w:rPr>
+      </w:pPr>
+    </w:p>
+    <w:p>
+      <w:pPr>
+        <w:pStyle w:val="ListParagraph"/>
+        <w:shd w:val="clear" w:color="auto" w:fill="FFFFFF"/>
+        <w:spacing w:after="0" w:line="285" w:lineRule="atLeast"/>
+        <w:rPr>
+          <w:rFonts w:ascii="Consolas" w:eastAsia="Times New Roman" w:hAnsi="Consolas" w:cs="Times New Roman"/>
+          <w:color w:val="202020"/>
+          <w:sz w:val="21"/>
+          <w:szCs w:val="21"/>
+          <w:lang w:eastAsia="en-IN"/>
+        </w:rPr>
+      </w:pPr>
+      <w:r>
+        <w:rPr>
+          <w:b/>
+          <w:bCs/>
+          <w:sz w:val="28"/>
+          <w:szCs w:val="28"/>
+          <w:lang w:val="en-US"/>
+        </w:rPr>
+        <w:t>Tomcat Configuration:</w:t>
+      </w:r>
+    </w:p>
+    <w:p>
+      <w:pPr>
+        <w:pStyle w:val="ListParagraph"/>
+        <w:shd w:val="clear" w:color="auto" w:fill="FFFFFF"/>
+        <w:spacing w:after="0" w:line="285" w:lineRule="atLeast"/>
+        <w:rPr>
+          <w:rFonts w:ascii="Consolas" w:eastAsia="Times New Roman" w:hAnsi="Consolas" w:cs="Times New Roman"/>
+          <w:color w:val="202020"/>
+          <w:sz w:val="21"/>
+          <w:szCs w:val="21"/>
+          <w:lang w:eastAsia="en-IN"/>
+        </w:rPr>
+      </w:pPr>
+      <w:r>
+        <w:rPr>
+          <w:rFonts w:ascii="Consolas" w:eastAsia="Times New Roman" w:hAnsi="Consolas" w:cs="Times New Roman"/>
+          <w:color w:val="202020"/>
+          <w:sz w:val="21"/>
+          <w:szCs w:val="21"/>
+          <w:lang w:eastAsia="en-IN"/>
+        </w:rPr>
+        <w:drawing>
+          <wp:inline distT="0" distB="0" distL="0" distR="0" wp14:anchorId="51BAD6C3" wp14:editId="7F720D55">
+            <wp:extent cx="5943600" cy="3933190"/>
+            <wp:effectExtent l="0" t="0" r="0" b="0"/>
+            <wp:docPr id="453" name="Picture 453"/>
+            <wp:cNvGraphicFramePr>
+              <a:graphicFrameLocks xmlns:a="http://schemas.openxmlformats.org/drawingml/2006/main" noChangeAspect="1"/>
+            </wp:cNvGraphicFramePr>
+            <a:graphic xmlns:a="http://schemas.openxmlformats.org/drawingml/2006/main">
+              <a:graphicData uri="http://schemas.openxmlformats.org/drawingml/2006/picture">
+                <pic:pic xmlns:pic="http://schemas.openxmlformats.org/drawingml/2006/picture">
+                  <pic:nvPicPr>
+                    <pic:cNvPr id="0" name=""/>
+                    <pic:cNvPicPr/>
+                  </pic:nvPicPr>
+                  <pic:blipFill>
+                    <a:blip r:embed="rId117"/>
+                    <a:stretch>
+                      <a:fillRect/>
+                    </a:stretch>
+                  </pic:blipFill>
+                  <pic:spPr>
+                    <a:xfrm>
+                      <a:off x="0" y="0"/>
+                      <a:ext cx="5943600" cy="3933190"/>
+                    </a:xfrm>
+                    <a:prstGeom prst="rect">
+                      <a:avLst/>
+                    </a:prstGeom>
+                  </pic:spPr>
+                </pic:pic>
+              </a:graphicData>
+            </a:graphic>
+          </wp:inline>
+        </w:drawing>
+      </w:r>
+    </w:p>
+    <w:p>
+      <w:pPr>
+        <w:spacing w:line="256" w:lineRule="auto"/>
+        <w:ind w:left="720"/>
+        <w:jc w:val="both"/>
+        <w:rPr>
+          <w:b/>
+          <w:bCs/>
+          <w:sz w:val="28"/>
+          <w:szCs w:val="28"/>
+          <w:lang w:val="en-US"/>
+        </w:rPr>
+      </w:pPr>
+    </w:p>
+    <w:p>
+      <w:pPr>
+        <w:spacing w:line="256" w:lineRule="auto"/>
+        <w:ind w:left="720"/>
+        <w:jc w:val="both"/>
+        <w:rPr>
+          <w:b/>
+          <w:bCs/>
+          <w:sz w:val="28"/>
+          <w:szCs w:val="28"/>
+          <w:lang w:val="en-US"/>
+        </w:rPr>
+      </w:pPr>
+      <w:r>
+        <w:rPr>
+          <w:b/>
+          <w:bCs/>
+          <w:sz w:val="28"/>
+          <w:szCs w:val="28"/>
+          <w:lang w:val="en-US"/>
+        </w:rPr>
+        <w:t>FirstServlet.java:</w:t>
+      </w:r>
+    </w:p>
+    <w:p>
+      <w:pPr>
+        <w:spacing w:line="256" w:lineRule="auto"/>
+        <w:ind w:left="720"/>
+        <w:jc w:val="both"/>
+        <w:rPr>
+          <w:bCs/>
+          <w:sz w:val="28"/>
+          <w:szCs w:val="28"/>
+          <w:lang w:val="en-US"/>
+        </w:rPr>
+      </w:pPr>
+      <w:r>
+        <w:rPr>
+          <w:bCs/>
+          <w:sz w:val="28"/>
+          <w:szCs w:val="28"/>
+          <w:lang w:val="en-US"/>
+        </w:rPr>
+        <w:drawing>
+          <wp:inline distT="0" distB="0" distL="0" distR="0" wp14:anchorId="5E42A226" wp14:editId="43A2FA49">
+            <wp:extent cx="3915508" cy="3760196"/>
+            <wp:effectExtent l="0" t="0" r="8890" b="0"/>
+            <wp:docPr id="456" name="Picture 456"/>
+            <wp:cNvGraphicFramePr>
+              <a:graphicFrameLocks xmlns:a="http://schemas.openxmlformats.org/drawingml/2006/main" noChangeAspect="1"/>
+            </wp:cNvGraphicFramePr>
+            <a:graphic xmlns:a="http://schemas.openxmlformats.org/drawingml/2006/main">
+              <a:graphicData uri="http://schemas.openxmlformats.org/drawingml/2006/picture">
+                <pic:pic xmlns:pic="http://schemas.openxmlformats.org/drawingml/2006/picture">
+                  <pic:nvPicPr>
+                    <pic:cNvPr id="0" name=""/>
+                    <pic:cNvPicPr/>
+                  </pic:nvPicPr>
+                  <pic:blipFill>
+                    <a:blip r:embed="rId118"/>
+                    <a:stretch>
+                      <a:fillRect/>
+                    </a:stretch>
+                  </pic:blipFill>
+                  <pic:spPr>
+                    <a:xfrm>
+                      <a:off x="0" y="0"/>
+                      <a:ext cx="3919305" cy="3763843"/>
+                    </a:xfrm>
+                    <a:prstGeom prst="rect">
+                      <a:avLst/>
+                    </a:prstGeom>
+                  </pic:spPr>
+                </pic:pic>
+              </a:graphicData>
+            </a:graphic>
+          </wp:inline>
+        </w:drawing>
+      </w:r>
+    </w:p>
+    <w:p>
+      <w:pPr>
+        <w:spacing w:line="254" w:lineRule="auto"/>
+        <w:ind w:left="720"/>
+        <w:jc w:val="both"/>
+        <w:rPr>
+          <w:b/>
+          <w:bCs/>
+          <w:sz w:val="28"/>
+          <w:szCs w:val="28"/>
+          <w:lang w:val="en-US"/>
+        </w:rPr>
+      </w:pPr>
+      <w:r>
+        <w:rPr>
+          <w:b/>
+          <w:bCs/>
+          <w:sz w:val="28"/>
+          <w:szCs w:val="28"/>
+          <w:lang w:val="en-US"/>
+        </w:rPr>
+        <w:lastRenderedPageBreak/>
+        <w:t>ForwardServlet.java:</w:t>
+      </w:r>
+    </w:p>
+    <w:p>
+      <w:pPr>
+        <w:spacing w:line="254" w:lineRule="auto"/>
+        <w:ind w:left="720"/>
+        <w:jc w:val="both"/>
+        <w:rPr>
+          <w:b/>
+          <w:bCs/>
+          <w:sz w:val="28"/>
+          <w:szCs w:val="28"/>
+          <w:lang w:val="en-US"/>
+        </w:rPr>
+      </w:pPr>
+      <w:r>
+        <w:rPr>
+          <w:b/>
+          <w:bCs/>
+          <w:sz w:val="28"/>
+          <w:szCs w:val="28"/>
+          <w:lang w:val="en-US"/>
+        </w:rPr>
+        <w:drawing>
+          <wp:inline distT="0" distB="0" distL="0" distR="0" wp14:anchorId="13060173" wp14:editId="071D262C">
+            <wp:extent cx="5058481" cy="3648584"/>
+            <wp:effectExtent l="0" t="0" r="8890" b="9525"/>
+            <wp:docPr id="458" name="Picture 458"/>
+            <wp:cNvGraphicFramePr>
+              <a:graphicFrameLocks xmlns:a="http://schemas.openxmlformats.org/drawingml/2006/main" noChangeAspect="1"/>
+            </wp:cNvGraphicFramePr>
+            <a:graphic xmlns:a="http://schemas.openxmlformats.org/drawingml/2006/main">
+              <a:graphicData uri="http://schemas.openxmlformats.org/drawingml/2006/picture">
+                <pic:pic xmlns:pic="http://schemas.openxmlformats.org/drawingml/2006/picture">
+                  <pic:nvPicPr>
+                    <pic:cNvPr id="0" name=""/>
+                    <pic:cNvPicPr/>
+                  </pic:nvPicPr>
+                  <pic:blipFill>
+                    <a:blip r:embed="rId119"/>
+                    <a:stretch>
+                      <a:fillRect/>
+                    </a:stretch>
+                  </pic:blipFill>
+                  <pic:spPr>
+                    <a:xfrm>
+                      <a:off x="0" y="0"/>
+                      <a:ext cx="5058481" cy="3648584"/>
+                    </a:xfrm>
+                    <a:prstGeom prst="rect">
+                      <a:avLst/>
+                    </a:prstGeom>
+                  </pic:spPr>
+                </pic:pic>
+              </a:graphicData>
+            </a:graphic>
+          </wp:inline>
+        </w:drawing>
+      </w:r>
+    </w:p>
+    <w:p>
+      <w:pPr>
+        <w:spacing w:line="254" w:lineRule="auto"/>
+        <w:ind w:left="720"/>
+        <w:jc w:val="both"/>
+        <w:rPr>
+          <w:b/>
+          <w:bCs/>
+          <w:sz w:val="28"/>
+          <w:szCs w:val="28"/>
+          <w:lang w:val="en-US"/>
+        </w:rPr>
+      </w:pPr>
+      <w:r>
+        <w:rPr>
+          <w:b/>
+          <w:bCs/>
+          <w:sz w:val="28"/>
+          <w:szCs w:val="28"/>
+          <w:lang w:val="en-US"/>
+        </w:rPr>
+        <w:t>IncludeServlet.java:</w:t>
+      </w:r>
+    </w:p>
+    <w:p>
+      <w:pPr>
+        <w:spacing w:line="254" w:lineRule="auto"/>
+        <w:ind w:left="720"/>
+        <w:jc w:val="both"/>
+        <w:rPr>
+          <w:b/>
+          <w:bCs/>
+          <w:sz w:val="28"/>
+          <w:szCs w:val="28"/>
+          <w:lang w:val="en-US"/>
+        </w:rPr>
+      </w:pPr>
+      <w:r>
+        <w:rPr>
+          <w:b/>
+          <w:bCs/>
+          <w:sz w:val="28"/>
+          <w:szCs w:val="28"/>
+          <w:lang w:val="en-US"/>
+        </w:rPr>
+        <w:drawing>
+          <wp:inline distT="0" distB="0" distL="0" distR="0" wp14:anchorId="7EFF4B53" wp14:editId="60EB5AAB">
+            <wp:extent cx="4443046" cy="4094246"/>
+            <wp:effectExtent l="0" t="0" r="0" b="1905"/>
+            <wp:docPr id="459" name="Picture 459"/>
+            <wp:cNvGraphicFramePr>
+              <a:graphicFrameLocks xmlns:a="http://schemas.openxmlformats.org/drawingml/2006/main" noChangeAspect="1"/>
+            </wp:cNvGraphicFramePr>
+            <a:graphic xmlns:a="http://schemas.openxmlformats.org/drawingml/2006/main">
+              <a:graphicData uri="http://schemas.openxmlformats.org/drawingml/2006/picture">
+                <pic:pic xmlns:pic="http://schemas.openxmlformats.org/drawingml/2006/picture">
+                  <pic:nvPicPr>
+                    <pic:cNvPr id="0" name=""/>
+                    <pic:cNvPicPr/>
+                  </pic:nvPicPr>
+                  <pic:blipFill>
+                    <a:blip r:embed="rId120"/>
+                    <a:stretch>
+                      <a:fillRect/>
+                    </a:stretch>
+                  </pic:blipFill>
+                  <pic:spPr>
+                    <a:xfrm>
+                      <a:off x="0" y="0"/>
+                      <a:ext cx="4450329" cy="4100958"/>
+                    </a:xfrm>
+                    <a:prstGeom prst="rect">
+                      <a:avLst/>
+                    </a:prstGeom>
+                  </pic:spPr>
+                </pic:pic>
+              </a:graphicData>
+            </a:graphic>
+          </wp:inline>
+        </w:drawing>
+      </w:r>
+    </w:p>
+    <w:p>
+      <w:pPr>
+        <w:spacing w:line="254" w:lineRule="auto"/>
+        <w:ind w:left="720"/>
+        <w:jc w:val="both"/>
+        <w:rPr>
+          <w:b/>
+          <w:bCs/>
+          <w:sz w:val="28"/>
+          <w:szCs w:val="28"/>
+          <w:lang w:val="en-US"/>
+        </w:rPr>
+      </w:pPr>
+    </w:p>
+    <w:p>
+      <w:pPr>
+        <w:spacing w:line="254" w:lineRule="auto"/>
+        <w:ind w:left="720"/>
+        <w:jc w:val="both"/>
+        <w:rPr>
+          <w:b/>
+          <w:bCs/>
+          <w:sz w:val="28"/>
+          <w:szCs w:val="28"/>
+          <w:lang w:val="en-US"/>
+        </w:rPr>
+      </w:pPr>
+      <w:r>
+        <w:rPr>
+          <w:b/>
+          <w:bCs/>
+          <w:sz w:val="28"/>
+          <w:szCs w:val="28"/>
+          <w:lang w:val="en-US"/>
+        </w:rPr>
+        <w:lastRenderedPageBreak/>
+        <w:t>OUTPUT:</w:t>
+      </w:r>
+    </w:p>
+    <w:p>
+      <w:pPr>
+        <w:spacing w:line="254" w:lineRule="auto"/>
+        <w:ind w:left="720"/>
+        <w:jc w:val="both"/>
+        <w:rPr>
+          <w:b/>
+          <w:bCs/>
+          <w:sz w:val="28"/>
+          <w:szCs w:val="28"/>
+          <w:lang w:val="en-US"/>
+        </w:rPr>
+      </w:pPr>
+      <w:r>
+        <w:rPr>
+          <w:b/>
+          <w:bCs/>
+          <w:sz w:val="28"/>
+          <w:szCs w:val="28"/>
+          <w:lang w:val="en-US"/>
+        </w:rPr>
+        <w:t>http://localhost:8080/Delta/first</w:t>
+      </w:r>
+    </w:p>
+    <w:p>
+      <w:pPr>
+        <w:spacing w:line="254" w:lineRule="auto"/>
+        <w:ind w:left="720"/>
+        <w:jc w:val="both"/>
+        <w:rPr>
+          <w:b/>
+          <w:bCs/>
+          <w:sz w:val="28"/>
+          <w:szCs w:val="28"/>
+          <w:lang w:val="en-US"/>
+        </w:rPr>
+      </w:pPr>
+      <w:r>
+        <w:rPr>
+          <w:b/>
+          <w:bCs/>
+          <w:sz w:val="28"/>
+          <w:szCs w:val="28"/>
+          <w:lang w:val="en-US"/>
+        </w:rPr>
+        <w:drawing>
+          <wp:inline distT="0" distB="0" distL="0" distR="0" wp14:anchorId="767C85CC" wp14:editId="2337DE42">
+            <wp:extent cx="2972215" cy="1305107"/>
+            <wp:effectExtent l="19050" t="19050" r="19050" b="28575"/>
+            <wp:docPr id="460" name="Picture 460"/>
+            <wp:cNvGraphicFramePr>
+              <a:graphicFrameLocks xmlns:a="http://schemas.openxmlformats.org/drawingml/2006/main" noChangeAspect="1"/>
+            </wp:cNvGraphicFramePr>
+            <a:graphic xmlns:a="http://schemas.openxmlformats.org/drawingml/2006/main">
+              <a:graphicData uri="http://schemas.openxmlformats.org/drawingml/2006/picture">
+                <pic:pic xmlns:pic="http://schemas.openxmlformats.org/drawingml/2006/picture">
+                  <pic:nvPicPr>
+                    <pic:cNvPr id="0" name=""/>
+                    <pic:cNvPicPr/>
+                  </pic:nvPicPr>
+                  <pic:blipFill>
+                    <a:blip r:embed="rId121"/>
+                    <a:stretch>
+                      <a:fillRect/>
+                    </a:stretch>
+                  </pic:blipFill>
+                  <pic:spPr>
+                    <a:xfrm>
+                      <a:off x="0" y="0"/>
+                      <a:ext cx="2972215" cy="1305107"/>
+                    </a:xfrm>
+                    <a:prstGeom prst="rect">
+                      <a:avLst/>
+                    </a:prstGeom>
+                    <a:ln>
+                      <a:solidFill>
+                        <a:schemeClr val="tx1"/>
+                      </a:solidFill>
+                    </a:ln>
+                  </pic:spPr>
+                </pic:pic>
+              </a:graphicData>
+            </a:graphic>
+          </wp:inline>
+        </w:drawing>
+      </w:r>
+    </w:p>
+    <w:p>
+      <w:pPr>
+        <w:spacing w:line="254" w:lineRule="auto"/>
+        <w:ind w:left="720"/>
+        <w:jc w:val="both"/>
+        <w:rPr>
+          <w:b/>
+          <w:bCs/>
+          <w:sz w:val="28"/>
+          <w:szCs w:val="28"/>
+          <w:lang w:val="en-US"/>
+        </w:rPr>
+      </w:pPr>
+      <w:r>
+        <w:rPr>
+          <w:b/>
+          <w:bCs/>
+          <w:sz w:val="28"/>
+          <w:szCs w:val="28"/>
+          <w:lang w:val="en-US"/>
+        </w:rPr>
+        <w:t>http://localhost:8080/Delta/forward</w:t>
+      </w:r>
+    </w:p>
+    <w:p>
+      <w:pPr>
+        <w:spacing w:line="254" w:lineRule="auto"/>
+        <w:ind w:left="720"/>
+        <w:jc w:val="both"/>
+        <w:rPr>
+          <w:b/>
+          <w:bCs/>
+          <w:sz w:val="28"/>
+          <w:szCs w:val="28"/>
+          <w:lang w:val="en-US"/>
+        </w:rPr>
+      </w:pPr>
+      <w:r>
+        <w:rPr>
+          <w:b/>
+          <w:bCs/>
+          <w:sz w:val="28"/>
+          <w:szCs w:val="28"/>
+          <w:lang w:val="en-US"/>
+        </w:rPr>
+        <w:drawing>
+          <wp:inline distT="0" distB="0" distL="0" distR="0" wp14:anchorId="20610A57" wp14:editId="4DE1E517">
+            <wp:extent cx="2591162" cy="752580"/>
+            <wp:effectExtent l="0" t="0" r="0" b="9525"/>
+            <wp:docPr id="461" name="Picture 461"/>
+            <wp:cNvGraphicFramePr>
+              <a:graphicFrameLocks xmlns:a="http://schemas.openxmlformats.org/drawingml/2006/main" noChangeAspect="1"/>
+            </wp:cNvGraphicFramePr>
+            <a:graphic xmlns:a="http://schemas.openxmlformats.org/drawingml/2006/main">
+              <a:graphicData uri="http://schemas.openxmlformats.org/drawingml/2006/picture">
+                <pic:pic xmlns:pic="http://schemas.openxmlformats.org/drawingml/2006/picture">
+                  <pic:nvPicPr>
+                    <pic:cNvPr id="0" name=""/>
+                    <pic:cNvPicPr/>
+                  </pic:nvPicPr>
+                  <pic:blipFill>
+                    <a:blip r:embed="rId122"/>
+                    <a:stretch>
+                      <a:fillRect/>
+                    </a:stretch>
+                  </pic:blipFill>
+                  <pic:spPr>
+                    <a:xfrm>
+                      <a:off x="0" y="0"/>
+                      <a:ext cx="2591162" cy="752580"/>
+                    </a:xfrm>
+                    <a:prstGeom prst="rect">
+                      <a:avLst/>
+                    </a:prstGeom>
+                  </pic:spPr>
+                </pic:pic>
+              </a:graphicData>
+            </a:graphic>
+          </wp:inline>
+        </w:drawing>
+      </w:r>
+    </w:p>
+    <w:p>
+      <w:pPr>
+        <w:spacing w:line="254" w:lineRule="auto"/>
+        <w:ind w:left="720"/>
+        <w:jc w:val="both"/>
+        <w:rPr>
+          <w:b/>
+          <w:bCs/>
+          <w:sz w:val="28"/>
+          <w:szCs w:val="28"/>
+          <w:lang w:val="en-US"/>
+        </w:rPr>
+      </w:pPr>
+      <w:r>
+        <w:rPr>
+          <w:b/>
+          <w:bCs/>
+          <w:sz w:val="28"/>
+          <w:szCs w:val="28"/>
+          <w:lang w:val="en-US"/>
+        </w:rPr>
+        <w:t>http://localhost:8080/Delta/include</w:t>
+      </w:r>
+    </w:p>
+    <w:p>
+      <w:pPr>
+        <w:spacing w:line="254" w:lineRule="auto"/>
+        <w:ind w:left="720"/>
+        <w:jc w:val="both"/>
+        <w:rPr>
+          <w:b/>
+          <w:bCs/>
+          <w:sz w:val="28"/>
+          <w:szCs w:val="28"/>
+          <w:lang w:val="en-US"/>
+        </w:rPr>
+      </w:pPr>
+      <w:r>
+        <w:rPr>
+          <w:b/>
+          <w:bCs/>
+          <w:sz w:val="28"/>
+          <w:szCs w:val="28"/>
+          <w:lang w:val="en-US"/>
+        </w:rPr>
+        <w:drawing>
+          <wp:inline distT="0" distB="0" distL="0" distR="0" wp14:anchorId="78D2C747" wp14:editId="4933EBFF">
+            <wp:extent cx="2801816" cy="2055877"/>
+            <wp:effectExtent l="19050" t="19050" r="17780" b="20955"/>
+            <wp:docPr id="462" name="Picture 462"/>
+            <wp:cNvGraphicFramePr>
+              <a:graphicFrameLocks xmlns:a="http://schemas.openxmlformats.org/drawingml/2006/main" noChangeAspect="1"/>
+            </wp:cNvGraphicFramePr>
+            <a:graphic xmlns:a="http://schemas.openxmlformats.org/drawingml/2006/main">
+              <a:graphicData uri="http://schemas.openxmlformats.org/drawingml/2006/picture">
+                <pic:pic xmlns:pic="http://schemas.openxmlformats.org/drawingml/2006/picture">
+                  <pic:nvPicPr>
+                    <pic:cNvPr id="0" name=""/>
+                    <pic:cNvPicPr/>
+                  </pic:nvPicPr>
+                  <pic:blipFill>
+                    <a:blip r:embed="rId123"/>
+                    <a:stretch>
+                      <a:fillRect/>
+                    </a:stretch>
+                  </pic:blipFill>
+                  <pic:spPr>
+                    <a:xfrm>
+                      <a:off x="0" y="0"/>
+                      <a:ext cx="2827311" cy="2074584"/>
+                    </a:xfrm>
+                    <a:prstGeom prst="rect">
+                      <a:avLst/>
+                    </a:prstGeom>
+                    <a:ln>
+                      <a:solidFill>
+                        <a:schemeClr val="tx1"/>
+                      </a:solidFill>
+                    </a:ln>
+                  </pic:spPr>
+                </pic:pic>
+              </a:graphicData>
+            </a:graphic>
+          </wp:inline>
+        </w:drawing>
+      </w:r>
+    </w:p>
     <w:sectPr>
-      <w:headerReference w:type="default" r:id="rId114"/>
-      <w:footerReference w:type="default" r:id="rId115"/>
+      <w:headerReference w:type="default" r:id="rId124"/>
+      <w:footerReference w:type="default" r:id="rId125"/>
       <w:pgSz w:w="11906" w:h="16838"/>
       <w:pgMar w:top="720" w:right="720" w:bottom="720" w:left="720" w:header="708" w:footer="708" w:gutter="0"/>
       <w:cols w:space="708"/>
@@ -52909,7 +53969,7 @@
             </wp:anchor>
           </w:drawing>
         </mc:Choice>
-        <mc:Fallback xmlns:wpsCustomData="http://www.wps.cn/officeDocument/2013/wpsCustomData" xmlns:w15="http://schemas.microsoft.com/office/word/2012/wordml">
+        <mc:Fallback xmlns:w15="http://schemas.microsoft.com/office/word/2012/wordml" xmlns:wpsCustomData="http://www.wps.cn/officeDocument/2013/wpsCustomData">
           <w:pict>
             <v:rect id="_x0000_s1026" o:spid="_x0000_s1026" o:spt="1" style="position:absolute;left:0pt;height:750.3pt;width:579.9pt;mso-position-horizontal:center;mso-position-horizontal-relative:page;mso-position-vertical:center;mso-position-vertical-relative:page;z-index:251660288;v-text-anchor:middle;mso-width-relative:page;mso-height-relative:page;mso-width-percent:950;mso-height-percent:950;" filled="f" stroked="t" coordsize="21600,21600" o:gfxdata="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">
               <v:fill on="f" focussize="0,0"/>
@@ -54343,7 +55403,7 @@
   <w:style w:type="paragraph" w:default="1" w:styleId="Normal">
     <w:name w:val="Normal"/>
     <w:qFormat/>
-    <w:rsid w:val="001203F0"/>
+    <w:rsid w:val="000B154F"/>
     <w:pPr>
       <w:spacing w:after="160" w:line="259" w:lineRule="auto"/>
     </w:pPr>
@@ -54644,7 +55704,7 @@
   <w:style w:type="paragraph" w:default="1" w:styleId="Normal">
     <w:name w:val="Normal"/>
     <w:qFormat/>
-    <w:rsid w:val="001203F0"/>
+    <w:rsid w:val="000B154F"/>
     <w:pPr>
       <w:spacing w:after="160" w:line="259" w:lineRule="auto"/>
     </w:pPr>

--- a/JAVA_practical/Practical's.docx
+++ b/JAVA_practical/Practical's.docx
@@ -258,7 +258,7 @@
           <w:lang w:eastAsia="en-IN"/>
         </w:rPr>
         <w:drawing>
-          <wp:anchor distT="0" distB="0" distL="114300" distR="114300" simplePos="0" relativeHeight="251661312" behindDoc="0" locked="0" layoutInCell="1" allowOverlap="1" wp14:anchorId="72661223" wp14:editId="50D2CD0A">
+          <wp:anchor distT="0" distB="0" distL="114300" distR="114300" simplePos="0" relativeHeight="251661312" behindDoc="0" locked="0" layoutInCell="1" allowOverlap="1" wp14:anchorId="041EC648" wp14:editId="2BA97573">
             <wp:simplePos x="0" y="0"/>
             <wp:positionH relativeFrom="column">
               <wp:posOffset>449580</wp:posOffset>
@@ -325,6 +325,15 @@
         </w:rPr>
         <w:t xml:space="preserve"> Constructor:</w:t>
       </w:r>
+    </w:p>
+    <w:p>
+      <w:pPr>
+        <w:pStyle w:val="ListParagraph"/>
+        <w:rPr>
+          <w:sz w:val="28"/>
+          <w:lang w:val="en-US"/>
+        </w:rPr>
+      </w:pPr>
     </w:p>
     <w:p>
       <w:pPr>
@@ -42970,8 +42979,6 @@
         </w:rPr>
         <w:t>&gt;</w:t>
       </w:r>
-      <w:bookmarkStart w:id="0" w:name="_GoBack"/>
-      <w:bookmarkEnd w:id="0"/>
     </w:p>
     <w:p>
       <w:pPr>
@@ -52266,6 +52273,7 @@
       <w:r>
         <w:rPr>
           <w:rFonts w:ascii="Consolas" w:eastAsia="Times New Roman" w:hAnsi="Consolas" w:cs="Times New Roman"/>
+          <w:noProof/>
           <w:color w:val="202020"/>
           <w:sz w:val="21"/>
           <w:szCs w:val="21"/>
@@ -52461,9 +52469,10 @@
         <w:rPr>
           <w:b/>
           <w:bCs/>
+          <w:noProof/>
           <w:sz w:val="28"/>
           <w:szCs w:val="28"/>
-          <w:lang w:val="en-US"/>
+          <w:lang w:eastAsia="en-IN"/>
         </w:rPr>
         <w:drawing>
           <wp:inline distT="0" distB="0" distL="0" distR="0" wp14:anchorId="62AA018C" wp14:editId="2F0A35F8">
@@ -53241,6 +53250,7 @@
       <w:r>
         <w:rPr>
           <w:rFonts w:ascii="Consolas" w:eastAsia="Times New Roman" w:hAnsi="Consolas" w:cs="Times New Roman"/>
+          <w:noProof/>
           <w:color w:val="202020"/>
           <w:sz w:val="21"/>
           <w:szCs w:val="21"/>
@@ -53336,9 +53346,10 @@
       <w:r>
         <w:rPr>
           <w:bCs/>
+          <w:noProof/>
           <w:sz w:val="28"/>
           <w:szCs w:val="28"/>
-          <w:lang w:val="en-US"/>
+          <w:lang w:eastAsia="en-IN"/>
         </w:rPr>
         <w:drawing>
           <wp:inline distT="0" distB="0" distL="0" distR="0" wp14:anchorId="5E42A226" wp14:editId="43A2FA49">
@@ -53419,9 +53430,10 @@
         <w:rPr>
           <w:b/>
           <w:bCs/>
+          <w:noProof/>
           <w:sz w:val="28"/>
           <w:szCs w:val="28"/>
-          <w:lang w:val="en-US"/>
+          <w:lang w:eastAsia="en-IN"/>
         </w:rPr>
         <w:drawing>
           <wp:inline distT="0" distB="0" distL="0" distR="0" wp14:anchorId="13060173" wp14:editId="071D262C">
@@ -53501,9 +53513,10 @@
         <w:rPr>
           <w:b/>
           <w:bCs/>
+          <w:noProof/>
           <w:sz w:val="28"/>
           <w:szCs w:val="28"/>
-          <w:lang w:val="en-US"/>
+          <w:lang w:eastAsia="en-IN"/>
         </w:rPr>
         <w:drawing>
           <wp:inline distT="0" distB="0" distL="0" distR="0" wp14:anchorId="7EFF4B53" wp14:editId="60EB5AAB">
@@ -53622,9 +53635,10 @@
         <w:rPr>
           <w:b/>
           <w:bCs/>
+          <w:noProof/>
           <w:sz w:val="28"/>
           <w:szCs w:val="28"/>
-          <w:lang w:val="en-US"/>
+          <w:lang w:eastAsia="en-IN"/>
         </w:rPr>
         <w:drawing>
           <wp:inline distT="0" distB="0" distL="0" distR="0" wp14:anchorId="767C85CC" wp14:editId="2337DE42">
@@ -53709,9 +53723,10 @@
         <w:rPr>
           <w:b/>
           <w:bCs/>
+          <w:noProof/>
           <w:sz w:val="28"/>
           <w:szCs w:val="28"/>
-          <w:lang w:val="en-US"/>
+          <w:lang w:eastAsia="en-IN"/>
         </w:rPr>
         <w:drawing>
           <wp:inline distT="0" distB="0" distL="0" distR="0" wp14:anchorId="20610A57" wp14:editId="4DE1E517">
@@ -53791,9 +53806,10 @@
         <w:rPr>
           <w:b/>
           <w:bCs/>
+          <w:noProof/>
           <w:sz w:val="28"/>
           <w:szCs w:val="28"/>
-          <w:lang w:val="en-US"/>
+          <w:lang w:eastAsia="en-IN"/>
         </w:rPr>
         <w:drawing>
           <wp:inline distT="0" distB="0" distL="0" distR="0" wp14:anchorId="78D2C747" wp14:editId="4933EBFF">
@@ -53837,9 +53853,992 @@
         </w:drawing>
       </w:r>
     </w:p>
+    <w:p>
+      <w:pPr>
+        <w:spacing w:after="0" w:line="240" w:lineRule="auto"/>
+        <w:rPr>
+          <w:b/>
+          <w:bCs/>
+          <w:sz w:val="28"/>
+          <w:szCs w:val="28"/>
+          <w:lang w:val="en-US"/>
+        </w:rPr>
+      </w:pPr>
+      <w:r>
+        <w:rPr>
+          <w:b/>
+          <w:bCs/>
+          <w:sz w:val="28"/>
+          <w:szCs w:val="28"/>
+          <w:lang w:val="en-US"/>
+        </w:rPr>
+        <w:br w:type="page"/>
+      </w:r>
+    </w:p>
+    <w:p>
+      <w:pPr>
+        <w:jc w:val="center"/>
+        <w:rPr>
+          <w:b/>
+          <w:sz w:val="40"/>
+          <w:lang w:val="en-US"/>
+        </w:rPr>
+      </w:pPr>
+      <w:r>
+        <w:rPr>
+          <w:b/>
+          <w:sz w:val="40"/>
+          <w:lang w:val="en-US"/>
+        </w:rPr>
+        <w:lastRenderedPageBreak/>
+        <w:t>Practical No: 10</w:t>
+      </w:r>
+    </w:p>
+    <w:p>
+      <w:pPr>
+        <w:pStyle w:val="ListParagraph"/>
+        <w:numPr>
+          <w:ilvl w:val="0"/>
+          <w:numId w:val="16"/>
+        </w:numPr>
+        <w:shd w:val="clear" w:color="auto" w:fill="FFFFFF"/>
+        <w:spacing w:after="0" w:line="285" w:lineRule="atLeast"/>
+        <w:rPr>
+          <w:rFonts w:ascii="Consolas" w:eastAsia="Times New Roman" w:hAnsi="Consolas" w:cs="Times New Roman"/>
+          <w:color w:val="202020"/>
+          <w:sz w:val="21"/>
+          <w:szCs w:val="21"/>
+          <w:lang w:eastAsia="en-IN"/>
+        </w:rPr>
+      </w:pPr>
+      <w:r>
+        <w:rPr>
+          <w:b/>
+          <w:bCs/>
+          <w:sz w:val="28"/>
+          <w:szCs w:val="28"/>
+          <w:lang w:val="en-US"/>
+        </w:rPr>
+        <w:t xml:space="preserve">Aim: </w:t>
+      </w:r>
+      <w:r>
+        <w:rPr>
+          <w:sz w:val="28"/>
+          <w:szCs w:val="28"/>
+          <w:lang w:val="en-US"/>
+        </w:rPr>
+        <w:t xml:space="preserve">Implement </w:t>
+      </w:r>
+      <w:r>
+        <w:rPr>
+          <w:b/>
+          <w:sz w:val="28"/>
+          <w:szCs w:val="28"/>
+          <w:lang w:val="en-US"/>
+        </w:rPr>
+        <w:t xml:space="preserve">Response Redirection </w:t>
+      </w:r>
+      <w:r>
+        <w:rPr>
+          <w:sz w:val="28"/>
+          <w:szCs w:val="28"/>
+          <w:lang w:val="en-US"/>
+        </w:rPr>
+        <w:t>in Servlet.</w:t>
+      </w:r>
+    </w:p>
+    <w:p>
+      <w:pPr>
+        <w:pStyle w:val="ListParagraph"/>
+        <w:shd w:val="clear" w:color="auto" w:fill="FFFFFF"/>
+        <w:spacing w:after="0" w:line="285" w:lineRule="atLeast"/>
+        <w:rPr>
+          <w:bCs/>
+          <w:sz w:val="28"/>
+          <w:szCs w:val="28"/>
+          <w:lang w:val="en-US"/>
+        </w:rPr>
+      </w:pPr>
+    </w:p>
+    <w:p>
+      <w:pPr>
+        <w:pStyle w:val="ListParagraph"/>
+        <w:shd w:val="clear" w:color="auto" w:fill="FFFFFF"/>
+        <w:spacing w:after="0" w:line="285" w:lineRule="atLeast"/>
+        <w:rPr>
+          <w:b/>
+          <w:bCs/>
+          <w:sz w:val="28"/>
+          <w:szCs w:val="28"/>
+          <w:lang w:val="en-US"/>
+        </w:rPr>
+      </w:pPr>
+      <w:r>
+        <w:rPr>
+          <w:b/>
+          <w:bCs/>
+          <w:sz w:val="28"/>
+          <w:szCs w:val="28"/>
+          <w:lang w:val="en-US"/>
+        </w:rPr>
+        <w:t>Age.html:</w:t>
+      </w:r>
+    </w:p>
+    <w:p>
+      <w:pPr>
+        <w:pStyle w:val="ListParagraph"/>
+        <w:shd w:val="clear" w:color="auto" w:fill="FFFFFF"/>
+        <w:spacing w:after="0" w:line="285" w:lineRule="atLeast"/>
+        <w:rPr>
+          <w:b/>
+          <w:bCs/>
+          <w:sz w:val="28"/>
+          <w:szCs w:val="28"/>
+          <w:lang w:val="en-US"/>
+        </w:rPr>
+      </w:pPr>
+      <w:r>
+        <w:rPr>
+          <w:b/>
+          <w:bCs/>
+          <w:sz w:val="28"/>
+          <w:szCs w:val="28"/>
+          <w:lang w:val="en-US"/>
+        </w:rPr>
+        <w:drawing>
+          <wp:inline distT="0" distB="0" distL="0" distR="0" wp14:anchorId="0EC5CEEE" wp14:editId="7FAA3C33">
+            <wp:extent cx="3629532" cy="2953162"/>
+            <wp:effectExtent l="19050" t="19050" r="28575" b="19050"/>
+            <wp:docPr id="466" name="Picture 466"/>
+            <wp:cNvGraphicFramePr>
+              <a:graphicFrameLocks xmlns:a="http://schemas.openxmlformats.org/drawingml/2006/main" noChangeAspect="1"/>
+            </wp:cNvGraphicFramePr>
+            <a:graphic xmlns:a="http://schemas.openxmlformats.org/drawingml/2006/main">
+              <a:graphicData uri="http://schemas.openxmlformats.org/drawingml/2006/picture">
+                <pic:pic xmlns:pic="http://schemas.openxmlformats.org/drawingml/2006/picture">
+                  <pic:nvPicPr>
+                    <pic:cNvPr id="0" name=""/>
+                    <pic:cNvPicPr/>
+                  </pic:nvPicPr>
+                  <pic:blipFill>
+                    <a:blip r:embed="rId124"/>
+                    <a:stretch>
+                      <a:fillRect/>
+                    </a:stretch>
+                  </pic:blipFill>
+                  <pic:spPr>
+                    <a:xfrm>
+                      <a:off x="0" y="0"/>
+                      <a:ext cx="3629532" cy="2953162"/>
+                    </a:xfrm>
+                    <a:prstGeom prst="rect">
+                      <a:avLst/>
+                    </a:prstGeom>
+                    <a:ln>
+                      <a:solidFill>
+                        <a:schemeClr val="tx1"/>
+                      </a:solidFill>
+                    </a:ln>
+                  </pic:spPr>
+                </pic:pic>
+              </a:graphicData>
+            </a:graphic>
+          </wp:inline>
+        </w:drawing>
+      </w:r>
+    </w:p>
+    <w:p>
+      <w:pPr>
+        <w:pStyle w:val="ListParagraph"/>
+        <w:shd w:val="clear" w:color="auto" w:fill="FFFFFF"/>
+        <w:spacing w:after="0" w:line="285" w:lineRule="atLeast"/>
+        <w:rPr>
+          <w:b/>
+          <w:bCs/>
+          <w:sz w:val="28"/>
+          <w:szCs w:val="28"/>
+          <w:lang w:val="en-US"/>
+        </w:rPr>
+      </w:pPr>
+    </w:p>
+    <w:p>
+      <w:pPr>
+        <w:pStyle w:val="ListParagraph"/>
+        <w:shd w:val="clear" w:color="auto" w:fill="FFFFFF"/>
+        <w:spacing w:after="0" w:line="285" w:lineRule="atLeast"/>
+        <w:rPr>
+          <w:b/>
+          <w:bCs/>
+          <w:sz w:val="28"/>
+          <w:szCs w:val="28"/>
+          <w:lang w:val="en-US"/>
+        </w:rPr>
+      </w:pPr>
+      <w:r>
+        <w:rPr>
+          <w:b/>
+          <w:bCs/>
+          <w:sz w:val="28"/>
+          <w:szCs w:val="28"/>
+          <w:lang w:val="en-US"/>
+        </w:rPr>
+        <w:t>AgeCheckServlet.java:</w:t>
+      </w:r>
+    </w:p>
+    <w:p>
+      <w:pPr>
+        <w:pStyle w:val="ListParagraph"/>
+        <w:shd w:val="clear" w:color="auto" w:fill="FFFFFF"/>
+        <w:spacing w:after="0" w:line="285" w:lineRule="atLeast"/>
+        <w:rPr>
+          <w:b/>
+          <w:bCs/>
+          <w:sz w:val="28"/>
+          <w:szCs w:val="28"/>
+          <w:lang w:val="en-US"/>
+        </w:rPr>
+      </w:pPr>
+      <w:r>
+        <w:rPr>
+          <w:b/>
+          <w:bCs/>
+          <w:sz w:val="28"/>
+          <w:szCs w:val="28"/>
+          <w:lang w:val="en-US"/>
+        </w:rPr>
+        <w:drawing>
+          <wp:inline distT="0" distB="0" distL="0" distR="0" wp14:anchorId="5CF54BC7" wp14:editId="5919E8A2">
+            <wp:extent cx="5725324" cy="3924848"/>
+            <wp:effectExtent l="19050" t="19050" r="27940" b="19050"/>
+            <wp:docPr id="467" name="Picture 467"/>
+            <wp:cNvGraphicFramePr>
+              <a:graphicFrameLocks xmlns:a="http://schemas.openxmlformats.org/drawingml/2006/main" noChangeAspect="1"/>
+            </wp:cNvGraphicFramePr>
+            <a:graphic xmlns:a="http://schemas.openxmlformats.org/drawingml/2006/main">
+              <a:graphicData uri="http://schemas.openxmlformats.org/drawingml/2006/picture">
+                <pic:pic xmlns:pic="http://schemas.openxmlformats.org/drawingml/2006/picture">
+                  <pic:nvPicPr>
+                    <pic:cNvPr id="0" name=""/>
+                    <pic:cNvPicPr/>
+                  </pic:nvPicPr>
+                  <pic:blipFill>
+                    <a:blip r:embed="rId125"/>
+                    <a:stretch>
+                      <a:fillRect/>
+                    </a:stretch>
+                  </pic:blipFill>
+                  <pic:spPr>
+                    <a:xfrm>
+                      <a:off x="0" y="0"/>
+                      <a:ext cx="5725324" cy="3924848"/>
+                    </a:xfrm>
+                    <a:prstGeom prst="rect">
+                      <a:avLst/>
+                    </a:prstGeom>
+                    <a:ln>
+                      <a:solidFill>
+                        <a:schemeClr val="tx1"/>
+                      </a:solidFill>
+                    </a:ln>
+                  </pic:spPr>
+                </pic:pic>
+              </a:graphicData>
+            </a:graphic>
+          </wp:inline>
+        </w:drawing>
+      </w:r>
+    </w:p>
+    <w:p>
+      <w:pPr>
+        <w:pStyle w:val="ListParagraph"/>
+        <w:shd w:val="clear" w:color="auto" w:fill="FFFFFF"/>
+        <w:spacing w:after="0" w:line="285" w:lineRule="atLeast"/>
+        <w:rPr>
+          <w:b/>
+          <w:bCs/>
+          <w:sz w:val="28"/>
+          <w:szCs w:val="28"/>
+          <w:lang w:val="en-US"/>
+        </w:rPr>
+      </w:pPr>
+    </w:p>
+    <w:p>
+      <w:pPr>
+        <w:pStyle w:val="ListParagraph"/>
+        <w:shd w:val="clear" w:color="auto" w:fill="FFFFFF"/>
+        <w:spacing w:after="0" w:line="285" w:lineRule="atLeast"/>
+        <w:rPr>
+          <w:b/>
+          <w:bCs/>
+          <w:sz w:val="28"/>
+          <w:szCs w:val="28"/>
+          <w:lang w:val="en-US"/>
+        </w:rPr>
+      </w:pPr>
+    </w:p>
+    <w:p>
+      <w:pPr>
+        <w:pStyle w:val="ListParagraph"/>
+        <w:shd w:val="clear" w:color="auto" w:fill="FFFFFF"/>
+        <w:spacing w:after="0" w:line="285" w:lineRule="atLeast"/>
+        <w:rPr>
+          <w:b/>
+          <w:bCs/>
+          <w:sz w:val="28"/>
+          <w:szCs w:val="28"/>
+          <w:lang w:val="en-US"/>
+        </w:rPr>
+      </w:pPr>
+    </w:p>
+    <w:p>
+      <w:pPr>
+        <w:pStyle w:val="ListParagraph"/>
+        <w:shd w:val="clear" w:color="auto" w:fill="FFFFFF"/>
+        <w:spacing w:after="0" w:line="285" w:lineRule="atLeast"/>
+        <w:rPr>
+          <w:b/>
+          <w:bCs/>
+          <w:sz w:val="28"/>
+          <w:szCs w:val="28"/>
+          <w:lang w:val="en-US"/>
+        </w:rPr>
+      </w:pPr>
+      <w:r>
+        <w:rPr>
+          <w:b/>
+          <w:bCs/>
+          <w:sz w:val="28"/>
+          <w:szCs w:val="28"/>
+          <w:lang w:val="en-US"/>
+        </w:rPr>
+        <w:t>WelcomeServlet.java:</w:t>
+      </w:r>
+    </w:p>
+    <w:p>
+      <w:pPr>
+        <w:pStyle w:val="ListParagraph"/>
+        <w:shd w:val="clear" w:color="auto" w:fill="FFFFFF"/>
+        <w:spacing w:after="0" w:line="285" w:lineRule="atLeast"/>
+        <w:rPr>
+          <w:b/>
+          <w:bCs/>
+          <w:sz w:val="28"/>
+          <w:szCs w:val="28"/>
+          <w:lang w:val="en-US"/>
+        </w:rPr>
+      </w:pPr>
+      <w:r>
+        <w:rPr>
+          <w:b/>
+          <w:bCs/>
+          <w:sz w:val="28"/>
+          <w:szCs w:val="28"/>
+          <w:lang w:val="en-US"/>
+        </w:rPr>
+        <w:drawing>
+          <wp:inline distT="0" distB="0" distL="0" distR="0" wp14:anchorId="4805DF1B" wp14:editId="339A7018">
+            <wp:extent cx="5934903" cy="3096057"/>
+            <wp:effectExtent l="19050" t="19050" r="27940" b="28575"/>
+            <wp:docPr id="468" name="Picture 468"/>
+            <wp:cNvGraphicFramePr>
+              <a:graphicFrameLocks xmlns:a="http://schemas.openxmlformats.org/drawingml/2006/main" noChangeAspect="1"/>
+            </wp:cNvGraphicFramePr>
+            <a:graphic xmlns:a="http://schemas.openxmlformats.org/drawingml/2006/main">
+              <a:graphicData uri="http://schemas.openxmlformats.org/drawingml/2006/picture">
+                <pic:pic xmlns:pic="http://schemas.openxmlformats.org/drawingml/2006/picture">
+                  <pic:nvPicPr>
+                    <pic:cNvPr id="0" name=""/>
+                    <pic:cNvPicPr/>
+                  </pic:nvPicPr>
+                  <pic:blipFill>
+                    <a:blip r:embed="rId126"/>
+                    <a:stretch>
+                      <a:fillRect/>
+                    </a:stretch>
+                  </pic:blipFill>
+                  <pic:spPr>
+                    <a:xfrm>
+                      <a:off x="0" y="0"/>
+                      <a:ext cx="5934903" cy="3096057"/>
+                    </a:xfrm>
+                    <a:prstGeom prst="rect">
+                      <a:avLst/>
+                    </a:prstGeom>
+                    <a:ln>
+                      <a:solidFill>
+                        <a:schemeClr val="tx1"/>
+                      </a:solidFill>
+                    </a:ln>
+                  </pic:spPr>
+                </pic:pic>
+              </a:graphicData>
+            </a:graphic>
+          </wp:inline>
+        </w:drawing>
+      </w:r>
+    </w:p>
+    <w:p>
+      <w:pPr>
+        <w:pStyle w:val="ListParagraph"/>
+        <w:shd w:val="clear" w:color="auto" w:fill="FFFFFF"/>
+        <w:spacing w:after="0" w:line="285" w:lineRule="atLeast"/>
+        <w:rPr>
+          <w:b/>
+          <w:bCs/>
+          <w:sz w:val="28"/>
+          <w:szCs w:val="28"/>
+          <w:lang w:val="en-US"/>
+        </w:rPr>
+      </w:pPr>
+    </w:p>
+    <w:p>
+      <w:pPr>
+        <w:pStyle w:val="ListParagraph"/>
+        <w:shd w:val="clear" w:color="auto" w:fill="FFFFFF"/>
+        <w:spacing w:after="0" w:line="285" w:lineRule="atLeast"/>
+        <w:rPr>
+          <w:b/>
+          <w:bCs/>
+          <w:sz w:val="28"/>
+          <w:szCs w:val="28"/>
+          <w:lang w:val="en-US"/>
+        </w:rPr>
+      </w:pPr>
+      <w:r>
+        <w:rPr>
+          <w:b/>
+          <w:bCs/>
+          <w:sz w:val="28"/>
+          <w:szCs w:val="28"/>
+          <w:lang w:val="en-US"/>
+        </w:rPr>
+        <w:t>BlockedServlet.java:</w:t>
+      </w:r>
+    </w:p>
+    <w:p>
+      <w:pPr>
+        <w:pStyle w:val="ListParagraph"/>
+        <w:shd w:val="clear" w:color="auto" w:fill="FFFFFF"/>
+        <w:spacing w:after="0" w:line="285" w:lineRule="atLeast"/>
+        <w:rPr>
+          <w:b/>
+          <w:bCs/>
+          <w:sz w:val="28"/>
+          <w:szCs w:val="28"/>
+          <w:lang w:val="en-US"/>
+        </w:rPr>
+      </w:pPr>
+      <w:r>
+        <w:rPr>
+          <w:b/>
+          <w:bCs/>
+          <w:sz w:val="28"/>
+          <w:szCs w:val="28"/>
+          <w:lang w:val="en-US"/>
+        </w:rPr>
+        <w:drawing>
+          <wp:inline distT="0" distB="0" distL="0" distR="0" wp14:anchorId="5DEE8DAE" wp14:editId="23BE460C">
+            <wp:extent cx="5677692" cy="3372321"/>
+            <wp:effectExtent l="19050" t="19050" r="18415" b="19050"/>
+            <wp:docPr id="469" name="Picture 469"/>
+            <wp:cNvGraphicFramePr>
+              <a:graphicFrameLocks xmlns:a="http://schemas.openxmlformats.org/drawingml/2006/main" noChangeAspect="1"/>
+            </wp:cNvGraphicFramePr>
+            <a:graphic xmlns:a="http://schemas.openxmlformats.org/drawingml/2006/main">
+              <a:graphicData uri="http://schemas.openxmlformats.org/drawingml/2006/picture">
+                <pic:pic xmlns:pic="http://schemas.openxmlformats.org/drawingml/2006/picture">
+                  <pic:nvPicPr>
+                    <pic:cNvPr id="0" name=""/>
+                    <pic:cNvPicPr/>
+                  </pic:nvPicPr>
+                  <pic:blipFill>
+                    <a:blip r:embed="rId127"/>
+                    <a:stretch>
+                      <a:fillRect/>
+                    </a:stretch>
+                  </pic:blipFill>
+                  <pic:spPr>
+                    <a:xfrm>
+                      <a:off x="0" y="0"/>
+                      <a:ext cx="5677692" cy="3372321"/>
+                    </a:xfrm>
+                    <a:prstGeom prst="rect">
+                      <a:avLst/>
+                    </a:prstGeom>
+                    <a:ln>
+                      <a:solidFill>
+                        <a:schemeClr val="tx1"/>
+                      </a:solidFill>
+                    </a:ln>
+                  </pic:spPr>
+                </pic:pic>
+              </a:graphicData>
+            </a:graphic>
+          </wp:inline>
+        </w:drawing>
+      </w:r>
+    </w:p>
+    <w:p>
+      <w:pPr>
+        <w:pStyle w:val="ListParagraph"/>
+        <w:shd w:val="clear" w:color="auto" w:fill="FFFFFF"/>
+        <w:spacing w:after="0" w:line="285" w:lineRule="atLeast"/>
+        <w:rPr>
+          <w:b/>
+          <w:bCs/>
+          <w:sz w:val="28"/>
+          <w:szCs w:val="28"/>
+          <w:lang w:val="en-US"/>
+        </w:rPr>
+      </w:pPr>
+    </w:p>
+    <w:p>
+      <w:pPr>
+        <w:spacing w:after="0" w:line="240" w:lineRule="auto"/>
+        <w:rPr>
+          <w:b/>
+          <w:bCs/>
+          <w:sz w:val="28"/>
+          <w:szCs w:val="28"/>
+          <w:lang w:val="en-US"/>
+        </w:rPr>
+      </w:pPr>
+      <w:r>
+        <w:rPr>
+          <w:b/>
+          <w:bCs/>
+          <w:sz w:val="28"/>
+          <w:szCs w:val="28"/>
+          <w:lang w:val="en-US"/>
+        </w:rPr>
+        <w:br w:type="page"/>
+      </w:r>
+    </w:p>
+    <w:p>
+      <w:pPr>
+        <w:pStyle w:val="ListParagraph"/>
+        <w:shd w:val="clear" w:color="auto" w:fill="FFFFFF"/>
+        <w:spacing w:after="0" w:line="285" w:lineRule="atLeast"/>
+        <w:rPr>
+          <w:b/>
+          <w:bCs/>
+          <w:sz w:val="28"/>
+          <w:szCs w:val="28"/>
+          <w:lang w:val="en-US"/>
+        </w:rPr>
+      </w:pPr>
+      <w:r>
+        <w:rPr>
+          <w:b/>
+          <w:bCs/>
+          <w:sz w:val="28"/>
+          <w:szCs w:val="28"/>
+          <w:lang w:val="en-US"/>
+        </w:rPr>
+        <w:lastRenderedPageBreak/>
+        <w:t>Web.xml:</w:t>
+      </w:r>
+    </w:p>
+    <w:p>
+      <w:pPr>
+        <w:pStyle w:val="ListParagraph"/>
+        <w:shd w:val="clear" w:color="auto" w:fill="FFFFFF"/>
+        <w:spacing w:after="0" w:line="285" w:lineRule="atLeast"/>
+        <w:rPr>
+          <w:b/>
+          <w:bCs/>
+          <w:sz w:val="28"/>
+          <w:szCs w:val="28"/>
+          <w:lang w:val="en-US"/>
+        </w:rPr>
+      </w:pPr>
+      <w:r>
+        <w:rPr>
+          <w:b/>
+          <w:bCs/>
+          <w:sz w:val="28"/>
+          <w:szCs w:val="28"/>
+          <w:lang w:val="en-US"/>
+        </w:rPr>
+        <w:drawing>
+          <wp:inline distT="0" distB="0" distL="0" distR="0" wp14:anchorId="14ACD179" wp14:editId="4933F646">
+            <wp:extent cx="5382376" cy="3153215"/>
+            <wp:effectExtent l="19050" t="19050" r="27940" b="28575"/>
+            <wp:docPr id="470" name="Picture 470"/>
+            <wp:cNvGraphicFramePr>
+              <a:graphicFrameLocks xmlns:a="http://schemas.openxmlformats.org/drawingml/2006/main" noChangeAspect="1"/>
+            </wp:cNvGraphicFramePr>
+            <a:graphic xmlns:a="http://schemas.openxmlformats.org/drawingml/2006/main">
+              <a:graphicData uri="http://schemas.openxmlformats.org/drawingml/2006/picture">
+                <pic:pic xmlns:pic="http://schemas.openxmlformats.org/drawingml/2006/picture">
+                  <pic:nvPicPr>
+                    <pic:cNvPr id="0" name=""/>
+                    <pic:cNvPicPr/>
+                  </pic:nvPicPr>
+                  <pic:blipFill>
+                    <a:blip r:embed="rId128"/>
+                    <a:stretch>
+                      <a:fillRect/>
+                    </a:stretch>
+                  </pic:blipFill>
+                  <pic:spPr>
+                    <a:xfrm>
+                      <a:off x="0" y="0"/>
+                      <a:ext cx="5382376" cy="3153215"/>
+                    </a:xfrm>
+                    <a:prstGeom prst="rect">
+                      <a:avLst/>
+                    </a:prstGeom>
+                    <a:ln>
+                      <a:solidFill>
+                        <a:schemeClr val="tx1"/>
+                      </a:solidFill>
+                    </a:ln>
+                  </pic:spPr>
+                </pic:pic>
+              </a:graphicData>
+            </a:graphic>
+          </wp:inline>
+        </w:drawing>
+      </w:r>
+    </w:p>
+    <w:p>
+      <w:pPr>
+        <w:pStyle w:val="ListParagraph"/>
+        <w:shd w:val="clear" w:color="auto" w:fill="FFFFFF"/>
+        <w:spacing w:after="0" w:line="285" w:lineRule="atLeast"/>
+        <w:rPr>
+          <w:b/>
+          <w:bCs/>
+          <w:sz w:val="28"/>
+          <w:szCs w:val="28"/>
+          <w:lang w:val="en-US"/>
+        </w:rPr>
+      </w:pPr>
+    </w:p>
+    <w:p>
+      <w:pPr>
+        <w:pStyle w:val="ListParagraph"/>
+        <w:shd w:val="clear" w:color="auto" w:fill="FFFFFF"/>
+        <w:spacing w:after="0" w:line="285" w:lineRule="atLeast"/>
+        <w:rPr>
+          <w:b/>
+          <w:bCs/>
+          <w:sz w:val="28"/>
+          <w:szCs w:val="28"/>
+          <w:lang w:val="en-US"/>
+        </w:rPr>
+      </w:pPr>
+      <w:r>
+        <w:rPr>
+          <w:b/>
+          <w:bCs/>
+          <w:sz w:val="28"/>
+          <w:szCs w:val="28"/>
+          <w:lang w:val="en-US"/>
+        </w:rPr>
+        <w:t>OUTPUT:</w:t>
+      </w:r>
+    </w:p>
+    <w:p>
+      <w:pPr>
+        <w:pStyle w:val="ListParagraph"/>
+        <w:shd w:val="clear" w:color="auto" w:fill="FFFFFF"/>
+        <w:spacing w:after="0" w:line="285" w:lineRule="atLeast"/>
+        <w:rPr>
+          <w:b/>
+          <w:bCs/>
+          <w:sz w:val="28"/>
+          <w:szCs w:val="28"/>
+          <w:lang w:val="en-US"/>
+        </w:rPr>
+      </w:pPr>
+      <w:r>
+        <w:rPr>
+          <w:b/>
+          <w:bCs/>
+          <w:sz w:val="28"/>
+          <w:szCs w:val="28"/>
+          <w:lang w:val="en-US"/>
+        </w:rPr>
+        <w:drawing>
+          <wp:inline distT="0" distB="0" distL="0" distR="0" wp14:anchorId="480F8B52" wp14:editId="7453E93D">
+            <wp:extent cx="2553056" cy="1000265"/>
+            <wp:effectExtent l="19050" t="19050" r="19050" b="28575"/>
+            <wp:docPr id="471" name="Picture 471"/>
+            <wp:cNvGraphicFramePr>
+              <a:graphicFrameLocks xmlns:a="http://schemas.openxmlformats.org/drawingml/2006/main" noChangeAspect="1"/>
+            </wp:cNvGraphicFramePr>
+            <a:graphic xmlns:a="http://schemas.openxmlformats.org/drawingml/2006/main">
+              <a:graphicData uri="http://schemas.openxmlformats.org/drawingml/2006/picture">
+                <pic:pic xmlns:pic="http://schemas.openxmlformats.org/drawingml/2006/picture">
+                  <pic:nvPicPr>
+                    <pic:cNvPr id="0" name=""/>
+                    <pic:cNvPicPr/>
+                  </pic:nvPicPr>
+                  <pic:blipFill>
+                    <a:blip r:embed="rId129"/>
+                    <a:stretch>
+                      <a:fillRect/>
+                    </a:stretch>
+                  </pic:blipFill>
+                  <pic:spPr>
+                    <a:xfrm>
+                      <a:off x="0" y="0"/>
+                      <a:ext cx="2553056" cy="1000265"/>
+                    </a:xfrm>
+                    <a:prstGeom prst="rect">
+                      <a:avLst/>
+                    </a:prstGeom>
+                    <a:ln>
+                      <a:solidFill>
+                        <a:schemeClr val="tx1"/>
+                      </a:solidFill>
+                    </a:ln>
+                  </pic:spPr>
+                </pic:pic>
+              </a:graphicData>
+            </a:graphic>
+          </wp:inline>
+        </w:drawing>
+      </w:r>
+    </w:p>
+    <w:p>
+      <w:pPr>
+        <w:pStyle w:val="ListParagraph"/>
+        <w:shd w:val="clear" w:color="auto" w:fill="FFFFFF"/>
+        <w:spacing w:after="0" w:line="285" w:lineRule="atLeast"/>
+        <w:rPr>
+          <w:b/>
+          <w:bCs/>
+          <w:sz w:val="28"/>
+          <w:szCs w:val="28"/>
+          <w:lang w:val="en-US"/>
+        </w:rPr>
+      </w:pPr>
+      <w:bookmarkStart w:id="0" w:name="_GoBack"/>
+      <w:bookmarkEnd w:id="0"/>
+    </w:p>
+    <w:p>
+      <w:pPr>
+        <w:pStyle w:val="ListParagraph"/>
+        <w:shd w:val="clear" w:color="auto" w:fill="FFFFFF"/>
+        <w:spacing w:after="0" w:line="285" w:lineRule="atLeast"/>
+        <w:rPr>
+          <w:b/>
+          <w:bCs/>
+          <w:sz w:val="28"/>
+          <w:szCs w:val="28"/>
+          <w:lang w:val="en-US"/>
+        </w:rPr>
+      </w:pPr>
+      <w:r>
+        <w:rPr>
+          <w:b/>
+          <w:bCs/>
+          <w:sz w:val="28"/>
+          <w:szCs w:val="28"/>
+          <w:lang w:val="en-US"/>
+        </w:rPr>
+        <w:drawing>
+          <wp:inline distT="0" distB="0" distL="0" distR="0" wp14:anchorId="2DCFBAB0" wp14:editId="1539B3E1">
+            <wp:extent cx="5839640" cy="685896"/>
+            <wp:effectExtent l="19050" t="19050" r="8890" b="19050"/>
+            <wp:docPr id="472" name="Picture 472"/>
+            <wp:cNvGraphicFramePr>
+              <a:graphicFrameLocks xmlns:a="http://schemas.openxmlformats.org/drawingml/2006/main" noChangeAspect="1"/>
+            </wp:cNvGraphicFramePr>
+            <a:graphic xmlns:a="http://schemas.openxmlformats.org/drawingml/2006/main">
+              <a:graphicData uri="http://schemas.openxmlformats.org/drawingml/2006/picture">
+                <pic:pic xmlns:pic="http://schemas.openxmlformats.org/drawingml/2006/picture">
+                  <pic:nvPicPr>
+                    <pic:cNvPr id="0" name=""/>
+                    <pic:cNvPicPr/>
+                  </pic:nvPicPr>
+                  <pic:blipFill>
+                    <a:blip r:embed="rId130"/>
+                    <a:stretch>
+                      <a:fillRect/>
+                    </a:stretch>
+                  </pic:blipFill>
+                  <pic:spPr>
+                    <a:xfrm>
+                      <a:off x="0" y="0"/>
+                      <a:ext cx="5839640" cy="685896"/>
+                    </a:xfrm>
+                    <a:prstGeom prst="rect">
+                      <a:avLst/>
+                    </a:prstGeom>
+                    <a:ln>
+                      <a:solidFill>
+                        <a:schemeClr val="tx1"/>
+                      </a:solidFill>
+                    </a:ln>
+                  </pic:spPr>
+                </pic:pic>
+              </a:graphicData>
+            </a:graphic>
+          </wp:inline>
+        </w:drawing>
+      </w:r>
+    </w:p>
+    <w:p>
+      <w:pPr>
+        <w:pStyle w:val="ListParagraph"/>
+        <w:shd w:val="clear" w:color="auto" w:fill="FFFFFF"/>
+        <w:spacing w:after="0" w:line="285" w:lineRule="atLeast"/>
+        <w:rPr>
+          <w:b/>
+          <w:bCs/>
+          <w:sz w:val="28"/>
+          <w:szCs w:val="28"/>
+          <w:lang w:val="en-US"/>
+        </w:rPr>
+      </w:pPr>
+    </w:p>
+    <w:p>
+      <w:pPr>
+        <w:pStyle w:val="ListParagraph"/>
+        <w:shd w:val="clear" w:color="auto" w:fill="FFFFFF"/>
+        <w:spacing w:after="0" w:line="285" w:lineRule="atLeast"/>
+        <w:rPr>
+          <w:b/>
+          <w:bCs/>
+          <w:sz w:val="28"/>
+          <w:szCs w:val="28"/>
+          <w:lang w:val="en-US"/>
+        </w:rPr>
+      </w:pPr>
+      <w:r>
+        <w:rPr>
+          <w:b/>
+          <w:bCs/>
+          <w:sz w:val="28"/>
+          <w:szCs w:val="28"/>
+          <w:lang w:val="en-US"/>
+        </w:rPr>
+        <w:drawing>
+          <wp:inline distT="0" distB="0" distL="0" distR="0" wp14:anchorId="47912D7B" wp14:editId="0F06E4F7">
+            <wp:extent cx="2486372" cy="895475"/>
+            <wp:effectExtent l="19050" t="19050" r="28575" b="19050"/>
+            <wp:docPr id="473" name="Picture 473"/>
+            <wp:cNvGraphicFramePr>
+              <a:graphicFrameLocks xmlns:a="http://schemas.openxmlformats.org/drawingml/2006/main" noChangeAspect="1"/>
+            </wp:cNvGraphicFramePr>
+            <a:graphic xmlns:a="http://schemas.openxmlformats.org/drawingml/2006/main">
+              <a:graphicData uri="http://schemas.openxmlformats.org/drawingml/2006/picture">
+                <pic:pic xmlns:pic="http://schemas.openxmlformats.org/drawingml/2006/picture">
+                  <pic:nvPicPr>
+                    <pic:cNvPr id="0" name=""/>
+                    <pic:cNvPicPr/>
+                  </pic:nvPicPr>
+                  <pic:blipFill>
+                    <a:blip r:embed="rId131"/>
+                    <a:stretch>
+                      <a:fillRect/>
+                    </a:stretch>
+                  </pic:blipFill>
+                  <pic:spPr>
+                    <a:xfrm>
+                      <a:off x="0" y="0"/>
+                      <a:ext cx="2486372" cy="895475"/>
+                    </a:xfrm>
+                    <a:prstGeom prst="rect">
+                      <a:avLst/>
+                    </a:prstGeom>
+                    <a:ln>
+                      <a:solidFill>
+                        <a:schemeClr val="tx1"/>
+                      </a:solidFill>
+                    </a:ln>
+                  </pic:spPr>
+                </pic:pic>
+              </a:graphicData>
+            </a:graphic>
+          </wp:inline>
+        </w:drawing>
+      </w:r>
+    </w:p>
+    <w:p>
+      <w:pPr>
+        <w:pStyle w:val="ListParagraph"/>
+        <w:shd w:val="clear" w:color="auto" w:fill="FFFFFF"/>
+        <w:spacing w:after="0" w:line="285" w:lineRule="atLeast"/>
+        <w:rPr>
+          <w:b/>
+          <w:bCs/>
+          <w:sz w:val="28"/>
+          <w:szCs w:val="28"/>
+          <w:lang w:val="en-US"/>
+        </w:rPr>
+      </w:pPr>
+    </w:p>
+    <w:p>
+      <w:pPr>
+        <w:pStyle w:val="ListParagraph"/>
+        <w:shd w:val="clear" w:color="auto" w:fill="FFFFFF"/>
+        <w:spacing w:after="0" w:line="285" w:lineRule="atLeast"/>
+        <w:rPr>
+          <w:b/>
+          <w:bCs/>
+          <w:sz w:val="28"/>
+          <w:szCs w:val="28"/>
+          <w:lang w:val="en-US"/>
+        </w:rPr>
+      </w:pPr>
+      <w:r>
+        <w:rPr>
+          <w:b/>
+          <w:bCs/>
+          <w:sz w:val="28"/>
+          <w:szCs w:val="28"/>
+          <w:lang w:val="en-US"/>
+        </w:rPr>
+        <w:drawing>
+          <wp:inline distT="0" distB="0" distL="0" distR="0" wp14:anchorId="01FCC2A5" wp14:editId="58C3EFE2">
+            <wp:extent cx="5487166" cy="647790"/>
+            <wp:effectExtent l="19050" t="19050" r="18415" b="19050"/>
+            <wp:docPr id="474" name="Picture 474"/>
+            <wp:cNvGraphicFramePr>
+              <a:graphicFrameLocks xmlns:a="http://schemas.openxmlformats.org/drawingml/2006/main" noChangeAspect="1"/>
+            </wp:cNvGraphicFramePr>
+            <a:graphic xmlns:a="http://schemas.openxmlformats.org/drawingml/2006/main">
+              <a:graphicData uri="http://schemas.openxmlformats.org/drawingml/2006/picture">
+                <pic:pic xmlns:pic="http://schemas.openxmlformats.org/drawingml/2006/picture">
+                  <pic:nvPicPr>
+                    <pic:cNvPr id="0" name=""/>
+                    <pic:cNvPicPr/>
+                  </pic:nvPicPr>
+                  <pic:blipFill>
+                    <a:blip r:embed="rId132"/>
+                    <a:stretch>
+                      <a:fillRect/>
+                    </a:stretch>
+                  </pic:blipFill>
+                  <pic:spPr>
+                    <a:xfrm>
+                      <a:off x="0" y="0"/>
+                      <a:ext cx="5487166" cy="647790"/>
+                    </a:xfrm>
+                    <a:prstGeom prst="rect">
+                      <a:avLst/>
+                    </a:prstGeom>
+                    <a:ln>
+                      <a:solidFill>
+                        <a:schemeClr val="tx1"/>
+                      </a:solidFill>
+                    </a:ln>
+                  </pic:spPr>
+                </pic:pic>
+              </a:graphicData>
+            </a:graphic>
+          </wp:inline>
+        </w:drawing>
+      </w:r>
+    </w:p>
     <w:sectPr>
-      <w:headerReference w:type="default" r:id="rId124"/>
-      <w:footerReference w:type="default" r:id="rId125"/>
+      <w:headerReference w:type="default" r:id="rId133"/>
+      <w:footerReference w:type="default" r:id="rId134"/>
       <w:pgSz w:w="11906" w:h="16838"/>
       <w:pgMar w:top="720" w:right="720" w:bottom="720" w:left="720" w:header="708" w:footer="708" w:gutter="0"/>
       <w:cols w:space="708"/>
@@ -53969,7 +54968,7 @@
             </wp:anchor>
           </w:drawing>
         </mc:Choice>
-        <mc:Fallback xmlns:w15="http://schemas.microsoft.com/office/word/2012/wordml" xmlns:wpsCustomData="http://www.wps.cn/officeDocument/2013/wpsCustomData">
+        <mc:Fallback xmlns:wpsCustomData="http://www.wps.cn/officeDocument/2013/wpsCustomData" xmlns:w15="http://schemas.microsoft.com/office/word/2012/wordml">
           <w:pict>
             <v:rect id="_x0000_s1026" o:spid="_x0000_s1026" o:spt="1" style="position:absolute;left:0pt;height:750.3pt;width:579.9pt;mso-position-horizontal:center;mso-position-horizontal-relative:page;mso-position-vertical:center;mso-position-vertical-relative:page;z-index:251660288;v-text-anchor:middle;mso-width-relative:page;mso-height-relative:page;mso-width-percent:950;mso-height-percent:950;" filled="f" stroked="t" coordsize="21600,21600" o:gfxdata="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">
               <v:fill on="f" focussize="0,0"/>
@@ -54024,7 +55023,7 @@
         <w:sz w:val="24"/>
         <w:szCs w:val="20"/>
       </w:rPr>
-      <w:t>48</w:t>
+      <w:t>50</w:t>
     </w:r>
     <w:r>
       <w:rPr>
@@ -54876,7 +55875,7 @@
     </w:lvl>
   </w:abstractNum>
   <w:abstractNum w:abstractNumId="10">
-    <w:nsid w:val="39313C88"/>
+    <w:nsid w:val="306B365F"/>
     <w:multiLevelType w:val="hybridMultilevel"/>
     <w:tmpl w:val="30F82590"/>
     <w:lvl w:ilvl="0" w:tplc="CE425FBC">
@@ -54968,6 +55967,98 @@
     </w:lvl>
   </w:abstractNum>
   <w:abstractNum w:abstractNumId="11">
+    <w:nsid w:val="39313C88"/>
+    <w:multiLevelType w:val="hybridMultilevel"/>
+    <w:tmpl w:val="30F82590"/>
+    <w:lvl w:ilvl="0" w:tplc="CE425FBC">
+      <w:start w:val="1"/>
+      <w:numFmt w:val="upperLetter"/>
+      <w:lvlText w:val="%1)"/>
+      <w:lvlJc w:val="left"/>
+      <w:pPr>
+        <w:ind w:left="720" w:hanging="360"/>
+      </w:pPr>
+      <w:rPr>
+        <w:rFonts w:asciiTheme="minorHAnsi" w:eastAsiaTheme="minorHAnsi" w:hAnsiTheme="minorHAnsi" w:cstheme="minorBidi" w:hint="default"/>
+        <w:b/>
+        <w:color w:val="auto"/>
+        <w:sz w:val="28"/>
+      </w:rPr>
+    </w:lvl>
+    <w:lvl w:ilvl="1" w:tplc="40090019" w:tentative="1">
+      <w:start w:val="1"/>
+      <w:numFmt w:val="lowerLetter"/>
+      <w:lvlText w:val="%2."/>
+      <w:lvlJc w:val="left"/>
+      <w:pPr>
+        <w:ind w:left="1440" w:hanging="360"/>
+      </w:pPr>
+    </w:lvl>
+    <w:lvl w:ilvl="2" w:tplc="4009001B" w:tentative="1">
+      <w:start w:val="1"/>
+      <w:numFmt w:val="lowerRoman"/>
+      <w:lvlText w:val="%3."/>
+      <w:lvlJc w:val="right"/>
+      <w:pPr>
+        <w:ind w:left="2160" w:hanging="180"/>
+      </w:pPr>
+    </w:lvl>
+    <w:lvl w:ilvl="3" w:tplc="4009000F" w:tentative="1">
+      <w:start w:val="1"/>
+      <w:numFmt w:val="decimal"/>
+      <w:lvlText w:val="%4."/>
+      <w:lvlJc w:val="left"/>
+      <w:pPr>
+        <w:ind w:left="2880" w:hanging="360"/>
+      </w:pPr>
+    </w:lvl>
+    <w:lvl w:ilvl="4" w:tplc="40090019" w:tentative="1">
+      <w:start w:val="1"/>
+      <w:numFmt w:val="lowerLetter"/>
+      <w:lvlText w:val="%5."/>
+      <w:lvlJc w:val="left"/>
+      <w:pPr>
+        <w:ind w:left="3600" w:hanging="360"/>
+      </w:pPr>
+    </w:lvl>
+    <w:lvl w:ilvl="5" w:tplc="4009001B" w:tentative="1">
+      <w:start w:val="1"/>
+      <w:numFmt w:val="lowerRoman"/>
+      <w:lvlText w:val="%6."/>
+      <w:lvlJc w:val="right"/>
+      <w:pPr>
+        <w:ind w:left="4320" w:hanging="180"/>
+      </w:pPr>
+    </w:lvl>
+    <w:lvl w:ilvl="6" w:tplc="4009000F" w:tentative="1">
+      <w:start w:val="1"/>
+      <w:numFmt w:val="decimal"/>
+      <w:lvlText w:val="%7."/>
+      <w:lvlJc w:val="left"/>
+      <w:pPr>
+        <w:ind w:left="5040" w:hanging="360"/>
+      </w:pPr>
+    </w:lvl>
+    <w:lvl w:ilvl="7" w:tplc="40090019" w:tentative="1">
+      <w:start w:val="1"/>
+      <w:numFmt w:val="lowerLetter"/>
+      <w:lvlText w:val="%8."/>
+      <w:lvlJc w:val="left"/>
+      <w:pPr>
+        <w:ind w:left="5760" w:hanging="360"/>
+      </w:pPr>
+    </w:lvl>
+    <w:lvl w:ilvl="8" w:tplc="4009001B" w:tentative="1">
+      <w:start w:val="1"/>
+      <w:numFmt w:val="lowerRoman"/>
+      <w:lvlText w:val="%9."/>
+      <w:lvlJc w:val="right"/>
+      <w:pPr>
+        <w:ind w:left="6480" w:hanging="180"/>
+      </w:pPr>
+    </w:lvl>
+  </w:abstractNum>
+  <w:abstractNum w:abstractNumId="12">
     <w:nsid w:val="4E060361"/>
     <w:multiLevelType w:val="multilevel"/>
     <w:tmpl w:val="4E060361"/>
@@ -55056,7 +56147,7 @@
       </w:pPr>
     </w:lvl>
   </w:abstractNum>
-  <w:abstractNum w:abstractNumId="12">
+  <w:abstractNum w:abstractNumId="13">
     <w:nsid w:val="581BB4CE"/>
     <w:multiLevelType w:val="singleLevel"/>
     <w:tmpl w:val="581BB4CE"/>
@@ -55068,7 +56159,7 @@
       <w:lvlJc w:val="left"/>
     </w:lvl>
   </w:abstractNum>
-  <w:abstractNum w:abstractNumId="13">
+  <w:abstractNum w:abstractNumId="14">
     <w:nsid w:val="6C6A4234"/>
     <w:multiLevelType w:val="multilevel"/>
     <w:tmpl w:val="6C6A4234"/>
@@ -55201,7 +56292,7 @@
     </w:lvl>
   </w:abstractNum>
   <w:num w:numId="1">
-    <w:abstractNumId w:val="11"/>
+    <w:abstractNumId w:val="12"/>
   </w:num>
   <w:num w:numId="2">
     <w:abstractNumId w:val="6"/>
@@ -55219,7 +56310,7 @@
     <w:abstractNumId w:val="0"/>
   </w:num>
   <w:num w:numId="7">
-    <w:abstractNumId w:val="12"/>
+    <w:abstractNumId w:val="13"/>
   </w:num>
   <w:num w:numId="8">
     <w:abstractNumId w:val="3"/>
@@ -55228,7 +56319,7 @@
     <w:abstractNumId w:val="1"/>
   </w:num>
   <w:num w:numId="10">
-    <w:abstractNumId w:val="13"/>
+    <w:abstractNumId w:val="14"/>
   </w:num>
   <w:num w:numId="11">
     <w:abstractNumId w:val="4"/>
@@ -55246,6 +56337,9 @@
     </w:lvlOverride>
   </w:num>
   <w:num w:numId="15">
+    <w:abstractNumId w:val="11"/>
+  </w:num>
+  <w:num w:numId="16">
     <w:abstractNumId w:val="10"/>
   </w:num>
 </w:numbering>
@@ -55403,7 +56497,7 @@
   <w:style w:type="paragraph" w:default="1" w:styleId="Normal">
     <w:name w:val="Normal"/>
     <w:qFormat/>
-    <w:rsid w:val="000B154F"/>
+    <w:rsid w:val="00986BB6"/>
     <w:pPr>
       <w:spacing w:after="160" w:line="259" w:lineRule="auto"/>
     </w:pPr>
@@ -55704,7 +56798,7 @@
   <w:style w:type="paragraph" w:default="1" w:styleId="Normal">
     <w:name w:val="Normal"/>
     <w:qFormat/>
-    <w:rsid w:val="000B154F"/>
+    <w:rsid w:val="00986BB6"/>
     <w:pPr>
       <w:spacing w:after="160" w:line="259" w:lineRule="auto"/>
     </w:pPr>
